--- a/z reports/CHY report w6 - prof, err, quan, purn.docx
+++ b/z reports/CHY report w6 - prof, err, quan, purn.docx
@@ -11,7 +11,29 @@
       </w:r>
     </w:p>
     <w:p>
+      <w:pPr>
+        <w:rPr>
+          <w:b/>
+          <w:bCs/>
+          <w:sz w:val="36"/>
+          <w:szCs w:val="32"/>
+        </w:rPr>
+      </w:pPr>
       <w:r>
+        <w:rPr>
+          <w:b/>
+          <w:bCs/>
+          <w:sz w:val="36"/>
+          <w:szCs w:val="32"/>
+        </w:rPr>
+        <w:t>Training</w:t>
+      </w:r>
+    </w:p>
+    <w:p>
+      <w:r>
+        <w:rPr>
+          <w:noProof/>
+        </w:rPr>
         <w:drawing>
           <wp:inline distT="0" distB="0" distL="0" distR="0" wp14:anchorId="3695F922" wp14:editId="5987C08B">
             <wp:extent cx="6479540" cy="415290"/>
@@ -50,10 +72,487 @@
       </w:r>
     </w:p>
     <w:p/>
+    <w:p>
+      <w:r>
+        <w:drawing>
+          <wp:inline distT="0" distB="0" distL="0" distR="0" wp14:anchorId="6E4B44A5" wp14:editId="7E23002E">
+            <wp:extent cx="6479540" cy="2887345"/>
+            <wp:effectExtent l="0" t="0" r="0" b="8255"/>
+            <wp:docPr id="1147178812" name="Picture 1"/>
+            <wp:cNvGraphicFramePr>
+              <a:graphicFrameLocks xmlns:a="http://schemas.openxmlformats.org/drawingml/2006/main" noChangeAspect="1"/>
+            </wp:cNvGraphicFramePr>
+            <a:graphic xmlns:a="http://schemas.openxmlformats.org/drawingml/2006/main">
+              <a:graphicData uri="http://schemas.openxmlformats.org/drawingml/2006/picture">
+                <pic:pic xmlns:pic="http://schemas.openxmlformats.org/drawingml/2006/picture">
+                  <pic:nvPicPr>
+                    <pic:cNvPr id="1147178812" name=""/>
+                    <pic:cNvPicPr/>
+                  </pic:nvPicPr>
+                  <pic:blipFill>
+                    <a:blip r:embed="rId8"/>
+                    <a:stretch>
+                      <a:fillRect/>
+                    </a:stretch>
+                  </pic:blipFill>
+                  <pic:spPr>
+                    <a:xfrm>
+                      <a:off x="0" y="0"/>
+                      <a:ext cx="6479540" cy="2887345"/>
+                    </a:xfrm>
+                    <a:prstGeom prst="rect">
+                      <a:avLst/>
+                    </a:prstGeom>
+                  </pic:spPr>
+                </pic:pic>
+              </a:graphicData>
+            </a:graphic>
+          </wp:inline>
+        </w:drawing>
+      </w:r>
+    </w:p>
+    <w:p>
+      <w:r>
+        <w:drawing>
+          <wp:inline distT="0" distB="0" distL="0" distR="0" wp14:anchorId="70BD6302" wp14:editId="4298EE24">
+            <wp:extent cx="6479540" cy="2897505"/>
+            <wp:effectExtent l="0" t="0" r="0" b="0"/>
+            <wp:docPr id="705657133" name="Picture 1"/>
+            <wp:cNvGraphicFramePr>
+              <a:graphicFrameLocks xmlns:a="http://schemas.openxmlformats.org/drawingml/2006/main" noChangeAspect="1"/>
+            </wp:cNvGraphicFramePr>
+            <a:graphic xmlns:a="http://schemas.openxmlformats.org/drawingml/2006/main">
+              <a:graphicData uri="http://schemas.openxmlformats.org/drawingml/2006/picture">
+                <pic:pic xmlns:pic="http://schemas.openxmlformats.org/drawingml/2006/picture">
+                  <pic:nvPicPr>
+                    <pic:cNvPr id="705657133" name=""/>
+                    <pic:cNvPicPr/>
+                  </pic:nvPicPr>
+                  <pic:blipFill>
+                    <a:blip r:embed="rId9"/>
+                    <a:stretch>
+                      <a:fillRect/>
+                    </a:stretch>
+                  </pic:blipFill>
+                  <pic:spPr>
+                    <a:xfrm>
+                      <a:off x="0" y="0"/>
+                      <a:ext cx="6479540" cy="2897505"/>
+                    </a:xfrm>
+                    <a:prstGeom prst="rect">
+                      <a:avLst/>
+                    </a:prstGeom>
+                  </pic:spPr>
+                </pic:pic>
+              </a:graphicData>
+            </a:graphic>
+          </wp:inline>
+        </w:drawing>
+      </w:r>
+    </w:p>
+    <w:p/>
+    <w:p>
+      <w:r>
+        <w:lastRenderedPageBreak/>
+        <w:drawing>
+          <wp:inline distT="0" distB="0" distL="0" distR="0" wp14:anchorId="5AC34095" wp14:editId="2099856C">
+            <wp:extent cx="6479540" cy="2730500"/>
+            <wp:effectExtent l="0" t="0" r="0" b="0"/>
+            <wp:docPr id="1560831187" name="Picture 1"/>
+            <wp:cNvGraphicFramePr>
+              <a:graphicFrameLocks xmlns:a="http://schemas.openxmlformats.org/drawingml/2006/main" noChangeAspect="1"/>
+            </wp:cNvGraphicFramePr>
+            <a:graphic xmlns:a="http://schemas.openxmlformats.org/drawingml/2006/main">
+              <a:graphicData uri="http://schemas.openxmlformats.org/drawingml/2006/picture">
+                <pic:pic xmlns:pic="http://schemas.openxmlformats.org/drawingml/2006/picture">
+                  <pic:nvPicPr>
+                    <pic:cNvPr id="1560831187" name=""/>
+                    <pic:cNvPicPr/>
+                  </pic:nvPicPr>
+                  <pic:blipFill>
+                    <a:blip r:embed="rId10"/>
+                    <a:stretch>
+                      <a:fillRect/>
+                    </a:stretch>
+                  </pic:blipFill>
+                  <pic:spPr>
+                    <a:xfrm>
+                      <a:off x="0" y="0"/>
+                      <a:ext cx="6479540" cy="2730500"/>
+                    </a:xfrm>
+                    <a:prstGeom prst="rect">
+                      <a:avLst/>
+                    </a:prstGeom>
+                  </pic:spPr>
+                </pic:pic>
+              </a:graphicData>
+            </a:graphic>
+          </wp:inline>
+        </w:drawing>
+      </w:r>
+    </w:p>
+    <w:p/>
+    <w:p>
+      <w:r>
+        <w:drawing>
+          <wp:inline distT="0" distB="0" distL="0" distR="0" wp14:anchorId="2A77DD1C" wp14:editId="181CFF58">
+            <wp:extent cx="6479540" cy="3735705"/>
+            <wp:effectExtent l="0" t="0" r="0" b="0"/>
+            <wp:docPr id="2029215401" name="Picture 1"/>
+            <wp:cNvGraphicFramePr>
+              <a:graphicFrameLocks xmlns:a="http://schemas.openxmlformats.org/drawingml/2006/main" noChangeAspect="1"/>
+            </wp:cNvGraphicFramePr>
+            <a:graphic xmlns:a="http://schemas.openxmlformats.org/drawingml/2006/main">
+              <a:graphicData uri="http://schemas.openxmlformats.org/drawingml/2006/picture">
+                <pic:pic xmlns:pic="http://schemas.openxmlformats.org/drawingml/2006/picture">
+                  <pic:nvPicPr>
+                    <pic:cNvPr id="2029215401" name=""/>
+                    <pic:cNvPicPr/>
+                  </pic:nvPicPr>
+                  <pic:blipFill>
+                    <a:blip r:embed="rId11"/>
+                    <a:stretch>
+                      <a:fillRect/>
+                    </a:stretch>
+                  </pic:blipFill>
+                  <pic:spPr>
+                    <a:xfrm>
+                      <a:off x="0" y="0"/>
+                      <a:ext cx="6479540" cy="3735705"/>
+                    </a:xfrm>
+                    <a:prstGeom prst="rect">
+                      <a:avLst/>
+                    </a:prstGeom>
+                  </pic:spPr>
+                </pic:pic>
+              </a:graphicData>
+            </a:graphic>
+          </wp:inline>
+        </w:drawing>
+      </w:r>
+    </w:p>
+    <w:p/>
+    <w:p>
+      <w:pPr>
+        <w:rPr>
+          <w:b/>
+          <w:bCs/>
+          <w:sz w:val="36"/>
+          <w:szCs w:val="32"/>
+        </w:rPr>
+      </w:pPr>
+      <w:r>
+        <w:rPr>
+          <w:b/>
+          <w:bCs/>
+          <w:sz w:val="36"/>
+          <w:szCs w:val="32"/>
+        </w:rPr>
+        <w:t>Profiling end-to-end</w:t>
+      </w:r>
+    </w:p>
+    <w:p>
+      <w:r>
+        <w:drawing>
+          <wp:inline distT="0" distB="0" distL="0" distR="0" wp14:anchorId="676E329A" wp14:editId="42C2FBBE">
+            <wp:extent cx="6479540" cy="1226185"/>
+            <wp:effectExtent l="0" t="0" r="0" b="0"/>
+            <wp:docPr id="232814353" name="Picture 1"/>
+            <wp:cNvGraphicFramePr>
+              <a:graphicFrameLocks xmlns:a="http://schemas.openxmlformats.org/drawingml/2006/main" noChangeAspect="1"/>
+            </wp:cNvGraphicFramePr>
+            <a:graphic xmlns:a="http://schemas.openxmlformats.org/drawingml/2006/main">
+              <a:graphicData uri="http://schemas.openxmlformats.org/drawingml/2006/picture">
+                <pic:pic xmlns:pic="http://schemas.openxmlformats.org/drawingml/2006/picture">
+                  <pic:nvPicPr>
+                    <pic:cNvPr id="232814353" name=""/>
+                    <pic:cNvPicPr/>
+                  </pic:nvPicPr>
+                  <pic:blipFill>
+                    <a:blip r:embed="rId12"/>
+                    <a:stretch>
+                      <a:fillRect/>
+                    </a:stretch>
+                  </pic:blipFill>
+                  <pic:spPr>
+                    <a:xfrm>
+                      <a:off x="0" y="0"/>
+                      <a:ext cx="6479540" cy="1226185"/>
+                    </a:xfrm>
+                    <a:prstGeom prst="rect">
+                      <a:avLst/>
+                    </a:prstGeom>
+                  </pic:spPr>
+                </pic:pic>
+              </a:graphicData>
+            </a:graphic>
+          </wp:inline>
+        </w:drawing>
+      </w:r>
+    </w:p>
+    <w:p/>
+    <w:p>
+      <w:r>
+        <w:lastRenderedPageBreak/>
+        <w:drawing>
+          <wp:inline distT="0" distB="0" distL="0" distR="0" wp14:anchorId="5E1FAA89" wp14:editId="772AE4A5">
+            <wp:extent cx="6479540" cy="3651885"/>
+            <wp:effectExtent l="0" t="0" r="0" b="5715"/>
+            <wp:docPr id="1142131723" name="Picture 1"/>
+            <wp:cNvGraphicFramePr>
+              <a:graphicFrameLocks xmlns:a="http://schemas.openxmlformats.org/drawingml/2006/main" noChangeAspect="1"/>
+            </wp:cNvGraphicFramePr>
+            <a:graphic xmlns:a="http://schemas.openxmlformats.org/drawingml/2006/main">
+              <a:graphicData uri="http://schemas.openxmlformats.org/drawingml/2006/picture">
+                <pic:pic xmlns:pic="http://schemas.openxmlformats.org/drawingml/2006/picture">
+                  <pic:nvPicPr>
+                    <pic:cNvPr id="1142131723" name=""/>
+                    <pic:cNvPicPr/>
+                  </pic:nvPicPr>
+                  <pic:blipFill>
+                    <a:blip r:embed="rId13"/>
+                    <a:stretch>
+                      <a:fillRect/>
+                    </a:stretch>
+                  </pic:blipFill>
+                  <pic:spPr>
+                    <a:xfrm>
+                      <a:off x="0" y="0"/>
+                      <a:ext cx="6479540" cy="3651885"/>
+                    </a:xfrm>
+                    <a:prstGeom prst="rect">
+                      <a:avLst/>
+                    </a:prstGeom>
+                  </pic:spPr>
+                </pic:pic>
+              </a:graphicData>
+            </a:graphic>
+          </wp:inline>
+        </w:drawing>
+      </w:r>
+    </w:p>
+    <w:p/>
+    <w:p>
+      <w:pPr>
+        <w:rPr>
+          <w:b/>
+          <w:bCs/>
+          <w:sz w:val="36"/>
+          <w:szCs w:val="32"/>
+        </w:rPr>
+      </w:pPr>
+      <w:r>
+        <w:rPr>
+          <w:b/>
+          <w:bCs/>
+          <w:sz w:val="36"/>
+          <w:szCs w:val="32"/>
+        </w:rPr>
+        <w:t>Profiling layer</w:t>
+      </w:r>
+    </w:p>
+    <w:p>
+      <w:r>
+        <w:drawing>
+          <wp:inline distT="0" distB="0" distL="0" distR="0" wp14:anchorId="21D8B98E" wp14:editId="3A9AC77C">
+            <wp:extent cx="6479540" cy="731520"/>
+            <wp:effectExtent l="0" t="0" r="0" b="0"/>
+            <wp:docPr id="1622497903" name="Picture 1"/>
+            <wp:cNvGraphicFramePr>
+              <a:graphicFrameLocks xmlns:a="http://schemas.openxmlformats.org/drawingml/2006/main" noChangeAspect="1"/>
+            </wp:cNvGraphicFramePr>
+            <a:graphic xmlns:a="http://schemas.openxmlformats.org/drawingml/2006/main">
+              <a:graphicData uri="http://schemas.openxmlformats.org/drawingml/2006/picture">
+                <pic:pic xmlns:pic="http://schemas.openxmlformats.org/drawingml/2006/picture">
+                  <pic:nvPicPr>
+                    <pic:cNvPr id="1622497903" name=""/>
+                    <pic:cNvPicPr/>
+                  </pic:nvPicPr>
+                  <pic:blipFill>
+                    <a:blip r:embed="rId14"/>
+                    <a:stretch>
+                      <a:fillRect/>
+                    </a:stretch>
+                  </pic:blipFill>
+                  <pic:spPr>
+                    <a:xfrm>
+                      <a:off x="0" y="0"/>
+                      <a:ext cx="6479540" cy="731520"/>
+                    </a:xfrm>
+                    <a:prstGeom prst="rect">
+                      <a:avLst/>
+                    </a:prstGeom>
+                  </pic:spPr>
+                </pic:pic>
+              </a:graphicData>
+            </a:graphic>
+          </wp:inline>
+        </w:drawing>
+      </w:r>
+    </w:p>
+    <w:p/>
+    <w:p>
+      <w:pPr>
+        <w:rPr>
+          <w:b/>
+          <w:bCs/>
+          <w:sz w:val="36"/>
+          <w:szCs w:val="32"/>
+        </w:rPr>
+      </w:pPr>
+      <w:r>
+        <w:rPr>
+          <w:b/>
+          <w:bCs/>
+          <w:sz w:val="36"/>
+          <w:szCs w:val="32"/>
+        </w:rPr>
+        <w:t>Error injecting</w:t>
+      </w:r>
+    </w:p>
+    <w:p>
+      <w:r>
+        <w:drawing>
+          <wp:inline distT="0" distB="0" distL="0" distR="0" wp14:anchorId="7A4ACF72" wp14:editId="6394BF42">
+            <wp:extent cx="6479540" cy="452755"/>
+            <wp:effectExtent l="0" t="0" r="0" b="4445"/>
+            <wp:docPr id="519051746" name="Picture 1"/>
+            <wp:cNvGraphicFramePr>
+              <a:graphicFrameLocks xmlns:a="http://schemas.openxmlformats.org/drawingml/2006/main" noChangeAspect="1"/>
+            </wp:cNvGraphicFramePr>
+            <a:graphic xmlns:a="http://schemas.openxmlformats.org/drawingml/2006/main">
+              <a:graphicData uri="http://schemas.openxmlformats.org/drawingml/2006/picture">
+                <pic:pic xmlns:pic="http://schemas.openxmlformats.org/drawingml/2006/picture">
+                  <pic:nvPicPr>
+                    <pic:cNvPr id="519051746" name=""/>
+                    <pic:cNvPicPr/>
+                  </pic:nvPicPr>
+                  <pic:blipFill>
+                    <a:blip r:embed="rId15"/>
+                    <a:stretch>
+                      <a:fillRect/>
+                    </a:stretch>
+                  </pic:blipFill>
+                  <pic:spPr>
+                    <a:xfrm>
+                      <a:off x="0" y="0"/>
+                      <a:ext cx="6479540" cy="452755"/>
+                    </a:xfrm>
+                    <a:prstGeom prst="rect">
+                      <a:avLst/>
+                    </a:prstGeom>
+                  </pic:spPr>
+                </pic:pic>
+              </a:graphicData>
+            </a:graphic>
+          </wp:inline>
+        </w:drawing>
+      </w:r>
+    </w:p>
+    <w:p/>
+    <w:p>
+      <w:r>
+        <w:drawing>
+          <wp:inline distT="0" distB="0" distL="0" distR="0" wp14:anchorId="7C1F1421" wp14:editId="0A40F7A3">
+            <wp:extent cx="6479540" cy="490220"/>
+            <wp:effectExtent l="0" t="0" r="0" b="5080"/>
+            <wp:docPr id="210108416" name="Picture 1"/>
+            <wp:cNvGraphicFramePr>
+              <a:graphicFrameLocks xmlns:a="http://schemas.openxmlformats.org/drawingml/2006/main" noChangeAspect="1"/>
+            </wp:cNvGraphicFramePr>
+            <a:graphic xmlns:a="http://schemas.openxmlformats.org/drawingml/2006/main">
+              <a:graphicData uri="http://schemas.openxmlformats.org/drawingml/2006/picture">
+                <pic:pic xmlns:pic="http://schemas.openxmlformats.org/drawingml/2006/picture">
+                  <pic:nvPicPr>
+                    <pic:cNvPr id="210108416" name=""/>
+                    <pic:cNvPicPr/>
+                  </pic:nvPicPr>
+                  <pic:blipFill>
+                    <a:blip r:embed="rId16"/>
+                    <a:stretch>
+                      <a:fillRect/>
+                    </a:stretch>
+                  </pic:blipFill>
+                  <pic:spPr>
+                    <a:xfrm>
+                      <a:off x="0" y="0"/>
+                      <a:ext cx="6479540" cy="490220"/>
+                    </a:xfrm>
+                    <a:prstGeom prst="rect">
+                      <a:avLst/>
+                    </a:prstGeom>
+                  </pic:spPr>
+                </pic:pic>
+              </a:graphicData>
+            </a:graphic>
+          </wp:inline>
+        </w:drawing>
+      </w:r>
+    </w:p>
     <w:p/>
     <w:p/>
+    <w:p>
+      <w:pPr>
+        <w:rPr>
+          <w:b/>
+          <w:bCs/>
+          <w:sz w:val="36"/>
+          <w:szCs w:val="32"/>
+        </w:rPr>
+      </w:pPr>
+      <w:r>
+        <w:rPr>
+          <w:b/>
+          <w:bCs/>
+          <w:sz w:val="36"/>
+          <w:szCs w:val="32"/>
+        </w:rPr>
+        <w:t>Server Arc solutions</w:t>
+      </w:r>
+    </w:p>
+    <w:p>
+      <w:r>
+        <w:lastRenderedPageBreak/>
+        <w:drawing>
+          <wp:inline distT="0" distB="0" distL="0" distR="0" wp14:anchorId="594D2ADF" wp14:editId="2B7E7477">
+            <wp:extent cx="6479540" cy="2696210"/>
+            <wp:effectExtent l="0" t="0" r="0" b="8890"/>
+            <wp:docPr id="1388979081" name="Picture 1"/>
+            <wp:cNvGraphicFramePr>
+              <a:graphicFrameLocks xmlns:a="http://schemas.openxmlformats.org/drawingml/2006/main" noChangeAspect="1"/>
+            </wp:cNvGraphicFramePr>
+            <a:graphic xmlns:a="http://schemas.openxmlformats.org/drawingml/2006/main">
+              <a:graphicData uri="http://schemas.openxmlformats.org/drawingml/2006/picture">
+                <pic:pic xmlns:pic="http://schemas.openxmlformats.org/drawingml/2006/picture">
+                  <pic:nvPicPr>
+                    <pic:cNvPr id="1388979081" name=""/>
+                    <pic:cNvPicPr/>
+                  </pic:nvPicPr>
+                  <pic:blipFill>
+                    <a:blip r:embed="rId17"/>
+                    <a:stretch>
+                      <a:fillRect/>
+                    </a:stretch>
+                  </pic:blipFill>
+                  <pic:spPr>
+                    <a:xfrm>
+                      <a:off x="0" y="0"/>
+                      <a:ext cx="6479540" cy="2696210"/>
+                    </a:xfrm>
+                    <a:prstGeom prst="rect">
+                      <a:avLst/>
+                    </a:prstGeom>
+                  </pic:spPr>
+                </pic:pic>
+              </a:graphicData>
+            </a:graphic>
+          </wp:inline>
+        </w:drawing>
+      </w:r>
+    </w:p>
+    <w:p/>
     <w:sectPr>
-      <w:footerReference w:type="default" r:id="rId8"/>
+      <w:footerReference w:type="default" r:id="rId18"/>
       <w:pgSz w:w="11906" w:h="16838"/>
       <w:pgMar w:top="1304" w:right="851" w:bottom="1304" w:left="851" w:header="567" w:footer="567" w:gutter="0"/>
       <w:cols w:space="425"/>

--- a/z reports/CHY report w6 - prof, err, quan, purn.docx
+++ b/z reports/CHY report w6 - prof, err, quan, purn.docx
@@ -31,7 +31,15 @@
     </w:p>
     <w:p>
       <w:r>
-        <w:t>I encountered some problems when attempting to perform training on the USask server, which can be classified into two main issues.</w:t>
+        <w:t xml:space="preserve">I encountered some problems when attempting to perform training on the </w:t>
+      </w:r>
+      <w:proofErr w:type="spellStart"/>
+      <w:r>
+        <w:t>USask</w:t>
+      </w:r>
+      <w:proofErr w:type="spellEnd"/>
+      <w:r>
+        <w:t xml:space="preserve"> server, which can be classified into two main issues.</w:t>
       </w:r>
     </w:p>
     <w:p/>
@@ -51,21 +59,7 @@
           <w:sz w:val="28"/>
           <w:szCs w:val="24"/>
         </w:rPr>
-        <w:t>1.1 GPU C</w:t>
-      </w:r>
-      <w:r>
-        <w:rPr>
-          <w:b/>
-          <w:bCs/>
-          <w:sz w:val="28"/>
-          <w:szCs w:val="24"/>
-        </w:rPr>
-        <w:t>ompatibility</w:t>
-      </w:r>
-    </w:p>
-    <w:p>
-      <w:r>
-        <w:t>During the YOLO26n GPU setup on Plato, the main issue was PyTorch compatibility with the assigned GPU. The node platogpu007 uses an NVIDIA RTX PRO 6000 Blackwell Server Edition MIG GPU with compute capability sm_120. However, the local PyTorch environments I tested did not support this architecture.</w:t>
+        <w:t>1.1 GPU Compatibility</w:t>
       </w:r>
     </w:p>
     <w:p>
@@ -127,12 +121,36 @@
         <w:t>Figure 1.1: Toolchain Error</w:t>
       </w:r>
     </w:p>
+    <w:p>
+      <w:pPr>
+        <w:jc w:val="center"/>
+      </w:pPr>
+    </w:p>
+    <w:p>
+      <w:r>
+        <w:t xml:space="preserve">For Table 1.1, </w:t>
+      </w:r>
+      <w:r>
+        <w:t xml:space="preserve">During the YOLO26n GPU setup on Plato, the main issue was </w:t>
+      </w:r>
+      <w:proofErr w:type="spellStart"/>
+      <w:r>
+        <w:t>PyTorch</w:t>
+      </w:r>
+      <w:proofErr w:type="spellEnd"/>
+      <w:r>
+        <w:t xml:space="preserve"> compatibility with the assigned GPU. The node platogpu007 uses an NVIDIA RTX PRO 6000 Blackwell Server Edition MIG GPU with compute capability sm_120. However, the local </w:t>
+      </w:r>
+      <w:proofErr w:type="spellStart"/>
+      <w:r>
+        <w:t>PyTorch</w:t>
+      </w:r>
+      <w:proofErr w:type="spellEnd"/>
+      <w:r>
+        <w:t xml:space="preserve"> environments I tested did not support this architecture.</w:t>
+      </w:r>
+    </w:p>
     <w:p/>
-    <w:p>
-      <w:r>
-        <w:t>The first environment used PyTorch 2.9.0 with CUDA 12.6, which only supported sm_70, sm_80, and sm_90. A second Compute Canada wheelhouse environment used PyTorch 2.12.1 with CUDA 13.2, but it only supported sm_80, sm_90, sm_100, and compute_100. Since neither environment included sm_120, even a minimal CUDA tensor test failed before YOLO training could start.</w:t>
-      </w:r>
-    </w:p>
     <w:p>
       <w:pPr>
         <w:jc w:val="center"/>
@@ -195,11 +213,48 @@
         <w:t>Figure 1.2: Torch 2.9 Arch List</w:t>
       </w:r>
     </w:p>
+    <w:p>
+      <w:pPr>
+        <w:jc w:val="center"/>
+      </w:pPr>
+    </w:p>
+    <w:p>
+      <w:r>
+        <w:t xml:space="preserve">For Table 1.2, </w:t>
+      </w:r>
+      <w:r>
+        <w:t xml:space="preserve">The first environment used </w:t>
+      </w:r>
+      <w:proofErr w:type="spellStart"/>
+      <w:r>
+        <w:t>PyTorch</w:t>
+      </w:r>
+      <w:proofErr w:type="spellEnd"/>
+      <w:r>
+        <w:t xml:space="preserve"> 2.9.0 with CUDA 12.6, which only supported sm_70, sm_80, and sm_90. A second Compute Canada wheelhouse environment used </w:t>
+      </w:r>
+      <w:proofErr w:type="spellStart"/>
+      <w:r>
+        <w:t>PyTorch</w:t>
+      </w:r>
+      <w:proofErr w:type="spellEnd"/>
+      <w:r>
+        <w:t xml:space="preserve"> 2.12.1 with CUDA 13.2, but it only supported sm_80, sm_90, sm_100, and compute_100. Since neither environment included sm_120, even a minimal CUDA tensor test failed before YOLO training could start.</w:t>
+      </w:r>
+    </w:p>
     <w:p/>
     <w:p/>
     <w:p>
       <w:r>
-        <w:t>The problem was solved by using the IT-provided Apptainer container:</w:t>
+        <w:t xml:space="preserve">The problem was solved by using the IT-provided </w:t>
+      </w:r>
+      <w:proofErr w:type="spellStart"/>
+      <w:r>
+        <w:t>Apptainer</w:t>
+      </w:r>
+      <w:proofErr w:type="spellEnd"/>
+      <w:r>
+        <w:t xml:space="preserve"> container:</w:t>
       </w:r>
     </w:p>
     <w:p>
@@ -207,12 +262,28 @@
         <w:jc w:val="center"/>
       </w:pPr>
       <w:r>
-        <w:t>/opt/software/apptainer-images/pytorch-25.06.sif</w:t>
+        <w:t>/opt/software/</w:t>
+      </w:r>
+      <w:proofErr w:type="spellStart"/>
+      <w:r>
+        <w:t>apptainer</w:t>
+      </w:r>
+      <w:proofErr w:type="spellEnd"/>
+      <w:r>
+        <w:t>-images/pytorch-25.06.sif</w:t>
       </w:r>
     </w:p>
     <w:p>
       <w:r>
-        <w:t>This container provides a PyTorch environment compatible with the Blackwell GPU.</w:t>
+        <w:t xml:space="preserve">This container provides a </w:t>
+      </w:r>
+      <w:proofErr w:type="spellStart"/>
+      <w:r>
+        <w:t>PyTorch</w:t>
+      </w:r>
+      <w:proofErr w:type="spellEnd"/>
+      <w:r>
+        <w:t xml:space="preserve"> environment compatible with the Blackwell GPU.</w:t>
       </w:r>
     </w:p>
     <w:p>
@@ -220,7 +291,15 @@
         <w:t>Also, p</w:t>
       </w:r>
       <w:r>
-        <w:t>roject-specific packages such as Ultralytics were installed into a separate user package directory and loaded through PYTHONPATH</w:t>
+        <w:t xml:space="preserve">roject-specific packages such as </w:t>
+      </w:r>
+      <w:proofErr w:type="spellStart"/>
+      <w:r>
+        <w:t>Ultralytics</w:t>
+      </w:r>
+      <w:proofErr w:type="spellEnd"/>
+      <w:r>
+        <w:t xml:space="preserve"> were installed into a separate user package directory and loaded through PYTHONPATH</w:t>
       </w:r>
     </w:p>
     <w:p/>
@@ -242,11 +321,6 @@
           <w:szCs w:val="24"/>
         </w:rPr>
         <w:t>1.2 Disk Quota</w:t>
-      </w:r>
-    </w:p>
-    <w:p>
-      <w:r>
-        <w:t>The home directory on Plato has a limited quota of 50 GB and 300,000 files, which is not ideal for large YOLO datasets, model weights, package directories, and training outputs.</w:t>
       </w:r>
     </w:p>
     <w:p>
@@ -300,10 +374,176 @@
       </w:r>
     </w:p>
     <w:p/>
+    <w:p>
+      <w:r>
+        <w:t xml:space="preserve">For Table 1.3, </w:t>
+      </w:r>
+      <w:r>
+        <w:t>The home directory on Plato has a limited quota of 50 GB and 300,000 files, which is not ideal for large YOLO datasets, model weights, package directories, and training outputs.</w:t>
+      </w:r>
+    </w:p>
+    <w:p/>
     <w:p/>
     <w:p>
       <w:r>
         <w:t>The problem was solved by IT, who told me that I can use the folder project/ko/afm176. Large datasets, model weights, and training outputs will be stored under there instead of the limited home directory.</w:t>
+      </w:r>
+    </w:p>
+    <w:p>
+      <w:r>
+        <w:br w:type="page"/>
+      </w:r>
+    </w:p>
+    <w:p>
+      <w:pPr>
+        <w:rPr>
+          <w:b/>
+          <w:bCs/>
+          <w:sz w:val="32"/>
+          <w:szCs w:val="28"/>
+        </w:rPr>
+      </w:pPr>
+      <w:r>
+        <w:rPr>
+          <w:b/>
+          <w:bCs/>
+          <w:sz w:val="32"/>
+          <w:szCs w:val="28"/>
+        </w:rPr>
+        <w:lastRenderedPageBreak/>
+        <w:t>1.3 Server Spec</w:t>
+      </w:r>
+    </w:p>
+    <w:p>
+      <w:pPr>
+        <w:jc w:val="center"/>
+      </w:pPr>
+      <w:r>
+        <w:rPr>
+          <w:noProof/>
+        </w:rPr>
+        <w:drawing>
+          <wp:inline distT="0" distB="0" distL="0" distR="0" wp14:anchorId="061745D8" wp14:editId="76A1667A">
+            <wp:extent cx="3241964" cy="1571418"/>
+            <wp:effectExtent l="0" t="0" r="0" b="0"/>
+            <wp:docPr id="141757071" name="Picture 1"/>
+            <wp:cNvGraphicFramePr>
+              <a:graphicFrameLocks xmlns:a="http://schemas.openxmlformats.org/drawingml/2006/main" noChangeAspect="1"/>
+            </wp:cNvGraphicFramePr>
+            <a:graphic xmlns:a="http://schemas.openxmlformats.org/drawingml/2006/main">
+              <a:graphicData uri="http://schemas.openxmlformats.org/drawingml/2006/picture">
+                <pic:pic xmlns:pic="http://schemas.openxmlformats.org/drawingml/2006/picture">
+                  <pic:nvPicPr>
+                    <pic:cNvPr id="141757071" name=""/>
+                    <pic:cNvPicPr/>
+                  </pic:nvPicPr>
+                  <pic:blipFill>
+                    <a:blip r:embed="rId10"/>
+                    <a:stretch>
+                      <a:fillRect/>
+                    </a:stretch>
+                  </pic:blipFill>
+                  <pic:spPr>
+                    <a:xfrm>
+                      <a:off x="0" y="0"/>
+                      <a:ext cx="3279659" cy="1589689"/>
+                    </a:xfrm>
+                    <a:prstGeom prst="rect">
+                      <a:avLst/>
+                    </a:prstGeom>
+                  </pic:spPr>
+                </pic:pic>
+              </a:graphicData>
+            </a:graphic>
+          </wp:inline>
+        </w:drawing>
+      </w:r>
+    </w:p>
+    <w:p>
+      <w:pPr>
+        <w:jc w:val="center"/>
+      </w:pPr>
+      <w:r>
+        <w:t>Figure 1.4: CPU (</w:t>
+      </w:r>
+      <w:proofErr w:type="spellStart"/>
+      <w:r>
+        <w:t>lscpu</w:t>
+      </w:r>
+      <w:proofErr w:type="spellEnd"/>
+      <w:r>
+        <w:t>)</w:t>
+      </w:r>
+    </w:p>
+    <w:p/>
+    <w:p>
+      <w:pPr>
+        <w:jc w:val="center"/>
+      </w:pPr>
+      <w:r>
+        <w:rPr>
+          <w:noProof/>
+        </w:rPr>
+        <w:drawing>
+          <wp:inline distT="0" distB="0" distL="0" distR="0" wp14:anchorId="144422CB" wp14:editId="1A66DFAE">
+            <wp:extent cx="4762006" cy="5073748"/>
+            <wp:effectExtent l="0" t="0" r="635" b="0"/>
+            <wp:docPr id="1692565062" name="Picture 1"/>
+            <wp:cNvGraphicFramePr>
+              <a:graphicFrameLocks xmlns:a="http://schemas.openxmlformats.org/drawingml/2006/main" noChangeAspect="1"/>
+            </wp:cNvGraphicFramePr>
+            <a:graphic xmlns:a="http://schemas.openxmlformats.org/drawingml/2006/main">
+              <a:graphicData uri="http://schemas.openxmlformats.org/drawingml/2006/picture">
+                <pic:pic xmlns:pic="http://schemas.openxmlformats.org/drawingml/2006/picture">
+                  <pic:nvPicPr>
+                    <pic:cNvPr id="1692565062" name=""/>
+                    <pic:cNvPicPr/>
+                  </pic:nvPicPr>
+                  <pic:blipFill>
+                    <a:blip r:embed="rId11"/>
+                    <a:stretch>
+                      <a:fillRect/>
+                    </a:stretch>
+                  </pic:blipFill>
+                  <pic:spPr>
+                    <a:xfrm>
+                      <a:off x="0" y="0"/>
+                      <a:ext cx="4766140" cy="5078153"/>
+                    </a:xfrm>
+                    <a:prstGeom prst="rect">
+                      <a:avLst/>
+                    </a:prstGeom>
+                  </pic:spPr>
+                </pic:pic>
+              </a:graphicData>
+            </a:graphic>
+          </wp:inline>
+        </w:drawing>
+      </w:r>
+    </w:p>
+    <w:p>
+      <w:pPr>
+        <w:jc w:val="center"/>
+      </w:pPr>
+      <w:r>
+        <w:t>Figure 1.5: GPU (</w:t>
+      </w:r>
+      <w:proofErr w:type="spellStart"/>
+      <w:r>
+        <w:t>nvidia-smi</w:t>
+      </w:r>
+      <w:proofErr w:type="spellEnd"/>
+      <w:r>
+        <w:t>)</w:t>
+      </w:r>
+    </w:p>
+    <w:p/>
+    <w:p>
+      <w:r>
+        <w:t>Figure 1.4, 1.5</w:t>
+      </w:r>
+      <w:r>
+        <w:t xml:space="preserve"> are the CPU and GPU details for the University of Saskatchewan server (plato-gpu-007).</w:t>
       </w:r>
     </w:p>
     <w:p>
@@ -336,13 +576,24 @@
         <w:t xml:space="preserve">The training was conducted using the baseline YOLO26n model on the converted MIO-TCD YOLO dataset. </w:t>
       </w:r>
       <w:r>
-        <w:t>We use 11000 images, with a 70/15/15 split for training/validation/test.</w:t>
-      </w:r>
-      <w:r>
-        <w:t xml:space="preserve"> </w:t>
-      </w:r>
-      <w:r>
-        <w:t xml:space="preserve">The model was trained for 100 epochs with an input image size of 640 </w:t>
+        <w:t xml:space="preserve">We use 11000 images, with a </w:t>
+      </w:r>
+      <w:proofErr w:type="gramStart"/>
+      <w:r>
+        <w:t>70/15</w:t>
+      </w:r>
+      <w:proofErr w:type="gramEnd"/>
+      <w:r>
+        <w:t>/15 split for training/validation/test.</w:t>
+      </w:r>
+      <w:r>
+        <w:t xml:space="preserve"> The model was trained for</w:t>
+      </w:r>
+      <w:r>
+        <w:t xml:space="preserve"> 7700 images,</w:t>
+      </w:r>
+      <w:r>
+        <w:t xml:space="preserve"> 100 epochs with an input image size of 640 </w:t>
       </w:r>
       <w:r>
         <w:t>x</w:t>
@@ -351,7 +602,6 @@
         <w:t xml:space="preserve"> 640 and a batch size of 16. </w:t>
       </w:r>
     </w:p>
-    <w:p/>
     <w:p>
       <w:pPr>
         <w:jc w:val="center"/>
@@ -376,7 +626,7 @@
                     <pic:cNvPicPr/>
                   </pic:nvPicPr>
                   <pic:blipFill rotWithShape="1">
-                    <a:blip r:embed="rId10"/>
+                    <a:blip r:embed="rId12"/>
                     <a:srcRect r="30539" b="28309"/>
                     <a:stretch>
                       <a:fillRect/>
@@ -425,7 +675,91 @@
       <w:r>
         <w:t>esults</w:t>
       </w:r>
+      <w:r>
+        <w:t xml:space="preserve"> (</w:t>
+      </w:r>
+      <w:r>
+        <w:t>validation</w:t>
+      </w:r>
+      <w:r>
+        <w:t>, 11000*0.15=1650</w:t>
+      </w:r>
+      <w:r>
+        <w:t xml:space="preserve"> images</w:t>
+      </w:r>
+      <w:r>
+        <w:t>)</w:t>
+      </w:r>
     </w:p>
+    <w:p>
+      <w:r>
+        <w:t xml:space="preserve">According to </w:t>
+      </w:r>
+      <w:r>
+        <w:t xml:space="preserve">Figure </w:t>
+      </w:r>
+      <w:r>
+        <w:t>2.</w:t>
+      </w:r>
+      <w:r>
+        <w:t>1</w:t>
+      </w:r>
+      <w:r>
+        <w:t>, the model reached a final precision of about 0.</w:t>
+      </w:r>
+      <w:r>
+        <w:t>727</w:t>
+      </w:r>
+      <w:r>
+        <w:t>, recall of about 0.6</w:t>
+      </w:r>
+      <w:r>
+        <w:t>45</w:t>
+      </w:r>
+      <w:r>
+        <w:t>, mAP50 of about 0.6</w:t>
+      </w:r>
+      <w:r>
+        <w:t>9</w:t>
+      </w:r>
+      <w:r>
+        <w:t>, and mAP50-95 of about 0.</w:t>
+      </w:r>
+      <w:r>
+        <w:t>507</w:t>
+      </w:r>
+      <w:r>
+        <w:t xml:space="preserve"> at epoch 100.</w:t>
+      </w:r>
+    </w:p>
+    <w:p/>
+    <w:p>
+      <w:r>
+        <w:t>T</w:t>
+      </w:r>
+      <w:r>
+        <w:t xml:space="preserve">he validation results </w:t>
+      </w:r>
+      <w:proofErr w:type="gramStart"/>
+      <w:r>
+        <w:t>on</w:t>
+      </w:r>
+      <w:proofErr w:type="gramEnd"/>
+      <w:r>
+        <w:t xml:space="preserve"> the validation split, which contains 1,650 images. The Images column in the class-wise result represents the number of validation images containing each class. These class-wise image counts are </w:t>
+      </w:r>
+      <w:r>
+        <w:rPr>
+          <w:b/>
+          <w:bCs/>
+        </w:rPr>
+        <w:t>not mutually exclusive</w:t>
+      </w:r>
+      <w:r>
+        <w:t>, because one image can contain multiple object classes. Therefore, the class-wise image counts should not be summed to represent the total number of validation images. This dataset-count explanation will be checked and refined in future reports if needed.</w:t>
+      </w:r>
+    </w:p>
+    <w:p/>
     <w:p>
       <w:r>
         <w:rPr>
@@ -456,36 +790,14 @@
         <w:t>.</w:t>
       </w:r>
     </w:p>
-    <w:p/>
     <w:p>
-      <w:r>
-        <w:t xml:space="preserve">According to </w:t>
-      </w:r>
-      <w:r>
-        <w:t xml:space="preserve">Figure </w:t>
-      </w:r>
-      <w:r>
-        <w:t>2.</w:t>
-      </w:r>
-      <w:r>
-        <w:t>1</w:t>
-      </w:r>
-      <w:r>
-        <w:t>,</w:t>
-      </w:r>
-      <w:r>
-        <w:t xml:space="preserve"> </w:t>
-      </w:r>
-      <w:r>
-        <w:t>the model reached a final precision of about 0.679, recall of about 0.666, mAP50 of about 0.677, and mAP50-95 of about 0.493 at epoch 100.</w:t>
-      </w:r>
-    </w:p>
-    <w:p/>
-    <w:p>
       <w:pPr>
         <w:jc w:val="center"/>
       </w:pPr>
       <w:r>
+        <w:rPr>
+          <w:noProof/>
+        </w:rPr>
         <w:drawing>
           <wp:inline distT="0" distB="0" distL="0" distR="0" wp14:anchorId="620A6633" wp14:editId="6A3067F9">
             <wp:extent cx="2428504" cy="1629554"/>
@@ -502,7 +814,7 @@
                     <pic:cNvPicPr/>
                   </pic:nvPicPr>
                   <pic:blipFill>
-                    <a:blip r:embed="rId11"/>
+                    <a:blip r:embed="rId13"/>
                     <a:stretch>
                       <a:fillRect/>
                     </a:stretch>
@@ -534,13 +846,21 @@
         <w:t>.2</w:t>
       </w:r>
       <w:r>
-        <w:t xml:space="preserve">: mAP </w:t>
+        <w:t xml:space="preserve">: </w:t>
+      </w:r>
+      <w:proofErr w:type="spellStart"/>
+      <w:r>
+        <w:t>mAP</w:t>
+      </w:r>
+      <w:proofErr w:type="spellEnd"/>
+      <w:r>
+        <w:t xml:space="preserve"> </w:t>
       </w:r>
       <w:r>
         <w:t xml:space="preserve">/ </w:t>
       </w:r>
       <w:r>
-        <w:t>eopch</w:t>
+        <w:t>epoch</w:t>
       </w:r>
     </w:p>
     <w:p>
@@ -581,7 +901,7 @@
                     </pic:cNvPicPr>
                   </pic:nvPicPr>
                   <pic:blipFill>
-                    <a:blip r:embed="rId12" cstate="print">
+                    <a:blip r:embed="rId14" cstate="print">
                       <a:extLst>
                         <a:ext uri="{28A0092B-C50C-407E-A947-70E740481C1C}">
                           <a14:useLocalDpi xmlns:a14="http://schemas.microsoft.com/office/drawing/2010/main" val="0"/>
@@ -637,7 +957,7 @@
                     </pic:cNvPicPr>
                   </pic:nvPicPr>
                   <pic:blipFill>
-                    <a:blip r:embed="rId13" cstate="print">
+                    <a:blip r:embed="rId15" cstate="print">
                       <a:extLst>
                         <a:ext uri="{28A0092B-C50C-407E-A947-70E740481C1C}">
                           <a14:useLocalDpi xmlns:a14="http://schemas.microsoft.com/office/drawing/2010/main" val="0"/>
@@ -685,6 +1005,23 @@
     </w:p>
     <w:p>
       <w:r>
+        <w:t>Figure 2.3 shows the trained model got the most box correct</w:t>
+      </w:r>
+      <w:r>
+        <w:t xml:space="preserve"> when </w:t>
+      </w:r>
+      <w:r>
+        <w:t>validati</w:t>
+      </w:r>
+      <w:r>
+        <w:t>ng</w:t>
+      </w:r>
+      <w:r>
+        <w:t>.</w:t>
+      </w:r>
+    </w:p>
+    <w:p>
+      <w:r>
         <w:br w:type="page"/>
       </w:r>
     </w:p>
@@ -705,16 +1042,7 @@
           <w:szCs w:val="32"/>
         </w:rPr>
         <w:lastRenderedPageBreak/>
-        <w:t xml:space="preserve">3. </w:t>
-      </w:r>
-      <w:r>
-        <w:rPr>
-          <w:b/>
-          <w:bCs/>
-          <w:sz w:val="36"/>
-          <w:szCs w:val="32"/>
-        </w:rPr>
-        <w:t>Profiling</w:t>
+        <w:t>3. Profiling</w:t>
       </w:r>
     </w:p>
     <w:p>
@@ -722,7 +1050,6 @@
         <w:t>The purpose of profiling is to identify the main bottlenecks and measure the model speed.</w:t>
       </w:r>
     </w:p>
-    <w:p/>
     <w:p>
       <w:pPr>
         <w:rPr>
@@ -749,15 +1076,16 @@
         <w:tblLook w:val="04A0" w:firstRow="1" w:lastRow="0" w:firstColumn="1" w:lastColumn="0" w:noHBand="0" w:noVBand="1"/>
       </w:tblPr>
       <w:tblGrid>
-        <w:gridCol w:w="2258"/>
-        <w:gridCol w:w="2266"/>
-        <w:gridCol w:w="2326"/>
-        <w:gridCol w:w="3351"/>
+        <w:gridCol w:w="1696"/>
+        <w:gridCol w:w="1985"/>
+        <w:gridCol w:w="2268"/>
+        <w:gridCol w:w="2268"/>
+        <w:gridCol w:w="1984"/>
       </w:tblGrid>
       <w:tr>
         <w:tc>
           <w:tcPr>
-            <w:tcW w:w="2258" w:type="dxa"/>
+            <w:tcW w:w="1696" w:type="dxa"/>
             <w:shd w:val="clear" w:color="auto" w:fill="D9D9D9" w:themeFill="background1" w:themeFillShade="D9"/>
           </w:tcPr>
           <w:p>
@@ -768,7 +1096,7 @@
         </w:tc>
         <w:tc>
           <w:tcPr>
-            <w:tcW w:w="2266" w:type="dxa"/>
+            <w:tcW w:w="1985" w:type="dxa"/>
             <w:shd w:val="clear" w:color="auto" w:fill="D9D9D9" w:themeFill="background1" w:themeFillShade="D9"/>
           </w:tcPr>
           <w:p>
@@ -779,7 +1107,7 @@
         </w:tc>
         <w:tc>
           <w:tcPr>
-            <w:tcW w:w="2326" w:type="dxa"/>
+            <w:tcW w:w="2268" w:type="dxa"/>
             <w:shd w:val="clear" w:color="auto" w:fill="D9D9D9" w:themeFill="background1" w:themeFillShade="D9"/>
           </w:tcPr>
           <w:p>
@@ -790,7 +1118,7 @@
         </w:tc>
         <w:tc>
           <w:tcPr>
-            <w:tcW w:w="3351" w:type="dxa"/>
+            <w:tcW w:w="2268" w:type="dxa"/>
             <w:shd w:val="clear" w:color="auto" w:fill="D9D9D9" w:themeFill="background1" w:themeFillShade="D9"/>
           </w:tcPr>
           <w:p>
@@ -798,7 +1126,26 @@
               <w:t>Mean Latency</w:t>
             </w:r>
             <w:r>
-              <w:t xml:space="preserve"> (ms)</w:t>
+              <w:t xml:space="preserve"> (</w:t>
+            </w:r>
+            <w:proofErr w:type="spellStart"/>
+            <w:r>
+              <w:t>ms</w:t>
+            </w:r>
+            <w:proofErr w:type="spellEnd"/>
+            <w:r>
+              <w:t>)</w:t>
+            </w:r>
+          </w:p>
+        </w:tc>
+        <w:tc>
+          <w:tcPr>
+            <w:tcW w:w="1984" w:type="dxa"/>
+            <w:shd w:val="clear" w:color="auto" w:fill="D9D9D9" w:themeFill="background1" w:themeFillShade="D9"/>
+          </w:tcPr>
+          <w:p>
+            <w:r>
+              <w:t>Latency (%)</w:t>
             </w:r>
           </w:p>
         </w:tc>
@@ -806,7 +1153,7 @@
       <w:tr>
         <w:tc>
           <w:tcPr>
-            <w:tcW w:w="0" w:type="auto"/>
+            <w:tcW w:w="1696" w:type="dxa"/>
             <w:hideMark/>
           </w:tcPr>
           <w:p>
@@ -817,7 +1164,7 @@
         </w:tc>
         <w:tc>
           <w:tcPr>
-            <w:tcW w:w="0" w:type="auto"/>
+            <w:tcW w:w="1985" w:type="dxa"/>
             <w:hideMark/>
           </w:tcPr>
           <w:p>
@@ -828,7 +1175,7 @@
         </w:tc>
         <w:tc>
           <w:tcPr>
-            <w:tcW w:w="0" w:type="auto"/>
+            <w:tcW w:w="2268" w:type="dxa"/>
             <w:hideMark/>
           </w:tcPr>
           <w:p>
@@ -839,13 +1186,24 @@
         </w:tc>
         <w:tc>
           <w:tcPr>
-            <w:tcW w:w="3351" w:type="dxa"/>
+            <w:tcW w:w="2268" w:type="dxa"/>
             <w:shd w:val="clear" w:color="auto" w:fill="FBE4D5" w:themeFill="accent2" w:themeFillTint="33"/>
             <w:hideMark/>
           </w:tcPr>
           <w:p>
             <w:r>
               <w:t>1.724</w:t>
+            </w:r>
+          </w:p>
+        </w:tc>
+        <w:tc>
+          <w:tcPr>
+            <w:tcW w:w="1984" w:type="dxa"/>
+            <w:shd w:val="clear" w:color="auto" w:fill="FBE4D5" w:themeFill="accent2" w:themeFillTint="33"/>
+          </w:tcPr>
+          <w:p>
+            <w:r>
+              <w:t>31.13</w:t>
             </w:r>
           </w:p>
         </w:tc>
@@ -853,7 +1211,7 @@
       <w:tr>
         <w:tc>
           <w:tcPr>
-            <w:tcW w:w="0" w:type="auto"/>
+            <w:tcW w:w="1696" w:type="dxa"/>
             <w:hideMark/>
           </w:tcPr>
           <w:p>
@@ -864,7 +1222,7 @@
         </w:tc>
         <w:tc>
           <w:tcPr>
-            <w:tcW w:w="0" w:type="auto"/>
+            <w:tcW w:w="1985" w:type="dxa"/>
             <w:hideMark/>
           </w:tcPr>
           <w:p>
@@ -875,7 +1233,7 @@
         </w:tc>
         <w:tc>
           <w:tcPr>
-            <w:tcW w:w="0" w:type="auto"/>
+            <w:tcW w:w="2268" w:type="dxa"/>
             <w:hideMark/>
           </w:tcPr>
           <w:p>
@@ -886,13 +1244,24 @@
         </w:tc>
         <w:tc>
           <w:tcPr>
-            <w:tcW w:w="3351" w:type="dxa"/>
+            <w:tcW w:w="2268" w:type="dxa"/>
             <w:shd w:val="clear" w:color="auto" w:fill="FFF2CC" w:themeFill="accent4" w:themeFillTint="33"/>
             <w:hideMark/>
           </w:tcPr>
           <w:p>
             <w:r>
               <w:t>0.505</w:t>
+            </w:r>
+          </w:p>
+        </w:tc>
+        <w:tc>
+          <w:tcPr>
+            <w:tcW w:w="1984" w:type="dxa"/>
+            <w:shd w:val="clear" w:color="auto" w:fill="FFF2CC" w:themeFill="accent4" w:themeFillTint="33"/>
+          </w:tcPr>
+          <w:p>
+            <w:r>
+              <w:t>9.12</w:t>
             </w:r>
           </w:p>
         </w:tc>
@@ -900,7 +1269,7 @@
       <w:tr>
         <w:tc>
           <w:tcPr>
-            <w:tcW w:w="0" w:type="auto"/>
+            <w:tcW w:w="1696" w:type="dxa"/>
             <w:hideMark/>
           </w:tcPr>
           <w:p>
@@ -911,7 +1280,7 @@
         </w:tc>
         <w:tc>
           <w:tcPr>
-            <w:tcW w:w="0" w:type="auto"/>
+            <w:tcW w:w="1985" w:type="dxa"/>
             <w:hideMark/>
           </w:tcPr>
           <w:p>
@@ -922,7 +1291,7 @@
         </w:tc>
         <w:tc>
           <w:tcPr>
-            <w:tcW w:w="0" w:type="auto"/>
+            <w:tcW w:w="2268" w:type="dxa"/>
             <w:hideMark/>
           </w:tcPr>
           <w:p>
@@ -933,13 +1302,24 @@
         </w:tc>
         <w:tc>
           <w:tcPr>
-            <w:tcW w:w="3351" w:type="dxa"/>
+            <w:tcW w:w="2268" w:type="dxa"/>
             <w:shd w:val="clear" w:color="auto" w:fill="FFF2CC" w:themeFill="accent4" w:themeFillTint="33"/>
             <w:hideMark/>
           </w:tcPr>
           <w:p>
             <w:r>
               <w:t>0.434</w:t>
+            </w:r>
+          </w:p>
+        </w:tc>
+        <w:tc>
+          <w:tcPr>
+            <w:tcW w:w="1984" w:type="dxa"/>
+            <w:shd w:val="clear" w:color="auto" w:fill="FFF2CC" w:themeFill="accent4" w:themeFillTint="33"/>
+          </w:tcPr>
+          <w:p>
+            <w:r>
+              <w:t>7.83</w:t>
             </w:r>
           </w:p>
         </w:tc>
@@ -947,7 +1327,7 @@
       <w:tr>
         <w:tc>
           <w:tcPr>
-            <w:tcW w:w="0" w:type="auto"/>
+            <w:tcW w:w="1696" w:type="dxa"/>
             <w:hideMark/>
           </w:tcPr>
           <w:p>
@@ -958,7 +1338,7 @@
         </w:tc>
         <w:tc>
           <w:tcPr>
-            <w:tcW w:w="0" w:type="auto"/>
+            <w:tcW w:w="1985" w:type="dxa"/>
             <w:hideMark/>
           </w:tcPr>
           <w:p>
@@ -969,7 +1349,7 @@
         </w:tc>
         <w:tc>
           <w:tcPr>
-            <w:tcW w:w="0" w:type="auto"/>
+            <w:tcW w:w="2268" w:type="dxa"/>
             <w:hideMark/>
           </w:tcPr>
           <w:p>
@@ -980,13 +1360,24 @@
         </w:tc>
         <w:tc>
           <w:tcPr>
-            <w:tcW w:w="3351" w:type="dxa"/>
+            <w:tcW w:w="2268" w:type="dxa"/>
             <w:shd w:val="clear" w:color="auto" w:fill="FFF2CC" w:themeFill="accent4" w:themeFillTint="33"/>
             <w:hideMark/>
           </w:tcPr>
           <w:p>
             <w:r>
               <w:t>0.371</w:t>
+            </w:r>
+          </w:p>
+        </w:tc>
+        <w:tc>
+          <w:tcPr>
+            <w:tcW w:w="1984" w:type="dxa"/>
+            <w:shd w:val="clear" w:color="auto" w:fill="FFF2CC" w:themeFill="accent4" w:themeFillTint="33"/>
+          </w:tcPr>
+          <w:p>
+            <w:r>
+              <w:t>6.70</w:t>
             </w:r>
           </w:p>
         </w:tc>
@@ -994,7 +1385,7 @@
       <w:tr>
         <w:tc>
           <w:tcPr>
-            <w:tcW w:w="0" w:type="auto"/>
+            <w:tcW w:w="1696" w:type="dxa"/>
             <w:hideMark/>
           </w:tcPr>
           <w:p>
@@ -1005,7 +1396,7 @@
         </w:tc>
         <w:tc>
           <w:tcPr>
-            <w:tcW w:w="0" w:type="auto"/>
+            <w:tcW w:w="1985" w:type="dxa"/>
             <w:hideMark/>
           </w:tcPr>
           <w:p>
@@ -1016,7 +1407,7 @@
         </w:tc>
         <w:tc>
           <w:tcPr>
-            <w:tcW w:w="0" w:type="auto"/>
+            <w:tcW w:w="2268" w:type="dxa"/>
             <w:hideMark/>
           </w:tcPr>
           <w:p>
@@ -1027,13 +1418,24 @@
         </w:tc>
         <w:tc>
           <w:tcPr>
-            <w:tcW w:w="3351" w:type="dxa"/>
+            <w:tcW w:w="2268" w:type="dxa"/>
             <w:shd w:val="clear" w:color="auto" w:fill="FFF2CC" w:themeFill="accent4" w:themeFillTint="33"/>
             <w:hideMark/>
           </w:tcPr>
           <w:p>
             <w:r>
               <w:t>0.359</w:t>
+            </w:r>
+          </w:p>
+        </w:tc>
+        <w:tc>
+          <w:tcPr>
+            <w:tcW w:w="1984" w:type="dxa"/>
+            <w:shd w:val="clear" w:color="auto" w:fill="FFF2CC" w:themeFill="accent4" w:themeFillTint="33"/>
+          </w:tcPr>
+          <w:p>
+            <w:r>
+              <w:t>6.49</w:t>
             </w:r>
           </w:p>
         </w:tc>
@@ -1041,7 +1443,7 @@
       <w:tr>
         <w:tc>
           <w:tcPr>
-            <w:tcW w:w="0" w:type="auto"/>
+            <w:tcW w:w="1696" w:type="dxa"/>
             <w:hideMark/>
           </w:tcPr>
           <w:p>
@@ -1052,7 +1454,7 @@
         </w:tc>
         <w:tc>
           <w:tcPr>
-            <w:tcW w:w="0" w:type="auto"/>
+            <w:tcW w:w="1985" w:type="dxa"/>
             <w:hideMark/>
           </w:tcPr>
           <w:p>
@@ -1063,7 +1465,7 @@
         </w:tc>
         <w:tc>
           <w:tcPr>
-            <w:tcW w:w="0" w:type="auto"/>
+            <w:tcW w:w="2268" w:type="dxa"/>
             <w:hideMark/>
           </w:tcPr>
           <w:p>
@@ -1074,13 +1476,24 @@
         </w:tc>
         <w:tc>
           <w:tcPr>
-            <w:tcW w:w="3351" w:type="dxa"/>
+            <w:tcW w:w="2268" w:type="dxa"/>
             <w:shd w:val="clear" w:color="auto" w:fill="FFF2CC" w:themeFill="accent4" w:themeFillTint="33"/>
             <w:hideMark/>
           </w:tcPr>
           <w:p>
             <w:r>
               <w:t>0.354</w:t>
+            </w:r>
+          </w:p>
+        </w:tc>
+        <w:tc>
+          <w:tcPr>
+            <w:tcW w:w="1984" w:type="dxa"/>
+            <w:shd w:val="clear" w:color="auto" w:fill="FFF2CC" w:themeFill="accent4" w:themeFillTint="33"/>
+          </w:tcPr>
+          <w:p>
+            <w:r>
+              <w:t>6.39</w:t>
             </w:r>
           </w:p>
         </w:tc>
@@ -1088,7 +1501,7 @@
       <w:tr>
         <w:tc>
           <w:tcPr>
-            <w:tcW w:w="0" w:type="auto"/>
+            <w:tcW w:w="1696" w:type="dxa"/>
             <w:hideMark/>
           </w:tcPr>
           <w:p>
@@ -1099,7 +1512,7 @@
         </w:tc>
         <w:tc>
           <w:tcPr>
-            <w:tcW w:w="0" w:type="auto"/>
+            <w:tcW w:w="1985" w:type="dxa"/>
             <w:hideMark/>
           </w:tcPr>
           <w:p>
@@ -1110,7 +1523,7 @@
         </w:tc>
         <w:tc>
           <w:tcPr>
-            <w:tcW w:w="0" w:type="auto"/>
+            <w:tcW w:w="2268" w:type="dxa"/>
             <w:hideMark/>
           </w:tcPr>
           <w:p>
@@ -1121,13 +1534,24 @@
         </w:tc>
         <w:tc>
           <w:tcPr>
-            <w:tcW w:w="3351" w:type="dxa"/>
+            <w:tcW w:w="2268" w:type="dxa"/>
             <w:shd w:val="clear" w:color="auto" w:fill="FFF2CC" w:themeFill="accent4" w:themeFillTint="33"/>
             <w:hideMark/>
           </w:tcPr>
           <w:p>
             <w:r>
               <w:t>0.352</w:t>
+            </w:r>
+          </w:p>
+        </w:tc>
+        <w:tc>
+          <w:tcPr>
+            <w:tcW w:w="1984" w:type="dxa"/>
+            <w:shd w:val="clear" w:color="auto" w:fill="FFF2CC" w:themeFill="accent4" w:themeFillTint="33"/>
+          </w:tcPr>
+          <w:p>
+            <w:r>
+              <w:t>6.35</w:t>
             </w:r>
           </w:p>
         </w:tc>
@@ -1135,7 +1559,7 @@
       <w:tr>
         <w:tc>
           <w:tcPr>
-            <w:tcW w:w="0" w:type="auto"/>
+            <w:tcW w:w="1696" w:type="dxa"/>
             <w:hideMark/>
           </w:tcPr>
           <w:p>
@@ -1146,7 +1570,7 @@
         </w:tc>
         <w:tc>
           <w:tcPr>
-            <w:tcW w:w="0" w:type="auto"/>
+            <w:tcW w:w="1985" w:type="dxa"/>
             <w:hideMark/>
           </w:tcPr>
           <w:p>
@@ -1157,7 +1581,7 @@
         </w:tc>
         <w:tc>
           <w:tcPr>
-            <w:tcW w:w="0" w:type="auto"/>
+            <w:tcW w:w="2268" w:type="dxa"/>
             <w:hideMark/>
           </w:tcPr>
           <w:p>
@@ -1168,13 +1592,24 @@
         </w:tc>
         <w:tc>
           <w:tcPr>
-            <w:tcW w:w="3351" w:type="dxa"/>
+            <w:tcW w:w="2268" w:type="dxa"/>
             <w:shd w:val="clear" w:color="auto" w:fill="FFF2CC" w:themeFill="accent4" w:themeFillTint="33"/>
             <w:hideMark/>
           </w:tcPr>
           <w:p>
             <w:r>
               <w:t>0.324</w:t>
+            </w:r>
+          </w:p>
+        </w:tc>
+        <w:tc>
+          <w:tcPr>
+            <w:tcW w:w="1984" w:type="dxa"/>
+            <w:shd w:val="clear" w:color="auto" w:fill="FFF2CC" w:themeFill="accent4" w:themeFillTint="33"/>
+          </w:tcPr>
+          <w:p>
+            <w:r>
+              <w:t>5.85</w:t>
             </w:r>
           </w:p>
         </w:tc>
@@ -1182,7 +1617,7 @@
       <w:tr>
         <w:tc>
           <w:tcPr>
-            <w:tcW w:w="0" w:type="auto"/>
+            <w:tcW w:w="1696" w:type="dxa"/>
             <w:hideMark/>
           </w:tcPr>
           <w:p>
@@ -1193,7 +1628,7 @@
         </w:tc>
         <w:tc>
           <w:tcPr>
-            <w:tcW w:w="0" w:type="auto"/>
+            <w:tcW w:w="1985" w:type="dxa"/>
             <w:hideMark/>
           </w:tcPr>
           <w:p>
@@ -1204,7 +1639,7 @@
         </w:tc>
         <w:tc>
           <w:tcPr>
-            <w:tcW w:w="0" w:type="auto"/>
+            <w:tcW w:w="2268" w:type="dxa"/>
             <w:hideMark/>
           </w:tcPr>
           <w:p>
@@ -1215,13 +1650,24 @@
         </w:tc>
         <w:tc>
           <w:tcPr>
-            <w:tcW w:w="3351" w:type="dxa"/>
+            <w:tcW w:w="2268" w:type="dxa"/>
             <w:shd w:val="clear" w:color="auto" w:fill="FFF2CC" w:themeFill="accent4" w:themeFillTint="33"/>
             <w:hideMark/>
           </w:tcPr>
           <w:p>
             <w:r>
               <w:t>0.213</w:t>
+            </w:r>
+          </w:p>
+        </w:tc>
+        <w:tc>
+          <w:tcPr>
+            <w:tcW w:w="1984" w:type="dxa"/>
+            <w:shd w:val="clear" w:color="auto" w:fill="FFF2CC" w:themeFill="accent4" w:themeFillTint="33"/>
+          </w:tcPr>
+          <w:p>
+            <w:r>
+              <w:t>3.84</w:t>
             </w:r>
           </w:p>
         </w:tc>
@@ -1229,7 +1675,7 @@
       <w:tr>
         <w:tc>
           <w:tcPr>
-            <w:tcW w:w="0" w:type="auto"/>
+            <w:tcW w:w="1696" w:type="dxa"/>
             <w:hideMark/>
           </w:tcPr>
           <w:p>
@@ -1240,7 +1686,7 @@
         </w:tc>
         <w:tc>
           <w:tcPr>
-            <w:tcW w:w="0" w:type="auto"/>
+            <w:tcW w:w="1985" w:type="dxa"/>
             <w:hideMark/>
           </w:tcPr>
           <w:p>
@@ -1251,7 +1697,7 @@
         </w:tc>
         <w:tc>
           <w:tcPr>
-            <w:tcW w:w="0" w:type="auto"/>
+            <w:tcW w:w="2268" w:type="dxa"/>
             <w:hideMark/>
           </w:tcPr>
           <w:p>
@@ -1262,13 +1708,24 @@
         </w:tc>
         <w:tc>
           <w:tcPr>
-            <w:tcW w:w="3351" w:type="dxa"/>
+            <w:tcW w:w="2268" w:type="dxa"/>
             <w:shd w:val="clear" w:color="auto" w:fill="FFF2CC" w:themeFill="accent4" w:themeFillTint="33"/>
             <w:hideMark/>
           </w:tcPr>
           <w:p>
             <w:r>
               <w:t>0.171</w:t>
+            </w:r>
+          </w:p>
+        </w:tc>
+        <w:tc>
+          <w:tcPr>
+            <w:tcW w:w="1984" w:type="dxa"/>
+            <w:shd w:val="clear" w:color="auto" w:fill="FFF2CC" w:themeFill="accent4" w:themeFillTint="33"/>
+          </w:tcPr>
+          <w:p>
+            <w:r>
+              <w:t>3.09</w:t>
             </w:r>
           </w:p>
         </w:tc>
@@ -1276,7 +1733,7 @@
       <w:tr>
         <w:tc>
           <w:tcPr>
-            <w:tcW w:w="0" w:type="auto"/>
+            <w:tcW w:w="1696" w:type="dxa"/>
             <w:hideMark/>
           </w:tcPr>
           <w:p>
@@ -1287,7 +1744,7 @@
         </w:tc>
         <w:tc>
           <w:tcPr>
-            <w:tcW w:w="0" w:type="auto"/>
+            <w:tcW w:w="1985" w:type="dxa"/>
             <w:hideMark/>
           </w:tcPr>
           <w:p>
@@ -1298,7 +1755,7 @@
         </w:tc>
         <w:tc>
           <w:tcPr>
-            <w:tcW w:w="0" w:type="auto"/>
+            <w:tcW w:w="2268" w:type="dxa"/>
             <w:hideMark/>
           </w:tcPr>
           <w:p>
@@ -1309,13 +1766,24 @@
         </w:tc>
         <w:tc>
           <w:tcPr>
-            <w:tcW w:w="3351" w:type="dxa"/>
+            <w:tcW w:w="2268" w:type="dxa"/>
             <w:shd w:val="clear" w:color="auto" w:fill="FFF2CC" w:themeFill="accent4" w:themeFillTint="33"/>
             <w:hideMark/>
           </w:tcPr>
           <w:p>
             <w:r>
               <w:t>0.121</w:t>
+            </w:r>
+          </w:p>
+        </w:tc>
+        <w:tc>
+          <w:tcPr>
+            <w:tcW w:w="1984" w:type="dxa"/>
+            <w:shd w:val="clear" w:color="auto" w:fill="FFF2CC" w:themeFill="accent4" w:themeFillTint="33"/>
+          </w:tcPr>
+          <w:p>
+            <w:r>
+              <w:t>2.18</w:t>
             </w:r>
           </w:p>
         </w:tc>
@@ -1323,7 +1791,7 @@
       <w:tr>
         <w:tc>
           <w:tcPr>
-            <w:tcW w:w="0" w:type="auto"/>
+            <w:tcW w:w="1696" w:type="dxa"/>
             <w:hideMark/>
           </w:tcPr>
           <w:p>
@@ -1334,7 +1802,7 @@
         </w:tc>
         <w:tc>
           <w:tcPr>
-            <w:tcW w:w="0" w:type="auto"/>
+            <w:tcW w:w="1985" w:type="dxa"/>
             <w:hideMark/>
           </w:tcPr>
           <w:p>
@@ -1345,7 +1813,7 @@
         </w:tc>
         <w:tc>
           <w:tcPr>
-            <w:tcW w:w="0" w:type="auto"/>
+            <w:tcW w:w="2268" w:type="dxa"/>
             <w:hideMark/>
           </w:tcPr>
           <w:p>
@@ -1356,13 +1824,24 @@
         </w:tc>
         <w:tc>
           <w:tcPr>
-            <w:tcW w:w="3351" w:type="dxa"/>
+            <w:tcW w:w="2268" w:type="dxa"/>
             <w:shd w:val="clear" w:color="auto" w:fill="FFF2CC" w:themeFill="accent4" w:themeFillTint="33"/>
             <w:hideMark/>
           </w:tcPr>
           <w:p>
             <w:r>
               <w:t>0.118</w:t>
+            </w:r>
+          </w:p>
+        </w:tc>
+        <w:tc>
+          <w:tcPr>
+            <w:tcW w:w="1984" w:type="dxa"/>
+            <w:shd w:val="clear" w:color="auto" w:fill="FFF2CC" w:themeFill="accent4" w:themeFillTint="33"/>
+          </w:tcPr>
+          <w:p>
+            <w:r>
+              <w:t>2.12</w:t>
             </w:r>
           </w:p>
         </w:tc>
@@ -1370,7 +1849,7 @@
       <w:tr>
         <w:tc>
           <w:tcPr>
-            <w:tcW w:w="0" w:type="auto"/>
+            <w:tcW w:w="1696" w:type="dxa"/>
             <w:hideMark/>
           </w:tcPr>
           <w:p>
@@ -1381,7 +1860,7 @@
         </w:tc>
         <w:tc>
           <w:tcPr>
-            <w:tcW w:w="0" w:type="auto"/>
+            <w:tcW w:w="1985" w:type="dxa"/>
             <w:hideMark/>
           </w:tcPr>
           <w:p>
@@ -1392,7 +1871,7 @@
         </w:tc>
         <w:tc>
           <w:tcPr>
-            <w:tcW w:w="0" w:type="auto"/>
+            <w:tcW w:w="2268" w:type="dxa"/>
             <w:hideMark/>
           </w:tcPr>
           <w:p>
@@ -1403,13 +1882,24 @@
         </w:tc>
         <w:tc>
           <w:tcPr>
-            <w:tcW w:w="3351" w:type="dxa"/>
+            <w:tcW w:w="2268" w:type="dxa"/>
             <w:shd w:val="clear" w:color="auto" w:fill="E2EFD9" w:themeFill="accent6" w:themeFillTint="33"/>
             <w:hideMark/>
           </w:tcPr>
           <w:p>
             <w:r>
               <w:t>0.078</w:t>
+            </w:r>
+          </w:p>
+        </w:tc>
+        <w:tc>
+          <w:tcPr>
+            <w:tcW w:w="1984" w:type="dxa"/>
+            <w:shd w:val="clear" w:color="auto" w:fill="E2EFD9" w:themeFill="accent6" w:themeFillTint="33"/>
+          </w:tcPr>
+          <w:p>
+            <w:r>
+              <w:t>1.14</w:t>
             </w:r>
           </w:p>
         </w:tc>
@@ -1417,7 +1907,7 @@
       <w:tr>
         <w:tc>
           <w:tcPr>
-            <w:tcW w:w="0" w:type="auto"/>
+            <w:tcW w:w="1696" w:type="dxa"/>
             <w:hideMark/>
           </w:tcPr>
           <w:p>
@@ -1428,7 +1918,7 @@
         </w:tc>
         <w:tc>
           <w:tcPr>
-            <w:tcW w:w="0" w:type="auto"/>
+            <w:tcW w:w="1985" w:type="dxa"/>
             <w:hideMark/>
           </w:tcPr>
           <w:p>
@@ -1439,7 +1929,7 @@
         </w:tc>
         <w:tc>
           <w:tcPr>
-            <w:tcW w:w="0" w:type="auto"/>
+            <w:tcW w:w="2268" w:type="dxa"/>
             <w:hideMark/>
           </w:tcPr>
           <w:p>
@@ -1450,13 +1940,24 @@
         </w:tc>
         <w:tc>
           <w:tcPr>
-            <w:tcW w:w="3351" w:type="dxa"/>
+            <w:tcW w:w="2268" w:type="dxa"/>
             <w:shd w:val="clear" w:color="auto" w:fill="E2EFD9" w:themeFill="accent6" w:themeFillTint="33"/>
             <w:hideMark/>
           </w:tcPr>
           <w:p>
             <w:r>
               <w:t>0.076</w:t>
+            </w:r>
+          </w:p>
+        </w:tc>
+        <w:tc>
+          <w:tcPr>
+            <w:tcW w:w="1984" w:type="dxa"/>
+            <w:shd w:val="clear" w:color="auto" w:fill="E2EFD9" w:themeFill="accent6" w:themeFillTint="33"/>
+          </w:tcPr>
+          <w:p>
+            <w:r>
+              <w:t>1.36</w:t>
             </w:r>
           </w:p>
         </w:tc>
@@ -1464,7 +1965,7 @@
       <w:tr>
         <w:tc>
           <w:tcPr>
-            <w:tcW w:w="0" w:type="auto"/>
+            <w:tcW w:w="1696" w:type="dxa"/>
             <w:hideMark/>
           </w:tcPr>
           <w:p>
@@ -1475,7 +1976,7 @@
         </w:tc>
         <w:tc>
           <w:tcPr>
-            <w:tcW w:w="0" w:type="auto"/>
+            <w:tcW w:w="1985" w:type="dxa"/>
             <w:hideMark/>
           </w:tcPr>
           <w:p>
@@ -1486,7 +1987,7 @@
         </w:tc>
         <w:tc>
           <w:tcPr>
-            <w:tcW w:w="0" w:type="auto"/>
+            <w:tcW w:w="2268" w:type="dxa"/>
             <w:hideMark/>
           </w:tcPr>
           <w:p>
@@ -1497,13 +1998,24 @@
         </w:tc>
         <w:tc>
           <w:tcPr>
-            <w:tcW w:w="3351" w:type="dxa"/>
+            <w:tcW w:w="2268" w:type="dxa"/>
             <w:shd w:val="clear" w:color="auto" w:fill="E2EFD9" w:themeFill="accent6" w:themeFillTint="33"/>
             <w:hideMark/>
           </w:tcPr>
           <w:p>
             <w:r>
               <w:t>0.071</w:t>
+            </w:r>
+          </w:p>
+        </w:tc>
+        <w:tc>
+          <w:tcPr>
+            <w:tcW w:w="1984" w:type="dxa"/>
+            <w:shd w:val="clear" w:color="auto" w:fill="E2EFD9" w:themeFill="accent6" w:themeFillTint="33"/>
+          </w:tcPr>
+          <w:p>
+            <w:r>
+              <w:t>1.27</w:t>
             </w:r>
           </w:p>
         </w:tc>
@@ -1511,7 +2023,7 @@
       <w:tr>
         <w:tc>
           <w:tcPr>
-            <w:tcW w:w="0" w:type="auto"/>
+            <w:tcW w:w="1696" w:type="dxa"/>
             <w:hideMark/>
           </w:tcPr>
           <w:p>
@@ -1522,7 +2034,7 @@
         </w:tc>
         <w:tc>
           <w:tcPr>
-            <w:tcW w:w="0" w:type="auto"/>
+            <w:tcW w:w="1985" w:type="dxa"/>
             <w:hideMark/>
           </w:tcPr>
           <w:p>
@@ -1533,7 +2045,7 @@
         </w:tc>
         <w:tc>
           <w:tcPr>
-            <w:tcW w:w="0" w:type="auto"/>
+            <w:tcW w:w="2268" w:type="dxa"/>
             <w:hideMark/>
           </w:tcPr>
           <w:p>
@@ -1544,13 +2056,24 @@
         </w:tc>
         <w:tc>
           <w:tcPr>
-            <w:tcW w:w="3351" w:type="dxa"/>
+            <w:tcW w:w="2268" w:type="dxa"/>
             <w:shd w:val="clear" w:color="auto" w:fill="E2EFD9" w:themeFill="accent6" w:themeFillTint="33"/>
             <w:hideMark/>
           </w:tcPr>
           <w:p>
             <w:r>
               <w:t>0.054</w:t>
+            </w:r>
+          </w:p>
+        </w:tc>
+        <w:tc>
+          <w:tcPr>
+            <w:tcW w:w="1984" w:type="dxa"/>
+            <w:shd w:val="clear" w:color="auto" w:fill="E2EFD9" w:themeFill="accent6" w:themeFillTint="33"/>
+          </w:tcPr>
+          <w:p>
+            <w:r>
+              <w:t>0.98</w:t>
             </w:r>
           </w:p>
         </w:tc>
@@ -1558,7 +2081,7 @@
       <w:tr>
         <w:tc>
           <w:tcPr>
-            <w:tcW w:w="0" w:type="auto"/>
+            <w:tcW w:w="1696" w:type="dxa"/>
             <w:hideMark/>
           </w:tcPr>
           <w:p>
@@ -1569,7 +2092,7 @@
         </w:tc>
         <w:tc>
           <w:tcPr>
-            <w:tcW w:w="0" w:type="auto"/>
+            <w:tcW w:w="1985" w:type="dxa"/>
             <w:hideMark/>
           </w:tcPr>
           <w:p>
@@ -1580,7 +2103,7 @@
         </w:tc>
         <w:tc>
           <w:tcPr>
-            <w:tcW w:w="0" w:type="auto"/>
+            <w:tcW w:w="2268" w:type="dxa"/>
             <w:hideMark/>
           </w:tcPr>
           <w:p>
@@ -1591,13 +2114,24 @@
         </w:tc>
         <w:tc>
           <w:tcPr>
-            <w:tcW w:w="3351" w:type="dxa"/>
+            <w:tcW w:w="2268" w:type="dxa"/>
             <w:shd w:val="clear" w:color="auto" w:fill="E2EFD9" w:themeFill="accent6" w:themeFillTint="33"/>
             <w:hideMark/>
           </w:tcPr>
           <w:p>
             <w:r>
               <w:t>0.049</w:t>
+            </w:r>
+          </w:p>
+        </w:tc>
+        <w:tc>
+          <w:tcPr>
+            <w:tcW w:w="1984" w:type="dxa"/>
+            <w:shd w:val="clear" w:color="auto" w:fill="E2EFD9" w:themeFill="accent6" w:themeFillTint="33"/>
+          </w:tcPr>
+          <w:p>
+            <w:r>
+              <w:t>0.89</w:t>
             </w:r>
           </w:p>
         </w:tc>
@@ -1605,7 +2139,7 @@
       <w:tr>
         <w:tc>
           <w:tcPr>
-            <w:tcW w:w="0" w:type="auto"/>
+            <w:tcW w:w="1696" w:type="dxa"/>
             <w:hideMark/>
           </w:tcPr>
           <w:p>
@@ -1616,7 +2150,7 @@
         </w:tc>
         <w:tc>
           <w:tcPr>
-            <w:tcW w:w="0" w:type="auto"/>
+            <w:tcW w:w="1985" w:type="dxa"/>
             <w:hideMark/>
           </w:tcPr>
           <w:p>
@@ -1627,7 +2161,7 @@
         </w:tc>
         <w:tc>
           <w:tcPr>
-            <w:tcW w:w="0" w:type="auto"/>
+            <w:tcW w:w="2268" w:type="dxa"/>
             <w:hideMark/>
           </w:tcPr>
           <w:p>
@@ -1638,13 +2172,24 @@
         </w:tc>
         <w:tc>
           <w:tcPr>
-            <w:tcW w:w="3351" w:type="dxa"/>
+            <w:tcW w:w="2268" w:type="dxa"/>
             <w:shd w:val="clear" w:color="auto" w:fill="E2EFD9" w:themeFill="accent6" w:themeFillTint="33"/>
             <w:hideMark/>
           </w:tcPr>
           <w:p>
             <w:r>
               <w:t>0.049</w:t>
+            </w:r>
+          </w:p>
+        </w:tc>
+        <w:tc>
+          <w:tcPr>
+            <w:tcW w:w="1984" w:type="dxa"/>
+            <w:shd w:val="clear" w:color="auto" w:fill="E2EFD9" w:themeFill="accent6" w:themeFillTint="33"/>
+          </w:tcPr>
+          <w:p>
+            <w:r>
+              <w:t>0.88</w:t>
             </w:r>
           </w:p>
         </w:tc>
@@ -1652,7 +2197,7 @@
       <w:tr>
         <w:tc>
           <w:tcPr>
-            <w:tcW w:w="0" w:type="auto"/>
+            <w:tcW w:w="1696" w:type="dxa"/>
             <w:hideMark/>
           </w:tcPr>
           <w:p>
@@ -1663,7 +2208,7 @@
         </w:tc>
         <w:tc>
           <w:tcPr>
-            <w:tcW w:w="0" w:type="auto"/>
+            <w:tcW w:w="1985" w:type="dxa"/>
             <w:hideMark/>
           </w:tcPr>
           <w:p>
@@ -1674,24 +2219,37 @@
         </w:tc>
         <w:tc>
           <w:tcPr>
-            <w:tcW w:w="0" w:type="auto"/>
-            <w:hideMark/>
-          </w:tcPr>
-          <w:p>
+            <w:tcW w:w="2268" w:type="dxa"/>
+            <w:hideMark/>
+          </w:tcPr>
+          <w:p>
+            <w:proofErr w:type="spellStart"/>
             <w:r>
               <w:t>Upsample</w:t>
             </w:r>
-          </w:p>
-        </w:tc>
-        <w:tc>
-          <w:tcPr>
-            <w:tcW w:w="3351" w:type="dxa"/>
+            <w:proofErr w:type="spellEnd"/>
+          </w:p>
+        </w:tc>
+        <w:tc>
+          <w:tcPr>
+            <w:tcW w:w="2268" w:type="dxa"/>
             <w:shd w:val="clear" w:color="auto" w:fill="E2EFD9" w:themeFill="accent6" w:themeFillTint="33"/>
             <w:hideMark/>
           </w:tcPr>
           <w:p>
             <w:r>
               <w:t>0.023</w:t>
+            </w:r>
+          </w:p>
+        </w:tc>
+        <w:tc>
+          <w:tcPr>
+            <w:tcW w:w="1984" w:type="dxa"/>
+            <w:shd w:val="clear" w:color="auto" w:fill="E2EFD9" w:themeFill="accent6" w:themeFillTint="33"/>
+          </w:tcPr>
+          <w:p>
+            <w:r>
+              <w:t>0.42</w:t>
             </w:r>
           </w:p>
         </w:tc>
@@ -1699,7 +2257,7 @@
       <w:tr>
         <w:tc>
           <w:tcPr>
-            <w:tcW w:w="0" w:type="auto"/>
+            <w:tcW w:w="1696" w:type="dxa"/>
             <w:hideMark/>
           </w:tcPr>
           <w:p>
@@ -1710,7 +2268,7 @@
         </w:tc>
         <w:tc>
           <w:tcPr>
-            <w:tcW w:w="0" w:type="auto"/>
+            <w:tcW w:w="1985" w:type="dxa"/>
             <w:hideMark/>
           </w:tcPr>
           <w:p>
@@ -1721,24 +2279,37 @@
         </w:tc>
         <w:tc>
           <w:tcPr>
-            <w:tcW w:w="0" w:type="auto"/>
-            <w:hideMark/>
-          </w:tcPr>
-          <w:p>
+            <w:tcW w:w="2268" w:type="dxa"/>
+            <w:hideMark/>
+          </w:tcPr>
+          <w:p>
+            <w:proofErr w:type="spellStart"/>
             <w:r>
               <w:t>Concat</w:t>
             </w:r>
-          </w:p>
-        </w:tc>
-        <w:tc>
-          <w:tcPr>
-            <w:tcW w:w="3351" w:type="dxa"/>
+            <w:proofErr w:type="spellEnd"/>
+          </w:p>
+        </w:tc>
+        <w:tc>
+          <w:tcPr>
+            <w:tcW w:w="2268" w:type="dxa"/>
             <w:shd w:val="clear" w:color="auto" w:fill="E2EFD9" w:themeFill="accent6" w:themeFillTint="33"/>
             <w:hideMark/>
           </w:tcPr>
           <w:p>
             <w:r>
               <w:t>0.023</w:t>
+            </w:r>
+          </w:p>
+        </w:tc>
+        <w:tc>
+          <w:tcPr>
+            <w:tcW w:w="1984" w:type="dxa"/>
+            <w:shd w:val="clear" w:color="auto" w:fill="E2EFD9" w:themeFill="accent6" w:themeFillTint="33"/>
+          </w:tcPr>
+          <w:p>
+            <w:r>
+              <w:t>0.41</w:t>
             </w:r>
           </w:p>
         </w:tc>
@@ -1746,7 +2317,7 @@
       <w:tr>
         <w:tc>
           <w:tcPr>
-            <w:tcW w:w="0" w:type="auto"/>
+            <w:tcW w:w="1696" w:type="dxa"/>
             <w:hideMark/>
           </w:tcPr>
           <w:p>
@@ -1757,7 +2328,7 @@
         </w:tc>
         <w:tc>
           <w:tcPr>
-            <w:tcW w:w="0" w:type="auto"/>
+            <w:tcW w:w="1985" w:type="dxa"/>
             <w:hideMark/>
           </w:tcPr>
           <w:p>
@@ -1768,24 +2339,37 @@
         </w:tc>
         <w:tc>
           <w:tcPr>
-            <w:tcW w:w="0" w:type="auto"/>
-            <w:hideMark/>
-          </w:tcPr>
-          <w:p>
+            <w:tcW w:w="2268" w:type="dxa"/>
+            <w:hideMark/>
+          </w:tcPr>
+          <w:p>
+            <w:proofErr w:type="spellStart"/>
             <w:r>
               <w:t>Upsample</w:t>
             </w:r>
-          </w:p>
-        </w:tc>
-        <w:tc>
-          <w:tcPr>
-            <w:tcW w:w="3351" w:type="dxa"/>
+            <w:proofErr w:type="spellEnd"/>
+          </w:p>
+        </w:tc>
+        <w:tc>
+          <w:tcPr>
+            <w:tcW w:w="2268" w:type="dxa"/>
             <w:shd w:val="clear" w:color="auto" w:fill="E2EFD9" w:themeFill="accent6" w:themeFillTint="33"/>
             <w:hideMark/>
           </w:tcPr>
           <w:p>
             <w:r>
               <w:t>0.022</w:t>
+            </w:r>
+          </w:p>
+        </w:tc>
+        <w:tc>
+          <w:tcPr>
+            <w:tcW w:w="1984" w:type="dxa"/>
+            <w:shd w:val="clear" w:color="auto" w:fill="E2EFD9" w:themeFill="accent6" w:themeFillTint="33"/>
+          </w:tcPr>
+          <w:p>
+            <w:r>
+              <w:t>0.39</w:t>
             </w:r>
           </w:p>
         </w:tc>
@@ -1793,7 +2377,7 @@
       <w:tr>
         <w:tc>
           <w:tcPr>
-            <w:tcW w:w="0" w:type="auto"/>
+            <w:tcW w:w="1696" w:type="dxa"/>
             <w:hideMark/>
           </w:tcPr>
           <w:p>
@@ -1804,7 +2388,7 @@
         </w:tc>
         <w:tc>
           <w:tcPr>
-            <w:tcW w:w="0" w:type="auto"/>
+            <w:tcW w:w="1985" w:type="dxa"/>
             <w:hideMark/>
           </w:tcPr>
           <w:p>
@@ -1815,24 +2399,37 @@
         </w:tc>
         <w:tc>
           <w:tcPr>
-            <w:tcW w:w="0" w:type="auto"/>
-            <w:hideMark/>
-          </w:tcPr>
-          <w:p>
+            <w:tcW w:w="2268" w:type="dxa"/>
+            <w:hideMark/>
+          </w:tcPr>
+          <w:p>
+            <w:proofErr w:type="spellStart"/>
             <w:r>
               <w:t>Concat</w:t>
             </w:r>
-          </w:p>
-        </w:tc>
-        <w:tc>
-          <w:tcPr>
-            <w:tcW w:w="3351" w:type="dxa"/>
+            <w:proofErr w:type="spellEnd"/>
+          </w:p>
+        </w:tc>
+        <w:tc>
+          <w:tcPr>
+            <w:tcW w:w="2268" w:type="dxa"/>
             <w:shd w:val="clear" w:color="auto" w:fill="E2EFD9" w:themeFill="accent6" w:themeFillTint="33"/>
             <w:hideMark/>
           </w:tcPr>
           <w:p>
             <w:r>
               <w:t>0.018</w:t>
+            </w:r>
+          </w:p>
+        </w:tc>
+        <w:tc>
+          <w:tcPr>
+            <w:tcW w:w="1984" w:type="dxa"/>
+            <w:shd w:val="clear" w:color="auto" w:fill="E2EFD9" w:themeFill="accent6" w:themeFillTint="33"/>
+          </w:tcPr>
+          <w:p>
+            <w:r>
+              <w:t>0.33</w:t>
             </w:r>
           </w:p>
         </w:tc>
@@ -1840,7 +2437,7 @@
       <w:tr>
         <w:tc>
           <w:tcPr>
-            <w:tcW w:w="0" w:type="auto"/>
+            <w:tcW w:w="1696" w:type="dxa"/>
             <w:hideMark/>
           </w:tcPr>
           <w:p>
@@ -1851,7 +2448,7 @@
         </w:tc>
         <w:tc>
           <w:tcPr>
-            <w:tcW w:w="0" w:type="auto"/>
+            <w:tcW w:w="1985" w:type="dxa"/>
             <w:hideMark/>
           </w:tcPr>
           <w:p>
@@ -1862,24 +2459,37 @@
         </w:tc>
         <w:tc>
           <w:tcPr>
-            <w:tcW w:w="0" w:type="auto"/>
-            <w:hideMark/>
-          </w:tcPr>
-          <w:p>
+            <w:tcW w:w="2268" w:type="dxa"/>
+            <w:hideMark/>
+          </w:tcPr>
+          <w:p>
+            <w:proofErr w:type="spellStart"/>
             <w:r>
               <w:t>Concat</w:t>
             </w:r>
-          </w:p>
-        </w:tc>
-        <w:tc>
-          <w:tcPr>
-            <w:tcW w:w="3351" w:type="dxa"/>
+            <w:proofErr w:type="spellEnd"/>
+          </w:p>
+        </w:tc>
+        <w:tc>
+          <w:tcPr>
+            <w:tcW w:w="2268" w:type="dxa"/>
             <w:shd w:val="clear" w:color="auto" w:fill="E2EFD9" w:themeFill="accent6" w:themeFillTint="33"/>
             <w:hideMark/>
           </w:tcPr>
           <w:p>
             <w:r>
               <w:t>0.016</w:t>
+            </w:r>
+          </w:p>
+        </w:tc>
+        <w:tc>
+          <w:tcPr>
+            <w:tcW w:w="1984" w:type="dxa"/>
+            <w:shd w:val="clear" w:color="auto" w:fill="E2EFD9" w:themeFill="accent6" w:themeFillTint="33"/>
+          </w:tcPr>
+          <w:p>
+            <w:r>
+              <w:t>0.29</w:t>
             </w:r>
           </w:p>
         </w:tc>
@@ -1887,7 +2497,7 @@
       <w:tr>
         <w:tc>
           <w:tcPr>
-            <w:tcW w:w="0" w:type="auto"/>
+            <w:tcW w:w="1696" w:type="dxa"/>
             <w:hideMark/>
           </w:tcPr>
           <w:p>
@@ -1898,7 +2508,7 @@
         </w:tc>
         <w:tc>
           <w:tcPr>
-            <w:tcW w:w="0" w:type="auto"/>
+            <w:tcW w:w="1985" w:type="dxa"/>
             <w:hideMark/>
           </w:tcPr>
           <w:p>
@@ -1909,24 +2519,37 @@
         </w:tc>
         <w:tc>
           <w:tcPr>
-            <w:tcW w:w="0" w:type="auto"/>
-            <w:hideMark/>
-          </w:tcPr>
-          <w:p>
+            <w:tcW w:w="2268" w:type="dxa"/>
+            <w:hideMark/>
+          </w:tcPr>
+          <w:p>
+            <w:proofErr w:type="spellStart"/>
             <w:r>
               <w:t>Concat</w:t>
             </w:r>
-          </w:p>
-        </w:tc>
-        <w:tc>
-          <w:tcPr>
-            <w:tcW w:w="3351" w:type="dxa"/>
+            <w:proofErr w:type="spellEnd"/>
+          </w:p>
+        </w:tc>
+        <w:tc>
+          <w:tcPr>
+            <w:tcW w:w="2268" w:type="dxa"/>
             <w:shd w:val="clear" w:color="auto" w:fill="E2EFD9" w:themeFill="accent6" w:themeFillTint="33"/>
             <w:hideMark/>
           </w:tcPr>
           <w:p>
             <w:r>
               <w:t>0.015</w:t>
+            </w:r>
+          </w:p>
+        </w:tc>
+        <w:tc>
+          <w:tcPr>
+            <w:tcW w:w="1984" w:type="dxa"/>
+            <w:shd w:val="clear" w:color="auto" w:fill="E2EFD9" w:themeFill="accent6" w:themeFillTint="33"/>
+          </w:tcPr>
+          <w:p>
+            <w:r>
+              <w:t>0.27</w:t>
             </w:r>
           </w:p>
         </w:tc>
@@ -1954,37 +2577,31 @@
         <w:t>3.</w:t>
       </w:r>
       <w:r>
-        <w:t>1, the</w:t>
-      </w:r>
-      <w:r>
-        <w:t xml:space="preserve"> total measured model latency estimate was about 5.539ms</w:t>
-      </w:r>
-      <w:r>
-        <w:t xml:space="preserve">. </w:t>
-      </w:r>
-      <w:r>
-        <w:t xml:space="preserve">The main bottleneck was the C3k2 blocks. In total, the C3k2 layers </w:t>
-      </w:r>
-      <w:r>
-        <w:t>contributed to</w:t>
-      </w:r>
-      <w:r>
-        <w:t xml:space="preserve"> about 2.649ms</w:t>
-      </w:r>
-      <w:r>
-        <w:t xml:space="preserve">. </w:t>
-      </w:r>
-      <w:r>
-        <w:t xml:space="preserve">The </w:t>
-      </w:r>
-      <w:r>
-        <w:t>second</w:t>
-      </w:r>
-      <w:r>
-        <w:t xml:space="preserve"> major source of latency was the Detect layer, which required about 1.724ms</w:t>
-      </w:r>
-      <w:r>
-        <w:t>.</w:t>
+        <w:t xml:space="preserve">1, the total measured model latency estimate was about 5.539ms. </w:t>
+      </w:r>
+      <w:proofErr w:type="gramStart"/>
+      <w:r>
+        <w:t>the</w:t>
+      </w:r>
+      <w:proofErr w:type="gramEnd"/>
+      <w:r>
+        <w:t xml:space="preserve"> single largest latency layer was the Detect layer, with 1.724 </w:t>
+      </w:r>
+      <w:proofErr w:type="spellStart"/>
+      <w:r>
+        <w:t>ms</w:t>
+      </w:r>
+      <w:proofErr w:type="spellEnd"/>
+      <w:r>
+        <w:t xml:space="preserve">, contributing 31.13% of the measured layer latency. However, when layers are grouped by layer type, the C3k2 blocks contributed the largest cumulative latency, with about 2.649 </w:t>
+      </w:r>
+      <w:proofErr w:type="spellStart"/>
+      <w:r>
+        <w:t>ms</w:t>
+      </w:r>
+      <w:proofErr w:type="spellEnd"/>
+      <w:r>
+        <w:t xml:space="preserve"> in total, corresponding to 47.83% of the measured layer latency.</w:t>
       </w:r>
     </w:p>
     <w:p/>
@@ -2118,7 +2735,15 @@
           </w:tcPr>
           <w:p>
             <w:r>
-              <w:t>0.243 ms/image</w:t>
+              <w:t xml:space="preserve">0.243 </w:t>
+            </w:r>
+            <w:proofErr w:type="spellStart"/>
+            <w:r>
+              <w:t>ms</w:t>
+            </w:r>
+            <w:proofErr w:type="spellEnd"/>
+            <w:r>
+              <w:t>/image</w:t>
             </w:r>
           </w:p>
         </w:tc>
@@ -2143,7 +2768,15 @@
           </w:tcPr>
           <w:p>
             <w:r>
-              <w:t>1.004 ms/image</w:t>
+              <w:t xml:space="preserve">1.004 </w:t>
+            </w:r>
+            <w:proofErr w:type="spellStart"/>
+            <w:r>
+              <w:t>ms</w:t>
+            </w:r>
+            <w:proofErr w:type="spellEnd"/>
+            <w:r>
+              <w:t>/image</w:t>
             </w:r>
           </w:p>
         </w:tc>
@@ -2168,7 +2801,15 @@
           </w:tcPr>
           <w:p>
             <w:r>
-              <w:t>0.044 ms/image</w:t>
+              <w:t xml:space="preserve">0.044 </w:t>
+            </w:r>
+            <w:proofErr w:type="spellStart"/>
+            <w:r>
+              <w:t>ms</w:t>
+            </w:r>
+            <w:proofErr w:type="spellEnd"/>
+            <w:r>
+              <w:t>/image</w:t>
             </w:r>
           </w:p>
         </w:tc>
@@ -2192,7 +2833,15 @@
           </w:tcPr>
           <w:p>
             <w:r>
-              <w:t>1.292 ms/image</w:t>
+              <w:t xml:space="preserve">1.292 </w:t>
+            </w:r>
+            <w:proofErr w:type="spellStart"/>
+            <w:r>
+              <w:t>ms</w:t>
+            </w:r>
+            <w:proofErr w:type="spellEnd"/>
+            <w:r>
+              <w:t>/image</w:t>
             </w:r>
           </w:p>
         </w:tc>
@@ -2229,7 +2878,22 @@
           </w:tcPr>
           <w:p>
             <w:r>
+              <w:t>average</w:t>
+            </w:r>
+            <w:r>
+              <w:t xml:space="preserve"> </w:t>
+            </w:r>
+            <w:r>
               <w:t>CPU usage</w:t>
+            </w:r>
+            <w:r>
+              <w:t xml:space="preserve"> (</w:t>
+            </w:r>
+            <w:r>
+              <w:t>Intel(R) Xeon(R) 6507P</w:t>
+            </w:r>
+            <w:r>
+              <w:t>)</w:t>
             </w:r>
           </w:p>
         </w:tc>
@@ -2286,31 +2950,21 @@
     </w:p>
     <w:p>
       <w:r>
-        <w:t xml:space="preserve">According to Table </w:t>
-      </w:r>
-      <w:r>
-        <w:t>3.</w:t>
-      </w:r>
-      <w:r>
-        <w:t>2,</w:t>
-      </w:r>
-      <w:r>
-        <w:t xml:space="preserve"> inference is the largest part of the end-to-end latency</w:t>
-      </w:r>
-      <w:r>
-        <w:t>,</w:t>
-      </w:r>
-      <w:r>
-        <w:t xml:space="preserve"> </w:t>
-      </w:r>
-      <w:r>
-        <w:t>p</w:t>
-      </w:r>
-      <w:r>
-        <w:t>reprocessing and postprocessing are relatively small</w:t>
-      </w:r>
-      <w:r>
-        <w:t>.</w:t>
+        <w:t>Preprocessing includes image loading, resizing/letterboxing, normalization, and batching before inference.</w:t>
+      </w:r>
+    </w:p>
+    <w:p>
+      <w:r>
+        <w:t>Postprocessing includes decoding model outputs, confidence filtering, and non-maximum suppression (NMS).</w:t>
+      </w:r>
+    </w:p>
+    <w:p/>
+    <w:p>
+      <w:r>
+        <w:t xml:space="preserve">According to Table 3.2, </w:t>
+      </w:r>
+      <w:r>
+        <w:t>inference time is much larger than preprocessing and postprocessing time, the main end-to-end speed bottleneck is still the neural network computation itself.</w:t>
       </w:r>
     </w:p>
     <w:p>
@@ -2325,39 +2979,50 @@
           <w:szCs w:val="32"/>
         </w:rPr>
         <w:lastRenderedPageBreak/>
-        <w:t>4. E</w:t>
-      </w:r>
-      <w:r>
-        <w:rPr>
-          <w:b/>
-          <w:bCs/>
-          <w:sz w:val="36"/>
-          <w:szCs w:val="32"/>
-        </w:rPr>
-        <w:t xml:space="preserve">rror </w:t>
-      </w:r>
-      <w:r>
-        <w:rPr>
-          <w:b/>
-          <w:bCs/>
-          <w:sz w:val="36"/>
-          <w:szCs w:val="32"/>
-        </w:rPr>
-        <w:t>I</w:t>
-      </w:r>
-      <w:r>
-        <w:rPr>
-          <w:b/>
-          <w:bCs/>
-          <w:sz w:val="36"/>
-          <w:szCs w:val="32"/>
-        </w:rPr>
-        <w:t>njection</w:t>
+        <w:t>4. Error Injection</w:t>
       </w:r>
     </w:p>
     <w:p>
       <w:r>
-        <w:t>The experiment was repeated with different noise standard ratios from 0.1 to 1.0. When the noise ratio was low, the model performance only changed slightly. However, when the noise ratio increased, the mAP drop became larger.</w:t>
+        <w:t xml:space="preserve">The experiment was repeated with different noise standard ratios from 0.1 to 1.0. When the noise ratio was low, the model performance only changed slightly. However, when the noise ratio increased, the </w:t>
+      </w:r>
+      <w:proofErr w:type="spellStart"/>
+      <w:r>
+        <w:t>mAP</w:t>
+      </w:r>
+      <w:proofErr w:type="spellEnd"/>
+      <w:r>
+        <w:t xml:space="preserve"> drop became larger.</w:t>
+      </w:r>
+    </w:p>
+    <w:p/>
+    <w:p>
+      <w:r>
+        <w:t>The detection layer is excluded for two reasons:</w:t>
+      </w:r>
+    </w:p>
+    <w:p>
+      <w:pPr>
+        <w:pStyle w:val="ListParagraph"/>
+        <w:numPr>
+          <w:ilvl w:val="0"/>
+          <w:numId w:val="30"/>
+        </w:numPr>
+      </w:pPr>
+      <w:r>
+        <w:t>The sensitivity will be 100% drop even with small noise.</w:t>
+      </w:r>
+    </w:p>
+    <w:p>
+      <w:pPr>
+        <w:pStyle w:val="ListParagraph"/>
+        <w:numPr>
+          <w:ilvl w:val="0"/>
+          <w:numId w:val="30"/>
+        </w:numPr>
+      </w:pPr>
+      <w:r>
+        <w:t>In my understanding, the detection layer will not be used in pruning, quantization, and acceleration decisions.</w:t>
       </w:r>
     </w:p>
     <w:p/>
@@ -2426,7 +3091,7 @@
           </w:tcPr>
           <w:p>
             <w:r>
-              <w:t>Maximum mAP50-95 Drop</w:t>
+              <w:t>mAP50-95 Drop</w:t>
             </w:r>
           </w:p>
         </w:tc>
@@ -3037,7 +3702,704 @@
     </w:p>
     <w:p>
       <w:r>
-        <w:t>The result shows that Layer 0 Conv was the most sensitive layer in most noise settings.</w:t>
+        <w:t xml:space="preserve">Table 4.1 </w:t>
+      </w:r>
+      <w:r>
+        <w:t>shows that Layer 0 Conv was the most sensitive layer in most noise settings.</w:t>
+      </w:r>
+    </w:p>
+    <w:p/>
+    <w:tbl>
+      <w:tblPr>
+        <w:tblStyle w:val="TableGrid"/>
+        <w:tblW w:w="0" w:type="auto"/>
+        <w:tblLook w:val="04A0" w:firstRow="1" w:lastRow="0" w:firstColumn="1" w:lastColumn="0" w:noHBand="0" w:noVBand="1"/>
+      </w:tblPr>
+      <w:tblGrid>
+        <w:gridCol w:w="1770"/>
+        <w:gridCol w:w="2235"/>
+        <w:gridCol w:w="1783"/>
+        <w:gridCol w:w="1797"/>
+        <w:gridCol w:w="2609"/>
+      </w:tblGrid>
+      <w:tr>
+        <w:tc>
+          <w:tcPr>
+            <w:tcW w:w="1770" w:type="dxa"/>
+            <w:shd w:val="clear" w:color="auto" w:fill="D9D9D9" w:themeFill="background1" w:themeFillShade="D9"/>
+          </w:tcPr>
+          <w:p>
+            <w:r>
+              <w:t>Noise Std Ratio</w:t>
+            </w:r>
+          </w:p>
+        </w:tc>
+        <w:tc>
+          <w:tcPr>
+            <w:tcW w:w="2235" w:type="dxa"/>
+            <w:shd w:val="clear" w:color="auto" w:fill="D9D9D9" w:themeFill="background1" w:themeFillShade="D9"/>
+          </w:tcPr>
+          <w:p>
+            <w:r>
+              <w:t>Mean mAP50-95 Drop</w:t>
+            </w:r>
+          </w:p>
+        </w:tc>
+        <w:tc>
+          <w:tcPr>
+            <w:tcW w:w="1783" w:type="dxa"/>
+            <w:shd w:val="clear" w:color="auto" w:fill="D9D9D9" w:themeFill="background1" w:themeFillShade="D9"/>
+          </w:tcPr>
+          <w:p>
+            <w:r>
+              <w:t>Best Layer</w:t>
+            </w:r>
+          </w:p>
+        </w:tc>
+        <w:tc>
+          <w:tcPr>
+            <w:tcW w:w="1797" w:type="dxa"/>
+            <w:shd w:val="clear" w:color="auto" w:fill="D9D9D9" w:themeFill="background1" w:themeFillShade="D9"/>
+          </w:tcPr>
+          <w:p>
+            <w:r>
+              <w:t>Best Layer Type</w:t>
+            </w:r>
+          </w:p>
+        </w:tc>
+        <w:tc>
+          <w:tcPr>
+            <w:tcW w:w="2609" w:type="dxa"/>
+            <w:shd w:val="clear" w:color="auto" w:fill="D9D9D9" w:themeFill="background1" w:themeFillShade="D9"/>
+          </w:tcPr>
+          <w:p>
+            <w:r>
+              <w:t>mAP50-95 Drop</w:t>
+            </w:r>
+          </w:p>
+        </w:tc>
+      </w:tr>
+      <w:tr>
+        <w:tc>
+          <w:tcPr>
+            <w:tcW w:w="0" w:type="auto"/>
+            <w:shd w:val="clear" w:color="auto" w:fill="E2EFD9" w:themeFill="accent6" w:themeFillTint="33"/>
+          </w:tcPr>
+          <w:p>
+            <w:r>
+              <w:t>0.1</w:t>
+            </w:r>
+          </w:p>
+        </w:tc>
+        <w:tc>
+          <w:tcPr>
+            <w:tcW w:w="0" w:type="auto"/>
+          </w:tcPr>
+          <w:p>
+            <w:r>
+              <w:t>0.000032</w:t>
+            </w:r>
+          </w:p>
+        </w:tc>
+        <w:tc>
+          <w:tcPr>
+            <w:tcW w:w="0" w:type="auto"/>
+          </w:tcPr>
+          <w:p>
+            <w:r>
+              <w:t>18</w:t>
+            </w:r>
+          </w:p>
+        </w:tc>
+        <w:tc>
+          <w:tcPr>
+            <w:tcW w:w="0" w:type="auto"/>
+          </w:tcPr>
+          <w:p>
+            <w:proofErr w:type="spellStart"/>
+            <w:r>
+              <w:t>Concat</w:t>
+            </w:r>
+            <w:proofErr w:type="spellEnd"/>
+          </w:p>
+        </w:tc>
+        <w:tc>
+          <w:tcPr>
+            <w:tcW w:w="0" w:type="auto"/>
+          </w:tcPr>
+          <w:p>
+            <w:r>
+              <w:t>-0.001456</w:t>
+            </w:r>
+          </w:p>
+        </w:tc>
+      </w:tr>
+      <w:tr>
+        <w:tc>
+          <w:tcPr>
+            <w:tcW w:w="0" w:type="auto"/>
+            <w:shd w:val="clear" w:color="auto" w:fill="E2EFD9" w:themeFill="accent6" w:themeFillTint="33"/>
+          </w:tcPr>
+          <w:p>
+            <w:r>
+              <w:t>0.2</w:t>
+            </w:r>
+          </w:p>
+        </w:tc>
+        <w:tc>
+          <w:tcPr>
+            <w:tcW w:w="0" w:type="auto"/>
+          </w:tcPr>
+          <w:p>
+            <w:r>
+              <w:t>0.001217</w:t>
+            </w:r>
+          </w:p>
+        </w:tc>
+        <w:tc>
+          <w:tcPr>
+            <w:tcW w:w="0" w:type="auto"/>
+          </w:tcPr>
+          <w:p>
+            <w:r>
+              <w:t>7</w:t>
+            </w:r>
+          </w:p>
+        </w:tc>
+        <w:tc>
+          <w:tcPr>
+            <w:tcW w:w="0" w:type="auto"/>
+          </w:tcPr>
+          <w:p>
+            <w:r>
+              <w:t>Conv</w:t>
+            </w:r>
+          </w:p>
+        </w:tc>
+        <w:tc>
+          <w:tcPr>
+            <w:tcW w:w="0" w:type="auto"/>
+          </w:tcPr>
+          <w:p>
+            <w:r>
+              <w:t>-0.002081</w:t>
+            </w:r>
+          </w:p>
+        </w:tc>
+      </w:tr>
+      <w:tr>
+        <w:tc>
+          <w:tcPr>
+            <w:tcW w:w="0" w:type="auto"/>
+            <w:shd w:val="clear" w:color="auto" w:fill="E2EFD9" w:themeFill="accent6" w:themeFillTint="33"/>
+          </w:tcPr>
+          <w:p>
+            <w:r>
+              <w:t>0.3</w:t>
+            </w:r>
+          </w:p>
+        </w:tc>
+        <w:tc>
+          <w:tcPr>
+            <w:tcW w:w="0" w:type="auto"/>
+          </w:tcPr>
+          <w:p>
+            <w:r>
+              <w:t>0.002921</w:t>
+            </w:r>
+          </w:p>
+        </w:tc>
+        <w:tc>
+          <w:tcPr>
+            <w:tcW w:w="0" w:type="auto"/>
+          </w:tcPr>
+          <w:p>
+            <w:r>
+              <w:t>7</w:t>
+            </w:r>
+          </w:p>
+        </w:tc>
+        <w:tc>
+          <w:tcPr>
+            <w:tcW w:w="0" w:type="auto"/>
+          </w:tcPr>
+          <w:p>
+            <w:r>
+              <w:t>Conv</w:t>
+            </w:r>
+          </w:p>
+        </w:tc>
+        <w:tc>
+          <w:tcPr>
+            <w:tcW w:w="0" w:type="auto"/>
+          </w:tcPr>
+          <w:p>
+            <w:r>
+              <w:t>-0.001878</w:t>
+            </w:r>
+          </w:p>
+        </w:tc>
+      </w:tr>
+      <w:tr>
+        <w:tc>
+          <w:tcPr>
+            <w:tcW w:w="0" w:type="auto"/>
+            <w:shd w:val="clear" w:color="auto" w:fill="E2EFD9" w:themeFill="accent6" w:themeFillTint="33"/>
+          </w:tcPr>
+          <w:p>
+            <w:r>
+              <w:t>0.4</w:t>
+            </w:r>
+          </w:p>
+        </w:tc>
+        <w:tc>
+          <w:tcPr>
+            <w:tcW w:w="0" w:type="auto"/>
+          </w:tcPr>
+          <w:p>
+            <w:r>
+              <w:t>0.006197</w:t>
+            </w:r>
+          </w:p>
+        </w:tc>
+        <w:tc>
+          <w:tcPr>
+            <w:tcW w:w="0" w:type="auto"/>
+          </w:tcPr>
+          <w:p>
+            <w:r>
+              <w:t>7</w:t>
+            </w:r>
+          </w:p>
+        </w:tc>
+        <w:tc>
+          <w:tcPr>
+            <w:tcW w:w="0" w:type="auto"/>
+          </w:tcPr>
+          <w:p>
+            <w:r>
+              <w:t>Conv</w:t>
+            </w:r>
+          </w:p>
+        </w:tc>
+        <w:tc>
+          <w:tcPr>
+            <w:tcW w:w="0" w:type="auto"/>
+          </w:tcPr>
+          <w:p>
+            <w:r>
+              <w:t>-0.002678</w:t>
+            </w:r>
+          </w:p>
+        </w:tc>
+      </w:tr>
+      <w:tr>
+        <w:tc>
+          <w:tcPr>
+            <w:tcW w:w="0" w:type="auto"/>
+            <w:shd w:val="clear" w:color="auto" w:fill="FFF2CC" w:themeFill="accent4" w:themeFillTint="33"/>
+          </w:tcPr>
+          <w:p>
+            <w:r>
+              <w:t>0.5</w:t>
+            </w:r>
+          </w:p>
+        </w:tc>
+        <w:tc>
+          <w:tcPr>
+            <w:tcW w:w="0" w:type="auto"/>
+          </w:tcPr>
+          <w:p>
+            <w:r>
+              <w:t>0.011693</w:t>
+            </w:r>
+          </w:p>
+        </w:tc>
+        <w:tc>
+          <w:tcPr>
+            <w:tcW w:w="0" w:type="auto"/>
+          </w:tcPr>
+          <w:p>
+            <w:r>
+              <w:t>7</w:t>
+            </w:r>
+          </w:p>
+        </w:tc>
+        <w:tc>
+          <w:tcPr>
+            <w:tcW w:w="0" w:type="auto"/>
+          </w:tcPr>
+          <w:p>
+            <w:r>
+              <w:t>Conv</w:t>
+            </w:r>
+          </w:p>
+        </w:tc>
+        <w:tc>
+          <w:tcPr>
+            <w:tcW w:w="0" w:type="auto"/>
+          </w:tcPr>
+          <w:p>
+            <w:r>
+              <w:t>-0.002794</w:t>
+            </w:r>
+          </w:p>
+        </w:tc>
+      </w:tr>
+      <w:tr>
+        <w:tc>
+          <w:tcPr>
+            <w:tcW w:w="0" w:type="auto"/>
+            <w:shd w:val="clear" w:color="auto" w:fill="FFF2CC" w:themeFill="accent4" w:themeFillTint="33"/>
+          </w:tcPr>
+          <w:p>
+            <w:r>
+              <w:t>0.6</w:t>
+            </w:r>
+          </w:p>
+        </w:tc>
+        <w:tc>
+          <w:tcPr>
+            <w:tcW w:w="0" w:type="auto"/>
+          </w:tcPr>
+          <w:p>
+            <w:r>
+              <w:t>0.017879</w:t>
+            </w:r>
+          </w:p>
+        </w:tc>
+        <w:tc>
+          <w:tcPr>
+            <w:tcW w:w="0" w:type="auto"/>
+          </w:tcPr>
+          <w:p>
+            <w:r>
+              <w:t>7</w:t>
+            </w:r>
+          </w:p>
+        </w:tc>
+        <w:tc>
+          <w:tcPr>
+            <w:tcW w:w="0" w:type="auto"/>
+          </w:tcPr>
+          <w:p>
+            <w:r>
+              <w:t>Conv</w:t>
+            </w:r>
+          </w:p>
+        </w:tc>
+        <w:tc>
+          <w:tcPr>
+            <w:tcW w:w="0" w:type="auto"/>
+          </w:tcPr>
+          <w:p>
+            <w:r>
+              <w:t>-0.003128</w:t>
+            </w:r>
+          </w:p>
+        </w:tc>
+      </w:tr>
+      <w:tr>
+        <w:tc>
+          <w:tcPr>
+            <w:tcW w:w="0" w:type="auto"/>
+            <w:shd w:val="clear" w:color="auto" w:fill="FFF2CC" w:themeFill="accent4" w:themeFillTint="33"/>
+          </w:tcPr>
+          <w:p>
+            <w:r>
+              <w:t>0.7</w:t>
+            </w:r>
+          </w:p>
+        </w:tc>
+        <w:tc>
+          <w:tcPr>
+            <w:tcW w:w="0" w:type="auto"/>
+          </w:tcPr>
+          <w:p>
+            <w:r>
+              <w:t>0.025373</w:t>
+            </w:r>
+          </w:p>
+        </w:tc>
+        <w:tc>
+          <w:tcPr>
+            <w:tcW w:w="0" w:type="auto"/>
+          </w:tcPr>
+          <w:p>
+            <w:r>
+              <w:t>7</w:t>
+            </w:r>
+          </w:p>
+        </w:tc>
+        <w:tc>
+          <w:tcPr>
+            <w:tcW w:w="0" w:type="auto"/>
+          </w:tcPr>
+          <w:p>
+            <w:r>
+              <w:t>Conv</w:t>
+            </w:r>
+          </w:p>
+        </w:tc>
+        <w:tc>
+          <w:tcPr>
+            <w:tcW w:w="0" w:type="auto"/>
+          </w:tcPr>
+          <w:p>
+            <w:r>
+              <w:t>-0.002529</w:t>
+            </w:r>
+          </w:p>
+        </w:tc>
+      </w:tr>
+      <w:tr>
+        <w:tc>
+          <w:tcPr>
+            <w:tcW w:w="0" w:type="auto"/>
+            <w:shd w:val="clear" w:color="auto" w:fill="FBE4D5" w:themeFill="accent2" w:themeFillTint="33"/>
+          </w:tcPr>
+          <w:p>
+            <w:r>
+              <w:t>0.8</w:t>
+            </w:r>
+          </w:p>
+        </w:tc>
+        <w:tc>
+          <w:tcPr>
+            <w:tcW w:w="0" w:type="auto"/>
+          </w:tcPr>
+          <w:p>
+            <w:r>
+              <w:t>0.034353</w:t>
+            </w:r>
+          </w:p>
+        </w:tc>
+        <w:tc>
+          <w:tcPr>
+            <w:tcW w:w="0" w:type="auto"/>
+          </w:tcPr>
+          <w:p>
+            <w:r>
+              <w:t>21</w:t>
+            </w:r>
+          </w:p>
+        </w:tc>
+        <w:tc>
+          <w:tcPr>
+            <w:tcW w:w="0" w:type="auto"/>
+          </w:tcPr>
+          <w:p>
+            <w:proofErr w:type="spellStart"/>
+            <w:r>
+              <w:t>Concat</w:t>
+            </w:r>
+            <w:proofErr w:type="spellEnd"/>
+          </w:p>
+        </w:tc>
+        <w:tc>
+          <w:tcPr>
+            <w:tcW w:w="0" w:type="auto"/>
+          </w:tcPr>
+          <w:p>
+            <w:r>
+              <w:t>-0.000809</w:t>
+            </w:r>
+          </w:p>
+        </w:tc>
+      </w:tr>
+      <w:tr>
+        <w:tc>
+          <w:tcPr>
+            <w:tcW w:w="0" w:type="auto"/>
+            <w:shd w:val="clear" w:color="auto" w:fill="FBE4D5" w:themeFill="accent2" w:themeFillTint="33"/>
+          </w:tcPr>
+          <w:p>
+            <w:r>
+              <w:t>0.9</w:t>
+            </w:r>
+          </w:p>
+        </w:tc>
+        <w:tc>
+          <w:tcPr>
+            <w:tcW w:w="0" w:type="auto"/>
+          </w:tcPr>
+          <w:p>
+            <w:r>
+              <w:t>0.044256</w:t>
+            </w:r>
+          </w:p>
+        </w:tc>
+        <w:tc>
+          <w:tcPr>
+            <w:tcW w:w="0" w:type="auto"/>
+          </w:tcPr>
+          <w:p>
+            <w:r>
+              <w:t>21</w:t>
+            </w:r>
+          </w:p>
+        </w:tc>
+        <w:tc>
+          <w:tcPr>
+            <w:tcW w:w="0" w:type="auto"/>
+          </w:tcPr>
+          <w:p>
+            <w:proofErr w:type="spellStart"/>
+            <w:r>
+              <w:t>Concat</w:t>
+            </w:r>
+            <w:proofErr w:type="spellEnd"/>
+          </w:p>
+        </w:tc>
+        <w:tc>
+          <w:tcPr>
+            <w:tcW w:w="0" w:type="auto"/>
+          </w:tcPr>
+          <w:p>
+            <w:r>
+              <w:t>-0.000591</w:t>
+            </w:r>
+          </w:p>
+        </w:tc>
+      </w:tr>
+      <w:tr>
+        <w:tc>
+          <w:tcPr>
+            <w:tcW w:w="0" w:type="auto"/>
+            <w:shd w:val="clear" w:color="auto" w:fill="FBE4D5" w:themeFill="accent2" w:themeFillTint="33"/>
+          </w:tcPr>
+          <w:p>
+            <w:r>
+              <w:t>1.0</w:t>
+            </w:r>
+          </w:p>
+        </w:tc>
+        <w:tc>
+          <w:tcPr>
+            <w:tcW w:w="0" w:type="auto"/>
+          </w:tcPr>
+          <w:p>
+            <w:r>
+              <w:t>0.055542</w:t>
+            </w:r>
+          </w:p>
+        </w:tc>
+        <w:tc>
+          <w:tcPr>
+            <w:tcW w:w="0" w:type="auto"/>
+          </w:tcPr>
+          <w:p>
+            <w:r>
+              <w:t>21</w:t>
+            </w:r>
+          </w:p>
+        </w:tc>
+        <w:tc>
+          <w:tcPr>
+            <w:tcW w:w="0" w:type="auto"/>
+          </w:tcPr>
+          <w:p>
+            <w:proofErr w:type="spellStart"/>
+            <w:r>
+              <w:t>Concat</w:t>
+            </w:r>
+            <w:proofErr w:type="spellEnd"/>
+          </w:p>
+        </w:tc>
+        <w:tc>
+          <w:tcPr>
+            <w:tcW w:w="0" w:type="auto"/>
+          </w:tcPr>
+          <w:p>
+            <w:r>
+              <w:t>0.000193</w:t>
+            </w:r>
+          </w:p>
+        </w:tc>
+      </w:tr>
+    </w:tbl>
+    <w:p>
+      <w:pPr>
+        <w:jc w:val="center"/>
+      </w:pPr>
+      <w:r>
+        <w:t>Table 4.2: Best Layer in Different Noise Std Ratio</w:t>
+      </w:r>
+    </w:p>
+    <w:p/>
+    <w:p>
+      <w:r>
+        <w:t>Table 4.</w:t>
+      </w:r>
+      <w:r>
+        <w:t>2</w:t>
+      </w:r>
+      <w:r>
+        <w:t xml:space="preserve"> shows the least sensitive layer at each noise level. A smaller mAP50-95 drop means the layer is less affected by injected activation noise.</w:t>
+      </w:r>
+      <w:r>
+        <w:t xml:space="preserve"> </w:t>
+      </w:r>
+      <w:r>
+        <w:t>These small negative values are likely caused by normal validation variation rather than real improvement.</w:t>
+      </w:r>
+    </w:p>
+    <w:p/>
+    <w:p>
+      <w:r>
+        <w:t xml:space="preserve">The result shows that Layer </w:t>
+      </w:r>
+      <w:r>
+        <w:t xml:space="preserve">21 </w:t>
+      </w:r>
+      <w:proofErr w:type="spellStart"/>
+      <w:r>
+        <w:t>Concat</w:t>
+      </w:r>
+      <w:proofErr w:type="spellEnd"/>
+      <w:r>
+        <w:t>, and 7</w:t>
+      </w:r>
+      <w:r>
+        <w:t xml:space="preserve"> Conv were </w:t>
+      </w:r>
+      <w:r>
+        <w:t>less</w:t>
+      </w:r>
+      <w:r>
+        <w:t xml:space="preserve"> sensitive </w:t>
+      </w:r>
+      <w:r>
+        <w:t>compared to the others</w:t>
+      </w:r>
+      <w:r>
+        <w:t>.</w:t>
+      </w:r>
+    </w:p>
+    <w:p/>
+    <w:p>
+      <w:r>
+        <w:t>From noise ratio 0.2 to 0.7, Layer 7 Conv was repeatedly the least sensitive trainable layer, suggesting that it may be a safer pruning candidate.</w:t>
+      </w:r>
+      <w:r>
+        <w:t xml:space="preserve"> Layer 21</w:t>
+      </w:r>
+      <w:r>
+        <w:t xml:space="preserve"> </w:t>
+      </w:r>
+      <w:proofErr w:type="spellStart"/>
+      <w:r>
+        <w:t>Concat</w:t>
+      </w:r>
+      <w:proofErr w:type="spellEnd"/>
+      <w:r>
+        <w:t xml:space="preserve"> have no trainable weights, so they are not normal weight-pruning targets.</w:t>
+      </w:r>
+    </w:p>
+    <w:p/>
+    <w:p>
+      <w:r>
+        <w:br w:type="page"/>
       </w:r>
     </w:p>
     <w:p/>
@@ -4055,9 +5417,11 @@
             <w:hideMark/>
           </w:tcPr>
           <w:p>
+            <w:proofErr w:type="spellStart"/>
             <w:r>
               <w:t>Concat</w:t>
             </w:r>
+            <w:proofErr w:type="spellEnd"/>
           </w:p>
         </w:tc>
         <w:tc>
@@ -4379,9 +5743,11 @@
             <w:hideMark/>
           </w:tcPr>
           <w:p>
+            <w:proofErr w:type="spellStart"/>
             <w:r>
               <w:t>Concat</w:t>
             </w:r>
+            <w:proofErr w:type="spellEnd"/>
           </w:p>
         </w:tc>
         <w:tc>
@@ -4460,9 +5826,11 @@
             <w:hideMark/>
           </w:tcPr>
           <w:p>
+            <w:proofErr w:type="spellStart"/>
             <w:r>
               <w:t>Upsample</w:t>
             </w:r>
+            <w:proofErr w:type="spellEnd"/>
           </w:p>
         </w:tc>
         <w:tc>
@@ -4541,9 +5909,11 @@
             <w:hideMark/>
           </w:tcPr>
           <w:p>
+            <w:proofErr w:type="spellStart"/>
             <w:r>
               <w:t>Upsample</w:t>
             </w:r>
+            <w:proofErr w:type="spellEnd"/>
           </w:p>
         </w:tc>
         <w:tc>
@@ -4622,9 +5992,11 @@
             <w:hideMark/>
           </w:tcPr>
           <w:p>
+            <w:proofErr w:type="spellStart"/>
             <w:r>
               <w:t>Concat</w:t>
             </w:r>
+            <w:proofErr w:type="spellEnd"/>
           </w:p>
         </w:tc>
         <w:tc>
@@ -4946,9 +6318,11 @@
             <w:hideMark/>
           </w:tcPr>
           <w:p>
+            <w:proofErr w:type="spellStart"/>
             <w:r>
               <w:t>Concat</w:t>
             </w:r>
+            <w:proofErr w:type="spellEnd"/>
           </w:p>
         </w:tc>
         <w:tc>
@@ -5013,7 +6387,7 @@
         <w:t>.</w:t>
       </w:r>
       <w:r>
-        <w:t>2</w:t>
+        <w:t>3</w:t>
       </w:r>
       <w:r>
         <w:t xml:space="preserve">: </w:t>
@@ -5037,8 +6411,12 @@
         <w:t>1.0</w:t>
       </w:r>
     </w:p>
+    <w:p/>
     <w:p>
       <w:r>
+        <w:t xml:space="preserve">Table 4.3 shows </w:t>
+      </w:r>
+      <w:r>
         <w:t>Layer 0, Layer 1, and Layer 3 are the most sensitive layers</w:t>
       </w:r>
       <w:r>
@@ -5057,11 +6435,13 @@
         <w:t>.</w:t>
       </w:r>
     </w:p>
+    <w:p/>
     <w:p>
       <w:r>
-        <w:br w:type="page"/>
+        <w:t>---</w:t>
       </w:r>
     </w:p>
+    <w:p/>
     <w:tbl>
       <w:tblPr>
         <w:tblStyle w:val="TableGrid"/>
@@ -5084,7 +6464,6 @@
           </w:tcPr>
           <w:p>
             <w:r>
-              <w:lastRenderedPageBreak/>
               <w:t>Noise Std Ratio</w:t>
             </w:r>
           </w:p>
@@ -5173,8 +6552,13 @@
           </w:tcPr>
           <w:p>
             <w:r>
-              <w:t>Layer 12 Concat</w:t>
-            </w:r>
+              <w:t xml:space="preserve">Layer 12 </w:t>
+            </w:r>
+            <w:proofErr w:type="spellStart"/>
+            <w:r>
+              <w:t>Concat</w:t>
+            </w:r>
+            <w:proofErr w:type="spellEnd"/>
           </w:p>
         </w:tc>
         <w:tc>
@@ -5336,8 +6720,13 @@
           </w:tcPr>
           <w:p>
             <w:r>
-              <w:t>Layer 12 Concat</w:t>
-            </w:r>
+              <w:t xml:space="preserve">Layer 12 </w:t>
+            </w:r>
+            <w:proofErr w:type="spellStart"/>
+            <w:r>
+              <w:t>Concat</w:t>
+            </w:r>
+            <w:proofErr w:type="spellEnd"/>
           </w:p>
         </w:tc>
       </w:tr>
@@ -5825,7 +7214,7 @@
         <w:t>.</w:t>
       </w:r>
       <w:r>
-        <w:t>3</w:t>
+        <w:t>4</w:t>
       </w:r>
       <w:r>
         <w:t xml:space="preserve">: </w:t>
@@ -5867,13 +7256,46 @@
     <w:p/>
     <w:p>
       <w:r>
-        <w:t>At very low noise, such as noise_std_ratio = 0.1, the order is less stable because the mAP drops are very small. Small measurement variation can change the ranking.</w:t>
+        <w:t>Table 4.4 shows that a</w:t>
+      </w:r>
+      <w:r>
+        <w:t xml:space="preserve">t very low noise, such as </w:t>
+      </w:r>
+      <w:proofErr w:type="spellStart"/>
+      <w:r>
+        <w:t>noise_std_ratio</w:t>
+      </w:r>
+      <w:proofErr w:type="spellEnd"/>
+      <w:r>
+        <w:t xml:space="preserve"> = 0.1, the order is less stable because the </w:t>
+      </w:r>
+      <w:proofErr w:type="spellStart"/>
+      <w:r>
+        <w:t>mAP</w:t>
+      </w:r>
+      <w:proofErr w:type="spellEnd"/>
+      <w:r>
+        <w:t xml:space="preserve"> drops are very small. Small measurement variation can change the ranking.</w:t>
       </w:r>
     </w:p>
     <w:p/>
     <w:p>
       <w:r>
-        <w:t>However, when the noise becomes stronger, the ranking becomes much clearer. From noise_std_ratio = 0.5 to 1.0, the top sensitive layers are mostly stable:</w:t>
+        <w:br w:type="page"/>
+      </w:r>
+    </w:p>
+    <w:p>
+      <w:r>
+        <w:lastRenderedPageBreak/>
+        <w:t xml:space="preserve">However, when the noise becomes stronger, the ranking becomes much clearer. From </w:t>
+      </w:r>
+      <w:proofErr w:type="spellStart"/>
+      <w:r>
+        <w:t>noise_std_ratio</w:t>
+      </w:r>
+      <w:proofErr w:type="spellEnd"/>
+      <w:r>
+        <w:t xml:space="preserve"> = 0.5 to 1.0, the top sensitive layers are mostly stable:</w:t>
       </w:r>
     </w:p>
     <w:tbl>
@@ -6096,7 +7518,7 @@
         <w:t>.</w:t>
       </w:r>
       <w:r>
-        <w:t>4</w:t>
+        <w:t>5</w:t>
       </w:r>
       <w:r>
         <w:t>: T</w:t>
@@ -6121,6 +7543,1207 @@
       </w:r>
       <w:r>
         <w:t>ayers</w:t>
+      </w:r>
+    </w:p>
+    <w:p/>
+    <w:p>
+      <w:r>
+        <w:t>Table 4.5 shows the top ranked sensitive layers that need to be avoided when pruning.</w:t>
+      </w:r>
+    </w:p>
+    <w:p/>
+    <w:tbl>
+      <w:tblPr>
+        <w:tblStyle w:val="TableGrid"/>
+        <w:tblW w:w="0" w:type="auto"/>
+        <w:tblLook w:val="04A0" w:firstRow="1" w:lastRow="0" w:firstColumn="1" w:lastColumn="0" w:noHBand="0" w:noVBand="1"/>
+      </w:tblPr>
+      <w:tblGrid>
+        <w:gridCol w:w="1127"/>
+        <w:gridCol w:w="1703"/>
+        <w:gridCol w:w="1985"/>
+        <w:gridCol w:w="1701"/>
+        <w:gridCol w:w="1701"/>
+        <w:gridCol w:w="1977"/>
+      </w:tblGrid>
+      <w:tr>
+        <w:tc>
+          <w:tcPr>
+            <w:tcW w:w="1127" w:type="dxa"/>
+            <w:shd w:val="clear" w:color="auto" w:fill="D9D9D9" w:themeFill="background1" w:themeFillShade="D9"/>
+          </w:tcPr>
+          <w:p>
+            <w:r>
+              <w:t>Noise Std Ratio</w:t>
+            </w:r>
+          </w:p>
+        </w:tc>
+        <w:tc>
+          <w:tcPr>
+            <w:tcW w:w="1703" w:type="dxa"/>
+            <w:shd w:val="clear" w:color="auto" w:fill="D9D9D9" w:themeFill="background1" w:themeFillShade="D9"/>
+          </w:tcPr>
+          <w:p>
+            <w:r>
+              <w:t>Top 1</w:t>
+            </w:r>
+          </w:p>
+        </w:tc>
+        <w:tc>
+          <w:tcPr>
+            <w:tcW w:w="1985" w:type="dxa"/>
+            <w:shd w:val="clear" w:color="auto" w:fill="D9D9D9" w:themeFill="background1" w:themeFillShade="D9"/>
+          </w:tcPr>
+          <w:p>
+            <w:r>
+              <w:t>Top 2</w:t>
+            </w:r>
+          </w:p>
+        </w:tc>
+        <w:tc>
+          <w:tcPr>
+            <w:tcW w:w="1701" w:type="dxa"/>
+            <w:shd w:val="clear" w:color="auto" w:fill="D9D9D9" w:themeFill="background1" w:themeFillShade="D9"/>
+          </w:tcPr>
+          <w:p>
+            <w:r>
+              <w:t>Top 3</w:t>
+            </w:r>
+          </w:p>
+        </w:tc>
+        <w:tc>
+          <w:tcPr>
+            <w:tcW w:w="1701" w:type="dxa"/>
+            <w:shd w:val="clear" w:color="auto" w:fill="D9D9D9" w:themeFill="background1" w:themeFillShade="D9"/>
+          </w:tcPr>
+          <w:p>
+            <w:r>
+              <w:t>Top 4</w:t>
+            </w:r>
+          </w:p>
+        </w:tc>
+        <w:tc>
+          <w:tcPr>
+            <w:tcW w:w="1977" w:type="dxa"/>
+            <w:shd w:val="clear" w:color="auto" w:fill="D9D9D9" w:themeFill="background1" w:themeFillShade="D9"/>
+          </w:tcPr>
+          <w:p>
+            <w:r>
+              <w:t>Top 5</w:t>
+            </w:r>
+          </w:p>
+        </w:tc>
+      </w:tr>
+      <w:tr>
+        <w:tc>
+          <w:tcPr>
+            <w:tcW w:w="1127" w:type="dxa"/>
+          </w:tcPr>
+          <w:p>
+            <w:r>
+              <w:t>0.1</w:t>
+            </w:r>
+          </w:p>
+        </w:tc>
+        <w:tc>
+          <w:tcPr>
+            <w:tcW w:w="1703" w:type="dxa"/>
+            <w:shd w:val="clear" w:color="auto" w:fill="FFE599" w:themeFill="accent4" w:themeFillTint="66"/>
+          </w:tcPr>
+          <w:p>
+            <w:r>
+              <w:t xml:space="preserve">Layer 18 </w:t>
+            </w:r>
+            <w:proofErr w:type="spellStart"/>
+            <w:r>
+              <w:t>Concat</w:t>
+            </w:r>
+            <w:proofErr w:type="spellEnd"/>
+          </w:p>
+        </w:tc>
+        <w:tc>
+          <w:tcPr>
+            <w:tcW w:w="1985" w:type="dxa"/>
+          </w:tcPr>
+          <w:p>
+            <w:r>
+              <w:t xml:space="preserve">Layer 11 </w:t>
+            </w:r>
+            <w:proofErr w:type="spellStart"/>
+            <w:r>
+              <w:t>Upsample</w:t>
+            </w:r>
+            <w:proofErr w:type="spellEnd"/>
+          </w:p>
+        </w:tc>
+        <w:tc>
+          <w:tcPr>
+            <w:tcW w:w="1701" w:type="dxa"/>
+            <w:shd w:val="clear" w:color="auto" w:fill="F4B083" w:themeFill="accent2" w:themeFillTint="99"/>
+          </w:tcPr>
+          <w:p>
+            <w:r>
+              <w:t>Layer 7 Conv</w:t>
+            </w:r>
+          </w:p>
+        </w:tc>
+        <w:tc>
+          <w:tcPr>
+            <w:tcW w:w="1701" w:type="dxa"/>
+          </w:tcPr>
+          <w:p>
+            <w:r>
+              <w:t>Layer 4 C3k2</w:t>
+            </w:r>
+          </w:p>
+        </w:tc>
+        <w:tc>
+          <w:tcPr>
+            <w:tcW w:w="1977" w:type="dxa"/>
+          </w:tcPr>
+          <w:p>
+            <w:r>
+              <w:t>Layer 9 SPPF</w:t>
+            </w:r>
+          </w:p>
+        </w:tc>
+      </w:tr>
+      <w:tr>
+        <w:tc>
+          <w:tcPr>
+            <w:tcW w:w="1127" w:type="dxa"/>
+          </w:tcPr>
+          <w:p>
+            <w:r>
+              <w:t>0.2</w:t>
+            </w:r>
+          </w:p>
+        </w:tc>
+        <w:tc>
+          <w:tcPr>
+            <w:tcW w:w="1703" w:type="dxa"/>
+            <w:shd w:val="clear" w:color="auto" w:fill="F4B083" w:themeFill="accent2" w:themeFillTint="99"/>
+          </w:tcPr>
+          <w:p>
+            <w:r>
+              <w:t>Layer 7 Conv</w:t>
+            </w:r>
+          </w:p>
+        </w:tc>
+        <w:tc>
+          <w:tcPr>
+            <w:tcW w:w="1985" w:type="dxa"/>
+          </w:tcPr>
+          <w:p>
+            <w:r>
+              <w:t xml:space="preserve">Layer 15 </w:t>
+            </w:r>
+            <w:proofErr w:type="spellStart"/>
+            <w:r>
+              <w:t>Concat</w:t>
+            </w:r>
+            <w:proofErr w:type="spellEnd"/>
+          </w:p>
+        </w:tc>
+        <w:tc>
+          <w:tcPr>
+            <w:tcW w:w="1701" w:type="dxa"/>
+          </w:tcPr>
+          <w:p>
+            <w:r>
+              <w:t>Layer 5 Conv</w:t>
+            </w:r>
+          </w:p>
+        </w:tc>
+        <w:tc>
+          <w:tcPr>
+            <w:tcW w:w="1701" w:type="dxa"/>
+          </w:tcPr>
+          <w:p>
+            <w:r>
+              <w:t xml:space="preserve">Layer 18 </w:t>
+            </w:r>
+            <w:proofErr w:type="spellStart"/>
+            <w:r>
+              <w:t>Concat</w:t>
+            </w:r>
+            <w:proofErr w:type="spellEnd"/>
+          </w:p>
+        </w:tc>
+        <w:tc>
+          <w:tcPr>
+            <w:tcW w:w="1977" w:type="dxa"/>
+          </w:tcPr>
+          <w:p>
+            <w:r>
+              <w:t xml:space="preserve">Layer 11 </w:t>
+            </w:r>
+            <w:proofErr w:type="spellStart"/>
+            <w:r>
+              <w:t>Upsample</w:t>
+            </w:r>
+            <w:proofErr w:type="spellEnd"/>
+          </w:p>
+        </w:tc>
+      </w:tr>
+      <w:tr>
+        <w:tc>
+          <w:tcPr>
+            <w:tcW w:w="1127" w:type="dxa"/>
+          </w:tcPr>
+          <w:p>
+            <w:r>
+              <w:t>0.3</w:t>
+            </w:r>
+          </w:p>
+        </w:tc>
+        <w:tc>
+          <w:tcPr>
+            <w:tcW w:w="1703" w:type="dxa"/>
+            <w:shd w:val="clear" w:color="auto" w:fill="F4B083" w:themeFill="accent2" w:themeFillTint="99"/>
+          </w:tcPr>
+          <w:p>
+            <w:r>
+              <w:t>Layer 7 Conv</w:t>
+            </w:r>
+          </w:p>
+        </w:tc>
+        <w:tc>
+          <w:tcPr>
+            <w:tcW w:w="1985" w:type="dxa"/>
+          </w:tcPr>
+          <w:p>
+            <w:r>
+              <w:t>Layer 5 Conv</w:t>
+            </w:r>
+          </w:p>
+        </w:tc>
+        <w:tc>
+          <w:tcPr>
+            <w:tcW w:w="1701" w:type="dxa"/>
+          </w:tcPr>
+          <w:p>
+            <w:r>
+              <w:t>Layer 4 C3k2</w:t>
+            </w:r>
+          </w:p>
+        </w:tc>
+        <w:tc>
+          <w:tcPr>
+            <w:tcW w:w="1701" w:type="dxa"/>
+            <w:shd w:val="clear" w:color="auto" w:fill="F7CAAC" w:themeFill="accent2" w:themeFillTint="66"/>
+          </w:tcPr>
+          <w:p>
+            <w:r>
+              <w:t xml:space="preserve">Layer 21 </w:t>
+            </w:r>
+            <w:proofErr w:type="spellStart"/>
+            <w:r>
+              <w:t>Concat</w:t>
+            </w:r>
+            <w:proofErr w:type="spellEnd"/>
+          </w:p>
+        </w:tc>
+        <w:tc>
+          <w:tcPr>
+            <w:tcW w:w="1977" w:type="dxa"/>
+          </w:tcPr>
+          <w:p>
+            <w:r>
+              <w:t xml:space="preserve">Layer 15 </w:t>
+            </w:r>
+            <w:proofErr w:type="spellStart"/>
+            <w:r>
+              <w:t>Concat</w:t>
+            </w:r>
+            <w:proofErr w:type="spellEnd"/>
+          </w:p>
+        </w:tc>
+      </w:tr>
+      <w:tr>
+        <w:tc>
+          <w:tcPr>
+            <w:tcW w:w="1127" w:type="dxa"/>
+          </w:tcPr>
+          <w:p>
+            <w:r>
+              <w:t>0.4</w:t>
+            </w:r>
+          </w:p>
+        </w:tc>
+        <w:tc>
+          <w:tcPr>
+            <w:tcW w:w="1703" w:type="dxa"/>
+            <w:shd w:val="clear" w:color="auto" w:fill="F4B083" w:themeFill="accent2" w:themeFillTint="99"/>
+          </w:tcPr>
+          <w:p>
+            <w:r>
+              <w:t>Layer 7 Conv</w:t>
+            </w:r>
+          </w:p>
+        </w:tc>
+        <w:tc>
+          <w:tcPr>
+            <w:tcW w:w="1985" w:type="dxa"/>
+            <w:shd w:val="clear" w:color="auto" w:fill="F7CAAC" w:themeFill="accent2" w:themeFillTint="66"/>
+          </w:tcPr>
+          <w:p>
+            <w:r>
+              <w:t xml:space="preserve">Layer 21 </w:t>
+            </w:r>
+            <w:proofErr w:type="spellStart"/>
+            <w:r>
+              <w:t>Concat</w:t>
+            </w:r>
+            <w:proofErr w:type="spellEnd"/>
+          </w:p>
+        </w:tc>
+        <w:tc>
+          <w:tcPr>
+            <w:tcW w:w="1701" w:type="dxa"/>
+          </w:tcPr>
+          <w:p>
+            <w:r>
+              <w:t>Layer 9 SPPF</w:t>
+            </w:r>
+          </w:p>
+        </w:tc>
+        <w:tc>
+          <w:tcPr>
+            <w:tcW w:w="1701" w:type="dxa"/>
+          </w:tcPr>
+          <w:p>
+            <w:r>
+              <w:t>Layer 5 Conv</w:t>
+            </w:r>
+          </w:p>
+        </w:tc>
+        <w:tc>
+          <w:tcPr>
+            <w:tcW w:w="1977" w:type="dxa"/>
+            <w:shd w:val="clear" w:color="auto" w:fill="FBE4D5" w:themeFill="accent2" w:themeFillTint="33"/>
+          </w:tcPr>
+          <w:p>
+            <w:r>
+              <w:t>Layer 20 Conv</w:t>
+            </w:r>
+          </w:p>
+        </w:tc>
+      </w:tr>
+      <w:tr>
+        <w:tc>
+          <w:tcPr>
+            <w:tcW w:w="1127" w:type="dxa"/>
+          </w:tcPr>
+          <w:p>
+            <w:r>
+              <w:t>0.5</w:t>
+            </w:r>
+          </w:p>
+        </w:tc>
+        <w:tc>
+          <w:tcPr>
+            <w:tcW w:w="1703" w:type="dxa"/>
+            <w:shd w:val="clear" w:color="auto" w:fill="F4B083" w:themeFill="accent2" w:themeFillTint="99"/>
+          </w:tcPr>
+          <w:p>
+            <w:r>
+              <w:t>Layer 7 Con</w:t>
+            </w:r>
+            <w:r>
+              <w:t>v</w:t>
+            </w:r>
+          </w:p>
+        </w:tc>
+        <w:tc>
+          <w:tcPr>
+            <w:tcW w:w="1985" w:type="dxa"/>
+            <w:shd w:val="clear" w:color="auto" w:fill="F7CAAC" w:themeFill="accent2" w:themeFillTint="66"/>
+          </w:tcPr>
+          <w:p>
+            <w:r>
+              <w:t xml:space="preserve">Layer 21 </w:t>
+            </w:r>
+            <w:proofErr w:type="spellStart"/>
+            <w:r>
+              <w:t>Concat</w:t>
+            </w:r>
+            <w:proofErr w:type="spellEnd"/>
+          </w:p>
+        </w:tc>
+        <w:tc>
+          <w:tcPr>
+            <w:tcW w:w="1701" w:type="dxa"/>
+            <w:shd w:val="clear" w:color="auto" w:fill="FBE4D5" w:themeFill="accent2" w:themeFillTint="33"/>
+          </w:tcPr>
+          <w:p>
+            <w:r>
+              <w:t>Layer 20 Conv</w:t>
+            </w:r>
+          </w:p>
+        </w:tc>
+        <w:tc>
+          <w:tcPr>
+            <w:tcW w:w="1701" w:type="dxa"/>
+            <w:shd w:val="clear" w:color="auto" w:fill="FFF2CC" w:themeFill="accent4" w:themeFillTint="33"/>
+          </w:tcPr>
+          <w:p>
+            <w:r>
+              <w:t>Layer 6 C3k2</w:t>
+            </w:r>
+          </w:p>
+        </w:tc>
+        <w:tc>
+          <w:tcPr>
+            <w:tcW w:w="1977" w:type="dxa"/>
+            <w:shd w:val="clear" w:color="auto" w:fill="FFD966" w:themeFill="accent4" w:themeFillTint="99"/>
+          </w:tcPr>
+          <w:p>
+            <w:r>
+              <w:t>Layer 17 Conv</w:t>
+            </w:r>
+          </w:p>
+        </w:tc>
+      </w:tr>
+      <w:tr>
+        <w:tc>
+          <w:tcPr>
+            <w:tcW w:w="1127" w:type="dxa"/>
+          </w:tcPr>
+          <w:p>
+            <w:r>
+              <w:t>0.6</w:t>
+            </w:r>
+          </w:p>
+        </w:tc>
+        <w:tc>
+          <w:tcPr>
+            <w:tcW w:w="1703" w:type="dxa"/>
+            <w:shd w:val="clear" w:color="auto" w:fill="F4B083" w:themeFill="accent2" w:themeFillTint="99"/>
+          </w:tcPr>
+          <w:p>
+            <w:r>
+              <w:t>Layer 7 Conv</w:t>
+            </w:r>
+          </w:p>
+        </w:tc>
+        <w:tc>
+          <w:tcPr>
+            <w:tcW w:w="1985" w:type="dxa"/>
+            <w:shd w:val="clear" w:color="auto" w:fill="F7CAAC" w:themeFill="accent2" w:themeFillTint="66"/>
+          </w:tcPr>
+          <w:p>
+            <w:r>
+              <w:t xml:space="preserve">Layer 21 </w:t>
+            </w:r>
+            <w:proofErr w:type="spellStart"/>
+            <w:r>
+              <w:t>Concat</w:t>
+            </w:r>
+            <w:proofErr w:type="spellEnd"/>
+          </w:p>
+        </w:tc>
+        <w:tc>
+          <w:tcPr>
+            <w:tcW w:w="1701" w:type="dxa"/>
+            <w:shd w:val="clear" w:color="auto" w:fill="FBE4D5" w:themeFill="accent2" w:themeFillTint="33"/>
+          </w:tcPr>
+          <w:p>
+            <w:r>
+              <w:t>Layer 20 Conv</w:t>
+            </w:r>
+          </w:p>
+        </w:tc>
+        <w:tc>
+          <w:tcPr>
+            <w:tcW w:w="1701" w:type="dxa"/>
+            <w:shd w:val="clear" w:color="auto" w:fill="FFD966" w:themeFill="accent4" w:themeFillTint="99"/>
+          </w:tcPr>
+          <w:p>
+            <w:r>
+              <w:t>Layer 17 Conv</w:t>
+            </w:r>
+          </w:p>
+        </w:tc>
+        <w:tc>
+          <w:tcPr>
+            <w:tcW w:w="1977" w:type="dxa"/>
+          </w:tcPr>
+          <w:p>
+            <w:r>
+              <w:t xml:space="preserve">Layer 11 </w:t>
+            </w:r>
+            <w:proofErr w:type="spellStart"/>
+            <w:r>
+              <w:t>Upsample</w:t>
+            </w:r>
+            <w:proofErr w:type="spellEnd"/>
+          </w:p>
+        </w:tc>
+      </w:tr>
+      <w:tr>
+        <w:tc>
+          <w:tcPr>
+            <w:tcW w:w="1127" w:type="dxa"/>
+          </w:tcPr>
+          <w:p>
+            <w:r>
+              <w:t>0.7</w:t>
+            </w:r>
+          </w:p>
+        </w:tc>
+        <w:tc>
+          <w:tcPr>
+            <w:tcW w:w="1703" w:type="dxa"/>
+            <w:shd w:val="clear" w:color="auto" w:fill="F4B083" w:themeFill="accent2" w:themeFillTint="99"/>
+          </w:tcPr>
+          <w:p>
+            <w:r>
+              <w:t>Layer 7 Conv</w:t>
+            </w:r>
+          </w:p>
+        </w:tc>
+        <w:tc>
+          <w:tcPr>
+            <w:tcW w:w="1985" w:type="dxa"/>
+            <w:shd w:val="clear" w:color="auto" w:fill="F7CAAC" w:themeFill="accent2" w:themeFillTint="66"/>
+          </w:tcPr>
+          <w:p>
+            <w:r>
+              <w:t xml:space="preserve">Layer 21 </w:t>
+            </w:r>
+            <w:proofErr w:type="spellStart"/>
+            <w:r>
+              <w:t>Concat</w:t>
+            </w:r>
+            <w:proofErr w:type="spellEnd"/>
+          </w:p>
+        </w:tc>
+        <w:tc>
+          <w:tcPr>
+            <w:tcW w:w="1701" w:type="dxa"/>
+            <w:shd w:val="clear" w:color="auto" w:fill="FBE4D5" w:themeFill="accent2" w:themeFillTint="33"/>
+          </w:tcPr>
+          <w:p>
+            <w:r>
+              <w:t>Layer 20 Conv</w:t>
+            </w:r>
+          </w:p>
+        </w:tc>
+        <w:tc>
+          <w:tcPr>
+            <w:tcW w:w="1701" w:type="dxa"/>
+            <w:shd w:val="clear" w:color="auto" w:fill="FFD966" w:themeFill="accent4" w:themeFillTint="99"/>
+          </w:tcPr>
+          <w:p>
+            <w:r>
+              <w:t>Layer 17 Conv</w:t>
+            </w:r>
+          </w:p>
+        </w:tc>
+        <w:tc>
+          <w:tcPr>
+            <w:tcW w:w="1977" w:type="dxa"/>
+            <w:shd w:val="clear" w:color="auto" w:fill="FFE599" w:themeFill="accent4" w:themeFillTint="66"/>
+          </w:tcPr>
+          <w:p>
+            <w:r>
+              <w:t xml:space="preserve">Layer 18 </w:t>
+            </w:r>
+            <w:proofErr w:type="spellStart"/>
+            <w:r>
+              <w:t>Concat</w:t>
+            </w:r>
+            <w:proofErr w:type="spellEnd"/>
+          </w:p>
+        </w:tc>
+      </w:tr>
+      <w:tr>
+        <w:tc>
+          <w:tcPr>
+            <w:tcW w:w="1127" w:type="dxa"/>
+          </w:tcPr>
+          <w:p>
+            <w:r>
+              <w:t>0.8</w:t>
+            </w:r>
+          </w:p>
+        </w:tc>
+        <w:tc>
+          <w:tcPr>
+            <w:tcW w:w="1703" w:type="dxa"/>
+            <w:shd w:val="clear" w:color="auto" w:fill="F7CAAC" w:themeFill="accent2" w:themeFillTint="66"/>
+          </w:tcPr>
+          <w:p>
+            <w:r>
+              <w:t xml:space="preserve">Layer 21 </w:t>
+            </w:r>
+            <w:proofErr w:type="spellStart"/>
+            <w:r>
+              <w:t>Concat</w:t>
+            </w:r>
+            <w:proofErr w:type="spellEnd"/>
+          </w:p>
+        </w:tc>
+        <w:tc>
+          <w:tcPr>
+            <w:tcW w:w="1985" w:type="dxa"/>
+            <w:shd w:val="clear" w:color="auto" w:fill="F4B083" w:themeFill="accent2" w:themeFillTint="99"/>
+          </w:tcPr>
+          <w:p>
+            <w:r>
+              <w:t>Layer 7 Conv</w:t>
+            </w:r>
+          </w:p>
+        </w:tc>
+        <w:tc>
+          <w:tcPr>
+            <w:tcW w:w="1701" w:type="dxa"/>
+            <w:shd w:val="clear" w:color="auto" w:fill="FBE4D5" w:themeFill="accent2" w:themeFillTint="33"/>
+          </w:tcPr>
+          <w:p>
+            <w:r>
+              <w:t>Layer 20 Conv</w:t>
+            </w:r>
+          </w:p>
+        </w:tc>
+        <w:tc>
+          <w:tcPr>
+            <w:tcW w:w="1701" w:type="dxa"/>
+            <w:shd w:val="clear" w:color="auto" w:fill="FFD966" w:themeFill="accent4" w:themeFillTint="99"/>
+          </w:tcPr>
+          <w:p>
+            <w:r>
+              <w:t>Layer 17 Conv</w:t>
+            </w:r>
+          </w:p>
+        </w:tc>
+        <w:tc>
+          <w:tcPr>
+            <w:tcW w:w="1977" w:type="dxa"/>
+            <w:shd w:val="clear" w:color="auto" w:fill="FFE599" w:themeFill="accent4" w:themeFillTint="66"/>
+          </w:tcPr>
+          <w:p>
+            <w:r>
+              <w:t xml:space="preserve">Layer 18 </w:t>
+            </w:r>
+            <w:proofErr w:type="spellStart"/>
+            <w:r>
+              <w:t>Concat</w:t>
+            </w:r>
+            <w:proofErr w:type="spellEnd"/>
+          </w:p>
+        </w:tc>
+      </w:tr>
+      <w:tr>
+        <w:tc>
+          <w:tcPr>
+            <w:tcW w:w="1127" w:type="dxa"/>
+          </w:tcPr>
+          <w:p>
+            <w:r>
+              <w:t>0.9</w:t>
+            </w:r>
+          </w:p>
+        </w:tc>
+        <w:tc>
+          <w:tcPr>
+            <w:tcW w:w="1703" w:type="dxa"/>
+            <w:shd w:val="clear" w:color="auto" w:fill="F7CAAC" w:themeFill="accent2" w:themeFillTint="66"/>
+          </w:tcPr>
+          <w:p>
+            <w:r>
+              <w:t xml:space="preserve">Layer 21 </w:t>
+            </w:r>
+            <w:proofErr w:type="spellStart"/>
+            <w:r>
+              <w:t>Concat</w:t>
+            </w:r>
+            <w:proofErr w:type="spellEnd"/>
+          </w:p>
+        </w:tc>
+        <w:tc>
+          <w:tcPr>
+            <w:tcW w:w="1985" w:type="dxa"/>
+            <w:shd w:val="clear" w:color="auto" w:fill="FBE4D5" w:themeFill="accent2" w:themeFillTint="33"/>
+          </w:tcPr>
+          <w:p>
+            <w:r>
+              <w:t>Layer 20 Conv</w:t>
+            </w:r>
+          </w:p>
+        </w:tc>
+        <w:tc>
+          <w:tcPr>
+            <w:tcW w:w="1701" w:type="dxa"/>
+            <w:shd w:val="clear" w:color="auto" w:fill="F4B083" w:themeFill="accent2" w:themeFillTint="99"/>
+          </w:tcPr>
+          <w:p>
+            <w:r>
+              <w:t>Layer 7 Conv</w:t>
+            </w:r>
+          </w:p>
+        </w:tc>
+        <w:tc>
+          <w:tcPr>
+            <w:tcW w:w="1701" w:type="dxa"/>
+            <w:shd w:val="clear" w:color="auto" w:fill="FFD966" w:themeFill="accent4" w:themeFillTint="99"/>
+          </w:tcPr>
+          <w:p>
+            <w:r>
+              <w:t>Layer 17 Conv</w:t>
+            </w:r>
+          </w:p>
+        </w:tc>
+        <w:tc>
+          <w:tcPr>
+            <w:tcW w:w="1977" w:type="dxa"/>
+            <w:shd w:val="clear" w:color="auto" w:fill="FFE599" w:themeFill="accent4" w:themeFillTint="66"/>
+          </w:tcPr>
+          <w:p>
+            <w:r>
+              <w:t xml:space="preserve">Layer 18 </w:t>
+            </w:r>
+            <w:proofErr w:type="spellStart"/>
+            <w:r>
+              <w:t>Concat</w:t>
+            </w:r>
+            <w:proofErr w:type="spellEnd"/>
+          </w:p>
+        </w:tc>
+      </w:tr>
+      <w:tr>
+        <w:tc>
+          <w:tcPr>
+            <w:tcW w:w="1127" w:type="dxa"/>
+          </w:tcPr>
+          <w:p>
+            <w:r>
+              <w:t>1.0</w:t>
+            </w:r>
+          </w:p>
+        </w:tc>
+        <w:tc>
+          <w:tcPr>
+            <w:tcW w:w="1703" w:type="dxa"/>
+            <w:shd w:val="clear" w:color="auto" w:fill="F7CAAC" w:themeFill="accent2" w:themeFillTint="66"/>
+          </w:tcPr>
+          <w:p>
+            <w:r>
+              <w:t xml:space="preserve">Layer 21 </w:t>
+            </w:r>
+            <w:proofErr w:type="spellStart"/>
+            <w:r>
+              <w:t>Concat</w:t>
+            </w:r>
+            <w:proofErr w:type="spellEnd"/>
+          </w:p>
+        </w:tc>
+        <w:tc>
+          <w:tcPr>
+            <w:tcW w:w="1985" w:type="dxa"/>
+            <w:shd w:val="clear" w:color="auto" w:fill="FBE4D5" w:themeFill="accent2" w:themeFillTint="33"/>
+          </w:tcPr>
+          <w:p>
+            <w:r>
+              <w:t>Layer 20 Conv</w:t>
+            </w:r>
+          </w:p>
+        </w:tc>
+        <w:tc>
+          <w:tcPr>
+            <w:tcW w:w="1701" w:type="dxa"/>
+            <w:shd w:val="clear" w:color="auto" w:fill="FFD966" w:themeFill="accent4" w:themeFillTint="99"/>
+          </w:tcPr>
+          <w:p>
+            <w:r>
+              <w:t>Layer 17 Conv</w:t>
+            </w:r>
+          </w:p>
+        </w:tc>
+        <w:tc>
+          <w:tcPr>
+            <w:tcW w:w="1701" w:type="dxa"/>
+            <w:shd w:val="clear" w:color="auto" w:fill="F4B083" w:themeFill="accent2" w:themeFillTint="99"/>
+          </w:tcPr>
+          <w:p>
+            <w:r>
+              <w:t>Layer 7 Conv</w:t>
+            </w:r>
+          </w:p>
+        </w:tc>
+        <w:tc>
+          <w:tcPr>
+            <w:tcW w:w="1977" w:type="dxa"/>
+            <w:shd w:val="clear" w:color="auto" w:fill="FFE599" w:themeFill="accent4" w:themeFillTint="66"/>
+          </w:tcPr>
+          <w:p>
+            <w:r>
+              <w:t xml:space="preserve">Layer 18 </w:t>
+            </w:r>
+            <w:proofErr w:type="spellStart"/>
+            <w:r>
+              <w:t>Concat</w:t>
+            </w:r>
+            <w:proofErr w:type="spellEnd"/>
+          </w:p>
+        </w:tc>
+      </w:tr>
+    </w:tbl>
+    <w:p>
+      <w:pPr>
+        <w:jc w:val="center"/>
+      </w:pPr>
+      <w:r>
+        <w:t xml:space="preserve">Table 4.6: </w:t>
+      </w:r>
+      <w:r>
+        <w:t xml:space="preserve">Top 5 </w:t>
+      </w:r>
+      <w:r>
+        <w:t>Least S</w:t>
+      </w:r>
+      <w:r>
+        <w:t xml:space="preserve">ensitive </w:t>
+      </w:r>
+      <w:r>
+        <w:t>L</w:t>
+      </w:r>
+      <w:r>
+        <w:t xml:space="preserve">ayers at </w:t>
+      </w:r>
+      <w:r>
+        <w:t>E</w:t>
+      </w:r>
+      <w:r>
+        <w:t xml:space="preserve">ach </w:t>
+      </w:r>
+      <w:r>
+        <w:t>N</w:t>
+      </w:r>
+      <w:r>
+        <w:t xml:space="preserve">oise </w:t>
+      </w:r>
+      <w:r>
+        <w:t>L</w:t>
+      </w:r>
+      <w:r>
+        <w:t>evel</w:t>
+      </w:r>
+    </w:p>
+    <w:p/>
+    <w:p>
+      <w:r>
+        <w:t xml:space="preserve">From </w:t>
+      </w:r>
+      <w:r>
+        <w:t>T</w:t>
+      </w:r>
+      <w:r>
+        <w:t>able</w:t>
+      </w:r>
+      <w:r>
+        <w:t xml:space="preserve"> 4.6</w:t>
+      </w:r>
+      <w:r>
+        <w:t xml:space="preserve">, Layer 7 Conv is repeatedly one of the </w:t>
+      </w:r>
+      <w:r>
+        <w:t>less</w:t>
+      </w:r>
+      <w:r>
+        <w:t xml:space="preserve"> sensitive trainable layers from noise ratio 0.2 to </w:t>
+      </w:r>
+      <w:r>
+        <w:t>1</w:t>
+      </w:r>
+      <w:r>
+        <w:t>. Layer 20 Conv and Layer 17 Conv also appear frequently under higher noise levels.</w:t>
+      </w:r>
+    </w:p>
+    <w:p/>
+    <w:tbl>
+      <w:tblPr>
+        <w:tblStyle w:val="TableGrid"/>
+        <w:tblW w:w="0" w:type="auto"/>
+        <w:tblLook w:val="04A0" w:firstRow="1" w:lastRow="0" w:firstColumn="1" w:lastColumn="0" w:noHBand="0" w:noVBand="1"/>
+      </w:tblPr>
+      <w:tblGrid>
+        <w:gridCol w:w="5097"/>
+        <w:gridCol w:w="5097"/>
+      </w:tblGrid>
+      <w:tr>
+        <w:tc>
+          <w:tcPr>
+            <w:tcW w:w="5097" w:type="dxa"/>
+            <w:shd w:val="clear" w:color="auto" w:fill="D9D9D9" w:themeFill="background1" w:themeFillShade="D9"/>
+          </w:tcPr>
+          <w:p>
+            <w:r>
+              <w:t>Rank</w:t>
+            </w:r>
+          </w:p>
+        </w:tc>
+        <w:tc>
+          <w:tcPr>
+            <w:tcW w:w="5097" w:type="dxa"/>
+            <w:shd w:val="clear" w:color="auto" w:fill="D9D9D9" w:themeFill="background1" w:themeFillShade="D9"/>
+          </w:tcPr>
+          <w:p>
+            <w:r>
+              <w:t>Stable</w:t>
+            </w:r>
+            <w:r>
+              <w:t xml:space="preserve"> Less</w:t>
+            </w:r>
+            <w:r>
+              <w:t xml:space="preserve"> Sensitive Layer</w:t>
+            </w:r>
+          </w:p>
+        </w:tc>
+      </w:tr>
+      <w:tr>
+        <w:tc>
+          <w:tcPr>
+            <w:tcW w:w="0" w:type="auto"/>
+            <w:shd w:val="clear" w:color="auto" w:fill="FBE4D5" w:themeFill="accent2" w:themeFillTint="33"/>
+          </w:tcPr>
+          <w:p>
+            <w:r>
+              <w:t>1</w:t>
+            </w:r>
+          </w:p>
+        </w:tc>
+        <w:tc>
+          <w:tcPr>
+            <w:tcW w:w="0" w:type="auto"/>
+            <w:shd w:val="clear" w:color="auto" w:fill="FBE4D5" w:themeFill="accent2" w:themeFillTint="33"/>
+          </w:tcPr>
+          <w:p>
+            <w:r>
+              <w:t xml:space="preserve">Layer </w:t>
+            </w:r>
+            <w:r>
+              <w:t>7</w:t>
+            </w:r>
+            <w:r>
+              <w:t xml:space="preserve"> Conv</w:t>
+            </w:r>
+          </w:p>
+        </w:tc>
+      </w:tr>
+      <w:tr>
+        <w:tc>
+          <w:tcPr>
+            <w:tcW w:w="0" w:type="auto"/>
+          </w:tcPr>
+          <w:p>
+            <w:r>
+              <w:t>2</w:t>
+            </w:r>
+          </w:p>
+        </w:tc>
+        <w:tc>
+          <w:tcPr>
+            <w:tcW w:w="0" w:type="auto"/>
+          </w:tcPr>
+          <w:p>
+            <w:r>
+              <w:t xml:space="preserve">Layer </w:t>
+            </w:r>
+            <w:r>
+              <w:t>21</w:t>
+            </w:r>
+            <w:r>
+              <w:t xml:space="preserve"> </w:t>
+            </w:r>
+            <w:proofErr w:type="spellStart"/>
+            <w:r>
+              <w:t>Con</w:t>
+            </w:r>
+            <w:r>
+              <w:t>cat</w:t>
+            </w:r>
+            <w:proofErr w:type="spellEnd"/>
+          </w:p>
+        </w:tc>
+      </w:tr>
+      <w:tr>
+        <w:tc>
+          <w:tcPr>
+            <w:tcW w:w="0" w:type="auto"/>
+            <w:shd w:val="clear" w:color="auto" w:fill="FBE4D5" w:themeFill="accent2" w:themeFillTint="33"/>
+          </w:tcPr>
+          <w:p>
+            <w:r>
+              <w:t>3</w:t>
+            </w:r>
+          </w:p>
+        </w:tc>
+        <w:tc>
+          <w:tcPr>
+            <w:tcW w:w="0" w:type="auto"/>
+            <w:shd w:val="clear" w:color="auto" w:fill="FBE4D5" w:themeFill="accent2" w:themeFillTint="33"/>
+          </w:tcPr>
+          <w:p>
+            <w:r>
+              <w:t xml:space="preserve">Layer </w:t>
+            </w:r>
+            <w:r>
+              <w:t>20</w:t>
+            </w:r>
+            <w:r>
+              <w:t xml:space="preserve"> Conv</w:t>
+            </w:r>
+          </w:p>
+        </w:tc>
+      </w:tr>
+      <w:tr>
+        <w:tc>
+          <w:tcPr>
+            <w:tcW w:w="0" w:type="auto"/>
+            <w:shd w:val="clear" w:color="auto" w:fill="FBE4D5" w:themeFill="accent2" w:themeFillTint="33"/>
+          </w:tcPr>
+          <w:p>
+            <w:r>
+              <w:t>4</w:t>
+            </w:r>
+          </w:p>
+        </w:tc>
+        <w:tc>
+          <w:tcPr>
+            <w:tcW w:w="0" w:type="auto"/>
+            <w:shd w:val="clear" w:color="auto" w:fill="FBE4D5" w:themeFill="accent2" w:themeFillTint="33"/>
+          </w:tcPr>
+          <w:p>
+            <w:r>
+              <w:t xml:space="preserve">Layer </w:t>
+            </w:r>
+            <w:r>
+              <w:t>17</w:t>
+            </w:r>
+            <w:r>
+              <w:t xml:space="preserve"> </w:t>
+            </w:r>
+            <w:r>
+              <w:t>Conv</w:t>
+            </w:r>
+          </w:p>
+        </w:tc>
+      </w:tr>
+      <w:tr>
+        <w:tc>
+          <w:tcPr>
+            <w:tcW w:w="0" w:type="auto"/>
+          </w:tcPr>
+          <w:p>
+            <w:r>
+              <w:t>5</w:t>
+            </w:r>
+          </w:p>
+        </w:tc>
+        <w:tc>
+          <w:tcPr>
+            <w:tcW w:w="0" w:type="auto"/>
+          </w:tcPr>
+          <w:p>
+            <w:r>
+              <w:t xml:space="preserve">Layer </w:t>
+            </w:r>
+            <w:r>
+              <w:t>18</w:t>
+            </w:r>
+            <w:r>
+              <w:t xml:space="preserve"> </w:t>
+            </w:r>
+            <w:proofErr w:type="spellStart"/>
+            <w:r>
+              <w:t>Concat</w:t>
+            </w:r>
+            <w:proofErr w:type="spellEnd"/>
+          </w:p>
+        </w:tc>
+      </w:tr>
+      <w:tr>
+        <w:tc>
+          <w:tcPr>
+            <w:tcW w:w="0" w:type="auto"/>
+            <w:shd w:val="clear" w:color="auto" w:fill="FFF2CC" w:themeFill="accent4" w:themeFillTint="33"/>
+          </w:tcPr>
+          <w:p>
+            <w:r>
+              <w:t>6</w:t>
+            </w:r>
+          </w:p>
+        </w:tc>
+        <w:tc>
+          <w:tcPr>
+            <w:tcW w:w="0" w:type="auto"/>
+            <w:shd w:val="clear" w:color="auto" w:fill="FFF2CC" w:themeFill="accent4" w:themeFillTint="33"/>
+          </w:tcPr>
+          <w:p>
+            <w:r>
+              <w:t>Layer 6 C3K2</w:t>
+            </w:r>
+          </w:p>
+        </w:tc>
+      </w:tr>
+    </w:tbl>
+    <w:p>
+      <w:pPr>
+        <w:jc w:val="center"/>
+      </w:pPr>
+      <w:r>
+        <w:t>Table 4.7: T</w:t>
+      </w:r>
+      <w:r>
+        <w:t xml:space="preserve">op </w:t>
+      </w:r>
+      <w:r>
+        <w:t>Six</w:t>
+      </w:r>
+      <w:r>
+        <w:t xml:space="preserve"> </w:t>
+      </w:r>
+      <w:r>
+        <w:t>Least S</w:t>
+      </w:r>
+      <w:r>
+        <w:t xml:space="preserve">ensitive </w:t>
+      </w:r>
+      <w:r>
+        <w:t>L</w:t>
+      </w:r>
+      <w:r>
+        <w:t>ayers</w:t>
+      </w:r>
+    </w:p>
+    <w:p/>
+    <w:p>
+      <w:r>
+        <w:t xml:space="preserve">Although </w:t>
+      </w:r>
+      <w:proofErr w:type="spellStart"/>
+      <w:r>
+        <w:t>Concat</w:t>
+      </w:r>
+      <w:proofErr w:type="spellEnd"/>
+      <w:r>
+        <w:t xml:space="preserve"> and </w:t>
+      </w:r>
+      <w:proofErr w:type="spellStart"/>
+      <w:r>
+        <w:t>Upsample</w:t>
+      </w:r>
+      <w:proofErr w:type="spellEnd"/>
+      <w:r>
+        <w:t xml:space="preserve"> layers show low sensitivity, they have no trainable weights, so they are not normal weight-pruning targets. Therefore, the most useful low-sensitivity pruning candidates from this table are mainly Layer 7 Conv, Layer 20 Conv, Layer 17 Conv, and possibly Layer 6 C3k2</w:t>
+      </w:r>
+      <w:r>
+        <w:t xml:space="preserve"> (Table 4.7)</w:t>
+      </w:r>
+      <w:r>
+        <w:t>.</w:t>
       </w:r>
     </w:p>
     <w:p/>
@@ -6196,7 +8819,18 @@
     </w:p>
     <w:p>
       <w:r>
-        <w:t>For SW pruning / software pruning, I suggest using this combined metric:</w:t>
+        <w:t xml:space="preserve">The SW </w:t>
+      </w:r>
+      <w:proofErr w:type="spellStart"/>
+      <w:r>
+        <w:t>prunability</w:t>
+      </w:r>
+      <w:proofErr w:type="spellEnd"/>
+      <w:r>
+        <w:t xml:space="preserve"> score is used as a preliminary metric to combine latency importance and accuracy sensitivity. The purpose is to identify layers that have relatively high latency but small accuracy degradation under error injection</w:t>
+      </w:r>
+      <w:r>
+        <w:t>:</w:t>
       </w:r>
     </w:p>
     <w:p>
@@ -6206,7 +8840,21 @@
             <m:rPr>
               <m:nor/>
             </m:rPr>
-            <m:t>SW Prunability Score</m:t>
+            <m:t>SW </m:t>
+          </m:r>
+          <w:proofErr w:type="spellStart"/>
+          <m:r>
+            <m:rPr>
+              <m:nor/>
+            </m:rPr>
+            <m:t>Prunability</m:t>
+          </m:r>
+          <w:proofErr w:type="spellEnd"/>
+          <m:r>
+            <m:rPr>
+              <m:nor/>
+            </m:rPr>
+            <m:t> Score</m:t>
           </m:r>
           <m:r>
             <w:rPr>
@@ -6256,43 +8904,34 @@
                 <w:rPr>
                   <w:rFonts w:ascii="Cambria Math" w:hAnsi="Cambria Math"/>
                 </w:rPr>
-                <m:t>max</m:t>
+                <m:t>Max</m:t>
               </m:r>
               <m:r>
                 <w:rPr>
                   <w:rFonts w:ascii="Cambria Math" w:hAnsi="Cambria Math"/>
                 </w:rPr>
-                <m:t>⁡(</m:t>
+                <m:t xml:space="preserve">⁡(0, </m:t>
               </m:r>
               <m:r>
                 <m:rPr>
                   <m:nor/>
                 </m:rPr>
-                <m:t>Average mAP50-95 Drop from noise 0.5 to 1.0</m:t>
+                <m:t>Avg(mAP50-95 Drop from noise 0.5 to 1.0</m:t>
+              </m:r>
+              <m:r>
+                <m:rPr>
+                  <m:nor/>
+                </m:rPr>
+                <w:rPr>
+                  <w:rFonts w:ascii="Cambria Math"/>
+                </w:rPr>
+                <m:t>)</m:t>
               </m:r>
               <m:r>
                 <w:rPr>
                   <w:rFonts w:ascii="Cambria Math" w:hAnsi="Cambria Math"/>
                 </w:rPr>
-                <m:t>,0)+</m:t>
-              </m:r>
-              <m:r>
-                <w:rPr>
-                  <w:rFonts w:ascii="Cambria Math" w:hAnsi="Cambria Math"/>
-                </w:rPr>
-                <m:t>(</m:t>
-              </m:r>
-              <m:r>
-                <w:rPr>
-                  <w:rFonts w:ascii="Cambria Math" w:hAnsi="Cambria Math"/>
-                </w:rPr>
-                <m:t>0.001</m:t>
-              </m:r>
-              <m:r>
-                <w:rPr>
-                  <w:rFonts w:ascii="Cambria Math" w:hAnsi="Cambria Math"/>
-                </w:rPr>
-                <m:t>)</m:t>
+                <m:t>)+(0.001)</m:t>
               </m:r>
             </m:den>
           </m:f>
@@ -6307,11 +8946,91 @@
     </w:p>
     <w:p/>
     <w:p>
-      <w:r>
-        <w:t>Layer profiling measures each layer’s latency and is useful for finding bottlenecks before pruning or quantization. Error injection measures sensitivity by adding noise to each layer output and checking the mAP drop.</w:t>
+      <w:pPr>
+        <w:pStyle w:val="ListParagraph"/>
+        <w:numPr>
+          <w:ilvl w:val="0"/>
+          <w:numId w:val="35"/>
+        </w:numPr>
+      </w:pPr>
+      <w:r>
+        <w:t>The average mAP50-95 drop from noise ratio 0.5 to 1.0 is used to reduce the effect of random variation at a single noise level.</w:t>
+      </w:r>
+    </w:p>
+    <w:p>
+      <w:pPr>
+        <w:pStyle w:val="ListParagraph"/>
+        <w:numPr>
+          <w:ilvl w:val="0"/>
+          <w:numId w:val="35"/>
+        </w:numPr>
+      </w:pPr>
+      <w:r>
+        <w:t xml:space="preserve">The </w:t>
+      </w:r>
+      <w:proofErr w:type="gramStart"/>
+      <w:r>
+        <w:t>M</w:t>
+      </w:r>
+      <w:r>
+        <w:t>ax(</w:t>
+      </w:r>
+      <w:proofErr w:type="gramEnd"/>
+      <w:r>
+        <w:t>0</w:t>
+      </w:r>
+      <w:r>
+        <w:t xml:space="preserve">, </w:t>
+      </w:r>
+      <w:r>
+        <w:t>…</w:t>
+      </w:r>
+      <w:r>
+        <w:t xml:space="preserve">) term prevents negative </w:t>
+      </w:r>
+      <w:proofErr w:type="spellStart"/>
+      <w:r>
+        <w:t>mAP</w:t>
+      </w:r>
+      <w:proofErr w:type="spellEnd"/>
+      <w:r>
+        <w:t xml:space="preserve"> drops from producing misleading scores, since small negative drops are likely caused by validation variation rather than real improvement.</w:t>
+      </w:r>
+    </w:p>
+    <w:p>
+      <w:pPr>
+        <w:pStyle w:val="ListParagraph"/>
+        <w:numPr>
+          <w:ilvl w:val="0"/>
+          <w:numId w:val="35"/>
+        </w:numPr>
+      </w:pPr>
+      <w:r>
+        <w:t>The small constant 0.001 is added to avoid division by zero.</w:t>
+      </w:r>
+    </w:p>
+    <w:p>
+      <w:r>
+        <w:t>T</w:t>
+      </w:r>
+      <w:r>
+        <w:t>he score is used only as an initial guide, and the equation will be further refined in future experiments.</w:t>
       </w:r>
     </w:p>
     <w:p/>
+    <w:p>
+      <w:r>
+        <w:t xml:space="preserve">Layer profiling measures each layer’s latency and is useful for finding bottlenecks before pruning or quantization. Error injection measures sensitivity by adding noise to each layer output and checking the </w:t>
+      </w:r>
+      <w:proofErr w:type="spellStart"/>
+      <w:r>
+        <w:t>mAP</w:t>
+      </w:r>
+      <w:proofErr w:type="spellEnd"/>
+      <w:r>
+        <w:t xml:space="preserve"> drop.</w:t>
+      </w:r>
+    </w:p>
     <w:tbl>
       <w:tblPr>
         <w:tblStyle w:val="TableGrid"/>
@@ -6370,7 +9089,15 @@
               <w:t>Latency</w:t>
             </w:r>
             <w:r>
-              <w:t xml:space="preserve"> (ms)</w:t>
+              <w:t xml:space="preserve"> (</w:t>
+            </w:r>
+            <w:proofErr w:type="spellStart"/>
+            <w:r>
+              <w:t>ms</w:t>
+            </w:r>
+            <w:proofErr w:type="spellEnd"/>
+            <w:r>
+              <w:t>)</w:t>
             </w:r>
           </w:p>
         </w:tc>
@@ -6838,12 +9565,15 @@
         <w:tc>
           <w:tcPr>
             <w:tcW w:w="0" w:type="auto"/>
-            <w:hideMark/>
-          </w:tcPr>
-          <w:p>
+            <w:shd w:val="clear" w:color="auto" w:fill="BFBFBF" w:themeFill="background1" w:themeFillShade="BF"/>
+            <w:hideMark/>
+          </w:tcPr>
+          <w:p>
+            <w:proofErr w:type="spellStart"/>
             <w:r>
               <w:t>Concat</w:t>
             </w:r>
+            <w:proofErr w:type="spellEnd"/>
           </w:p>
         </w:tc>
         <w:tc>
@@ -6884,7 +9614,7 @@
         <w:tc>
           <w:tcPr>
             <w:tcW w:w="0" w:type="auto"/>
-            <w:shd w:val="clear" w:color="auto" w:fill="FFF2CC" w:themeFill="accent4" w:themeFillTint="33"/>
+            <w:shd w:val="clear" w:color="auto" w:fill="BFBFBF" w:themeFill="background1" w:themeFillShade="BF"/>
             <w:hideMark/>
           </w:tcPr>
           <w:p>
@@ -7481,9 +10211,11 @@
             <w:hideMark/>
           </w:tcPr>
           <w:p>
+            <w:proofErr w:type="spellStart"/>
             <w:r>
               <w:t>Upsample</w:t>
             </w:r>
+            <w:proofErr w:type="spellEnd"/>
           </w:p>
         </w:tc>
         <w:tc>
@@ -7553,9 +10285,11 @@
             <w:hideMark/>
           </w:tcPr>
           <w:p>
+            <w:proofErr w:type="spellStart"/>
             <w:r>
               <w:t>Upsample</w:t>
             </w:r>
+            <w:proofErr w:type="spellEnd"/>
           </w:p>
         </w:tc>
         <w:tc>
@@ -7625,9 +10359,11 @@
             <w:hideMark/>
           </w:tcPr>
           <w:p>
+            <w:proofErr w:type="spellStart"/>
             <w:r>
               <w:t>Concat</w:t>
             </w:r>
+            <w:proofErr w:type="spellEnd"/>
           </w:p>
         </w:tc>
         <w:tc>
@@ -7697,9 +10433,11 @@
             <w:hideMark/>
           </w:tcPr>
           <w:p>
+            <w:proofErr w:type="spellStart"/>
             <w:r>
               <w:t>Concat</w:t>
             </w:r>
+            <w:proofErr w:type="spellEnd"/>
           </w:p>
         </w:tc>
         <w:tc>
@@ -7844,9 +10582,11 @@
             <w:hideMark/>
           </w:tcPr>
           <w:p>
+            <w:proofErr w:type="spellStart"/>
             <w:r>
               <w:t>Concat</w:t>
             </w:r>
+            <w:proofErr w:type="spellEnd"/>
           </w:p>
         </w:tc>
         <w:tc>
@@ -8116,42 +10856,50 @@
         <w:jc w:val="center"/>
       </w:pPr>
       <w:r>
-        <w:t xml:space="preserve">Table 5.1: </w:t>
-      </w:r>
-      <w:r>
-        <w:t>SW Prunability Table</w:t>
-      </w:r>
-      <w:r>
-        <w:t xml:space="preserve">, </w:t>
-      </w:r>
-      <w:r>
-        <w:t>Sorted by SW Score, highest to lowest</w:t>
+        <w:t xml:space="preserve">Table 5.1: SW </w:t>
+      </w:r>
+      <w:proofErr w:type="spellStart"/>
+      <w:r>
+        <w:t>Prunability</w:t>
+      </w:r>
+      <w:proofErr w:type="spellEnd"/>
+      <w:r>
+        <w:t xml:space="preserve"> Table, Sorted by SW Score, highest to lowest</w:t>
+      </w:r>
+    </w:p>
+    <w:p>
+      <w:r>
+        <w:t>According to Table 5.1, t</w:t>
+      </w:r>
+      <w:r>
+        <w:t>he highest SW scores were found in Layer 7 Conv, Layer 6 C3k2, Layer 20 Conv, and Layer 10 C2PSA. These layers have relatively good latency benefits with low average mAP50-95 drop</w:t>
+      </w:r>
+      <w:r>
+        <w:t>.</w:t>
+      </w:r>
+    </w:p>
+    <w:p>
+      <w:r>
+        <w:t>The lowest scores were found in Layer 0, Layer 1, and Layer 3, meaning these early Conv layers are highly sensitive and should not be aggressively pruned.</w:t>
       </w:r>
     </w:p>
     <w:p/>
     <w:p>
-      <w:r>
-        <w:t xml:space="preserve">The highest SW scores were found in Layer 7 Conv, Layer 6 C3k2, Layer 20 Conv, and Layer 10 C2PSA. These layers have relatively good latency </w:t>
-      </w:r>
-      <w:r>
-        <w:t>benefits</w:t>
-      </w:r>
-      <w:r>
-        <w:t xml:space="preserve"> with low average mAP50-95 drop</w:t>
-      </w:r>
-      <w:r>
-        <w:t>.</w:t>
-      </w:r>
-    </w:p>
-    <w:p>
-      <w:r>
-        <w:t>The lowest scores were found in Layer 0, Layer 1, and Layer 3, meaning these early Conv layers are highly sensitive and should not be aggressively pruned.</w:t>
-      </w:r>
-    </w:p>
-    <w:p/>
-    <w:p>
-      <w:r>
-        <w:t>Concat and Upsample layers have zero parameters, so even if they receive a score, they are not normal weight-pruning targets. They are more related to model structure and feature fusion.</w:t>
+      <w:proofErr w:type="spellStart"/>
+      <w:r>
+        <w:t>Concat</w:t>
+      </w:r>
+      <w:proofErr w:type="spellEnd"/>
+      <w:r>
+        <w:t xml:space="preserve"> and </w:t>
+      </w:r>
+      <w:proofErr w:type="spellStart"/>
+      <w:r>
+        <w:t>Upsample</w:t>
+      </w:r>
+      <w:proofErr w:type="spellEnd"/>
+      <w:r>
+        <w:t xml:space="preserve"> layers have zero parameters, so even if they receive a score, they are not normal weight-pruning targets. They are more related to model structure and feature fusion.</w:t>
       </w:r>
     </w:p>
     <w:p>
@@ -8185,16 +10933,7 @@
           <w:sz w:val="36"/>
           <w:szCs w:val="32"/>
         </w:rPr>
-        <w:t xml:space="preserve">. </w:t>
-      </w:r>
-      <w:r>
-        <w:rPr>
-          <w:b/>
-          <w:bCs/>
-          <w:sz w:val="36"/>
-          <w:szCs w:val="32"/>
-        </w:rPr>
-        <w:t>Quantization</w:t>
+        <w:t>. Quantization</w:t>
       </w:r>
     </w:p>
     <w:p>
@@ -8210,13 +10949,13 @@
         <w:tblLook w:val="04A0" w:firstRow="1" w:lastRow="0" w:firstColumn="1" w:lastColumn="0" w:noHBand="0" w:noVBand="1"/>
       </w:tblPr>
       <w:tblGrid>
-        <w:gridCol w:w="1564"/>
-        <w:gridCol w:w="1376"/>
-        <w:gridCol w:w="1338"/>
-        <w:gridCol w:w="1399"/>
-        <w:gridCol w:w="1399"/>
-        <w:gridCol w:w="1719"/>
-        <w:gridCol w:w="1399"/>
+        <w:gridCol w:w="1546"/>
+        <w:gridCol w:w="1380"/>
+        <w:gridCol w:w="1343"/>
+        <w:gridCol w:w="1401"/>
+        <w:gridCol w:w="1401"/>
+        <w:gridCol w:w="1722"/>
+        <w:gridCol w:w="1401"/>
       </w:tblGrid>
       <w:tr>
         <w:tc>
@@ -8286,8 +11025,13 @@
             <w:r>
               <w:t xml:space="preserve"> (</w:t>
             </w:r>
-            <w:r>
-              <w:t>ms/image</w:t>
+            <w:proofErr w:type="spellStart"/>
+            <w:r>
+              <w:t>ms</w:t>
+            </w:r>
+            <w:proofErr w:type="spellEnd"/>
+            <w:r>
+              <w:t>/image</w:t>
             </w:r>
             <w:r>
               <w:t>)</w:t>
@@ -8394,12 +11138,14 @@
             <w:tcW w:w="0" w:type="auto"/>
           </w:tcPr>
           <w:p>
+            <w:proofErr w:type="gramStart"/>
             <w:r>
               <w:t>.</w:t>
             </w:r>
             <w:r>
               <w:t>engine</w:t>
             </w:r>
+            <w:proofErr w:type="gramEnd"/>
           </w:p>
         </w:tc>
         <w:tc>
@@ -8473,13 +11219,144 @@
     <w:p/>
     <w:p>
       <w:r>
-        <w:t>After INT8 PTQ, the model latency decreased from 1.293 ms/image to 0.666 ms/image. This is around 48.48% latency reduction. The FPS increased from 773.145 FPS to 1500.656 FPS, which is about 1.94</w:t>
+        <w:t>After INT8 PTQ</w:t>
+      </w:r>
+      <w:r>
+        <w:t xml:space="preserve"> in Table 6.1</w:t>
+      </w:r>
+      <w:r>
+        <w:t xml:space="preserve">, the model latency decreased from 1.293 </w:t>
+      </w:r>
+      <w:proofErr w:type="spellStart"/>
+      <w:r>
+        <w:t>ms</w:t>
+      </w:r>
+      <w:proofErr w:type="spellEnd"/>
+      <w:r>
+        <w:t xml:space="preserve">/image to 0.666 </w:t>
+      </w:r>
+      <w:proofErr w:type="spellStart"/>
+      <w:r>
+        <w:t>ms</w:t>
+      </w:r>
+      <w:proofErr w:type="spellEnd"/>
+      <w:r>
+        <w:t>/image. This is around 48.48% latency reduction. The FPS increased from 773.145 FPS to 1500.656 FPS, which is about 1.94</w:t>
       </w:r>
       <w:r>
         <w:t>x</w:t>
       </w:r>
       <w:r>
         <w:t xml:space="preserve"> faster in the full validation pipeline.</w:t>
+      </w:r>
+    </w:p>
+    <w:p/>
+    <w:p>
+      <w:r>
+        <w:t xml:space="preserve">The INT8 </w:t>
+      </w:r>
+      <w:proofErr w:type="spellStart"/>
+      <w:proofErr w:type="gramStart"/>
+      <w:r>
+        <w:t>TensorRT</w:t>
+      </w:r>
+      <w:proofErr w:type="spellEnd"/>
+      <w:r>
+        <w:t xml:space="preserve"> .engine</w:t>
+      </w:r>
+      <w:proofErr w:type="gramEnd"/>
+      <w:r>
+        <w:t xml:space="preserve"> file is larger than the FP32 .pt file in Table 6.1. This does not necessarily mean that INT8 quantization increased the raw model weight size. The .pt file is a </w:t>
+      </w:r>
+      <w:proofErr w:type="spellStart"/>
+      <w:r>
+        <w:t>PyTorch</w:t>
+      </w:r>
+      <w:proofErr w:type="spellEnd"/>
+      <w:r>
+        <w:t xml:space="preserve"> model file, while </w:t>
+      </w:r>
+      <w:proofErr w:type="gramStart"/>
+      <w:r>
+        <w:t>the .engine</w:t>
+      </w:r>
+      <w:proofErr w:type="gramEnd"/>
+      <w:r>
+        <w:t xml:space="preserve"> file is a </w:t>
+      </w:r>
+      <w:proofErr w:type="spellStart"/>
+      <w:r>
+        <w:t>TensorRT</w:t>
+      </w:r>
+      <w:proofErr w:type="spellEnd"/>
+      <w:r>
+        <w:t xml:space="preserve"> serialized execution plan. </w:t>
+      </w:r>
+      <w:proofErr w:type="gramStart"/>
+      <w:r>
+        <w:t>The .engine</w:t>
+      </w:r>
+      <w:proofErr w:type="gramEnd"/>
+      <w:r>
+        <w:t xml:space="preserve"> file may include hardware-specific optimization information, fused kernels, metadata, and execution-plan data. Therefore, the .pt </w:t>
+      </w:r>
+      <w:proofErr w:type="gramStart"/>
+      <w:r>
+        <w:t>and .engine</w:t>
+      </w:r>
+      <w:proofErr w:type="gramEnd"/>
+      <w:r>
+        <w:t xml:space="preserve"> file sizes are not directly comparable for evaluating compression ratio.</w:t>
+      </w:r>
+    </w:p>
+    <w:p/>
+    <w:p>
+      <w:r>
+        <w:t xml:space="preserve">In this experiment, the verified benefit of INT8 PTQ is mainly the speed improvement, where latency decreased from 1.293 </w:t>
+      </w:r>
+      <w:proofErr w:type="spellStart"/>
+      <w:r>
+        <w:t>ms</w:t>
+      </w:r>
+      <w:proofErr w:type="spellEnd"/>
+      <w:r>
+        <w:t xml:space="preserve">/image to 0.666 </w:t>
+      </w:r>
+      <w:proofErr w:type="spellStart"/>
+      <w:r>
+        <w:t>ms</w:t>
+      </w:r>
+      <w:proofErr w:type="spellEnd"/>
+      <w:r>
+        <w:t xml:space="preserve">/image. A fair model-size comparison will be </w:t>
+      </w:r>
+      <w:proofErr w:type="gramStart"/>
+      <w:r>
+        <w:t>performed</w:t>
+      </w:r>
+      <w:proofErr w:type="gramEnd"/>
+      <w:r>
+        <w:t xml:space="preserve"> later using the same export format, such as FP32 </w:t>
+      </w:r>
+      <w:r>
+        <w:t>.pt</w:t>
+      </w:r>
+      <w:r>
+        <w:t xml:space="preserve"> vs INT</w:t>
+      </w:r>
+      <w:proofErr w:type="gramStart"/>
+      <w:r>
+        <w:t xml:space="preserve">8 </w:t>
+      </w:r>
+      <w:r>
+        <w:t>.</w:t>
+      </w:r>
+      <w:proofErr w:type="gramEnd"/>
+      <w:r>
+        <w:t>pt</w:t>
+      </w:r>
+      <w:r>
+        <w:t>.</w:t>
       </w:r>
     </w:p>
     <w:p/>
@@ -8642,7 +11519,10 @@
     <w:p/>
     <w:p>
       <w:r>
-        <w:t>The mAP50-95 dropped by 0.050531, which is about 9.97% relative drop compared with the FP32 baseline.</w:t>
+        <w:t>According to Table 6.2, t</w:t>
+      </w:r>
+      <w:r>
+        <w:t>he mAP50-95 dropped by 0.050531, which is about 9.97% relative drop compared with the FP32 baseline.</w:t>
       </w:r>
     </w:p>
     <w:p/>
@@ -8677,16 +11557,7 @@
           <w:sz w:val="36"/>
           <w:szCs w:val="32"/>
         </w:rPr>
-        <w:t xml:space="preserve">. </w:t>
-      </w:r>
-      <w:r>
-        <w:rPr>
-          <w:b/>
-          <w:bCs/>
-          <w:sz w:val="36"/>
-          <w:szCs w:val="32"/>
-        </w:rPr>
-        <w:t>Pruning</w:t>
+        <w:t>. Pruning</w:t>
       </w:r>
     </w:p>
     <w:p>
@@ -8725,13 +11596,64 @@
     </w:p>
     <w:p>
       <w:r>
-        <w:t>Structured pruning removes complete output channels or filters from selected convolution layers. In this experiment, L2-norm structured pruning was used. The pruning operation selected output channels with smaller L2-norm values and zeroed them.</w:t>
+        <w:t>Structured pruning targets complete filters in selected Conv2d modules</w:t>
+      </w:r>
+      <w:r>
+        <w:t>’ output channels</w:t>
+      </w:r>
+      <w:r>
+        <w:t>. In this experiment, L2-norm structured pruning was applied with amount = 0.10, meaning that 10% of output channels in each selected Conv2d module were selected according to their L2 norm and zeroed</w:t>
+      </w:r>
+      <w:r>
+        <w:t xml:space="preserve"> their filters</w:t>
+      </w:r>
+      <w:r>
+        <w:t>.</w:t>
       </w:r>
     </w:p>
     <w:p/>
     <w:p>
       <w:r>
-        <w:t>The pruning amount was set to 0.10, meaning 10% of the output channels were pruned in each selected Conv2d module.</w:t>
+        <w:t>S</w:t>
+      </w:r>
+      <w:r>
+        <w:t>tructured pruning does not physically delete the channel from the model architecture. It only zeros the weight of selected output filters. The tensor shape stays the same.</w:t>
+      </w:r>
+    </w:p>
+    <w:p/>
+    <w:p>
+      <w:r>
+        <w:t xml:space="preserve">For example: there are 10 </w:t>
+      </w:r>
+      <w:r>
+        <w:t>output channels</w:t>
+      </w:r>
+      <w:r>
+        <w:t xml:space="preserve">, then we choose to </w:t>
+      </w:r>
+      <w:r>
+        <w:t>prun</w:t>
+      </w:r>
+      <w:r>
+        <w:t xml:space="preserve">e </w:t>
+      </w:r>
+      <w:r>
+        <w:t xml:space="preserve">10% = </w:t>
+      </w:r>
+      <w:r>
+        <w:t>1 channel</w:t>
+      </w:r>
+      <w:r>
+        <w:t>, so we set the channel’s filter to all zero. After that, the whole channel is pruned, but not every single channel is pruned.</w:t>
+      </w:r>
+    </w:p>
+    <w:p/>
+    <w:p>
+      <w:r>
+        <w:t xml:space="preserve">Therefore, </w:t>
+      </w:r>
+      <w:r>
+        <w:t>10% of the output filters were selected and zeroed. Each output filter corresponds to one output channel.</w:t>
       </w:r>
     </w:p>
     <w:p/>
@@ -8828,7 +11750,15 @@
               <w:t>Latency</w:t>
             </w:r>
             <w:r>
-              <w:t xml:space="preserve"> (ms)</w:t>
+              <w:t xml:space="preserve"> (</w:t>
+            </w:r>
+            <w:proofErr w:type="spellStart"/>
+            <w:r>
+              <w:t>ms</w:t>
+            </w:r>
+            <w:proofErr w:type="spellEnd"/>
+            <w:r>
+              <w:t>)</w:t>
             </w:r>
           </w:p>
         </w:tc>
@@ -10296,7 +13226,10 @@
     <w:p/>
     <w:p>
       <w:r>
-        <w:t>The result shows that structured pruning caused a noticeable accuracy drop for many layers. The safest structured pruning targets were Layer 7, Layer 20, Layer 17, Layer 9, Layer 13, and Layer 10, because they had relatively smaller mAP50-95 drops.</w:t>
+        <w:t>Table 7.1</w:t>
+      </w:r>
+      <w:r>
+        <w:t xml:space="preserve"> shows that structured pruning caused a noticeable accuracy drop for many layers. The safest structured pruning targets were Layer 7, Layer 20, Layer 17, Layer 9, Layer 13, and Layer 10, because they had relatively smaller mAP50-95 drops.</w:t>
       </w:r>
     </w:p>
     <w:p/>
@@ -10343,6 +13276,24 @@
     <w:p>
       <w:r>
         <w:t>The pruning amount was also set to 0.10, meaning 10% of individual Conv2d weights were pruned in each selected layer. The pruning mask was then removed to make the zero weights permanent.</w:t>
+      </w:r>
+    </w:p>
+    <w:p/>
+    <w:p>
+      <w:r>
+        <w:t xml:space="preserve">For example: there are 10 </w:t>
+      </w:r>
+      <w:r>
+        <w:t>output channels</w:t>
+      </w:r>
+      <w:r>
+        <w:t xml:space="preserve">, then we choose to </w:t>
+      </w:r>
+      <w:r>
+        <w:t>prun</w:t>
+      </w:r>
+      <w:r>
+        <w:t>e 10% = 10% total weights in 10 filters, so we set 10% weights of total filters to zero. After that, the filters are different.</w:t>
       </w:r>
     </w:p>
     <w:p/>
@@ -10439,7 +13390,15 @@
               <w:t>Latency</w:t>
             </w:r>
             <w:r>
-              <w:t xml:space="preserve"> (ms)</w:t>
+              <w:t xml:space="preserve"> (</w:t>
+            </w:r>
+            <w:proofErr w:type="spellStart"/>
+            <w:r>
+              <w:t>ms</w:t>
+            </w:r>
+            <w:proofErr w:type="spellEnd"/>
+            <w:r>
+              <w:t>)</w:t>
             </w:r>
           </w:p>
         </w:tc>
@@ -11911,13 +14870,18 @@
     <w:p/>
     <w:p>
       <w:r>
-        <w:t>The unstructured pruning result shows very small mAP50-95 changes. Some layers even showed slightly negative mAP drops</w:t>
-      </w:r>
-      <w:r>
-        <w:t xml:space="preserve">. </w:t>
-      </w:r>
-      <w:r>
-        <w:t>These small negative drops are likely caused by normal validation variation, not real accuracy improvement.</w:t>
+        <w:t>For Table 7.2, t</w:t>
+      </w:r>
+      <w:r>
+        <w:t xml:space="preserve">he unstructured pruning result shows very small mAP50-95 changes. Some layers even showed slightly negative </w:t>
+      </w:r>
+      <w:proofErr w:type="spellStart"/>
+      <w:r>
+        <w:t>mAP</w:t>
+      </w:r>
+      <w:proofErr w:type="spellEnd"/>
+      <w:r>
+        <w:t xml:space="preserve"> drops. These small negative drops are likely caused by normal validation variation, not real accuracy improvement.</w:t>
       </w:r>
     </w:p>
     <w:p/>
@@ -11976,7 +14940,29 @@
     </w:p>
     <w:p>
       <w:r>
-        <w:t>There are many pruning combinations; I may try more experience in this field later (depending on the SW prunability).</w:t>
+        <w:t xml:space="preserve">There are many pruning combinations; I may try more experience in this field later (depending on the SW </w:t>
+      </w:r>
+      <w:proofErr w:type="spellStart"/>
+      <w:r>
+        <w:t>prunability</w:t>
+      </w:r>
+      <w:proofErr w:type="spellEnd"/>
+      <w:r>
+        <w:t xml:space="preserve">; and </w:t>
+      </w:r>
+      <w:r>
+        <w:t xml:space="preserve">on the </w:t>
+      </w:r>
+      <w:proofErr w:type="spellStart"/>
+      <w:r>
+        <w:t>prunability</w:t>
+      </w:r>
+      <w:proofErr w:type="spellEnd"/>
+      <w:r>
+        <w:t xml:space="preserve"> achieved for each layer</w:t>
+      </w:r>
+      <w:r>
+        <w:t>).</w:t>
       </w:r>
     </w:p>
     <w:p/>
@@ -12011,16 +14997,7 @@
           <w:sz w:val="36"/>
           <w:szCs w:val="32"/>
         </w:rPr>
-        <w:t xml:space="preserve">. </w:t>
-      </w:r>
-      <w:r>
-        <w:rPr>
-          <w:b/>
-          <w:bCs/>
-          <w:sz w:val="36"/>
-          <w:szCs w:val="32"/>
-        </w:rPr>
-        <w:t>Dataset</w:t>
+        <w:t>. Dataset</w:t>
       </w:r>
       <w:r>
         <w:rPr>
@@ -12040,11 +15017,11 @@
         <w:tblLook w:val="04A0" w:firstRow="1" w:lastRow="0" w:firstColumn="1" w:lastColumn="0" w:noHBand="0" w:noVBand="1"/>
       </w:tblPr>
       <w:tblGrid>
-        <w:gridCol w:w="963"/>
-        <w:gridCol w:w="1418"/>
-        <w:gridCol w:w="1773"/>
-        <w:gridCol w:w="1255"/>
-        <w:gridCol w:w="4787"/>
+        <w:gridCol w:w="901"/>
+        <w:gridCol w:w="1394"/>
+        <w:gridCol w:w="1716"/>
+        <w:gridCol w:w="1211"/>
+        <w:gridCol w:w="4974"/>
       </w:tblGrid>
       <w:tr>
         <w:tc>
@@ -12067,10 +15044,7 @@
           </w:tcPr>
           <w:p>
             <w:r>
-              <w:t>C</w:t>
-            </w:r>
-            <w:r>
-              <w:t xml:space="preserve">amera </w:t>
+              <w:t xml:space="preserve">Camera </w:t>
             </w:r>
             <w:r>
               <w:t>t</w:t>
@@ -12263,7 +15237,15 @@
           </w:p>
           <w:p>
             <w:r>
-              <w:t>road, sidewalk, building, wall, fence, pole, traffic light, traffic sign, vegetation, terrain, sky, person, rider, car, truck, bus, train, motorcycle, bicycle</w:t>
+              <w:t xml:space="preserve">road, sidewalk, building, wall, fence, pole, traffic light, traffic sign, vegetation, terrain, sky, </w:t>
+            </w:r>
+            <w:proofErr w:type="gramStart"/>
+            <w:r>
+              <w:t>person, rider</w:t>
+            </w:r>
+            <w:proofErr w:type="gramEnd"/>
+            <w:r>
+              <w:t>, car, truck, bus, train, motorcycle, bicycle</w:t>
             </w:r>
           </w:p>
           <w:p/>
@@ -12402,8 +15384,37 @@
             </w:r>
           </w:p>
           <w:p>
-            <w:r>
-              <w:t>pedestrian, car, truck, traffic light, etc.</w:t>
+            <w:proofErr w:type="gramStart"/>
+            <w:r>
+              <w:t>pedestrian</w:t>
+            </w:r>
+            <w:proofErr w:type="gramEnd"/>
+            <w:r>
+              <w:t xml:space="preserve">, </w:t>
+            </w:r>
+            <w:proofErr w:type="gramStart"/>
+            <w:r>
+              <w:t>car</w:t>
+            </w:r>
+            <w:proofErr w:type="gramEnd"/>
+            <w:r>
+              <w:t xml:space="preserve">, </w:t>
+            </w:r>
+            <w:proofErr w:type="gramStart"/>
+            <w:r>
+              <w:t>truck</w:t>
+            </w:r>
+            <w:proofErr w:type="gramEnd"/>
+            <w:r>
+              <w:t xml:space="preserve">, traffic </w:t>
+            </w:r>
+            <w:proofErr w:type="gramStart"/>
+            <w:r>
+              <w:t>light</w:t>
+            </w:r>
+            <w:proofErr w:type="gramEnd"/>
+            <w:r>
+              <w:t>, etc.</w:t>
             </w:r>
           </w:p>
           <w:p/>
@@ -12474,9 +15485,51 @@
             </w:r>
           </w:p>
           <w:p>
-            <w:r>
-              <w:t>car, person, truck, motorcycle, bicycle, bus</w:t>
-            </w:r>
+            <w:proofErr w:type="gramStart"/>
+            <w:r>
+              <w:t>car</w:t>
+            </w:r>
+            <w:proofErr w:type="gramEnd"/>
+            <w:r>
+              <w:t xml:space="preserve">, </w:t>
+            </w:r>
+            <w:proofErr w:type="gramStart"/>
+            <w:r>
+              <w:t>person</w:t>
+            </w:r>
+            <w:proofErr w:type="gramEnd"/>
+            <w:r>
+              <w:t xml:space="preserve">, </w:t>
+            </w:r>
+            <w:proofErr w:type="gramStart"/>
+            <w:r>
+              <w:t>truck</w:t>
+            </w:r>
+            <w:proofErr w:type="gramEnd"/>
+            <w:r>
+              <w:t xml:space="preserve">, </w:t>
+            </w:r>
+            <w:proofErr w:type="gramStart"/>
+            <w:r>
+              <w:t>motorcycle</w:t>
+            </w:r>
+            <w:proofErr w:type="gramEnd"/>
+            <w:r>
+              <w:t xml:space="preserve">, </w:t>
+            </w:r>
+            <w:proofErr w:type="gramStart"/>
+            <w:r>
+              <w:t>bicycle</w:t>
+            </w:r>
+            <w:proofErr w:type="gramEnd"/>
+            <w:r>
+              <w:t xml:space="preserve">, </w:t>
+            </w:r>
+            <w:proofErr w:type="gramStart"/>
+            <w:r>
+              <w:t>bus</w:t>
+            </w:r>
+            <w:proofErr w:type="gramEnd"/>
           </w:p>
           <w:p/>
           <w:p/>
@@ -12494,13 +15547,22 @@
     <w:p/>
     <w:p>
       <w:r>
-        <w:t>Both ACDA and CADC are snow driving cameras.</w:t>
+        <w:t>For Table 8.1, b</w:t>
+      </w:r>
+      <w:r>
+        <w:t>oth ACDA and CADC are snow driving cameras.</w:t>
       </w:r>
     </w:p>
     <w:p/>
     <w:p>
       <w:r>
-        <w:t>Just for references, let's' see Rafed's decision.</w:t>
+        <w:t>Currently, j</w:t>
+      </w:r>
+      <w:r>
+        <w:t>ust for references</w:t>
+      </w:r>
+      <w:r>
+        <w:t>.</w:t>
       </w:r>
     </w:p>
     <w:p/>
@@ -12549,61 +15611,13 @@
     </w:p>
     <w:p>
       <w:r>
-        <w:t>Current studies have already used YOLO models for adverse-weather object detection, including fog, rain, low light, and snow. However, most of them are based on older YOLO versions such as YOLOv3, YOLOv5s, YOLOv8, YOLOv9, or YOLOv11, rather than YOLO26n.</w:t>
-      </w:r>
-    </w:p>
-    <w:p/>
-    <w:p>
-      <w:r>
-        <w:t>The clos</w:t>
-      </w:r>
-      <w:r>
-        <w:t>e</w:t>
-      </w:r>
-      <w:r>
-        <w:t>t recent work</w:t>
-      </w:r>
-      <w:r>
-        <w:t>s</w:t>
-      </w:r>
-      <w:r>
-        <w:t xml:space="preserve"> </w:t>
-      </w:r>
-      <w:r>
-        <w:t>such as XWOD and</w:t>
-      </w:r>
-      <w:r>
-        <w:t xml:space="preserve"> SABDR</w:t>
-      </w:r>
-      <w:r>
-        <w:t xml:space="preserve">, </w:t>
-      </w:r>
-      <w:r>
-        <w:t>does not focus</w:t>
-      </w:r>
-      <w:r>
-        <w:t xml:space="preserve"> fully</w:t>
-      </w:r>
-      <w:r>
-        <w:t xml:space="preserve"> on</w:t>
-      </w:r>
-      <w:r>
-        <w:t xml:space="preserve"> YOLO26n,</w:t>
-      </w:r>
-      <w:r>
-        <w:t xml:space="preserve"> traffic-camera snow detection</w:t>
-      </w:r>
-      <w:r>
-        <w:t>,</w:t>
-      </w:r>
-      <w:r>
-        <w:t xml:space="preserve"> </w:t>
-      </w:r>
-      <w:r>
-        <w:t>and</w:t>
-      </w:r>
-      <w:r>
-        <w:t xml:space="preserve"> hardware-aware optimization.</w:t>
+        <w:t xml:space="preserve">Current studies have already used YOLO models for adverse-weather object detection, including fog, rain, low light, and snow. </w:t>
+      </w:r>
+      <w:r>
+        <w:t>M</w:t>
+      </w:r>
+      <w:r>
+        <w:t>ost of them are based on older YOLO versions such as YOLOv3, YOLOv5s, YOLOv8, YOLOv9, or YOLOv11, rather than YOLO26n.</w:t>
       </w:r>
     </w:p>
     <w:p/>
@@ -12614,16 +15628,35 @@
         <w:tblLook w:val="04A0" w:firstRow="1" w:lastRow="0" w:firstColumn="1" w:lastColumn="0" w:noHBand="0" w:noVBand="1"/>
       </w:tblPr>
       <w:tblGrid>
-        <w:gridCol w:w="2218"/>
-        <w:gridCol w:w="2039"/>
-        <w:gridCol w:w="1688"/>
-        <w:gridCol w:w="1932"/>
-        <w:gridCol w:w="2317"/>
+        <w:gridCol w:w="2038"/>
+        <w:gridCol w:w="2604"/>
+        <w:gridCol w:w="2062"/>
+        <w:gridCol w:w="1804"/>
+        <w:gridCol w:w="1686"/>
       </w:tblGrid>
       <w:tr>
-        <w:trPr>
-          <w:trHeight w:val="491"/>
-        </w:trPr>
+        <w:tc>
+          <w:tcPr>
+            <w:tcW w:w="2038" w:type="dxa"/>
+            <w:shd w:val="clear" w:color="auto" w:fill="D9D9D9" w:themeFill="background1" w:themeFillShade="D9"/>
+          </w:tcPr>
+          <w:p>
+            <w:r>
+              <w:t>Paper</w:t>
+            </w:r>
+          </w:p>
+        </w:tc>
+        <w:tc>
+          <w:tcPr>
+            <w:tcW w:w="2604" w:type="dxa"/>
+            <w:shd w:val="clear" w:color="auto" w:fill="D9D9D9" w:themeFill="background1" w:themeFillShade="D9"/>
+          </w:tcPr>
+          <w:p>
+            <w:r>
+              <w:t>Weather</w:t>
+            </w:r>
+          </w:p>
+        </w:tc>
         <w:tc>
           <w:tcPr>
             <w:tcW w:w="2062" w:type="dxa"/>
@@ -12631,51 +15664,29 @@
           </w:tcPr>
           <w:p>
             <w:r>
-              <w:t>Paper / method</w:t>
-            </w:r>
-          </w:p>
-        </w:tc>
-        <w:tc>
-          <w:tcPr>
-            <w:tcW w:w="1870" w:type="dxa"/>
+              <w:t>Targets</w:t>
+            </w:r>
+          </w:p>
+        </w:tc>
+        <w:tc>
+          <w:tcPr>
+            <w:tcW w:w="1804" w:type="dxa"/>
             <w:shd w:val="clear" w:color="auto" w:fill="D9D9D9" w:themeFill="background1" w:themeFillShade="D9"/>
           </w:tcPr>
           <w:p>
             <w:r>
-              <w:t>Weather / dataset</w:t>
-            </w:r>
-          </w:p>
-        </w:tc>
-        <w:tc>
-          <w:tcPr>
-            <w:tcW w:w="1599" w:type="dxa"/>
+              <w:t>Camera types</w:t>
+            </w:r>
+          </w:p>
+        </w:tc>
+        <w:tc>
+          <w:tcPr>
+            <w:tcW w:w="1686" w:type="dxa"/>
             <w:shd w:val="clear" w:color="auto" w:fill="D9D9D9" w:themeFill="background1" w:themeFillShade="D9"/>
           </w:tcPr>
           <w:p>
             <w:r>
               <w:t>YOLO version</w:t>
-            </w:r>
-          </w:p>
-        </w:tc>
-        <w:tc>
-          <w:tcPr>
-            <w:tcW w:w="1800" w:type="dxa"/>
-            <w:shd w:val="clear" w:color="auto" w:fill="D9D9D9" w:themeFill="background1" w:themeFillShade="D9"/>
-          </w:tcPr>
-          <w:p>
-            <w:r>
-              <w:t>Based on YOLO26n?</w:t>
-            </w:r>
-          </w:p>
-        </w:tc>
-        <w:tc>
-          <w:tcPr>
-            <w:tcW w:w="2863" w:type="dxa"/>
-            <w:shd w:val="clear" w:color="auto" w:fill="D9D9D9" w:themeFill="background1" w:themeFillShade="D9"/>
-          </w:tcPr>
-          <w:p>
-            <w:r>
-              <w:t>Descriptions</w:t>
             </w:r>
           </w:p>
         </w:tc>
@@ -12684,16 +15695,27 @@
         <w:tc>
           <w:tcPr>
             <w:tcW w:w="0" w:type="auto"/>
-            <w:hideMark/>
-          </w:tcPr>
-          <w:p>
-            <w:r>
-              <w:t>XWOD</w:t>
-            </w:r>
-          </w:p>
-          <w:p>
-            <w:r>
-              <w:t>[5]</w:t>
+          </w:tcPr>
+          <w:p>
+            <w:pPr>
+              <w:rPr>
+                <w:rStyle w:val="Strong"/>
+                <w:b w:val="0"/>
+                <w:bCs w:val="0"/>
+              </w:rPr>
+            </w:pPr>
+            <w:r>
+              <w:rPr>
+                <w:rStyle w:val="Strong"/>
+                <w:b w:val="0"/>
+                <w:bCs w:val="0"/>
+              </w:rPr>
+              <w:t>PER-YOLO</w:t>
+            </w:r>
+          </w:p>
+          <w:p>
+            <w:r>
+              <w:t>[8]</w:t>
             </w:r>
           </w:p>
         </w:tc>
@@ -12701,14 +15723,15 @@
           <w:tcPr>
             <w:tcW w:w="0" w:type="auto"/>
             <w:shd w:val="clear" w:color="auto" w:fill="E2EFD9" w:themeFill="accent6" w:themeFillTint="33"/>
-            <w:hideMark/>
-          </w:tcPr>
-          <w:p>
-            <w:r>
-              <w:t xml:space="preserve">Adverse </w:t>
-            </w:r>
-            <w:r>
-              <w:t>weather traffic dataset, including snow</w:t>
+          </w:tcPr>
+          <w:p>
+            <w:r>
+              <w:rPr>
+                <w:rStyle w:val="Strong"/>
+                <w:b w:val="0"/>
+                <w:bCs w:val="0"/>
+              </w:rPr>
+              <w:t>Snowy weather</w:t>
             </w:r>
           </w:p>
         </w:tc>
@@ -12716,11 +15739,10 @@
           <w:tcPr>
             <w:tcW w:w="0" w:type="auto"/>
             <w:shd w:val="clear" w:color="auto" w:fill="E2EFD9" w:themeFill="accent6" w:themeFillTint="33"/>
-            <w:hideMark/>
-          </w:tcPr>
-          <w:p>
-            <w:r>
-              <w:t>YOLOv8, YOLOv11, YOLOv26</w:t>
+          </w:tcPr>
+          <w:p>
+            <w:r>
+              <w:t>Vehicles</w:t>
             </w:r>
           </w:p>
         </w:tc>
@@ -12728,37 +15750,42 @@
           <w:tcPr>
             <w:tcW w:w="0" w:type="auto"/>
             <w:shd w:val="clear" w:color="auto" w:fill="E2EFD9" w:themeFill="accent6" w:themeFillTint="33"/>
-            <w:hideMark/>
-          </w:tcPr>
-          <w:p>
-            <w:r>
-              <w:t>Partially yes; includes YOLOv26-n baseline</w:t>
-            </w:r>
-          </w:p>
-        </w:tc>
-        <w:tc>
-          <w:tcPr>
-            <w:tcW w:w="0" w:type="auto"/>
-            <w:hideMark/>
-          </w:tcPr>
-          <w:p>
-            <w:r>
-              <w:t>Broad extreme-weather benchmark</w:t>
-            </w:r>
-            <w:r>
-              <w:t xml:space="preserve">, </w:t>
-            </w:r>
-            <w:r>
-              <w:t>not snow-specific</w:t>
+          </w:tcPr>
+          <w:p>
+            <w:r>
+              <w:t>R</w:t>
+            </w:r>
+            <w:r>
+              <w:t>oad traffic scenes</w:t>
             </w:r>
           </w:p>
           <w:p/>
           <w:p>
             <w:r>
-              <w:t xml:space="preserve">No </w:t>
-            </w:r>
-            <w:r>
-              <w:t>YOLO26n tuning or hardware-aware optimization</w:t>
+              <w:t>exact camera type not clearly stated</w:t>
+            </w:r>
+          </w:p>
+        </w:tc>
+        <w:tc>
+          <w:tcPr>
+            <w:tcW w:w="0" w:type="auto"/>
+            <w:shd w:val="clear" w:color="auto" w:fill="FBE4D5" w:themeFill="accent2" w:themeFillTint="33"/>
+          </w:tcPr>
+          <w:p>
+            <w:r>
+              <w:t>YOLO</w:t>
+            </w:r>
+            <w:r>
+              <w:t>v</w:t>
+            </w:r>
+            <w:r>
+              <w:t>11</w:t>
+            </w:r>
+            <w:r>
+              <w:t xml:space="preserve"> </w:t>
+            </w:r>
+            <w:r>
+              <w:t>based</w:t>
             </w:r>
           </w:p>
         </w:tc>
@@ -12769,13 +15796,53 @@
             <w:tcW w:w="0" w:type="auto"/>
           </w:tcPr>
           <w:p>
-            <w:r>
-              <w:t>IA-YOLO</w:t>
-            </w:r>
-          </w:p>
-          <w:p>
-            <w:r>
-              <w:t>[6]</w:t>
+            <w:pPr>
+              <w:rPr>
+                <w:rStyle w:val="Strong"/>
+                <w:b w:val="0"/>
+                <w:bCs w:val="0"/>
+              </w:rPr>
+            </w:pPr>
+            <w:r>
+              <w:rPr>
+                <w:rStyle w:val="Strong"/>
+                <w:b w:val="0"/>
+                <w:bCs w:val="0"/>
+              </w:rPr>
+              <w:t>YOLOv9 snow augmentation study</w:t>
+            </w:r>
+          </w:p>
+          <w:p>
+            <w:pPr>
+              <w:rPr>
+                <w:rStyle w:val="Strong"/>
+                <w:b w:val="0"/>
+                <w:bCs w:val="0"/>
+              </w:rPr>
+            </w:pPr>
+            <w:r>
+              <w:rPr>
+                <w:rStyle w:val="Strong"/>
+                <w:b w:val="0"/>
+                <w:bCs w:val="0"/>
+              </w:rPr>
+              <w:t>[1</w:t>
+            </w:r>
+            <w:r>
+              <w:rPr>
+                <w:rStyle w:val="Strong"/>
+                <w:b w:val="0"/>
+                <w:bCs w:val="0"/>
+              </w:rPr>
+              <w:t>8</w:t>
+            </w:r>
+            <w:r>
+              <w:rPr>
+                <w:rStyle w:val="Strong"/>
+                <w:b w:val="0"/>
+                <w:bCs w:val="0"/>
+              </w:rPr>
+              <w:t>]</w:t>
             </w:r>
           </w:p>
         </w:tc>
@@ -12785,47 +15852,54 @@
             <w:shd w:val="clear" w:color="auto" w:fill="E2EFD9" w:themeFill="accent6" w:themeFillTint="33"/>
           </w:tcPr>
           <w:p>
-            <w:r>
-              <w:t>Adverse weather, mainly foggy and low-light scenes</w:t>
-            </w:r>
-          </w:p>
-        </w:tc>
-        <w:tc>
-          <w:tcPr>
-            <w:tcW w:w="0" w:type="auto"/>
-          </w:tcPr>
-          <w:p>
-            <w:r>
-              <w:t>YOLOv3</w:t>
-            </w:r>
-          </w:p>
-        </w:tc>
-        <w:tc>
-          <w:tcPr>
-            <w:tcW w:w="0" w:type="auto"/>
-          </w:tcPr>
-          <w:p>
-            <w:r>
-              <w:t>No</w:t>
-            </w:r>
-          </w:p>
-        </w:tc>
-        <w:tc>
-          <w:tcPr>
-            <w:tcW w:w="0" w:type="auto"/>
-          </w:tcPr>
-          <w:p>
-            <w:r>
-              <w:t>Not snow-focused</w:t>
-            </w:r>
-          </w:p>
-          <w:p/>
-          <w:p>
-            <w:r>
-              <w:t>N</w:t>
-            </w:r>
-            <w:r>
-              <w:t>ot YOLO26n</w:t>
+            <w:pPr>
+              <w:rPr>
+                <w:rStyle w:val="Strong"/>
+                <w:b w:val="0"/>
+                <w:bCs w:val="0"/>
+              </w:rPr>
+            </w:pPr>
+            <w:r>
+              <w:t>Snowy weather / snowy conditions</w:t>
+            </w:r>
+          </w:p>
+        </w:tc>
+        <w:tc>
+          <w:tcPr>
+            <w:tcW w:w="0" w:type="auto"/>
+            <w:shd w:val="clear" w:color="auto" w:fill="E2EFD9" w:themeFill="accent6" w:themeFillTint="33"/>
+          </w:tcPr>
+          <w:p>
+            <w:r>
+              <w:t>Vehicles</w:t>
+            </w:r>
+          </w:p>
+        </w:tc>
+        <w:tc>
+          <w:tcPr>
+            <w:tcW w:w="0" w:type="auto"/>
+            <w:shd w:val="clear" w:color="auto" w:fill="E2EFD9" w:themeFill="accent6" w:themeFillTint="33"/>
+          </w:tcPr>
+          <w:p>
+            <w:r>
+              <w:t>Road / traffic vehicle</w:t>
+            </w:r>
+          </w:p>
+        </w:tc>
+        <w:tc>
+          <w:tcPr>
+            <w:tcW w:w="0" w:type="auto"/>
+            <w:shd w:val="clear" w:color="auto" w:fill="FBE4D5" w:themeFill="accent2" w:themeFillTint="33"/>
+          </w:tcPr>
+          <w:p>
+            <w:r>
+              <w:t>YOLOv9-c</w:t>
+            </w:r>
+            <w:r>
+              <w:t xml:space="preserve">, </w:t>
+            </w:r>
+            <w:r>
+              <w:t>YOLOv9-e, improved YOLOv9</w:t>
             </w:r>
           </w:p>
         </w:tc>
@@ -12836,13 +15910,72 @@
             <w:tcW w:w="0" w:type="auto"/>
           </w:tcPr>
           <w:p>
-            <w:r>
-              <w:t>CF-YOLO / RSOD</w:t>
-            </w:r>
-          </w:p>
-          <w:p>
-            <w:r>
-              <w:t>[7]</w:t>
+            <w:pPr>
+              <w:rPr>
+                <w:rStyle w:val="Strong"/>
+                <w:b w:val="0"/>
+                <w:bCs w:val="0"/>
+              </w:rPr>
+            </w:pPr>
+            <w:r>
+              <w:rPr>
+                <w:rStyle w:val="Strong"/>
+                <w:b w:val="0"/>
+                <w:bCs w:val="0"/>
+              </w:rPr>
+              <w:t>XWOD</w:t>
+            </w:r>
+          </w:p>
+          <w:p>
+            <w:pPr>
+              <w:rPr>
+                <w:sz w:val="24"/>
+              </w:rPr>
+            </w:pPr>
+            <w:r>
+              <w:rPr>
+                <w:rStyle w:val="Strong"/>
+                <w:b w:val="0"/>
+                <w:bCs w:val="0"/>
+              </w:rPr>
+              <w:t>[5]</w:t>
+            </w:r>
+          </w:p>
+        </w:tc>
+        <w:tc>
+          <w:tcPr>
+            <w:tcW w:w="0" w:type="auto"/>
+            <w:shd w:val="clear" w:color="auto" w:fill="FFF2CC" w:themeFill="accent4" w:themeFillTint="33"/>
+          </w:tcPr>
+          <w:p>
+            <w:r>
+              <w:t xml:space="preserve">Extreme weather, including </w:t>
+            </w:r>
+            <w:r>
+              <w:rPr>
+                <w:rStyle w:val="Strong"/>
+                <w:b w:val="0"/>
+                <w:bCs w:val="0"/>
+              </w:rPr>
+              <w:t xml:space="preserve">snow, rain, fog, haze/sand/dust, flooding, </w:t>
+            </w:r>
+            <w:proofErr w:type="gramStart"/>
+            <w:r>
+              <w:rPr>
+                <w:rStyle w:val="Strong"/>
+                <w:b w:val="0"/>
+                <w:bCs w:val="0"/>
+              </w:rPr>
+              <w:t>tornado</w:t>
+            </w:r>
+            <w:proofErr w:type="gramEnd"/>
+            <w:r>
+              <w:rPr>
+                <w:rStyle w:val="Strong"/>
+                <w:b w:val="0"/>
+                <w:bCs w:val="0"/>
+              </w:rPr>
+              <w:t>, and wildfire</w:t>
             </w:r>
           </w:p>
         </w:tc>
@@ -12853,37 +15986,26 @@
           </w:tcPr>
           <w:p>
             <w:r>
-              <w:t>Real-world snowy object detection</w:t>
-            </w:r>
-          </w:p>
-        </w:tc>
-        <w:tc>
-          <w:tcPr>
-            <w:tcW w:w="0" w:type="auto"/>
-          </w:tcPr>
-          <w:p>
-            <w:r>
-              <w:t>YOLOv5s-based</w:t>
-            </w:r>
-          </w:p>
-        </w:tc>
-        <w:tc>
-          <w:tcPr>
-            <w:tcW w:w="0" w:type="auto"/>
-          </w:tcPr>
-          <w:p>
-            <w:r>
-              <w:t>No</w:t>
-            </w:r>
-          </w:p>
-        </w:tc>
-        <w:tc>
-          <w:tcPr>
-            <w:tcW w:w="0" w:type="auto"/>
-          </w:tcPr>
-          <w:p>
-            <w:r>
-              <w:t>Strong snow paper</w:t>
+              <w:t xml:space="preserve">Traffic objects: </w:t>
+            </w:r>
+            <w:r>
+              <w:rPr>
+                <w:rStyle w:val="Strong"/>
+                <w:b w:val="0"/>
+                <w:bCs w:val="0"/>
+              </w:rPr>
+              <w:t>car, person, truck, motorcycle, bicycle, bus</w:t>
+            </w:r>
+          </w:p>
+        </w:tc>
+        <w:tc>
+          <w:tcPr>
+            <w:tcW w:w="0" w:type="auto"/>
+            <w:shd w:val="clear" w:color="auto" w:fill="E2EFD9" w:themeFill="accent6" w:themeFillTint="33"/>
+          </w:tcPr>
+          <w:p>
+            <w:r>
+              <w:t xml:space="preserve">Real-world traffic images; camera source </w:t>
             </w:r>
           </w:p>
           <w:p/>
@@ -12892,7 +16014,24 @@
               <w:t>N</w:t>
             </w:r>
             <w:r>
-              <w:t>ot YOLO26n</w:t>
+              <w:t>ot clearly limited to one type</w:t>
+            </w:r>
+          </w:p>
+        </w:tc>
+        <w:tc>
+          <w:tcPr>
+            <w:tcW w:w="0" w:type="auto"/>
+            <w:shd w:val="clear" w:color="auto" w:fill="FFF2CC" w:themeFill="accent4" w:themeFillTint="33"/>
+          </w:tcPr>
+          <w:p>
+            <w:r>
+              <w:t>YOLOv8, YOLOv11, YOLO26 baselines;</w:t>
+            </w:r>
+          </w:p>
+          <w:p/>
+          <w:p>
+            <w:r>
+              <w:t xml:space="preserve">Not clearly YOLO26n-specific </w:t>
             </w:r>
           </w:p>
         </w:tc>
@@ -12903,13 +16042,64 @@
             <w:tcW w:w="0" w:type="auto"/>
           </w:tcPr>
           <w:p>
-            <w:r>
-              <w:t>Kumar &amp; Muhammad 2023</w:t>
-            </w:r>
-          </w:p>
-          <w:p>
-            <w:r>
-              <w:t>[8]</w:t>
+            <w:pPr>
+              <w:rPr>
+                <w:rStyle w:val="Strong"/>
+                <w:b w:val="0"/>
+                <w:bCs w:val="0"/>
+              </w:rPr>
+            </w:pPr>
+            <w:proofErr w:type="spellStart"/>
+            <w:r>
+              <w:rPr>
+                <w:rStyle w:val="Strong"/>
+                <w:b w:val="0"/>
+                <w:bCs w:val="0"/>
+              </w:rPr>
+              <w:t>YOLOx</w:t>
+            </w:r>
+            <w:proofErr w:type="spellEnd"/>
+            <w:r>
+              <w:rPr>
+                <w:rStyle w:val="Strong"/>
+                <w:b w:val="0"/>
+                <w:bCs w:val="0"/>
+              </w:rPr>
+              <w:t xml:space="preserve"> bad-weather vehicle detection</w:t>
+            </w:r>
+          </w:p>
+          <w:p>
+            <w:pPr>
+              <w:rPr>
+                <w:rStyle w:val="Strong"/>
+                <w:b w:val="0"/>
+                <w:bCs w:val="0"/>
+              </w:rPr>
+            </w:pPr>
+            <w:r>
+              <w:t>[9]</w:t>
+            </w:r>
+          </w:p>
+        </w:tc>
+        <w:tc>
+          <w:tcPr>
+            <w:tcW w:w="0" w:type="auto"/>
+            <w:shd w:val="clear" w:color="auto" w:fill="FFF2CC" w:themeFill="accent4" w:themeFillTint="33"/>
+          </w:tcPr>
+          <w:p>
+            <w:r>
+              <w:t xml:space="preserve">Rain, fog, </w:t>
+            </w:r>
+            <w:r>
+              <w:rPr>
+                <w:rStyle w:val="Strong"/>
+                <w:b w:val="0"/>
+                <w:bCs w:val="0"/>
+              </w:rPr>
+              <w:t>snow</w:t>
+            </w:r>
+            <w:r>
+              <w:t>, and sandstorms</w:t>
             </w:r>
           </w:p>
         </w:tc>
@@ -12920,50 +16110,32 @@
           </w:tcPr>
           <w:p>
             <w:r>
-              <w:t>ACDC + DAWN adverse weather datasets</w:t>
-            </w:r>
-          </w:p>
-        </w:tc>
-        <w:tc>
-          <w:tcPr>
-            <w:tcW w:w="0" w:type="auto"/>
-          </w:tcPr>
-          <w:p>
-            <w:r>
-              <w:t>YOLOv8</w:t>
-            </w:r>
-          </w:p>
-        </w:tc>
-        <w:tc>
-          <w:tcPr>
-            <w:tcW w:w="0" w:type="auto"/>
-          </w:tcPr>
-          <w:p>
-            <w:r>
-              <w:t>No</w:t>
-            </w:r>
-          </w:p>
-        </w:tc>
-        <w:tc>
-          <w:tcPr>
-            <w:tcW w:w="0" w:type="auto"/>
-          </w:tcPr>
-          <w:p>
-            <w:r>
-              <w:t>A</w:t>
-            </w:r>
-            <w:r>
-              <w:t>dverse-weather data</w:t>
-            </w:r>
-          </w:p>
-          <w:p/>
-          <w:p>
-            <w:r>
-              <w:t>N</w:t>
-            </w:r>
-            <w:r>
-              <w:t>ot YOLO26n</w:t>
-            </w:r>
+              <w:t>Vehicles</w:t>
+            </w:r>
+          </w:p>
+        </w:tc>
+        <w:tc>
+          <w:tcPr>
+            <w:tcW w:w="0" w:type="auto"/>
+            <w:shd w:val="clear" w:color="auto" w:fill="E2EFD9" w:themeFill="accent6" w:themeFillTint="33"/>
+          </w:tcPr>
+          <w:p>
+            <w:r>
+              <w:t>Traffic / road vehicle</w:t>
+            </w:r>
+          </w:p>
+        </w:tc>
+        <w:tc>
+          <w:tcPr>
+            <w:tcW w:w="0" w:type="auto"/>
+            <w:shd w:val="clear" w:color="auto" w:fill="FBE4D5" w:themeFill="accent2" w:themeFillTint="33"/>
+          </w:tcPr>
+          <w:p>
+            <w:proofErr w:type="spellStart"/>
+            <w:r>
+              <w:t>YOLOx</w:t>
+            </w:r>
+            <w:proofErr w:type="spellEnd"/>
           </w:p>
         </w:tc>
       </w:tr>
@@ -12973,13 +16145,51 @@
             <w:tcW w:w="0" w:type="auto"/>
           </w:tcPr>
           <w:p>
-            <w:r>
-              <w:t>YOLOv9 snow augmentation study</w:t>
-            </w:r>
-          </w:p>
-          <w:p>
-            <w:r>
-              <w:t>[9]</w:t>
+            <w:pPr>
+              <w:rPr>
+                <w:rStyle w:val="Strong"/>
+                <w:b w:val="0"/>
+                <w:bCs w:val="0"/>
+              </w:rPr>
+            </w:pPr>
+            <w:r>
+              <w:rPr>
+                <w:rStyle w:val="Strong"/>
+                <w:b w:val="0"/>
+                <w:bCs w:val="0"/>
+              </w:rPr>
+              <w:t>Kumar &amp; Muhammad 2023</w:t>
+            </w:r>
+          </w:p>
+          <w:p>
+            <w:pPr>
+              <w:rPr>
+                <w:rStyle w:val="Strong"/>
+                <w:b w:val="0"/>
+                <w:bCs w:val="0"/>
+              </w:rPr>
+            </w:pPr>
+            <w:r>
+              <w:t>[10]</w:t>
+            </w:r>
+          </w:p>
+        </w:tc>
+        <w:tc>
+          <w:tcPr>
+            <w:tcW w:w="0" w:type="auto"/>
+            <w:shd w:val="clear" w:color="auto" w:fill="FFF2CC" w:themeFill="accent4" w:themeFillTint="33"/>
+          </w:tcPr>
+          <w:p>
+            <w:r>
+              <w:t xml:space="preserve">Adverse weather, including </w:t>
+            </w:r>
+            <w:r>
+              <w:rPr>
+                <w:rStyle w:val="Strong"/>
+                <w:b w:val="0"/>
+                <w:bCs w:val="0"/>
+              </w:rPr>
+              <w:t>snow, rain, fog, night light, sandstorm, strong daylight</w:t>
             </w:r>
           </w:p>
         </w:tc>
@@ -12990,46 +16200,38 @@
           </w:tcPr>
           <w:p>
             <w:r>
-              <w:t>Snowy vehicle detection</w:t>
-            </w:r>
-          </w:p>
-        </w:tc>
-        <w:tc>
-          <w:tcPr>
-            <w:tcW w:w="0" w:type="auto"/>
-          </w:tcPr>
-          <w:p>
-            <w:r>
-              <w:t>YOLOv9</w:t>
-            </w:r>
-          </w:p>
-        </w:tc>
-        <w:tc>
-          <w:tcPr>
-            <w:tcW w:w="0" w:type="auto"/>
-          </w:tcPr>
-          <w:p>
-            <w:r>
-              <w:t>No</w:t>
-            </w:r>
-          </w:p>
-        </w:tc>
-        <w:tc>
-          <w:tcPr>
-            <w:tcW w:w="0" w:type="auto"/>
-          </w:tcPr>
-          <w:p>
-            <w:r>
-              <w:t>Snow-focused</w:t>
+              <w:t>Road objects for autonomous driving</w:t>
+            </w:r>
+          </w:p>
+        </w:tc>
+        <w:tc>
+          <w:tcPr>
+            <w:tcW w:w="0" w:type="auto"/>
+            <w:shd w:val="clear" w:color="auto" w:fill="E2EFD9" w:themeFill="accent6" w:themeFillTint="33"/>
+          </w:tcPr>
+          <w:p>
+            <w:r>
+              <w:t>A</w:t>
+            </w:r>
+            <w:r>
+              <w:t>utonomous-driving road scenes</w:t>
             </w:r>
           </w:p>
           <w:p/>
           <w:p>
             <w:r>
-              <w:t>N</w:t>
-            </w:r>
-            <w:r>
-              <w:t>ot YOLO26n</w:t>
+              <w:t>ACDC and DAWN</w:t>
+            </w:r>
+          </w:p>
+        </w:tc>
+        <w:tc>
+          <w:tcPr>
+            <w:tcW w:w="0" w:type="auto"/>
+            <w:shd w:val="clear" w:color="auto" w:fill="FBE4D5" w:themeFill="accent2" w:themeFillTint="33"/>
+          </w:tcPr>
+          <w:p>
+            <w:r>
+              <w:t>YOLOv8</w:t>
             </w:r>
           </w:p>
         </w:tc>
@@ -13040,13 +16242,59 @@
             <w:tcW w:w="0" w:type="auto"/>
           </w:tcPr>
           <w:p>
-            <w:r>
-              <w:t>ECL-YOLOv11 / YOLOv11 adverse-weather works</w:t>
-            </w:r>
-          </w:p>
-          <w:p>
-            <w:r>
-              <w:t>[10]</w:t>
+            <w:pPr>
+              <w:rPr>
+                <w:rStyle w:val="Strong"/>
+                <w:b w:val="0"/>
+                <w:bCs w:val="0"/>
+              </w:rPr>
+            </w:pPr>
+            <w:r>
+              <w:rPr>
+                <w:rStyle w:val="Strong"/>
+                <w:b w:val="0"/>
+                <w:bCs w:val="0"/>
+              </w:rPr>
+              <w:t>DAWN + YOLO-based studies</w:t>
+            </w:r>
+          </w:p>
+          <w:p>
+            <w:pPr>
+              <w:rPr>
+                <w:rStyle w:val="Strong"/>
+                <w:b w:val="0"/>
+                <w:bCs w:val="0"/>
+              </w:rPr>
+            </w:pPr>
+            <w:r>
+              <w:rPr>
+                <w:rStyle w:val="Strong"/>
+                <w:b w:val="0"/>
+                <w:bCs w:val="0"/>
+              </w:rPr>
+              <w:t>[11]</w:t>
+            </w:r>
+          </w:p>
+        </w:tc>
+        <w:tc>
+          <w:tcPr>
+            <w:tcW w:w="0" w:type="auto"/>
+            <w:shd w:val="clear" w:color="auto" w:fill="FFF2CC" w:themeFill="accent4" w:themeFillTint="33"/>
+          </w:tcPr>
+          <w:p>
+            <w:r>
+              <w:t xml:space="preserve">Fog, </w:t>
+            </w:r>
+            <w:r>
+              <w:rPr>
+                <w:rStyle w:val="Strong"/>
+                <w:b w:val="0"/>
+                <w:bCs w:val="0"/>
+              </w:rPr>
+              <w:t>snow</w:t>
+            </w:r>
+            <w:r>
+              <w:t>, rain, and sandstorms</w:t>
             </w:r>
           </w:p>
         </w:tc>
@@ -13057,46 +16305,32 @@
           </w:tcPr>
           <w:p>
             <w:r>
-              <w:t>Adverse weather for automotive vision</w:t>
-            </w:r>
-          </w:p>
-        </w:tc>
-        <w:tc>
-          <w:tcPr>
-            <w:tcW w:w="0" w:type="auto"/>
-          </w:tcPr>
-          <w:p>
-            <w:r>
-              <w:t>YOLOv11</w:t>
-            </w:r>
-          </w:p>
-        </w:tc>
-        <w:tc>
-          <w:tcPr>
-            <w:tcW w:w="0" w:type="auto"/>
-          </w:tcPr>
-          <w:p>
-            <w:r>
-              <w:t>No</w:t>
-            </w:r>
-          </w:p>
-        </w:tc>
-        <w:tc>
-          <w:tcPr>
-            <w:tcW w:w="0" w:type="auto"/>
-          </w:tcPr>
-          <w:p>
-            <w:r>
-              <w:t>Recent</w:t>
-            </w:r>
-          </w:p>
-          <w:p/>
-          <w:p>
-            <w:r>
-              <w:t>N</w:t>
-            </w:r>
-            <w:r>
-              <w:t>ot YOLO26n</w:t>
+              <w:t>Traffic objects in urban, highway, and freeway environments</w:t>
+            </w:r>
+          </w:p>
+        </w:tc>
+        <w:tc>
+          <w:tcPr>
+            <w:tcW w:w="0" w:type="auto"/>
+            <w:shd w:val="clear" w:color="auto" w:fill="E2EFD9" w:themeFill="accent6" w:themeFillTint="33"/>
+          </w:tcPr>
+          <w:p>
+            <w:r>
+              <w:t>T</w:t>
+            </w:r>
+            <w:r>
+              <w:t>raffic environment</w:t>
+            </w:r>
+          </w:p>
+        </w:tc>
+        <w:tc>
+          <w:tcPr>
+            <w:tcW w:w="0" w:type="auto"/>
+            <w:shd w:val="clear" w:color="auto" w:fill="FBE4D5" w:themeFill="accent2" w:themeFillTint="33"/>
+          </w:tcPr>
+          <w:p>
+            <w:r>
+              <w:t xml:space="preserve">YOLOv8 </w:t>
             </w:r>
           </w:p>
         </w:tc>
@@ -13107,13 +16341,64 @@
             <w:tcW w:w="0" w:type="auto"/>
           </w:tcPr>
           <w:p>
-            <w:r>
-              <w:t>SABDR 2026</w:t>
-            </w:r>
-          </w:p>
-          <w:p>
-            <w:r>
-              <w:t>[11]</w:t>
+            <w:pPr>
+              <w:rPr>
+                <w:rStyle w:val="Strong"/>
+                <w:b w:val="0"/>
+                <w:bCs w:val="0"/>
+              </w:rPr>
+            </w:pPr>
+            <w:r>
+              <w:rPr>
+                <w:rStyle w:val="Strong"/>
+                <w:b w:val="0"/>
+                <w:bCs w:val="0"/>
+              </w:rPr>
+              <w:t>ECL-YOLOv11 / YOLOv11 adverse-weather works</w:t>
+            </w:r>
+          </w:p>
+          <w:p>
+            <w:pPr>
+              <w:rPr>
+                <w:rStyle w:val="Strong"/>
+                <w:b w:val="0"/>
+                <w:bCs w:val="0"/>
+              </w:rPr>
+            </w:pPr>
+            <w:r>
+              <w:rPr>
+                <w:rStyle w:val="Strong"/>
+                <w:b w:val="0"/>
+                <w:bCs w:val="0"/>
+              </w:rPr>
+              <w:t>[</w:t>
+            </w:r>
+            <w:r>
+              <w:rPr>
+                <w:rStyle w:val="Strong"/>
+                <w:b w:val="0"/>
+                <w:bCs w:val="0"/>
+              </w:rPr>
+              <w:t>19</w:t>
+            </w:r>
+            <w:r>
+              <w:rPr>
+                <w:rStyle w:val="Strong"/>
+                <w:b w:val="0"/>
+                <w:bCs w:val="0"/>
+              </w:rPr>
+              <w:t>]</w:t>
+            </w:r>
+          </w:p>
+        </w:tc>
+        <w:tc>
+          <w:tcPr>
+            <w:tcW w:w="0" w:type="auto"/>
+            <w:shd w:val="clear" w:color="auto" w:fill="FFF2CC" w:themeFill="accent4" w:themeFillTint="33"/>
+          </w:tcPr>
+          <w:p>
+            <w:r>
+              <w:t>Adverse weather, including snow, rain, fog, and other difficult scenes</w:t>
             </w:r>
           </w:p>
         </w:tc>
@@ -13124,7 +16409,7 @@
           </w:tcPr>
           <w:p>
             <w:r>
-              <w:t>Foggy, rainy, and snowy MOT-Fly settings</w:t>
+              <w:t>Automotive objects, such as cars, trucks, people, bicycles</w:t>
             </w:r>
           </w:p>
         </w:tc>
@@ -13135,37 +16420,21 @@
           </w:tcPr>
           <w:p>
             <w:r>
-              <w:t>YOLOv5s and YOLO26</w:t>
-            </w:r>
-          </w:p>
-        </w:tc>
-        <w:tc>
-          <w:tcPr>
-            <w:tcW w:w="0" w:type="auto"/>
-            <w:shd w:val="clear" w:color="auto" w:fill="E2EFD9" w:themeFill="accent6" w:themeFillTint="33"/>
-          </w:tcPr>
-          <w:p>
-            <w:r>
-              <w:t>Not clearly YOLO26n</w:t>
-            </w:r>
-          </w:p>
-        </w:tc>
-        <w:tc>
-          <w:tcPr>
-            <w:tcW w:w="0" w:type="auto"/>
-          </w:tcPr>
-          <w:p>
-            <w:r>
-              <w:t>YOLO26-related snow/adverse-weather paper</w:t>
-            </w:r>
-          </w:p>
-          <w:p/>
-          <w:p>
-            <w:r>
-              <w:t>N</w:t>
-            </w:r>
-            <w:r>
-              <w:t>ot traffic-camera snow detection</w:t>
+              <w:t>Automotive vision / road traffic scenes</w:t>
+            </w:r>
+          </w:p>
+        </w:tc>
+        <w:tc>
+          <w:tcPr>
+            <w:tcW w:w="0" w:type="auto"/>
+            <w:shd w:val="clear" w:color="auto" w:fill="FBE4D5" w:themeFill="accent2" w:themeFillTint="33"/>
+          </w:tcPr>
+          <w:p>
+            <w:r>
+              <w:t>YOLOv11</w:t>
+            </w:r>
+            <w:r>
+              <w:t xml:space="preserve"> based</w:t>
             </w:r>
           </w:p>
         </w:tc>
@@ -13176,12 +16445,513 @@
             <w:tcW w:w="0" w:type="auto"/>
           </w:tcPr>
           <w:p>
-            <w:r>
-              <w:t>Official YOLO26 paper</w:t>
-            </w:r>
-          </w:p>
-          <w:p>
-            <w:r>
+            <w:pPr>
+              <w:rPr>
+                <w:rStyle w:val="Strong"/>
+                <w:b w:val="0"/>
+                <w:bCs w:val="0"/>
+              </w:rPr>
+            </w:pPr>
+            <w:r>
+              <w:rPr>
+                <w:rStyle w:val="Strong"/>
+                <w:b w:val="0"/>
+                <w:bCs w:val="0"/>
+              </w:rPr>
+              <w:t>MSGC-YOLO</w:t>
+            </w:r>
+          </w:p>
+          <w:p>
+            <w:r>
+              <w:rPr>
+                <w:rStyle w:val="Strong"/>
+                <w:b w:val="0"/>
+                <w:bCs w:val="0"/>
+              </w:rPr>
+              <w:t>[6]</w:t>
+            </w:r>
+          </w:p>
+        </w:tc>
+        <w:tc>
+          <w:tcPr>
+            <w:tcW w:w="0" w:type="auto"/>
+            <w:shd w:val="clear" w:color="auto" w:fill="E2EFD9" w:themeFill="accent6" w:themeFillTint="33"/>
+          </w:tcPr>
+          <w:p>
+            <w:r>
+              <w:rPr>
+                <w:rStyle w:val="Strong"/>
+                <w:b w:val="0"/>
+                <w:bCs w:val="0"/>
+              </w:rPr>
+              <w:t>Snow conditions</w:t>
+            </w:r>
+          </w:p>
+        </w:tc>
+        <w:tc>
+          <w:tcPr>
+            <w:tcW w:w="0" w:type="auto"/>
+            <w:shd w:val="clear" w:color="auto" w:fill="FFF2CC" w:themeFill="accent4" w:themeFillTint="33"/>
+          </w:tcPr>
+          <w:p>
+            <w:r>
+              <w:t>Traffic signs</w:t>
+            </w:r>
+          </w:p>
+        </w:tc>
+        <w:tc>
+          <w:tcPr>
+            <w:tcW w:w="0" w:type="auto"/>
+            <w:shd w:val="clear" w:color="auto" w:fill="FFF2CC" w:themeFill="accent4" w:themeFillTint="33"/>
+          </w:tcPr>
+          <w:p>
+            <w:r>
+              <w:t>Road traffic sign</w:t>
+            </w:r>
+          </w:p>
+        </w:tc>
+        <w:tc>
+          <w:tcPr>
+            <w:tcW w:w="0" w:type="auto"/>
+            <w:shd w:val="clear" w:color="auto" w:fill="FBE4D5" w:themeFill="accent2" w:themeFillTint="33"/>
+          </w:tcPr>
+          <w:p>
+            <w:r>
+              <w:t>Improved YOLOv8 / YOLOv8n baseline</w:t>
+            </w:r>
+          </w:p>
+        </w:tc>
+      </w:tr>
+      <w:tr>
+        <w:tc>
+          <w:tcPr>
+            <w:tcW w:w="0" w:type="auto"/>
+          </w:tcPr>
+          <w:p>
+            <w:pPr>
+              <w:rPr>
+                <w:rStyle w:val="Strong"/>
+                <w:b w:val="0"/>
+                <w:bCs w:val="0"/>
+              </w:rPr>
+            </w:pPr>
+            <w:r>
+              <w:rPr>
+                <w:rStyle w:val="Strong"/>
+                <w:b w:val="0"/>
+                <w:bCs w:val="0"/>
+              </w:rPr>
+              <w:t>Snowy Scenes, Clear Detections</w:t>
+            </w:r>
+          </w:p>
+          <w:p>
+            <w:r>
+              <w:rPr>
+                <w:rStyle w:val="Strong"/>
+                <w:b w:val="0"/>
+                <w:bCs w:val="0"/>
+              </w:rPr>
+              <w:t>[7]</w:t>
+            </w:r>
+          </w:p>
+        </w:tc>
+        <w:tc>
+          <w:tcPr>
+            <w:tcW w:w="0" w:type="auto"/>
+            <w:shd w:val="clear" w:color="auto" w:fill="FFF2CC" w:themeFill="accent4" w:themeFillTint="33"/>
+          </w:tcPr>
+          <w:p>
+            <w:r>
+              <w:rPr>
+                <w:rStyle w:val="Strong"/>
+                <w:b w:val="0"/>
+                <w:bCs w:val="0"/>
+              </w:rPr>
+              <w:t>Snow, rain, and fog</w:t>
+            </w:r>
+          </w:p>
+        </w:tc>
+        <w:tc>
+          <w:tcPr>
+            <w:tcW w:w="0" w:type="auto"/>
+            <w:shd w:val="clear" w:color="auto" w:fill="FFF2CC" w:themeFill="accent4" w:themeFillTint="33"/>
+          </w:tcPr>
+          <w:p>
+            <w:r>
+              <w:t>Traffic lights / traffic signals</w:t>
+            </w:r>
+          </w:p>
+        </w:tc>
+        <w:tc>
+          <w:tcPr>
+            <w:tcW w:w="0" w:type="auto"/>
+            <w:shd w:val="clear" w:color="auto" w:fill="E2EFD9" w:themeFill="accent6" w:themeFillTint="33"/>
+          </w:tcPr>
+          <w:p>
+            <w:r>
+              <w:t>Road traffic scene</w:t>
+            </w:r>
+          </w:p>
+        </w:tc>
+        <w:tc>
+          <w:tcPr>
+            <w:tcW w:w="0" w:type="auto"/>
+            <w:shd w:val="clear" w:color="auto" w:fill="FBE4D5" w:themeFill="accent2" w:themeFillTint="33"/>
+          </w:tcPr>
+          <w:p>
+            <w:r>
+              <w:t>YOLOv7 and YOLOv8</w:t>
+            </w:r>
+          </w:p>
+        </w:tc>
+      </w:tr>
+      <w:tr>
+        <w:tc>
+          <w:tcPr>
+            <w:tcW w:w="0" w:type="auto"/>
+          </w:tcPr>
+          <w:p>
+            <w:pPr>
+              <w:rPr>
+                <w:rStyle w:val="Strong"/>
+                <w:b w:val="0"/>
+                <w:bCs w:val="0"/>
+              </w:rPr>
+            </w:pPr>
+            <w:r>
+              <w:rPr>
+                <w:rStyle w:val="Strong"/>
+                <w:b w:val="0"/>
+                <w:bCs w:val="0"/>
+              </w:rPr>
+              <w:t>DSF-YOLO</w:t>
+            </w:r>
+          </w:p>
+          <w:p>
+            <w:pPr>
+              <w:rPr>
+                <w:rStyle w:val="Strong"/>
+                <w:b w:val="0"/>
+                <w:bCs w:val="0"/>
+              </w:rPr>
+            </w:pPr>
+            <w:r>
+              <w:rPr>
+                <w:rStyle w:val="Strong"/>
+                <w:b w:val="0"/>
+                <w:bCs w:val="0"/>
+              </w:rPr>
+              <w:t>[14]</w:t>
+            </w:r>
+          </w:p>
+        </w:tc>
+        <w:tc>
+          <w:tcPr>
+            <w:tcW w:w="0" w:type="auto"/>
+            <w:shd w:val="clear" w:color="auto" w:fill="FFF2CC" w:themeFill="accent4" w:themeFillTint="33"/>
+          </w:tcPr>
+          <w:p>
+            <w:pPr>
+              <w:rPr>
+                <w:rStyle w:val="Strong"/>
+                <w:b w:val="0"/>
+                <w:bCs w:val="0"/>
+              </w:rPr>
+            </w:pPr>
+            <w:r>
+              <w:t xml:space="preserve">Complex weather, including rain, </w:t>
+            </w:r>
+            <w:r>
+              <w:rPr>
+                <w:rStyle w:val="Strong"/>
+                <w:b w:val="0"/>
+                <w:bCs w:val="0"/>
+              </w:rPr>
+              <w:t>snow</w:t>
+            </w:r>
+            <w:r>
+              <w:t>, and fog</w:t>
+            </w:r>
+          </w:p>
+        </w:tc>
+        <w:tc>
+          <w:tcPr>
+            <w:tcW w:w="0" w:type="auto"/>
+            <w:shd w:val="clear" w:color="auto" w:fill="FFF2CC" w:themeFill="accent4" w:themeFillTint="33"/>
+          </w:tcPr>
+          <w:p>
+            <w:proofErr w:type="spellStart"/>
+            <w:r>
+              <w:t>T</w:t>
+            </w:r>
+            <w:r>
+              <w:t>affic</w:t>
+            </w:r>
+            <w:proofErr w:type="spellEnd"/>
+            <w:r>
+              <w:t xml:space="preserve"> signs</w:t>
+            </w:r>
+          </w:p>
+        </w:tc>
+        <w:tc>
+          <w:tcPr>
+            <w:tcW w:w="0" w:type="auto"/>
+            <w:shd w:val="clear" w:color="auto" w:fill="FFF2CC" w:themeFill="accent4" w:themeFillTint="33"/>
+          </w:tcPr>
+          <w:p>
+            <w:r>
+              <w:t>Road traffic sign</w:t>
+            </w:r>
+          </w:p>
+        </w:tc>
+        <w:tc>
+          <w:tcPr>
+            <w:tcW w:w="0" w:type="auto"/>
+            <w:shd w:val="clear" w:color="auto" w:fill="FBE4D5" w:themeFill="accent2" w:themeFillTint="33"/>
+          </w:tcPr>
+          <w:p>
+            <w:r>
+              <w:t>YOLO</w:t>
+            </w:r>
+            <w:r>
+              <w:t>v8 based</w:t>
+            </w:r>
+          </w:p>
+        </w:tc>
+      </w:tr>
+      <w:tr>
+        <w:tc>
+          <w:tcPr>
+            <w:tcW w:w="0" w:type="auto"/>
+          </w:tcPr>
+          <w:p>
+            <w:pPr>
+              <w:rPr>
+                <w:rStyle w:val="Strong"/>
+                <w:b w:val="0"/>
+                <w:bCs w:val="0"/>
+              </w:rPr>
+            </w:pPr>
+            <w:r>
+              <w:rPr>
+                <w:rStyle w:val="Strong"/>
+                <w:b w:val="0"/>
+                <w:bCs w:val="0"/>
+              </w:rPr>
+              <w:t>SABDR 2026</w:t>
+            </w:r>
+          </w:p>
+          <w:p>
+            <w:pPr>
+              <w:rPr>
+                <w:rStyle w:val="Strong"/>
+                <w:b w:val="0"/>
+                <w:bCs w:val="0"/>
+              </w:rPr>
+            </w:pPr>
+            <w:r>
+              <w:rPr>
+                <w:rStyle w:val="Strong"/>
+                <w:b w:val="0"/>
+                <w:bCs w:val="0"/>
+              </w:rPr>
+              <w:t>[17]</w:t>
+            </w:r>
+          </w:p>
+        </w:tc>
+        <w:tc>
+          <w:tcPr>
+            <w:tcW w:w="0" w:type="auto"/>
+            <w:shd w:val="clear" w:color="auto" w:fill="FFF2CC" w:themeFill="accent4" w:themeFillTint="33"/>
+          </w:tcPr>
+          <w:p>
+            <w:r>
+              <w:t>Foggy, rainy, and snowy settings</w:t>
+            </w:r>
+          </w:p>
+        </w:tc>
+        <w:tc>
+          <w:tcPr>
+            <w:tcW w:w="0" w:type="auto"/>
+            <w:shd w:val="clear" w:color="auto" w:fill="FFF2CC" w:themeFill="accent4" w:themeFillTint="33"/>
+          </w:tcPr>
+          <w:p>
+            <w:r>
+              <w:t>Small objects, mainly UAV targets in MOT-Fly</w:t>
+            </w:r>
+          </w:p>
+        </w:tc>
+        <w:tc>
+          <w:tcPr>
+            <w:tcW w:w="0" w:type="auto"/>
+            <w:shd w:val="clear" w:color="auto" w:fill="FFF2CC" w:themeFill="accent4" w:themeFillTint="33"/>
+          </w:tcPr>
+          <w:p>
+            <w:r>
+              <w:t>UAV / aerial small-object setting</w:t>
+            </w:r>
+          </w:p>
+        </w:tc>
+        <w:tc>
+          <w:tcPr>
+            <w:tcW w:w="0" w:type="auto"/>
+            <w:shd w:val="clear" w:color="auto" w:fill="FFF2CC" w:themeFill="accent4" w:themeFillTint="33"/>
+          </w:tcPr>
+          <w:p>
+            <w:r>
+              <w:t>YOLOv5s and YOLO26</w:t>
+            </w:r>
+          </w:p>
+          <w:p/>
+          <w:p>
+            <w:r>
+              <w:t>N</w:t>
+            </w:r>
+            <w:r>
+              <w:t xml:space="preserve">ot clearly </w:t>
+            </w:r>
+            <w:r>
+              <w:lastRenderedPageBreak/>
+              <w:t>YOLO26n-specific</w:t>
+            </w:r>
+          </w:p>
+        </w:tc>
+      </w:tr>
+      <w:tr>
+        <w:tc>
+          <w:tcPr>
+            <w:tcW w:w="0" w:type="auto"/>
+          </w:tcPr>
+          <w:p>
+            <w:pPr>
+              <w:rPr>
+                <w:rStyle w:val="Strong"/>
+                <w:b w:val="0"/>
+                <w:bCs w:val="0"/>
+              </w:rPr>
+            </w:pPr>
+            <w:r>
+              <w:rPr>
+                <w:rStyle w:val="Strong"/>
+                <w:b w:val="0"/>
+                <w:bCs w:val="0"/>
+              </w:rPr>
+              <w:t>IDP-YOLOv9</w:t>
+            </w:r>
+          </w:p>
+          <w:p>
+            <w:r>
+              <w:rPr>
+                <w:rStyle w:val="Strong"/>
+                <w:b w:val="0"/>
+                <w:bCs w:val="0"/>
+              </w:rPr>
+              <w:t>[13]</w:t>
+            </w:r>
+          </w:p>
+        </w:tc>
+        <w:tc>
+          <w:tcPr>
+            <w:tcW w:w="0" w:type="auto"/>
+            <w:shd w:val="clear" w:color="auto" w:fill="FFF2CC" w:themeFill="accent4" w:themeFillTint="33"/>
+          </w:tcPr>
+          <w:p>
+            <w:r>
+              <w:t xml:space="preserve">Adverse weather, including defogging, </w:t>
+            </w:r>
+            <w:proofErr w:type="spellStart"/>
+            <w:r>
+              <w:t>deraining</w:t>
+            </w:r>
+            <w:proofErr w:type="spellEnd"/>
+            <w:r>
+              <w:t xml:space="preserve">, </w:t>
+            </w:r>
+            <w:proofErr w:type="spellStart"/>
+            <w:r>
+              <w:rPr>
+                <w:rStyle w:val="Strong"/>
+                <w:b w:val="0"/>
+                <w:bCs w:val="0"/>
+              </w:rPr>
+              <w:t>desnowing</w:t>
+            </w:r>
+            <w:proofErr w:type="spellEnd"/>
+            <w:r>
+              <w:t>, and enhancement</w:t>
+            </w:r>
+          </w:p>
+        </w:tc>
+        <w:tc>
+          <w:tcPr>
+            <w:tcW w:w="0" w:type="auto"/>
+            <w:shd w:val="clear" w:color="auto" w:fill="FBE4D5" w:themeFill="accent2" w:themeFillTint="33"/>
+          </w:tcPr>
+          <w:p>
+            <w:r>
+              <w:t>General object</w:t>
+            </w:r>
+          </w:p>
+        </w:tc>
+        <w:tc>
+          <w:tcPr>
+            <w:tcW w:w="0" w:type="auto"/>
+            <w:shd w:val="clear" w:color="auto" w:fill="FFF2CC" w:themeFill="accent4" w:themeFillTint="33"/>
+          </w:tcPr>
+          <w:p>
+            <w:r>
+              <w:t>Drone perspective</w:t>
+            </w:r>
+          </w:p>
+        </w:tc>
+        <w:tc>
+          <w:tcPr>
+            <w:tcW w:w="0" w:type="auto"/>
+            <w:shd w:val="clear" w:color="auto" w:fill="FBE4D5" w:themeFill="accent2" w:themeFillTint="33"/>
+          </w:tcPr>
+          <w:p>
+            <w:r>
+              <w:t>Improved YOLOv9</w:t>
+            </w:r>
+          </w:p>
+        </w:tc>
+      </w:tr>
+      <w:tr>
+        <w:tc>
+          <w:tcPr>
+            <w:tcW w:w="0" w:type="auto"/>
+          </w:tcPr>
+          <w:p>
+            <w:pPr>
+              <w:rPr>
+                <w:rStyle w:val="Strong"/>
+                <w:b w:val="0"/>
+                <w:bCs w:val="0"/>
+              </w:rPr>
+            </w:pPr>
+            <w:r>
+              <w:rPr>
+                <w:rStyle w:val="Strong"/>
+                <w:b w:val="0"/>
+                <w:bCs w:val="0"/>
+              </w:rPr>
+              <w:t>CF-YOLO / RSOD</w:t>
+            </w:r>
+          </w:p>
+          <w:p>
+            <w:pPr>
+              <w:rPr>
+                <w:rStyle w:val="Strong"/>
+                <w:b w:val="0"/>
+                <w:bCs w:val="0"/>
+              </w:rPr>
+            </w:pPr>
+            <w:r>
+              <w:rPr>
+                <w:rStyle w:val="Strong"/>
+                <w:b w:val="0"/>
+                <w:bCs w:val="0"/>
+              </w:rPr>
               <w:t>[12]</w:t>
             </w:r>
           </w:p>
@@ -13189,51 +16959,223 @@
         <w:tc>
           <w:tcPr>
             <w:tcW w:w="0" w:type="auto"/>
-          </w:tcPr>
-          <w:p>
-            <w:r>
-              <w:t>General real-time object detection</w:t>
-            </w:r>
-          </w:p>
-        </w:tc>
-        <w:tc>
-          <w:tcPr>
-            <w:tcW w:w="0" w:type="auto"/>
             <w:shd w:val="clear" w:color="auto" w:fill="E2EFD9" w:themeFill="accent6" w:themeFillTint="33"/>
           </w:tcPr>
           <w:p>
             <w:r>
+              <w:t xml:space="preserve">Real-world </w:t>
+            </w:r>
+            <w:r>
+              <w:rPr>
+                <w:rStyle w:val="Strong"/>
+                <w:b w:val="0"/>
+                <w:bCs w:val="0"/>
+              </w:rPr>
+              <w:t>snowy</w:t>
+            </w:r>
+            <w:r>
+              <w:t xml:space="preserve"> scenes</w:t>
+            </w:r>
+          </w:p>
+        </w:tc>
+        <w:tc>
+          <w:tcPr>
+            <w:tcW w:w="0" w:type="auto"/>
+            <w:shd w:val="clear" w:color="auto" w:fill="FBE4D5" w:themeFill="accent2" w:themeFillTint="33"/>
+          </w:tcPr>
+          <w:p>
+            <w:r>
+              <w:t>General objects</w:t>
+            </w:r>
+          </w:p>
+        </w:tc>
+        <w:tc>
+          <w:tcPr>
+            <w:tcW w:w="0" w:type="auto"/>
+            <w:shd w:val="clear" w:color="auto" w:fill="FBE4D5" w:themeFill="accent2" w:themeFillTint="33"/>
+          </w:tcPr>
+          <w:p>
+            <w:r>
+              <w:t>General outdoor</w:t>
+            </w:r>
+          </w:p>
+        </w:tc>
+        <w:tc>
+          <w:tcPr>
+            <w:tcW w:w="0" w:type="auto"/>
+            <w:shd w:val="clear" w:color="auto" w:fill="FBE4D5" w:themeFill="accent2" w:themeFillTint="33"/>
+          </w:tcPr>
+          <w:p>
+            <w:r>
+              <w:t>YOLOv5s</w:t>
+            </w:r>
+          </w:p>
+        </w:tc>
+      </w:tr>
+      <w:tr>
+        <w:tc>
+          <w:tcPr>
+            <w:tcW w:w="0" w:type="auto"/>
+          </w:tcPr>
+          <w:p>
+            <w:pPr>
+              <w:rPr>
+                <w:rStyle w:val="Strong"/>
+                <w:b w:val="0"/>
+                <w:bCs w:val="0"/>
+              </w:rPr>
+            </w:pPr>
+            <w:r>
+              <w:rPr>
+                <w:rStyle w:val="Strong"/>
+                <w:b w:val="0"/>
+                <w:bCs w:val="0"/>
+              </w:rPr>
+              <w:t>IA-YOLO</w:t>
+            </w:r>
+          </w:p>
+          <w:p>
+            <w:r>
+              <w:rPr>
+                <w:rStyle w:val="Strong"/>
+                <w:b w:val="0"/>
+                <w:bCs w:val="0"/>
+              </w:rPr>
+              <w:t>[15]</w:t>
+            </w:r>
+          </w:p>
+        </w:tc>
+        <w:tc>
+          <w:tcPr>
+            <w:tcW w:w="0" w:type="auto"/>
+            <w:shd w:val="clear" w:color="auto" w:fill="FFF2CC" w:themeFill="accent4" w:themeFillTint="33"/>
+          </w:tcPr>
+          <w:p>
+            <w:r>
+              <w:t>Adverse weather, mainly foggy and low-light scenarios</w:t>
+            </w:r>
+          </w:p>
+        </w:tc>
+        <w:tc>
+          <w:tcPr>
+            <w:tcW w:w="0" w:type="auto"/>
+            <w:shd w:val="clear" w:color="auto" w:fill="FBE4D5" w:themeFill="accent2" w:themeFillTint="33"/>
+          </w:tcPr>
+          <w:p>
+            <w:r>
+              <w:t>General objects;</w:t>
+            </w:r>
+          </w:p>
+        </w:tc>
+        <w:tc>
+          <w:tcPr>
+            <w:tcW w:w="0" w:type="auto"/>
+            <w:shd w:val="clear" w:color="auto" w:fill="FBE4D5" w:themeFill="accent2" w:themeFillTint="33"/>
+          </w:tcPr>
+          <w:p>
+            <w:r>
+              <w:t>General outdoor</w:t>
+            </w:r>
+          </w:p>
+        </w:tc>
+        <w:tc>
+          <w:tcPr>
+            <w:tcW w:w="0" w:type="auto"/>
+            <w:shd w:val="clear" w:color="auto" w:fill="FBE4D5" w:themeFill="accent2" w:themeFillTint="33"/>
+          </w:tcPr>
+          <w:p>
+            <w:r>
+              <w:t>YOLOv3</w:t>
+            </w:r>
+          </w:p>
+        </w:tc>
+      </w:tr>
+      <w:tr>
+        <w:tc>
+          <w:tcPr>
+            <w:tcW w:w="0" w:type="auto"/>
+          </w:tcPr>
+          <w:p>
+            <w:pPr>
+              <w:rPr>
+                <w:rStyle w:val="Strong"/>
+                <w:b w:val="0"/>
+                <w:bCs w:val="0"/>
+              </w:rPr>
+            </w:pPr>
+            <w:r>
+              <w:rPr>
+                <w:rStyle w:val="Strong"/>
+                <w:b w:val="0"/>
+                <w:bCs w:val="0"/>
+              </w:rPr>
+              <w:t>Official YOLO26 paper / documentation</w:t>
+            </w:r>
+          </w:p>
+          <w:p>
+            <w:r>
+              <w:rPr>
+                <w:rStyle w:val="Strong"/>
+                <w:b w:val="0"/>
+                <w:bCs w:val="0"/>
+              </w:rPr>
+              <w:t>[16]</w:t>
+            </w:r>
+          </w:p>
+        </w:tc>
+        <w:tc>
+          <w:tcPr>
+            <w:tcW w:w="0" w:type="auto"/>
+            <w:shd w:val="clear" w:color="auto" w:fill="FBE4D5" w:themeFill="accent2" w:themeFillTint="33"/>
+          </w:tcPr>
+          <w:p>
+            <w:r>
+              <w:t>General object detection, not weather-specific</w:t>
+            </w:r>
+          </w:p>
+        </w:tc>
+        <w:tc>
+          <w:tcPr>
+            <w:tcW w:w="0" w:type="auto"/>
+            <w:shd w:val="clear" w:color="auto" w:fill="FBE4D5" w:themeFill="accent2" w:themeFillTint="33"/>
+          </w:tcPr>
+          <w:p>
+            <w:r>
+              <w:t>General object</w:t>
+            </w:r>
+          </w:p>
+        </w:tc>
+        <w:tc>
+          <w:tcPr>
+            <w:tcW w:w="0" w:type="auto"/>
+            <w:shd w:val="clear" w:color="auto" w:fill="FBE4D5" w:themeFill="accent2" w:themeFillTint="33"/>
+          </w:tcPr>
+          <w:p>
+            <w:r>
+              <w:t>General benchmark datasets</w:t>
+            </w:r>
+          </w:p>
+        </w:tc>
+        <w:tc>
+          <w:tcPr>
+            <w:tcW w:w="0" w:type="auto"/>
+            <w:shd w:val="clear" w:color="auto" w:fill="E2EFD9" w:themeFill="accent6" w:themeFillTint="33"/>
+          </w:tcPr>
+          <w:p>
+            <w:r>
               <w:t>YOLO26 family</w:t>
             </w:r>
           </w:p>
-        </w:tc>
-        <w:tc>
-          <w:tcPr>
-            <w:tcW w:w="0" w:type="auto"/>
-            <w:shd w:val="clear" w:color="auto" w:fill="E2EFD9" w:themeFill="accent6" w:themeFillTint="33"/>
-          </w:tcPr>
-          <w:p>
-            <w:r>
-              <w:t>YOLO26n included as one model scale</w:t>
-            </w:r>
-          </w:p>
-        </w:tc>
-        <w:tc>
-          <w:tcPr>
-            <w:tcW w:w="0" w:type="auto"/>
-          </w:tcPr>
-          <w:p>
-            <w:r>
-              <w:t>Not weather-tuned</w:t>
-            </w:r>
-          </w:p>
           <w:p/>
           <w:p>
             <w:r>
-              <w:t>N</w:t>
-            </w:r>
-            <w:r>
-              <w:t>o snow-specific evaluation</w:t>
+              <w:t>including</w:t>
+            </w:r>
+            <w:r>
+              <w:t xml:space="preserve"> </w:t>
+            </w:r>
+            <w:r>
+              <w:t>YOLO26n</w:t>
             </w:r>
           </w:p>
         </w:tc>
@@ -13259,26 +17201,24 @@
     <w:p/>
     <w:p>
       <w:r>
-        <w:br w:type="page"/>
+        <w:t>Table 9.1 is l</w:t>
+      </w:r>
+      <w:r>
+        <w:t>iterature</w:t>
+      </w:r>
+      <w:r>
+        <w:t>s I found, sorted by relevant.</w:t>
       </w:r>
     </w:p>
+    <w:p/>
     <w:p>
-      <w:pPr>
+      <w:r>
         <w:rPr>
           <w:b/>
           <w:bCs/>
           <w:sz w:val="32"/>
           <w:szCs w:val="28"/>
         </w:rPr>
-      </w:pPr>
-      <w:r>
-        <w:rPr>
-          <w:b/>
-          <w:bCs/>
-          <w:sz w:val="32"/>
-          <w:szCs w:val="28"/>
-        </w:rPr>
-        <w:lastRenderedPageBreak/>
         <w:t xml:space="preserve">9.1 </w:t>
       </w:r>
       <w:r>
@@ -13319,29 +17259,99 @@
       </w:r>
     </w:p>
     <w:p>
-      <w:r>
-        <w:t xml:space="preserve">Existing snow/adverse-weather YOLO studies mainly focus on </w:t>
-      </w:r>
-      <w:r>
-        <w:t>o</w:t>
-      </w:r>
-      <w:r>
-        <w:t>lder YOLO versions. Very limited work has studied YOLO26, and there is no strong evidence of a dedicated YOLO26n-based study for snow traffic object detection.</w:t>
+      <w:pPr>
+        <w:pStyle w:val="ListParagraph"/>
+        <w:numPr>
+          <w:ilvl w:val="0"/>
+          <w:numId w:val="32"/>
+        </w:numPr>
+      </w:pPr>
+      <w:r>
+        <w:t xml:space="preserve">Many YOLO papers report </w:t>
+      </w:r>
+      <w:proofErr w:type="spellStart"/>
+      <w:r>
+        <w:t>mAP</w:t>
+      </w:r>
+      <w:proofErr w:type="spellEnd"/>
+      <w:r>
+        <w:t xml:space="preserve"> improvement, but fewer papers deeply test real-time deployment on low-power devices.</w:t>
       </w:r>
     </w:p>
-    <w:p/>
     <w:p>
-      <w:r>
-        <w:t xml:space="preserve">In addition, existing studies usually focus on </w:t>
-      </w:r>
-      <w:r>
-        <w:t xml:space="preserve">detection </w:t>
-      </w:r>
-      <w:r>
-        <w:t>accuracy improvement, while limited attention is given to hardware-aware optimization, including quantization, pruning, layer-wise error sensitivity, latency profiling, and FPGA-oriented deployment.</w:t>
+      <w:pPr>
+        <w:pStyle w:val="ListParagraph"/>
+        <w:numPr>
+          <w:ilvl w:val="0"/>
+          <w:numId w:val="32"/>
+        </w:numPr>
+      </w:pPr>
+      <w:r>
+        <w:t xml:space="preserve">Existing snow traffic YOLO papers often use YOLOv5, YOLOv7, YOLOv8, </w:t>
+      </w:r>
+      <w:proofErr w:type="spellStart"/>
+      <w:r>
+        <w:t>YOLOx</w:t>
+      </w:r>
+      <w:proofErr w:type="spellEnd"/>
+      <w:r>
+        <w:t>, or YOLO11. There is still limited work applying very new YOLO versions such as YOLO26 directly to snow traffic detection.</w:t>
       </w:r>
     </w:p>
-    <w:p/>
+    <w:p>
+      <w:pPr>
+        <w:pStyle w:val="ListParagraph"/>
+        <w:numPr>
+          <w:ilvl w:val="0"/>
+          <w:numId w:val="32"/>
+        </w:numPr>
+      </w:pPr>
+      <w:r>
+        <w:t>I did not find studies that combine vehicles + traffic signs + traffic lights + pedestrians in one snow-specific YOLO traffic detection system.</w:t>
+      </w:r>
+    </w:p>
+    <w:p>
+      <w:pPr>
+        <w:pStyle w:val="ListParagraph"/>
+        <w:numPr>
+          <w:ilvl w:val="0"/>
+          <w:numId w:val="32"/>
+        </w:numPr>
+      </w:pPr>
+      <w:r>
+        <w:t>CF-YOLO / RSOD</w:t>
+      </w:r>
+      <w:r>
+        <w:t xml:space="preserve"> [12]</w:t>
+      </w:r>
+      <w:r>
+        <w:t xml:space="preserve"> grades snow difficulty levels, but many other studies simply treat snow as one general adverse weather condition. In real traffic scenes, light snow, heavy snow, snow-covered signs, falling snow, and snow reflection</w:t>
+      </w:r>
+      <w:r>
+        <w:t xml:space="preserve"> may</w:t>
+      </w:r>
+      <w:r>
+        <w:t xml:space="preserve"> cause different detection problems.</w:t>
+      </w:r>
+    </w:p>
+    <w:p>
+      <w:pPr>
+        <w:pStyle w:val="ListParagraph"/>
+        <w:numPr>
+          <w:ilvl w:val="0"/>
+          <w:numId w:val="32"/>
+        </w:numPr>
+      </w:pPr>
+      <w:r>
+        <w:t>Limited s</w:t>
+      </w:r>
+      <w:r>
+        <w:t>now-specific traffic dataset with multiple traffic object classes and different snow severity levels.</w:t>
+      </w:r>
+      <w:r>
+        <w:t xml:space="preserve"> (not possible for us to build one I think)</w:t>
+      </w:r>
+    </w:p>
     <w:p/>
     <w:p>
       <w:pPr>
@@ -13404,62 +17414,185 @@
           <w:sz w:val="32"/>
           <w:szCs w:val="28"/>
         </w:rPr>
-        <w:t xml:space="preserve"> </w:t>
+        <w:t xml:space="preserve"> (my opinion)</w:t>
       </w:r>
     </w:p>
     <w:p>
       <w:r>
-        <w:t>A hardware-aware study of snow-weather traffic object detection using YOLO26n, including snow</w:t>
-      </w:r>
-      <w:r>
-        <w:t xml:space="preserve"> </w:t>
-      </w:r>
-      <w:r>
-        <w:t>weather fine-tuning, accuracy degradation analysis, quantization, pruning, layer-wise sensitivity, latency profiling, and FPGA-oriented acceleration decisions.</w:t>
-      </w:r>
-    </w:p>
-    <w:p/>
-    <w:p/>
-    <w:p>
-      <w:pPr>
-        <w:rPr>
-          <w:b/>
-          <w:bCs/>
-          <w:sz w:val="32"/>
-          <w:szCs w:val="28"/>
-        </w:rPr>
-      </w:pPr>
-      <w:r>
-        <w:rPr>
-          <w:b/>
-          <w:bCs/>
-          <w:sz w:val="32"/>
-          <w:szCs w:val="28"/>
-        </w:rPr>
-        <w:t xml:space="preserve">9.3 Our Direction </w:t>
-      </w:r>
-      <w:r>
-        <w:rPr>
-          <w:b/>
-          <w:bCs/>
-          <w:sz w:val="32"/>
-          <w:szCs w:val="28"/>
-        </w:rPr>
-        <w:t>(if we are doing this)</w:t>
+        <w:t>First:</w:t>
       </w:r>
     </w:p>
     <w:p>
-      <w:r>
-        <w:t>Title: Traffic Snow-Weather Object Detection Using YOLO26n with Hardware-Aware Optimization</w:t>
+      <w:pPr>
+        <w:pStyle w:val="ListParagraph"/>
+        <w:numPr>
+          <w:ilvl w:val="0"/>
+          <w:numId w:val="34"/>
+        </w:numPr>
+      </w:pPr>
+      <w:r>
+        <w:t xml:space="preserve">Snow traffic yolo26n object detection (simple and </w:t>
+      </w:r>
+      <w:r>
+        <w:t>new</w:t>
+      </w:r>
+      <w:r>
+        <w:t xml:space="preserve">, does not </w:t>
+      </w:r>
+      <w:r>
+        <w:t xml:space="preserve">exist </w:t>
+      </w:r>
+      <w:proofErr w:type="gramStart"/>
+      <w:r>
+        <w:t>a research</w:t>
+      </w:r>
+      <w:proofErr w:type="gramEnd"/>
+      <w:r>
+        <w:t xml:space="preserve"> for [yolo26, traffic, snow]</w:t>
+      </w:r>
+      <w:r>
+        <w:t xml:space="preserve"> yet in my finding</w:t>
+      </w:r>
+      <w:r>
+        <w:t>)</w:t>
+      </w:r>
+    </w:p>
+    <w:p>
+      <w:pPr>
+        <w:pStyle w:val="ListParagraph"/>
+        <w:numPr>
+          <w:ilvl w:val="0"/>
+          <w:numId w:val="34"/>
+        </w:numPr>
+      </w:pPr>
+      <w:r>
+        <w:t>Focus on latency,</w:t>
+      </w:r>
+      <w:r>
+        <w:t xml:space="preserve"> FPS, model size</w:t>
+      </w:r>
+      <w:r>
+        <w:t xml:space="preserve"> on</w:t>
+      </w:r>
+      <w:r>
+        <w:t xml:space="preserve"> low-end</w:t>
+      </w:r>
+      <w:r>
+        <w:t xml:space="preserve"> devices or</w:t>
+      </w:r>
+      <w:r>
+        <w:t xml:space="preserve"> GPU, not only </w:t>
+      </w:r>
+      <w:proofErr w:type="spellStart"/>
+      <w:r>
+        <w:t>mAP</w:t>
+      </w:r>
+      <w:proofErr w:type="spellEnd"/>
+      <w:r>
+        <w:t>.</w:t>
+      </w:r>
+      <w:r>
+        <w:t xml:space="preserve"> (we are doing)</w:t>
       </w:r>
     </w:p>
     <w:p/>
     <w:p>
       <w:r>
-        <w:t>Objective: Investigate whether a lightweight YOLO26n model can be tuned for snow-weather traffic object detection while remaining suitable for embedded or FPGA-oriented deployment.</w:t>
+        <w:t>May do:</w:t>
+      </w:r>
+    </w:p>
+    <w:p>
+      <w:pPr>
+        <w:pStyle w:val="ListParagraph"/>
+        <w:numPr>
+          <w:ilvl w:val="0"/>
+          <w:numId w:val="34"/>
+        </w:numPr>
+      </w:pPr>
+      <w:r>
+        <w:t xml:space="preserve">Compare YOLO26n with YOLOv8n, YOLOv11n, or </w:t>
+      </w:r>
+      <w:proofErr w:type="spellStart"/>
+      <w:r>
+        <w:t>YOLOx</w:t>
+      </w:r>
+      <w:proofErr w:type="spellEnd"/>
+      <w:r>
+        <w:t xml:space="preserve"> to see whether newer YOLO models improve accuracy and real-time performance in snowy traffic scenes.</w:t>
       </w:r>
     </w:p>
     <w:p/>
+    <w:p>
+      <w:r>
+        <w:t>May not do:</w:t>
+      </w:r>
+    </w:p>
+    <w:p>
+      <w:pPr>
+        <w:pStyle w:val="ListParagraph"/>
+        <w:numPr>
+          <w:ilvl w:val="0"/>
+          <w:numId w:val="33"/>
+        </w:numPr>
+      </w:pPr>
+      <w:r>
+        <w:t>Detect vehicles, traffic signs, traffic lights, and pedestrians in one YOLO-based model instead of focusing on only one object type.</w:t>
+      </w:r>
+    </w:p>
+    <w:p>
+      <w:pPr>
+        <w:pStyle w:val="ListParagraph"/>
+        <w:numPr>
+          <w:ilvl w:val="0"/>
+          <w:numId w:val="33"/>
+        </w:numPr>
+      </w:pPr>
+      <w:r>
+        <w:t>Divide snow scenes into light snow, heavy snow, snow-covered objects, falling snow, and snow reflection, then compare the detection performance in each condition.</w:t>
+      </w:r>
+    </w:p>
+    <w:p/>
+    <w:p>
+      <w:r>
+        <w:t>Time consuming:</w:t>
+      </w:r>
+    </w:p>
+    <w:p>
+      <w:pPr>
+        <w:pStyle w:val="ListParagraph"/>
+        <w:numPr>
+          <w:ilvl w:val="0"/>
+          <w:numId w:val="33"/>
+        </w:numPr>
+      </w:pPr>
+      <w:r>
+        <w:t>Collect or combine snow traffic images with multiple classes and label them in YOLO format.</w:t>
+      </w:r>
+    </w:p>
+    <w:p>
+      <w:pPr>
+        <w:pStyle w:val="ListParagraph"/>
+        <w:numPr>
+          <w:ilvl w:val="0"/>
+          <w:numId w:val="33"/>
+        </w:numPr>
+      </w:pPr>
+      <w:r>
+        <w:t>Combine detection, snow-conditioning classification, and real-time alerts into a simple deployable system for traffic monitoring or autonomous-driving support.</w:t>
+      </w:r>
+    </w:p>
+    <w:p>
+      <w:pPr>
+        <w:pStyle w:val="ListParagraph"/>
+        <w:numPr>
+          <w:ilvl w:val="0"/>
+          <w:numId w:val="33"/>
+        </w:numPr>
+      </w:pPr>
+      <w:r>
+        <w:t>Edit the YOLO model, try to develop a new best version.</w:t>
+      </w:r>
+    </w:p>
     <w:p/>
     <w:p>
       <w:r>
@@ -13538,7 +17671,15 @@
         <w:t>Profiling</w:t>
       </w:r>
       <w:r>
-        <w:t xml:space="preserve"> was then performed using both layer-based and end-to-end methods. The layer-based result showed that the C3k2 layers had high latency, meaning they are important candidates for later optimization. End-to-end profiling showed that the trained model achieved around 1.292 ms/image latency and about 774 FPS on the validation split, indicating strong real-time inference potential.</w:t>
+        <w:t xml:space="preserve"> was then performed using both layer-based and end-to-end methods. The layer-based result showed that the C3k2 layers had high latency, meaning they are important candidates for later optimization. End-to-end profiling showed that the trained model achieved around 1.292 </w:t>
+      </w:r>
+      <w:proofErr w:type="spellStart"/>
+      <w:r>
+        <w:t>ms</w:t>
+      </w:r>
+      <w:proofErr w:type="spellEnd"/>
+      <w:r>
+        <w:t>/image latency and about 774 FPS on the validation split, indicating strong real-time inference potential.</w:t>
       </w:r>
     </w:p>
     <w:p/>
@@ -13548,84 +17689,43 @@
           <w:b/>
           <w:bCs/>
         </w:rPr>
-        <w:t xml:space="preserve">Error </w:t>
+        <w:t>Error injections</w:t>
+      </w:r>
+      <w:r>
+        <w:t xml:space="preserve"> were used to study layer sensitivity by adding Gaussian noise to each layer output and measuring the </w:t>
+      </w:r>
+      <w:proofErr w:type="spellStart"/>
+      <w:r>
+        <w:t>mAP</w:t>
+      </w:r>
+      <w:proofErr w:type="spellEnd"/>
+      <w:r>
+        <w:t xml:space="preserve"> drop. The results showed that sensitivity changes at low noise levels; but becomes more stable under stronger noise. Layer 0 Conv, Layer 1 Conv, and Layer 3 Conv were consistently the most sensitive layers, so they should not be aggressively modified. Some deeper C3k2 layers, especially Layer 16, Layer 19, and Layer 22, also showed noticeable sensitivity.</w:t>
+      </w:r>
+    </w:p>
+    <w:p/>
+    <w:p>
+      <w:r>
+        <w:t xml:space="preserve">Based on profiling and error injection, a </w:t>
       </w:r>
       <w:r>
         <w:rPr>
           <w:b/>
           <w:bCs/>
         </w:rPr>
-        <w:t>injections</w:t>
-      </w:r>
-      <w:r>
-        <w:t xml:space="preserve"> were</w:t>
-      </w:r>
-      <w:r>
-        <w:t xml:space="preserve"> used to study layer sensitivity by adding Gaussian noise to each layer output and measuring the mAP drop. The results showed that </w:t>
-      </w:r>
-      <w:r>
-        <w:t>sensitivity</w:t>
-      </w:r>
-      <w:r>
-        <w:t xml:space="preserve"> changes at low noise levels</w:t>
-      </w:r>
-      <w:r>
-        <w:t>;</w:t>
-      </w:r>
-      <w:r>
-        <w:t xml:space="preserve"> but becomes more stable under stronger noise. Layer 0 Conv, Layer 1 Conv, and Layer 3 Conv were consistently the most sensitive layers, so they should not be aggressively modified. Some deeper C3k2 layers, especially Layer 16, Layer 19, and Layer 22, also showed noticeable sensitivity.</w:t>
-      </w:r>
-    </w:p>
-    <w:p/>
-    <w:p>
-      <w:r>
-        <w:t xml:space="preserve">Based on profiling and error injection, a </w:t>
-      </w:r>
+        <w:t xml:space="preserve">SW </w:t>
+      </w:r>
+      <w:proofErr w:type="spellStart"/>
       <w:r>
         <w:rPr>
           <w:b/>
           <w:bCs/>
         </w:rPr>
-        <w:t>SW prunability</w:t>
-      </w:r>
-      <w:r>
-        <w:t xml:space="preserve"> score was calculated using latency and accuracy sensitivity. The strongest software pruning candidates were</w:t>
-      </w:r>
-      <w:r>
-        <w:t xml:space="preserve"> </w:t>
-      </w:r>
-      <w:r>
-        <w:t xml:space="preserve">Layer </w:t>
-      </w:r>
-      <w:r>
-        <w:t>7</w:t>
-      </w:r>
-      <w:r>
-        <w:t xml:space="preserve"> </w:t>
-      </w:r>
-      <w:r>
-        <w:t>Conv</w:t>
-      </w:r>
-      <w:r>
-        <w:t>,</w:t>
-      </w:r>
-      <w:r>
-        <w:t xml:space="preserve"> </w:t>
-      </w:r>
-      <w:r>
-        <w:t xml:space="preserve">Layer 6 C3k2, Layer </w:t>
-      </w:r>
-      <w:r>
-        <w:t>20</w:t>
-      </w:r>
-      <w:r>
-        <w:t xml:space="preserve"> </w:t>
-      </w:r>
-      <w:r>
-        <w:t>Conv</w:t>
-      </w:r>
-      <w:r>
-        <w:t>, Layer 10 C2PSA, Layer 13 C3k2, and some later C3k2 layers. In contrast, early Conv layers had low pruning scores because they caused large accuracy drops when disturbed.</w:t>
+        <w:t>prunability</w:t>
+      </w:r>
+      <w:proofErr w:type="spellEnd"/>
+      <w:r>
+        <w:t xml:space="preserve"> score was calculated using latency and accuracy sensitivity. The strongest software pruning candidates were Layer 7 Conv, Layer 6 C3k2, Layer 20 Conv, Layer 10 C2PSA, Layer 13 C3k2, and some later C3k2 layers. In contrast, early Conv layers had low pruning scores because they caused large accuracy drops when disturbed.</w:t>
       </w:r>
     </w:p>
     <w:p/>
@@ -13638,7 +17738,23 @@
         <w:t>Quantization</w:t>
       </w:r>
       <w:r>
-        <w:t xml:space="preserve"> was tested using INT8 post-training quantization. The INT8 model reduced latency from about 1.293 ms/image to 0.666 ms/image, increasing FPS from about 773 FPS to 1501 FPS. However, mAP50-95 dropped from 0.507 to 0.456, showing a clear speed-accuracy trade-off.</w:t>
+        <w:t xml:space="preserve"> was tested using INT8 post-training quantization. The INT8 model reduced latency from about 1.293 </w:t>
+      </w:r>
+      <w:proofErr w:type="spellStart"/>
+      <w:r>
+        <w:t>ms</w:t>
+      </w:r>
+      <w:proofErr w:type="spellEnd"/>
+      <w:r>
+        <w:t xml:space="preserve">/image to 0.666 </w:t>
+      </w:r>
+      <w:proofErr w:type="spellStart"/>
+      <w:r>
+        <w:t>ms</w:t>
+      </w:r>
+      <w:proofErr w:type="spellEnd"/>
+      <w:r>
+        <w:t>/image, increasing FPS from about 773 FPS to 1501 FPS. However, mAP50-95 dropped from 0.507 to 0.456, showing a clear speed-accuracy trade-off.</w:t>
       </w:r>
     </w:p>
     <w:p/>
@@ -13692,17 +17808,17 @@
     </w:p>
     <w:p>
       <w:pPr>
-        <w:ind w:left="480" w:hangingChars="200" w:hanging="480"/>
+        <w:ind w:left="440" w:hangingChars="200" w:hanging="440"/>
       </w:pPr>
     </w:p>
     <w:p>
       <w:pPr>
-        <w:ind w:left="480" w:hangingChars="200" w:hanging="480"/>
+        <w:ind w:left="440" w:hangingChars="200" w:hanging="440"/>
       </w:pPr>
       <w:r>
         <w:t xml:space="preserve">[1] MIOvision, MIO-TCD: Localization Challenge Dataset, n.d. </w:t>
       </w:r>
-      <w:hyperlink r:id="rId14" w:history="1">
+      <w:hyperlink r:id="rId16" w:history="1">
         <w:r>
           <w:rPr>
             <w:rStyle w:val="Hyperlink"/>
@@ -13713,17 +17829,25 @@
     </w:p>
     <w:p>
       <w:pPr>
-        <w:ind w:left="480" w:hangingChars="200" w:hanging="480"/>
+        <w:ind w:left="440" w:hangingChars="200" w:hanging="440"/>
       </w:pPr>
     </w:p>
     <w:p>
       <w:pPr>
-        <w:ind w:left="480" w:hangingChars="200" w:hanging="480"/>
-      </w:pPr>
-      <w:r>
-        <w:t xml:space="preserve">[2] Sakaridis et al., ACDC: The Adverse Conditions Dataset with Correspondences for Robust Semantic Driving Scene Perception, 2025. </w:t>
-      </w:r>
-      <w:hyperlink r:id="rId15" w:history="1">
+        <w:ind w:left="440" w:hangingChars="200" w:hanging="440"/>
+      </w:pPr>
+      <w:r>
+        <w:t xml:space="preserve">[2] </w:t>
+      </w:r>
+      <w:proofErr w:type="spellStart"/>
+      <w:r>
+        <w:t>Sakaridis</w:t>
+      </w:r>
+      <w:proofErr w:type="spellEnd"/>
+      <w:r>
+        <w:t xml:space="preserve"> et al., ACDC: The Adverse Conditions Dataset with Correspondences for Robust Semantic Driving Scene Perception, 2025. </w:t>
+      </w:r>
+      <w:hyperlink r:id="rId17" w:history="1">
         <w:r>
           <w:rPr>
             <w:rStyle w:val="Hyperlink"/>
@@ -13734,17 +17858,25 @@
     </w:p>
     <w:p>
       <w:pPr>
-        <w:ind w:left="480" w:hangingChars="200" w:hanging="480"/>
+        <w:ind w:left="440" w:hangingChars="200" w:hanging="440"/>
       </w:pPr>
     </w:p>
     <w:p>
       <w:pPr>
-        <w:ind w:left="480" w:hangingChars="200" w:hanging="480"/>
-      </w:pPr>
-      <w:r>
-        <w:t xml:space="preserve">[3] Pitropov et al., Canadian Adverse Driving Conditions Dataset, 2020. </w:t>
-      </w:r>
-      <w:hyperlink r:id="rId16" w:history="1">
+        <w:ind w:left="440" w:hangingChars="200" w:hanging="440"/>
+      </w:pPr>
+      <w:r>
+        <w:t xml:space="preserve">[3] </w:t>
+      </w:r>
+      <w:proofErr w:type="spellStart"/>
+      <w:r>
+        <w:t>Pitropov</w:t>
+      </w:r>
+      <w:proofErr w:type="spellEnd"/>
+      <w:r>
+        <w:t xml:space="preserve"> et al., Canadian Adverse Driving Conditions Dataset, 2020. </w:t>
+      </w:r>
+      <w:hyperlink r:id="rId18" w:history="1">
         <w:r>
           <w:rPr>
             <w:rStyle w:val="Hyperlink"/>
@@ -13755,17 +17887,17 @@
     </w:p>
     <w:p>
       <w:pPr>
-        <w:ind w:left="480" w:hangingChars="200" w:hanging="480"/>
+        <w:ind w:left="440" w:hangingChars="200" w:hanging="440"/>
       </w:pPr>
     </w:p>
     <w:p>
       <w:pPr>
-        <w:ind w:left="480" w:hangingChars="200" w:hanging="480"/>
+        <w:ind w:left="440" w:hangingChars="200" w:hanging="440"/>
       </w:pPr>
       <w:r>
         <w:t xml:space="preserve">[4] Ding et al., CF-YOLO: Cross Fusion YOLO for Object Detection in Adverse Weather with a High-quality Real Snow Dataset, 2022. </w:t>
       </w:r>
-      <w:hyperlink r:id="rId17" w:history="1">
+      <w:hyperlink r:id="rId19" w:history="1">
         <w:r>
           <w:rPr>
             <w:rStyle w:val="Hyperlink"/>
@@ -13776,38 +17908,251 @@
     </w:p>
     <w:p>
       <w:pPr>
-        <w:ind w:left="480" w:hangingChars="200" w:hanging="480"/>
+        <w:ind w:left="440" w:hangingChars="200" w:hanging="440"/>
       </w:pPr>
     </w:p>
     <w:p>
       <w:pPr>
-        <w:ind w:left="480" w:hangingChars="200" w:hanging="480"/>
+        <w:ind w:left="440" w:hangingChars="200" w:hanging="440"/>
       </w:pPr>
       <w:r>
         <w:t xml:space="preserve">[5] Chen et al., XWOD: A Real-World Benchmark for Object Detection under Extreme Weather Conditions, 2026. </w:t>
       </w:r>
-      <w:hyperlink r:id="rId18" w:history="1">
+      <w:hyperlink r:id="rId20" w:history="1">
         <w:r>
           <w:rPr>
             <w:rStyle w:val="Hyperlink"/>
           </w:rPr>
-          <w:t>https://arxiv.org/html/2605.11521v1</w:t>
+          <w:t>https://arxiv.org/abs/2605.11521</w:t>
         </w:r>
       </w:hyperlink>
     </w:p>
     <w:p>
       <w:pPr>
-        <w:ind w:left="480" w:hangingChars="200" w:hanging="480"/>
+        <w:ind w:left="440" w:hangingChars="200" w:hanging="440"/>
       </w:pPr>
     </w:p>
     <w:p>
       <w:pPr>
-        <w:ind w:left="480" w:hangingChars="200" w:hanging="480"/>
-      </w:pPr>
-      <w:r>
-        <w:t xml:space="preserve">[6] Liu et al., Image-Adaptive YOLO for Object Detection in Adverse Weather Conditions, 2021. </w:t>
-      </w:r>
-      <w:hyperlink r:id="rId19" w:history="1">
+        <w:ind w:left="440" w:hangingChars="200" w:hanging="440"/>
+      </w:pPr>
+      <w:r>
+        <w:t xml:space="preserve">[6] Chen and Fan, MSGC-YOLO: An Improved Lightweight Traffic Sign Detection Model under Snow Conditions, 2024. </w:t>
+      </w:r>
+      <w:hyperlink r:id="rId21" w:history="1">
+        <w:r>
+          <w:rPr>
+            <w:rStyle w:val="Hyperlink"/>
+          </w:rPr>
+          <w:t>https://www.mdpi.com/2227-7390/12/10/1539</w:t>
+        </w:r>
+      </w:hyperlink>
+    </w:p>
+    <w:p>
+      <w:pPr>
+        <w:ind w:left="440" w:hangingChars="200" w:hanging="440"/>
+      </w:pPr>
+    </w:p>
+    <w:p>
+      <w:pPr>
+        <w:ind w:left="440" w:hangingChars="200" w:hanging="440"/>
+      </w:pPr>
+      <w:r>
+        <w:t xml:space="preserve">[7] Garg et al., Snowy Scenes, Clear Detections: A Robust Model for Traffic Light Detection in Adverse Weather Conditions, 2024. </w:t>
+      </w:r>
+      <w:hyperlink r:id="rId22" w:history="1">
+        <w:r>
+          <w:rPr>
+            <w:rStyle w:val="Hyperlink"/>
+          </w:rPr>
+          <w:t>https://arxiv.org/abs/2406.13473</w:t>
+        </w:r>
+      </w:hyperlink>
+    </w:p>
+    <w:p>
+      <w:pPr>
+        <w:ind w:left="440" w:hangingChars="200" w:hanging="440"/>
+      </w:pPr>
+    </w:p>
+    <w:p>
+      <w:pPr>
+        <w:ind w:left="440" w:hangingChars="200" w:hanging="440"/>
+      </w:pPr>
+      <w:r>
+        <w:t xml:space="preserve">[8] Kang et al., PER-YOLO: A Novel Vehicle Detection Model Based on YOLO11 for Snowy Weather Conditions, 2025. </w:t>
+      </w:r>
+      <w:hyperlink r:id="rId23" w:history="1">
+        <w:r>
+          <w:rPr>
+            <w:rStyle w:val="Hyperlink"/>
+          </w:rPr>
+          <w:t>https://doi.org/10.1109/CAC67268.2025.11487881</w:t>
+        </w:r>
+      </w:hyperlink>
+    </w:p>
+    <w:p>
+      <w:pPr>
+        <w:ind w:left="440" w:hangingChars="200" w:hanging="440"/>
+      </w:pPr>
+    </w:p>
+    <w:p>
+      <w:pPr>
+        <w:ind w:left="440" w:hangingChars="200" w:hanging="440"/>
+      </w:pPr>
+      <w:r>
+        <w:t xml:space="preserve">[9] Ashraf et al., Analyzing Performance of </w:t>
+      </w:r>
+      <w:proofErr w:type="spellStart"/>
+      <w:r>
+        <w:t>YOLOx</w:t>
+      </w:r>
+      <w:proofErr w:type="spellEnd"/>
+      <w:r>
+        <w:t xml:space="preserve"> for Detecting Vehicles in Bad Weather Conditions, 2024. </w:t>
+      </w:r>
+      <w:hyperlink r:id="rId24" w:history="1">
+        <w:r>
+          <w:rPr>
+            <w:rStyle w:val="Hyperlink"/>
+          </w:rPr>
+          <w:t>https://www.mdpi.com/1424-8220/24/2/522</w:t>
+        </w:r>
+      </w:hyperlink>
+    </w:p>
+    <w:p>
+      <w:pPr>
+        <w:ind w:left="440" w:hangingChars="200" w:hanging="440"/>
+      </w:pPr>
+    </w:p>
+    <w:p>
+      <w:pPr>
+        <w:ind w:left="440" w:hangingChars="200" w:hanging="440"/>
+      </w:pPr>
+      <w:r>
+        <w:t xml:space="preserve">[10] Kumar and Muhammad, Object Detection in Adverse Weather for Autonomous Driving through Data Merging and YOLOv8, 2023. </w:t>
+      </w:r>
+      <w:hyperlink r:id="rId25" w:history="1">
+        <w:r>
+          <w:rPr>
+            <w:rStyle w:val="Hyperlink"/>
+          </w:rPr>
+          <w:t>https://www.mdpi.com/1424-8220/23/20/8471</w:t>
+        </w:r>
+      </w:hyperlink>
+    </w:p>
+    <w:p>
+      <w:pPr>
+        <w:ind w:left="440" w:hangingChars="200" w:hanging="440"/>
+      </w:pPr>
+    </w:p>
+    <w:p>
+      <w:pPr>
+        <w:ind w:left="440" w:hangingChars="200" w:hanging="440"/>
+      </w:pPr>
+      <w:r>
+        <w:t xml:space="preserve">[11] </w:t>
+      </w:r>
+      <w:proofErr w:type="spellStart"/>
+      <w:r>
+        <w:t>Kenk</w:t>
+      </w:r>
+      <w:proofErr w:type="spellEnd"/>
+      <w:r>
+        <w:t xml:space="preserve"> and </w:t>
+      </w:r>
+      <w:proofErr w:type="spellStart"/>
+      <w:r>
+        <w:t>Hassaballah</w:t>
+      </w:r>
+      <w:proofErr w:type="spellEnd"/>
+      <w:r>
+        <w:t xml:space="preserve">, DAWN: Vehicle Detection in Adverse Weather Nature Dataset, 2020. </w:t>
+      </w:r>
+      <w:hyperlink r:id="rId26" w:history="1">
+        <w:r>
+          <w:rPr>
+            <w:rStyle w:val="Hyperlink"/>
+          </w:rPr>
+          <w:t>https://arxiv.org/abs/2008.05402</w:t>
+        </w:r>
+      </w:hyperlink>
+    </w:p>
+    <w:p>
+      <w:pPr>
+        <w:ind w:left="440" w:hangingChars="200" w:hanging="440"/>
+      </w:pPr>
+    </w:p>
+    <w:p>
+      <w:pPr>
+        <w:ind w:left="440" w:hangingChars="200" w:hanging="440"/>
+      </w:pPr>
+      <w:r>
+        <w:t xml:space="preserve">[12] Ding et al., CF-YOLO: Cross Fusion YOLO for Object Detection in Adverse Weather with a High-Quality Real Snow Dataset, 2022. </w:t>
+      </w:r>
+      <w:hyperlink r:id="rId27" w:history="1">
+        <w:r>
+          <w:rPr>
+            <w:rStyle w:val="Hyperlink"/>
+          </w:rPr>
+          <w:t>https://arxiv.org/abs/2206.01381</w:t>
+        </w:r>
+      </w:hyperlink>
+    </w:p>
+    <w:p>
+      <w:pPr>
+        <w:ind w:left="440" w:hangingChars="200" w:hanging="440"/>
+      </w:pPr>
+    </w:p>
+    <w:p>
+      <w:pPr>
+        <w:ind w:left="440" w:hangingChars="200" w:hanging="440"/>
+      </w:pPr>
+      <w:r>
+        <w:t xml:space="preserve">[13] Li et al., IDP-YOLOV9: Improvement of Object Detection Model in Severe Weather Scenarios from Drone Perspective, 2024. </w:t>
+      </w:r>
+      <w:hyperlink r:id="rId28" w:history="1">
+        <w:r>
+          <w:rPr>
+            <w:rStyle w:val="Hyperlink"/>
+          </w:rPr>
+          <w:t>https://www.mdpi.com/2076-3417/14/12/5277</w:t>
+        </w:r>
+      </w:hyperlink>
+    </w:p>
+    <w:p>
+      <w:pPr>
+        <w:ind w:left="440" w:hangingChars="200" w:hanging="440"/>
+      </w:pPr>
+    </w:p>
+    <w:p>
+      <w:pPr>
+        <w:ind w:left="440" w:hangingChars="200" w:hanging="440"/>
+      </w:pPr>
+      <w:r>
+        <w:t xml:space="preserve">[14] Li et al., DSF-YOLO for Robust Multiscale Traffic Sign Detection under Adverse Weather Conditions, 2025. </w:t>
+      </w:r>
+      <w:hyperlink r:id="rId29" w:history="1">
+        <w:r>
+          <w:rPr>
+            <w:rStyle w:val="Hyperlink"/>
+          </w:rPr>
+          <w:t>https://www.nature.com/articles/s41598-025-02877-0</w:t>
+        </w:r>
+      </w:hyperlink>
+    </w:p>
+    <w:p>
+      <w:pPr>
+        <w:ind w:left="440" w:hangingChars="200" w:hanging="440"/>
+      </w:pPr>
+    </w:p>
+    <w:p>
+      <w:pPr>
+        <w:ind w:left="440" w:hangingChars="200" w:hanging="440"/>
+      </w:pPr>
+      <w:r>
+        <w:t xml:space="preserve">[15] Liu et al., Image-Adaptive YOLO for Object Detection in Adverse Weather Conditions, 2021. </w:t>
+      </w:r>
+      <w:hyperlink r:id="rId30" w:history="1">
         <w:r>
           <w:rPr>
             <w:rStyle w:val="Hyperlink"/>
@@ -13818,59 +18163,89 @@
     </w:p>
     <w:p>
       <w:pPr>
-        <w:ind w:left="480" w:hangingChars="200" w:hanging="480"/>
+        <w:ind w:left="440" w:hangingChars="200" w:hanging="440"/>
       </w:pPr>
     </w:p>
     <w:p>
       <w:pPr>
-        <w:ind w:left="480" w:hangingChars="200" w:hanging="480"/>
-      </w:pPr>
-      <w:r>
-        <w:t xml:space="preserve">[7] Ding et al., CF-YOLO: Cross Fusion YOLO for Object Detection in Adverse Weather with a High-quality Real Snow Dataset, 2022. </w:t>
-      </w:r>
-      <w:hyperlink r:id="rId20" w:history="1">
+        <w:ind w:left="440" w:hangingChars="200" w:hanging="440"/>
+      </w:pPr>
+      <w:r>
+        <w:t xml:space="preserve">[16] </w:t>
+      </w:r>
+      <w:proofErr w:type="spellStart"/>
+      <w:r>
+        <w:t>Jocher</w:t>
+      </w:r>
+      <w:proofErr w:type="spellEnd"/>
+      <w:r>
+        <w:t xml:space="preserve"> et al., </w:t>
+      </w:r>
+      <w:proofErr w:type="spellStart"/>
+      <w:r>
+        <w:t>Ultralytics</w:t>
+      </w:r>
+      <w:proofErr w:type="spellEnd"/>
+      <w:r>
+        <w:t xml:space="preserve"> YOLO26: Unified Real-Time End-to-End Vision Models, 2026. </w:t>
+      </w:r>
+      <w:hyperlink r:id="rId31" w:history="1">
         <w:r>
           <w:rPr>
             <w:rStyle w:val="Hyperlink"/>
           </w:rPr>
-          <w:t>https://arxiv.org/abs/2206.01381</w:t>
+          <w:t>https://arxiv.org/abs/2606.03748</w:t>
         </w:r>
       </w:hyperlink>
     </w:p>
     <w:p>
       <w:pPr>
-        <w:ind w:left="480" w:hangingChars="200" w:hanging="480"/>
+        <w:ind w:left="440" w:hangingChars="200" w:hanging="440"/>
       </w:pPr>
     </w:p>
     <w:p>
       <w:pPr>
-        <w:ind w:left="480" w:hangingChars="200" w:hanging="480"/>
-      </w:pPr>
-      <w:r>
-        <w:t xml:space="preserve">[8] Kumar and Muhammad, Object Detection in Adverse Weather for Autonomous Driving through Data Merging and YOLOv8, 2023. </w:t>
-      </w:r>
-      <w:hyperlink r:id="rId21" w:history="1">
+        <w:ind w:left="440" w:hangingChars="200" w:hanging="440"/>
+      </w:pPr>
+      <w:r>
+        <w:t xml:space="preserve">[17] Tang et al., SABDR: Bidirectional Dynamic Domain Adaptation with Style Alignment for Small Object Detection Under Adverse Weather, 2026. </w:t>
+      </w:r>
+      <w:hyperlink r:id="rId32" w:history="1">
         <w:r>
           <w:rPr>
             <w:rStyle w:val="Hyperlink"/>
           </w:rPr>
-          <w:t>https://pmc.ncbi.nlm.nih.gov/articles/PMC10611033/</w:t>
+          <w:t>https://www.researchgate.net/publication/406397581_SABDR_Bidirectional_Dynamic_Domain_Adaptation_with_Style_Alignment_for_Small_Object_Detection_Under_Adverse_Weather</w:t>
         </w:r>
       </w:hyperlink>
     </w:p>
     <w:p>
       <w:pPr>
-        <w:ind w:left="480" w:hangingChars="200" w:hanging="480"/>
+        <w:ind w:left="440" w:hangingChars="200" w:hanging="440"/>
       </w:pPr>
     </w:p>
     <w:p>
       <w:pPr>
-        <w:ind w:left="480" w:hangingChars="200" w:hanging="480"/>
-      </w:pPr>
-      <w:r>
-        <w:t xml:space="preserve">[9] Mokayed et al., Enhancing Object Detection in Snowy Conditions: Evaluating YOLO v9 Models with Augmentation Techniques, 2024. </w:t>
-      </w:r>
-      <w:hyperlink r:id="rId22" w:history="1">
+        <w:ind w:left="440" w:hangingChars="200" w:hanging="440"/>
+      </w:pPr>
+      <w:r>
+        <w:t>[1</w:t>
+      </w:r>
+      <w:r>
+        <w:t>8</w:t>
+      </w:r>
+      <w:r>
+        <w:t xml:space="preserve">] </w:t>
+      </w:r>
+      <w:proofErr w:type="spellStart"/>
+      <w:r>
+        <w:t>Mokayed</w:t>
+      </w:r>
+      <w:proofErr w:type="spellEnd"/>
+      <w:r>
+        <w:t xml:space="preserve"> et al., Enhancing Object Detection in Snowy Conditions: Evaluating YOLO v9 Models with Augmentation Techniques, 2024. </w:t>
+      </w:r>
+      <w:hyperlink r:id="rId33" w:history="1">
         <w:r>
           <w:rPr>
             <w:rStyle w:val="Hyperlink"/>
@@ -13881,17 +18256,23 @@
     </w:p>
     <w:p>
       <w:pPr>
-        <w:ind w:left="480" w:hangingChars="200" w:hanging="480"/>
+        <w:ind w:left="440" w:hangingChars="200" w:hanging="440"/>
       </w:pPr>
     </w:p>
     <w:p>
       <w:pPr>
-        <w:ind w:left="480" w:hangingChars="200" w:hanging="480"/>
-      </w:pPr>
-      <w:r>
-        <w:t xml:space="preserve">[10] Liu et al., Robust Object Detection in Adverse Weather Conditions: ECL-YOLOv11 for Automotive Vision Systems, 2026. </w:t>
-      </w:r>
-      <w:hyperlink r:id="rId23" w:history="1">
+        <w:ind w:left="440" w:hangingChars="200" w:hanging="440"/>
+      </w:pPr>
+      <w:r>
+        <w:t>[</w:t>
+      </w:r>
+      <w:r>
+        <w:t>19]</w:t>
+      </w:r>
+      <w:r>
+        <w:t xml:space="preserve"> Liu et al., Robust Object Detection in Adverse Weather Conditions: ECL-YOLOv11 for Automotive Vision Systems, 2026. </w:t>
+      </w:r>
+      <w:hyperlink r:id="rId34" w:history="1">
         <w:r>
           <w:rPr>
             <w:rStyle w:val="Hyperlink"/>
@@ -13902,58 +18283,16 @@
     </w:p>
     <w:p>
       <w:pPr>
-        <w:ind w:left="480" w:hangingChars="200" w:hanging="480"/>
+        <w:ind w:left="440" w:hangingChars="200" w:hanging="440"/>
       </w:pPr>
     </w:p>
     <w:p>
       <w:pPr>
-        <w:ind w:left="480" w:hangingChars="200" w:hanging="480"/>
-      </w:pPr>
-      <w:r>
-        <w:t xml:space="preserve">[11] Tang et al., SABDR: Bidirectional Dynamic Domain Adaptation with Style Alignment for Small Object Detection Under Adverse Weather, 2026. </w:t>
-      </w:r>
-      <w:hyperlink r:id="rId24" w:history="1">
-        <w:r>
-          <w:rPr>
-            <w:rStyle w:val="Hyperlink"/>
-          </w:rPr>
-          <w:t>https://www.researchgate.net/publication/406397581_SABDR_Bidirectional_Dynamic_Domain_Adaptation_with_Style_Alignment_for_Small_Object_Detection_Under_Adverse_Weather</w:t>
-        </w:r>
-      </w:hyperlink>
-    </w:p>
-    <w:p>
-      <w:pPr>
-        <w:ind w:left="480" w:hangingChars="200" w:hanging="480"/>
-      </w:pPr>
-    </w:p>
-    <w:p>
-      <w:pPr>
-        <w:ind w:left="480" w:hangingChars="200" w:hanging="480"/>
-      </w:pPr>
-      <w:r>
-        <w:t xml:space="preserve">[12] Jocher et al., Ultralytics YOLO26: Unified Real-Time End-to-End Vision Models, 2026. </w:t>
-      </w:r>
-      <w:hyperlink r:id="rId25" w:history="1">
-        <w:r>
-          <w:rPr>
-            <w:rStyle w:val="Hyperlink"/>
-          </w:rPr>
-          <w:t>https://arxiv.org/abs/2606.03748</w:t>
-        </w:r>
-      </w:hyperlink>
-    </w:p>
-    <w:p>
-      <w:pPr>
-        <w:ind w:left="480" w:hangingChars="200" w:hanging="480"/>
-      </w:pPr>
-    </w:p>
-    <w:p>
-      <w:pPr>
-        <w:ind w:left="480" w:hangingChars="200" w:hanging="480"/>
+        <w:ind w:left="440" w:hangingChars="200" w:hanging="440"/>
       </w:pPr>
     </w:p>
     <w:sectPr>
-      <w:footerReference w:type="default" r:id="rId26"/>
+      <w:footerReference w:type="default" r:id="rId35"/>
       <w:pgSz w:w="11906" w:h="16838"/>
       <w:pgMar w:top="1304" w:right="851" w:bottom="1304" w:left="851" w:header="567" w:footer="567" w:gutter="0"/>
       <w:cols w:space="425"/>
@@ -14278,6 +18617,119 @@
     </w:lvl>
   </w:abstractNum>
   <w:abstractNum w:abstractNumId="2" w15:restartNumberingAfterBreak="0">
+    <w:nsid w:val="0A436737"/>
+    <w:multiLevelType w:val="hybridMultilevel"/>
+    <w:tmpl w:val="134CC184"/>
+    <w:lvl w:ilvl="0" w:tplc="04090001">
+      <w:start w:val="1"/>
+      <w:numFmt w:val="bullet"/>
+      <w:lvlText w:val=""/>
+      <w:lvlJc w:val="left"/>
+      <w:pPr>
+        <w:ind w:left="480" w:hanging="480"/>
+      </w:pPr>
+      <w:rPr>
+        <w:rFonts w:ascii="Wingdings" w:hAnsi="Wingdings" w:hint="default"/>
+      </w:rPr>
+    </w:lvl>
+    <w:lvl w:ilvl="1" w:tplc="04090003" w:tentative="1">
+      <w:start w:val="1"/>
+      <w:numFmt w:val="bullet"/>
+      <w:lvlText w:val=""/>
+      <w:lvlJc w:val="left"/>
+      <w:pPr>
+        <w:ind w:left="960" w:hanging="480"/>
+      </w:pPr>
+      <w:rPr>
+        <w:rFonts w:ascii="Wingdings" w:hAnsi="Wingdings" w:hint="default"/>
+      </w:rPr>
+    </w:lvl>
+    <w:lvl w:ilvl="2" w:tplc="04090005" w:tentative="1">
+      <w:start w:val="1"/>
+      <w:numFmt w:val="bullet"/>
+      <w:lvlText w:val=""/>
+      <w:lvlJc w:val="left"/>
+      <w:pPr>
+        <w:ind w:left="1440" w:hanging="480"/>
+      </w:pPr>
+      <w:rPr>
+        <w:rFonts w:ascii="Wingdings" w:hAnsi="Wingdings" w:hint="default"/>
+      </w:rPr>
+    </w:lvl>
+    <w:lvl w:ilvl="3" w:tplc="04090001" w:tentative="1">
+      <w:start w:val="1"/>
+      <w:numFmt w:val="bullet"/>
+      <w:lvlText w:val=""/>
+      <w:lvlJc w:val="left"/>
+      <w:pPr>
+        <w:ind w:left="1920" w:hanging="480"/>
+      </w:pPr>
+      <w:rPr>
+        <w:rFonts w:ascii="Wingdings" w:hAnsi="Wingdings" w:hint="default"/>
+      </w:rPr>
+    </w:lvl>
+    <w:lvl w:ilvl="4" w:tplc="04090003" w:tentative="1">
+      <w:start w:val="1"/>
+      <w:numFmt w:val="bullet"/>
+      <w:lvlText w:val=""/>
+      <w:lvlJc w:val="left"/>
+      <w:pPr>
+        <w:ind w:left="2400" w:hanging="480"/>
+      </w:pPr>
+      <w:rPr>
+        <w:rFonts w:ascii="Wingdings" w:hAnsi="Wingdings" w:hint="default"/>
+      </w:rPr>
+    </w:lvl>
+    <w:lvl w:ilvl="5" w:tplc="04090005" w:tentative="1">
+      <w:start w:val="1"/>
+      <w:numFmt w:val="bullet"/>
+      <w:lvlText w:val=""/>
+      <w:lvlJc w:val="left"/>
+      <w:pPr>
+        <w:ind w:left="2880" w:hanging="480"/>
+      </w:pPr>
+      <w:rPr>
+        <w:rFonts w:ascii="Wingdings" w:hAnsi="Wingdings" w:hint="default"/>
+      </w:rPr>
+    </w:lvl>
+    <w:lvl w:ilvl="6" w:tplc="04090001" w:tentative="1">
+      <w:start w:val="1"/>
+      <w:numFmt w:val="bullet"/>
+      <w:lvlText w:val=""/>
+      <w:lvlJc w:val="left"/>
+      <w:pPr>
+        <w:ind w:left="3360" w:hanging="480"/>
+      </w:pPr>
+      <w:rPr>
+        <w:rFonts w:ascii="Wingdings" w:hAnsi="Wingdings" w:hint="default"/>
+      </w:rPr>
+    </w:lvl>
+    <w:lvl w:ilvl="7" w:tplc="04090003" w:tentative="1">
+      <w:start w:val="1"/>
+      <w:numFmt w:val="bullet"/>
+      <w:lvlText w:val=""/>
+      <w:lvlJc w:val="left"/>
+      <w:pPr>
+        <w:ind w:left="3840" w:hanging="480"/>
+      </w:pPr>
+      <w:rPr>
+        <w:rFonts w:ascii="Wingdings" w:hAnsi="Wingdings" w:hint="default"/>
+      </w:rPr>
+    </w:lvl>
+    <w:lvl w:ilvl="8" w:tplc="04090005" w:tentative="1">
+      <w:start w:val="1"/>
+      <w:numFmt w:val="bullet"/>
+      <w:lvlText w:val=""/>
+      <w:lvlJc w:val="left"/>
+      <w:pPr>
+        <w:ind w:left="4320" w:hanging="480"/>
+      </w:pPr>
+      <w:rPr>
+        <w:rFonts w:ascii="Wingdings" w:hAnsi="Wingdings" w:hint="default"/>
+      </w:rPr>
+    </w:lvl>
+  </w:abstractNum>
+  <w:abstractNum w:abstractNumId="3" w15:restartNumberingAfterBreak="0">
     <w:nsid w:val="0BAD1590"/>
     <w:multiLevelType w:val="hybridMultilevel"/>
     <w:tmpl w:val="57EEC436"/>
@@ -14390,7 +18842,7 @@
       </w:rPr>
     </w:lvl>
   </w:abstractNum>
-  <w:abstractNum w:abstractNumId="3" w15:restartNumberingAfterBreak="0">
+  <w:abstractNum w:abstractNumId="4" w15:restartNumberingAfterBreak="0">
     <w:nsid w:val="0C4B55C9"/>
     <w:multiLevelType w:val="hybridMultilevel"/>
     <w:tmpl w:val="8550DA62"/>
@@ -14503,7 +18955,7 @@
       </w:rPr>
     </w:lvl>
   </w:abstractNum>
-  <w:abstractNum w:abstractNumId="4" w15:restartNumberingAfterBreak="0">
+  <w:abstractNum w:abstractNumId="5" w15:restartNumberingAfterBreak="0">
     <w:nsid w:val="0C653C0D"/>
     <w:multiLevelType w:val="hybridMultilevel"/>
     <w:tmpl w:val="1D0A7DDC"/>
@@ -14616,7 +19068,7 @@
       </w:rPr>
     </w:lvl>
   </w:abstractNum>
-  <w:abstractNum w:abstractNumId="5" w15:restartNumberingAfterBreak="0">
+  <w:abstractNum w:abstractNumId="6" w15:restartNumberingAfterBreak="0">
     <w:nsid w:val="0EE47EDD"/>
     <w:multiLevelType w:val="hybridMultilevel"/>
     <w:tmpl w:val="4AD0A464"/>
@@ -14729,7 +19181,7 @@
       </w:rPr>
     </w:lvl>
   </w:abstractNum>
-  <w:abstractNum w:abstractNumId="6" w15:restartNumberingAfterBreak="0">
+  <w:abstractNum w:abstractNumId="7" w15:restartNumberingAfterBreak="0">
     <w:nsid w:val="17053F7B"/>
     <w:multiLevelType w:val="hybridMultilevel"/>
     <w:tmpl w:val="48B25296"/>
@@ -14818,7 +19270,7 @@
       </w:pPr>
     </w:lvl>
   </w:abstractNum>
-  <w:abstractNum w:abstractNumId="7" w15:restartNumberingAfterBreak="0">
+  <w:abstractNum w:abstractNumId="8" w15:restartNumberingAfterBreak="0">
     <w:nsid w:val="1C35612B"/>
     <w:multiLevelType w:val="hybridMultilevel"/>
     <w:tmpl w:val="E128593A"/>
@@ -14931,7 +19383,7 @@
       </w:rPr>
     </w:lvl>
   </w:abstractNum>
-  <w:abstractNum w:abstractNumId="8" w15:restartNumberingAfterBreak="0">
+  <w:abstractNum w:abstractNumId="9" w15:restartNumberingAfterBreak="0">
     <w:nsid w:val="1FB05403"/>
     <w:multiLevelType w:val="hybridMultilevel"/>
     <w:tmpl w:val="456A759A"/>
@@ -15020,7 +19472,7 @@
       </w:pPr>
     </w:lvl>
   </w:abstractNum>
-  <w:abstractNum w:abstractNumId="9" w15:restartNumberingAfterBreak="0">
+  <w:abstractNum w:abstractNumId="10" w15:restartNumberingAfterBreak="0">
     <w:nsid w:val="22A557E3"/>
     <w:multiLevelType w:val="hybridMultilevel"/>
     <w:tmpl w:val="E6D8A77A"/>
@@ -15133,7 +19585,93 @@
       </w:rPr>
     </w:lvl>
   </w:abstractNum>
-  <w:abstractNum w:abstractNumId="10" w15:restartNumberingAfterBreak="0">
+  <w:abstractNum w:abstractNumId="11" w15:restartNumberingAfterBreak="0">
+    <w:nsid w:val="29514130"/>
+    <w:multiLevelType w:val="hybridMultilevel"/>
+    <w:tmpl w:val="24BA44CA"/>
+    <w:lvl w:ilvl="0" w:tplc="0409000F">
+      <w:start w:val="1"/>
+      <w:numFmt w:val="decimal"/>
+      <w:lvlText w:val="%1."/>
+      <w:lvlJc w:val="left"/>
+      <w:pPr>
+        <w:ind w:left="480" w:hanging="480"/>
+      </w:pPr>
+    </w:lvl>
+    <w:lvl w:ilvl="1" w:tplc="04090019" w:tentative="1">
+      <w:start w:val="1"/>
+      <w:numFmt w:val="ideographTraditional"/>
+      <w:lvlText w:val="%2、"/>
+      <w:lvlJc w:val="left"/>
+      <w:pPr>
+        <w:ind w:left="960" w:hanging="480"/>
+      </w:pPr>
+    </w:lvl>
+    <w:lvl w:ilvl="2" w:tplc="0409001B" w:tentative="1">
+      <w:start w:val="1"/>
+      <w:numFmt w:val="lowerRoman"/>
+      <w:lvlText w:val="%3."/>
+      <w:lvlJc w:val="right"/>
+      <w:pPr>
+        <w:ind w:left="1440" w:hanging="480"/>
+      </w:pPr>
+    </w:lvl>
+    <w:lvl w:ilvl="3" w:tplc="0409000F" w:tentative="1">
+      <w:start w:val="1"/>
+      <w:numFmt w:val="decimal"/>
+      <w:lvlText w:val="%4."/>
+      <w:lvlJc w:val="left"/>
+      <w:pPr>
+        <w:ind w:left="1920" w:hanging="480"/>
+      </w:pPr>
+    </w:lvl>
+    <w:lvl w:ilvl="4" w:tplc="04090019" w:tentative="1">
+      <w:start w:val="1"/>
+      <w:numFmt w:val="ideographTraditional"/>
+      <w:lvlText w:val="%5、"/>
+      <w:lvlJc w:val="left"/>
+      <w:pPr>
+        <w:ind w:left="2400" w:hanging="480"/>
+      </w:pPr>
+    </w:lvl>
+    <w:lvl w:ilvl="5" w:tplc="0409001B" w:tentative="1">
+      <w:start w:val="1"/>
+      <w:numFmt w:val="lowerRoman"/>
+      <w:lvlText w:val="%6."/>
+      <w:lvlJc w:val="right"/>
+      <w:pPr>
+        <w:ind w:left="2880" w:hanging="480"/>
+      </w:pPr>
+    </w:lvl>
+    <w:lvl w:ilvl="6" w:tplc="0409000F" w:tentative="1">
+      <w:start w:val="1"/>
+      <w:numFmt w:val="decimal"/>
+      <w:lvlText w:val="%7."/>
+      <w:lvlJc w:val="left"/>
+      <w:pPr>
+        <w:ind w:left="3360" w:hanging="480"/>
+      </w:pPr>
+    </w:lvl>
+    <w:lvl w:ilvl="7" w:tplc="04090019" w:tentative="1">
+      <w:start w:val="1"/>
+      <w:numFmt w:val="ideographTraditional"/>
+      <w:lvlText w:val="%8、"/>
+      <w:lvlJc w:val="left"/>
+      <w:pPr>
+        <w:ind w:left="3840" w:hanging="480"/>
+      </w:pPr>
+    </w:lvl>
+    <w:lvl w:ilvl="8" w:tplc="0409001B" w:tentative="1">
+      <w:start w:val="1"/>
+      <w:numFmt w:val="lowerRoman"/>
+      <w:lvlText w:val="%9."/>
+      <w:lvlJc w:val="right"/>
+      <w:pPr>
+        <w:ind w:left="4320" w:hanging="480"/>
+      </w:pPr>
+    </w:lvl>
+  </w:abstractNum>
+  <w:abstractNum w:abstractNumId="12" w15:restartNumberingAfterBreak="0">
     <w:nsid w:val="2ACE698A"/>
     <w:multiLevelType w:val="hybridMultilevel"/>
     <w:tmpl w:val="3D6835E8"/>
@@ -15246,7 +19784,7 @@
       </w:rPr>
     </w:lvl>
   </w:abstractNum>
-  <w:abstractNum w:abstractNumId="11" w15:restartNumberingAfterBreak="0">
+  <w:abstractNum w:abstractNumId="13" w15:restartNumberingAfterBreak="0">
     <w:nsid w:val="2DBB2CEC"/>
     <w:multiLevelType w:val="hybridMultilevel"/>
     <w:tmpl w:val="50264A7A"/>
@@ -15359,7 +19897,7 @@
       </w:rPr>
     </w:lvl>
   </w:abstractNum>
-  <w:abstractNum w:abstractNumId="12" w15:restartNumberingAfterBreak="0">
+  <w:abstractNum w:abstractNumId="14" w15:restartNumberingAfterBreak="0">
     <w:nsid w:val="32DD122A"/>
     <w:multiLevelType w:val="hybridMultilevel"/>
     <w:tmpl w:val="F7E4674C"/>
@@ -15472,7 +20010,7 @@
       </w:rPr>
     </w:lvl>
   </w:abstractNum>
-  <w:abstractNum w:abstractNumId="13" w15:restartNumberingAfterBreak="0">
+  <w:abstractNum w:abstractNumId="15" w15:restartNumberingAfterBreak="0">
     <w:nsid w:val="39331561"/>
     <w:multiLevelType w:val="hybridMultilevel"/>
     <w:tmpl w:val="2BF82A24"/>
@@ -15585,7 +20123,7 @@
       </w:rPr>
     </w:lvl>
   </w:abstractNum>
-  <w:abstractNum w:abstractNumId="14" w15:restartNumberingAfterBreak="0">
+  <w:abstractNum w:abstractNumId="16" w15:restartNumberingAfterBreak="0">
     <w:nsid w:val="3D75797B"/>
     <w:multiLevelType w:val="hybridMultilevel"/>
     <w:tmpl w:val="3B1E4AC2"/>
@@ -15698,7 +20236,7 @@
       </w:rPr>
     </w:lvl>
   </w:abstractNum>
-  <w:abstractNum w:abstractNumId="15" w15:restartNumberingAfterBreak="0">
+  <w:abstractNum w:abstractNumId="17" w15:restartNumberingAfterBreak="0">
     <w:nsid w:val="3ECB34DB"/>
     <w:multiLevelType w:val="hybridMultilevel"/>
     <w:tmpl w:val="BBF4277C"/>
@@ -15811,7 +20349,7 @@
       </w:rPr>
     </w:lvl>
   </w:abstractNum>
-  <w:abstractNum w:abstractNumId="16" w15:restartNumberingAfterBreak="0">
+  <w:abstractNum w:abstractNumId="18" w15:restartNumberingAfterBreak="0">
     <w:nsid w:val="418F57BC"/>
     <w:multiLevelType w:val="hybridMultilevel"/>
     <w:tmpl w:val="3836CD5E"/>
@@ -15924,7 +20462,7 @@
       </w:rPr>
     </w:lvl>
   </w:abstractNum>
-  <w:abstractNum w:abstractNumId="17" w15:restartNumberingAfterBreak="0">
+  <w:abstractNum w:abstractNumId="19" w15:restartNumberingAfterBreak="0">
     <w:nsid w:val="42EB0473"/>
     <w:multiLevelType w:val="hybridMultilevel"/>
     <w:tmpl w:val="A07E87E8"/>
@@ -16037,7 +20575,7 @@
       </w:rPr>
     </w:lvl>
   </w:abstractNum>
-  <w:abstractNum w:abstractNumId="18" w15:restartNumberingAfterBreak="0">
+  <w:abstractNum w:abstractNumId="20" w15:restartNumberingAfterBreak="0">
     <w:nsid w:val="451046BE"/>
     <w:multiLevelType w:val="hybridMultilevel"/>
     <w:tmpl w:val="30EA0836"/>
@@ -16150,7 +20688,7 @@
       </w:rPr>
     </w:lvl>
   </w:abstractNum>
-  <w:abstractNum w:abstractNumId="19" w15:restartNumberingAfterBreak="0">
+  <w:abstractNum w:abstractNumId="21" w15:restartNumberingAfterBreak="0">
     <w:nsid w:val="47BA7178"/>
     <w:multiLevelType w:val="hybridMultilevel"/>
     <w:tmpl w:val="C00C29F0"/>
@@ -16263,7 +20801,120 @@
       </w:rPr>
     </w:lvl>
   </w:abstractNum>
-  <w:abstractNum w:abstractNumId="20" w15:restartNumberingAfterBreak="0">
+  <w:abstractNum w:abstractNumId="22" w15:restartNumberingAfterBreak="0">
+    <w:nsid w:val="4A6D0C9A"/>
+    <w:multiLevelType w:val="hybridMultilevel"/>
+    <w:tmpl w:val="AF40AD72"/>
+    <w:lvl w:ilvl="0" w:tplc="04090001">
+      <w:start w:val="1"/>
+      <w:numFmt w:val="bullet"/>
+      <w:lvlText w:val=""/>
+      <w:lvlJc w:val="left"/>
+      <w:pPr>
+        <w:ind w:left="480" w:hanging="480"/>
+      </w:pPr>
+      <w:rPr>
+        <w:rFonts w:ascii="Wingdings" w:hAnsi="Wingdings" w:hint="default"/>
+      </w:rPr>
+    </w:lvl>
+    <w:lvl w:ilvl="1" w:tplc="04090003" w:tentative="1">
+      <w:start w:val="1"/>
+      <w:numFmt w:val="bullet"/>
+      <w:lvlText w:val=""/>
+      <w:lvlJc w:val="left"/>
+      <w:pPr>
+        <w:ind w:left="960" w:hanging="480"/>
+      </w:pPr>
+      <w:rPr>
+        <w:rFonts w:ascii="Wingdings" w:hAnsi="Wingdings" w:hint="default"/>
+      </w:rPr>
+    </w:lvl>
+    <w:lvl w:ilvl="2" w:tplc="04090005" w:tentative="1">
+      <w:start w:val="1"/>
+      <w:numFmt w:val="bullet"/>
+      <w:lvlText w:val=""/>
+      <w:lvlJc w:val="left"/>
+      <w:pPr>
+        <w:ind w:left="1440" w:hanging="480"/>
+      </w:pPr>
+      <w:rPr>
+        <w:rFonts w:ascii="Wingdings" w:hAnsi="Wingdings" w:hint="default"/>
+      </w:rPr>
+    </w:lvl>
+    <w:lvl w:ilvl="3" w:tplc="04090001" w:tentative="1">
+      <w:start w:val="1"/>
+      <w:numFmt w:val="bullet"/>
+      <w:lvlText w:val=""/>
+      <w:lvlJc w:val="left"/>
+      <w:pPr>
+        <w:ind w:left="1920" w:hanging="480"/>
+      </w:pPr>
+      <w:rPr>
+        <w:rFonts w:ascii="Wingdings" w:hAnsi="Wingdings" w:hint="default"/>
+      </w:rPr>
+    </w:lvl>
+    <w:lvl w:ilvl="4" w:tplc="04090003" w:tentative="1">
+      <w:start w:val="1"/>
+      <w:numFmt w:val="bullet"/>
+      <w:lvlText w:val=""/>
+      <w:lvlJc w:val="left"/>
+      <w:pPr>
+        <w:ind w:left="2400" w:hanging="480"/>
+      </w:pPr>
+      <w:rPr>
+        <w:rFonts w:ascii="Wingdings" w:hAnsi="Wingdings" w:hint="default"/>
+      </w:rPr>
+    </w:lvl>
+    <w:lvl w:ilvl="5" w:tplc="04090005" w:tentative="1">
+      <w:start w:val="1"/>
+      <w:numFmt w:val="bullet"/>
+      <w:lvlText w:val=""/>
+      <w:lvlJc w:val="left"/>
+      <w:pPr>
+        <w:ind w:left="2880" w:hanging="480"/>
+      </w:pPr>
+      <w:rPr>
+        <w:rFonts w:ascii="Wingdings" w:hAnsi="Wingdings" w:hint="default"/>
+      </w:rPr>
+    </w:lvl>
+    <w:lvl w:ilvl="6" w:tplc="04090001" w:tentative="1">
+      <w:start w:val="1"/>
+      <w:numFmt w:val="bullet"/>
+      <w:lvlText w:val=""/>
+      <w:lvlJc w:val="left"/>
+      <w:pPr>
+        <w:ind w:left="3360" w:hanging="480"/>
+      </w:pPr>
+      <w:rPr>
+        <w:rFonts w:ascii="Wingdings" w:hAnsi="Wingdings" w:hint="default"/>
+      </w:rPr>
+    </w:lvl>
+    <w:lvl w:ilvl="7" w:tplc="04090003" w:tentative="1">
+      <w:start w:val="1"/>
+      <w:numFmt w:val="bullet"/>
+      <w:lvlText w:val=""/>
+      <w:lvlJc w:val="left"/>
+      <w:pPr>
+        <w:ind w:left="3840" w:hanging="480"/>
+      </w:pPr>
+      <w:rPr>
+        <w:rFonts w:ascii="Wingdings" w:hAnsi="Wingdings" w:hint="default"/>
+      </w:rPr>
+    </w:lvl>
+    <w:lvl w:ilvl="8" w:tplc="04090005" w:tentative="1">
+      <w:start w:val="1"/>
+      <w:numFmt w:val="bullet"/>
+      <w:lvlText w:val=""/>
+      <w:lvlJc w:val="left"/>
+      <w:pPr>
+        <w:ind w:left="4320" w:hanging="480"/>
+      </w:pPr>
+      <w:rPr>
+        <w:rFonts w:ascii="Wingdings" w:hAnsi="Wingdings" w:hint="default"/>
+      </w:rPr>
+    </w:lvl>
+  </w:abstractNum>
+  <w:abstractNum w:abstractNumId="23" w15:restartNumberingAfterBreak="0">
     <w:nsid w:val="4E6D5F58"/>
     <w:multiLevelType w:val="hybridMultilevel"/>
     <w:tmpl w:val="E858102E"/>
@@ -16376,7 +21027,7 @@
       </w:rPr>
     </w:lvl>
   </w:abstractNum>
-  <w:abstractNum w:abstractNumId="21" w15:restartNumberingAfterBreak="0">
+  <w:abstractNum w:abstractNumId="24" w15:restartNumberingAfterBreak="0">
     <w:nsid w:val="575343DD"/>
     <w:multiLevelType w:val="hybridMultilevel"/>
     <w:tmpl w:val="53288194"/>
@@ -16465,7 +21116,7 @@
       </w:pPr>
     </w:lvl>
   </w:abstractNum>
-  <w:abstractNum w:abstractNumId="22" w15:restartNumberingAfterBreak="0">
+  <w:abstractNum w:abstractNumId="25" w15:restartNumberingAfterBreak="0">
     <w:nsid w:val="584D47AA"/>
     <w:multiLevelType w:val="hybridMultilevel"/>
     <w:tmpl w:val="8A8A3220"/>
@@ -16554,7 +21205,93 @@
       </w:pPr>
     </w:lvl>
   </w:abstractNum>
-  <w:abstractNum w:abstractNumId="23" w15:restartNumberingAfterBreak="0">
+  <w:abstractNum w:abstractNumId="26" w15:restartNumberingAfterBreak="0">
+    <w:nsid w:val="58B56D5F"/>
+    <w:multiLevelType w:val="hybridMultilevel"/>
+    <w:tmpl w:val="2E062B48"/>
+    <w:lvl w:ilvl="0" w:tplc="0409000F">
+      <w:start w:val="1"/>
+      <w:numFmt w:val="decimal"/>
+      <w:lvlText w:val="%1."/>
+      <w:lvlJc w:val="left"/>
+      <w:pPr>
+        <w:ind w:left="480" w:hanging="480"/>
+      </w:pPr>
+    </w:lvl>
+    <w:lvl w:ilvl="1" w:tplc="04090019" w:tentative="1">
+      <w:start w:val="1"/>
+      <w:numFmt w:val="ideographTraditional"/>
+      <w:lvlText w:val="%2、"/>
+      <w:lvlJc w:val="left"/>
+      <w:pPr>
+        <w:ind w:left="960" w:hanging="480"/>
+      </w:pPr>
+    </w:lvl>
+    <w:lvl w:ilvl="2" w:tplc="0409001B" w:tentative="1">
+      <w:start w:val="1"/>
+      <w:numFmt w:val="lowerRoman"/>
+      <w:lvlText w:val="%3."/>
+      <w:lvlJc w:val="right"/>
+      <w:pPr>
+        <w:ind w:left="1440" w:hanging="480"/>
+      </w:pPr>
+    </w:lvl>
+    <w:lvl w:ilvl="3" w:tplc="0409000F" w:tentative="1">
+      <w:start w:val="1"/>
+      <w:numFmt w:val="decimal"/>
+      <w:lvlText w:val="%4."/>
+      <w:lvlJc w:val="left"/>
+      <w:pPr>
+        <w:ind w:left="1920" w:hanging="480"/>
+      </w:pPr>
+    </w:lvl>
+    <w:lvl w:ilvl="4" w:tplc="04090019" w:tentative="1">
+      <w:start w:val="1"/>
+      <w:numFmt w:val="ideographTraditional"/>
+      <w:lvlText w:val="%5、"/>
+      <w:lvlJc w:val="left"/>
+      <w:pPr>
+        <w:ind w:left="2400" w:hanging="480"/>
+      </w:pPr>
+    </w:lvl>
+    <w:lvl w:ilvl="5" w:tplc="0409001B" w:tentative="1">
+      <w:start w:val="1"/>
+      <w:numFmt w:val="lowerRoman"/>
+      <w:lvlText w:val="%6."/>
+      <w:lvlJc w:val="right"/>
+      <w:pPr>
+        <w:ind w:left="2880" w:hanging="480"/>
+      </w:pPr>
+    </w:lvl>
+    <w:lvl w:ilvl="6" w:tplc="0409000F" w:tentative="1">
+      <w:start w:val="1"/>
+      <w:numFmt w:val="decimal"/>
+      <w:lvlText w:val="%7."/>
+      <w:lvlJc w:val="left"/>
+      <w:pPr>
+        <w:ind w:left="3360" w:hanging="480"/>
+      </w:pPr>
+    </w:lvl>
+    <w:lvl w:ilvl="7" w:tplc="04090019" w:tentative="1">
+      <w:start w:val="1"/>
+      <w:numFmt w:val="ideographTraditional"/>
+      <w:lvlText w:val="%8、"/>
+      <w:lvlJc w:val="left"/>
+      <w:pPr>
+        <w:ind w:left="3840" w:hanging="480"/>
+      </w:pPr>
+    </w:lvl>
+    <w:lvl w:ilvl="8" w:tplc="0409001B" w:tentative="1">
+      <w:start w:val="1"/>
+      <w:numFmt w:val="lowerRoman"/>
+      <w:lvlText w:val="%9."/>
+      <w:lvlJc w:val="right"/>
+      <w:pPr>
+        <w:ind w:left="4320" w:hanging="480"/>
+      </w:pPr>
+    </w:lvl>
+  </w:abstractNum>
+  <w:abstractNum w:abstractNumId="27" w15:restartNumberingAfterBreak="0">
     <w:nsid w:val="5DE61973"/>
     <w:multiLevelType w:val="hybridMultilevel"/>
     <w:tmpl w:val="22C06666"/>
@@ -16643,7 +21380,7 @@
       </w:pPr>
     </w:lvl>
   </w:abstractNum>
-  <w:abstractNum w:abstractNumId="24" w15:restartNumberingAfterBreak="0">
+  <w:abstractNum w:abstractNumId="28" w15:restartNumberingAfterBreak="0">
     <w:nsid w:val="5EB3331B"/>
     <w:multiLevelType w:val="hybridMultilevel"/>
     <w:tmpl w:val="A80662D8"/>
@@ -16756,7 +21493,120 @@
       </w:rPr>
     </w:lvl>
   </w:abstractNum>
-  <w:abstractNum w:abstractNumId="25" w15:restartNumberingAfterBreak="0">
+  <w:abstractNum w:abstractNumId="29" w15:restartNumberingAfterBreak="0">
+    <w:nsid w:val="702B72F6"/>
+    <w:multiLevelType w:val="hybridMultilevel"/>
+    <w:tmpl w:val="333AC436"/>
+    <w:lvl w:ilvl="0" w:tplc="04090001">
+      <w:start w:val="1"/>
+      <w:numFmt w:val="bullet"/>
+      <w:lvlText w:val=""/>
+      <w:lvlJc w:val="left"/>
+      <w:pPr>
+        <w:ind w:left="480" w:hanging="480"/>
+      </w:pPr>
+      <w:rPr>
+        <w:rFonts w:ascii="Wingdings" w:hAnsi="Wingdings" w:hint="default"/>
+      </w:rPr>
+    </w:lvl>
+    <w:lvl w:ilvl="1" w:tplc="04090003" w:tentative="1">
+      <w:start w:val="1"/>
+      <w:numFmt w:val="bullet"/>
+      <w:lvlText w:val=""/>
+      <w:lvlJc w:val="left"/>
+      <w:pPr>
+        <w:ind w:left="960" w:hanging="480"/>
+      </w:pPr>
+      <w:rPr>
+        <w:rFonts w:ascii="Wingdings" w:hAnsi="Wingdings" w:hint="default"/>
+      </w:rPr>
+    </w:lvl>
+    <w:lvl w:ilvl="2" w:tplc="04090005" w:tentative="1">
+      <w:start w:val="1"/>
+      <w:numFmt w:val="bullet"/>
+      <w:lvlText w:val=""/>
+      <w:lvlJc w:val="left"/>
+      <w:pPr>
+        <w:ind w:left="1440" w:hanging="480"/>
+      </w:pPr>
+      <w:rPr>
+        <w:rFonts w:ascii="Wingdings" w:hAnsi="Wingdings" w:hint="default"/>
+      </w:rPr>
+    </w:lvl>
+    <w:lvl w:ilvl="3" w:tplc="04090001" w:tentative="1">
+      <w:start w:val="1"/>
+      <w:numFmt w:val="bullet"/>
+      <w:lvlText w:val=""/>
+      <w:lvlJc w:val="left"/>
+      <w:pPr>
+        <w:ind w:left="1920" w:hanging="480"/>
+      </w:pPr>
+      <w:rPr>
+        <w:rFonts w:ascii="Wingdings" w:hAnsi="Wingdings" w:hint="default"/>
+      </w:rPr>
+    </w:lvl>
+    <w:lvl w:ilvl="4" w:tplc="04090003" w:tentative="1">
+      <w:start w:val="1"/>
+      <w:numFmt w:val="bullet"/>
+      <w:lvlText w:val=""/>
+      <w:lvlJc w:val="left"/>
+      <w:pPr>
+        <w:ind w:left="2400" w:hanging="480"/>
+      </w:pPr>
+      <w:rPr>
+        <w:rFonts w:ascii="Wingdings" w:hAnsi="Wingdings" w:hint="default"/>
+      </w:rPr>
+    </w:lvl>
+    <w:lvl w:ilvl="5" w:tplc="04090005" w:tentative="1">
+      <w:start w:val="1"/>
+      <w:numFmt w:val="bullet"/>
+      <w:lvlText w:val=""/>
+      <w:lvlJc w:val="left"/>
+      <w:pPr>
+        <w:ind w:left="2880" w:hanging="480"/>
+      </w:pPr>
+      <w:rPr>
+        <w:rFonts w:ascii="Wingdings" w:hAnsi="Wingdings" w:hint="default"/>
+      </w:rPr>
+    </w:lvl>
+    <w:lvl w:ilvl="6" w:tplc="04090001" w:tentative="1">
+      <w:start w:val="1"/>
+      <w:numFmt w:val="bullet"/>
+      <w:lvlText w:val=""/>
+      <w:lvlJc w:val="left"/>
+      <w:pPr>
+        <w:ind w:left="3360" w:hanging="480"/>
+      </w:pPr>
+      <w:rPr>
+        <w:rFonts w:ascii="Wingdings" w:hAnsi="Wingdings" w:hint="default"/>
+      </w:rPr>
+    </w:lvl>
+    <w:lvl w:ilvl="7" w:tplc="04090003" w:tentative="1">
+      <w:start w:val="1"/>
+      <w:numFmt w:val="bullet"/>
+      <w:lvlText w:val=""/>
+      <w:lvlJc w:val="left"/>
+      <w:pPr>
+        <w:ind w:left="3840" w:hanging="480"/>
+      </w:pPr>
+      <w:rPr>
+        <w:rFonts w:ascii="Wingdings" w:hAnsi="Wingdings" w:hint="default"/>
+      </w:rPr>
+    </w:lvl>
+    <w:lvl w:ilvl="8" w:tplc="04090005" w:tentative="1">
+      <w:start w:val="1"/>
+      <w:numFmt w:val="bullet"/>
+      <w:lvlText w:val=""/>
+      <w:lvlJc w:val="left"/>
+      <w:pPr>
+        <w:ind w:left="4320" w:hanging="480"/>
+      </w:pPr>
+      <w:rPr>
+        <w:rFonts w:ascii="Wingdings" w:hAnsi="Wingdings" w:hint="default"/>
+      </w:rPr>
+    </w:lvl>
+  </w:abstractNum>
+  <w:abstractNum w:abstractNumId="30" w15:restartNumberingAfterBreak="0">
     <w:nsid w:val="726A2959"/>
     <w:multiLevelType w:val="hybridMultilevel"/>
     <w:tmpl w:val="479EFB9C"/>
@@ -16869,7 +21719,7 @@
       </w:rPr>
     </w:lvl>
   </w:abstractNum>
-  <w:abstractNum w:abstractNumId="26" w15:restartNumberingAfterBreak="0">
+  <w:abstractNum w:abstractNumId="31" w15:restartNumberingAfterBreak="0">
     <w:nsid w:val="75C2618B"/>
     <w:multiLevelType w:val="hybridMultilevel"/>
     <w:tmpl w:val="DEDC58C6"/>
@@ -16982,7 +21832,7 @@
       </w:rPr>
     </w:lvl>
   </w:abstractNum>
-  <w:abstractNum w:abstractNumId="27" w15:restartNumberingAfterBreak="0">
+  <w:abstractNum w:abstractNumId="32" w15:restartNumberingAfterBreak="0">
     <w:nsid w:val="764926E9"/>
     <w:multiLevelType w:val="hybridMultilevel"/>
     <w:tmpl w:val="5B263FE0"/>
@@ -17095,7 +21945,120 @@
       </w:rPr>
     </w:lvl>
   </w:abstractNum>
-  <w:abstractNum w:abstractNumId="28" w15:restartNumberingAfterBreak="0">
+  <w:abstractNum w:abstractNumId="33" w15:restartNumberingAfterBreak="0">
+    <w:nsid w:val="79C2535E"/>
+    <w:multiLevelType w:val="hybridMultilevel"/>
+    <w:tmpl w:val="02829CEE"/>
+    <w:lvl w:ilvl="0" w:tplc="04090001">
+      <w:start w:val="1"/>
+      <w:numFmt w:val="bullet"/>
+      <w:lvlText w:val=""/>
+      <w:lvlJc w:val="left"/>
+      <w:pPr>
+        <w:ind w:left="480" w:hanging="480"/>
+      </w:pPr>
+      <w:rPr>
+        <w:rFonts w:ascii="Wingdings" w:hAnsi="Wingdings" w:hint="default"/>
+      </w:rPr>
+    </w:lvl>
+    <w:lvl w:ilvl="1" w:tplc="04090003" w:tentative="1">
+      <w:start w:val="1"/>
+      <w:numFmt w:val="bullet"/>
+      <w:lvlText w:val=""/>
+      <w:lvlJc w:val="left"/>
+      <w:pPr>
+        <w:ind w:left="960" w:hanging="480"/>
+      </w:pPr>
+      <w:rPr>
+        <w:rFonts w:ascii="Wingdings" w:hAnsi="Wingdings" w:hint="default"/>
+      </w:rPr>
+    </w:lvl>
+    <w:lvl w:ilvl="2" w:tplc="04090005" w:tentative="1">
+      <w:start w:val="1"/>
+      <w:numFmt w:val="bullet"/>
+      <w:lvlText w:val=""/>
+      <w:lvlJc w:val="left"/>
+      <w:pPr>
+        <w:ind w:left="1440" w:hanging="480"/>
+      </w:pPr>
+      <w:rPr>
+        <w:rFonts w:ascii="Wingdings" w:hAnsi="Wingdings" w:hint="default"/>
+      </w:rPr>
+    </w:lvl>
+    <w:lvl w:ilvl="3" w:tplc="04090001" w:tentative="1">
+      <w:start w:val="1"/>
+      <w:numFmt w:val="bullet"/>
+      <w:lvlText w:val=""/>
+      <w:lvlJc w:val="left"/>
+      <w:pPr>
+        <w:ind w:left="1920" w:hanging="480"/>
+      </w:pPr>
+      <w:rPr>
+        <w:rFonts w:ascii="Wingdings" w:hAnsi="Wingdings" w:hint="default"/>
+      </w:rPr>
+    </w:lvl>
+    <w:lvl w:ilvl="4" w:tplc="04090003" w:tentative="1">
+      <w:start w:val="1"/>
+      <w:numFmt w:val="bullet"/>
+      <w:lvlText w:val=""/>
+      <w:lvlJc w:val="left"/>
+      <w:pPr>
+        <w:ind w:left="2400" w:hanging="480"/>
+      </w:pPr>
+      <w:rPr>
+        <w:rFonts w:ascii="Wingdings" w:hAnsi="Wingdings" w:hint="default"/>
+      </w:rPr>
+    </w:lvl>
+    <w:lvl w:ilvl="5" w:tplc="04090005" w:tentative="1">
+      <w:start w:val="1"/>
+      <w:numFmt w:val="bullet"/>
+      <w:lvlText w:val=""/>
+      <w:lvlJc w:val="left"/>
+      <w:pPr>
+        <w:ind w:left="2880" w:hanging="480"/>
+      </w:pPr>
+      <w:rPr>
+        <w:rFonts w:ascii="Wingdings" w:hAnsi="Wingdings" w:hint="default"/>
+      </w:rPr>
+    </w:lvl>
+    <w:lvl w:ilvl="6" w:tplc="04090001" w:tentative="1">
+      <w:start w:val="1"/>
+      <w:numFmt w:val="bullet"/>
+      <w:lvlText w:val=""/>
+      <w:lvlJc w:val="left"/>
+      <w:pPr>
+        <w:ind w:left="3360" w:hanging="480"/>
+      </w:pPr>
+      <w:rPr>
+        <w:rFonts w:ascii="Wingdings" w:hAnsi="Wingdings" w:hint="default"/>
+      </w:rPr>
+    </w:lvl>
+    <w:lvl w:ilvl="7" w:tplc="04090003" w:tentative="1">
+      <w:start w:val="1"/>
+      <w:numFmt w:val="bullet"/>
+      <w:lvlText w:val=""/>
+      <w:lvlJc w:val="left"/>
+      <w:pPr>
+        <w:ind w:left="3840" w:hanging="480"/>
+      </w:pPr>
+      <w:rPr>
+        <w:rFonts w:ascii="Wingdings" w:hAnsi="Wingdings" w:hint="default"/>
+      </w:rPr>
+    </w:lvl>
+    <w:lvl w:ilvl="8" w:tplc="04090005" w:tentative="1">
+      <w:start w:val="1"/>
+      <w:numFmt w:val="bullet"/>
+      <w:lvlText w:val=""/>
+      <w:lvlJc w:val="left"/>
+      <w:pPr>
+        <w:ind w:left="4320" w:hanging="480"/>
+      </w:pPr>
+      <w:rPr>
+        <w:rFonts w:ascii="Wingdings" w:hAnsi="Wingdings" w:hint="default"/>
+      </w:rPr>
+    </w:lvl>
+  </w:abstractNum>
+  <w:abstractNum w:abstractNumId="34" w15:restartNumberingAfterBreak="0">
     <w:nsid w:val="7BAD77FA"/>
     <w:multiLevelType w:val="hybridMultilevel"/>
     <w:tmpl w:val="00865B96"/>
@@ -17209,91 +22172,109 @@
     </w:lvl>
   </w:abstractNum>
   <w:num w:numId="1" w16cid:durableId="1602179416">
-    <w:abstractNumId w:val="23"/>
+    <w:abstractNumId w:val="27"/>
   </w:num>
   <w:num w:numId="2" w16cid:durableId="846751744">
-    <w:abstractNumId w:val="2"/>
+    <w:abstractNumId w:val="3"/>
   </w:num>
   <w:num w:numId="3" w16cid:durableId="187571590">
-    <w:abstractNumId w:val="21"/>
+    <w:abstractNumId w:val="24"/>
   </w:num>
   <w:num w:numId="4" w16cid:durableId="245067857">
+    <w:abstractNumId w:val="7"/>
+  </w:num>
+  <w:num w:numId="5" w16cid:durableId="1158619771">
     <w:abstractNumId w:val="6"/>
   </w:num>
-  <w:num w:numId="5" w16cid:durableId="1158619771">
-    <w:abstractNumId w:val="5"/>
-  </w:num>
   <w:num w:numId="6" w16cid:durableId="537208169">
-    <w:abstractNumId w:val="27"/>
+    <w:abstractNumId w:val="32"/>
   </w:num>
   <w:num w:numId="7" w16cid:durableId="2086224824">
-    <w:abstractNumId w:val="14"/>
+    <w:abstractNumId w:val="16"/>
   </w:num>
   <w:num w:numId="8" w16cid:durableId="56516929">
-    <w:abstractNumId w:val="13"/>
+    <w:abstractNumId w:val="15"/>
   </w:num>
   <w:num w:numId="9" w16cid:durableId="1337805913">
-    <w:abstractNumId w:val="16"/>
+    <w:abstractNumId w:val="18"/>
   </w:num>
   <w:num w:numId="10" w16cid:durableId="396905787">
     <w:abstractNumId w:val="1"/>
   </w:num>
   <w:num w:numId="11" w16cid:durableId="1984578935">
-    <w:abstractNumId w:val="22"/>
+    <w:abstractNumId w:val="25"/>
   </w:num>
   <w:num w:numId="12" w16cid:durableId="1855877912">
-    <w:abstractNumId w:val="15"/>
+    <w:abstractNumId w:val="17"/>
   </w:num>
   <w:num w:numId="13" w16cid:durableId="2001233381">
-    <w:abstractNumId w:val="20"/>
+    <w:abstractNumId w:val="23"/>
   </w:num>
   <w:num w:numId="14" w16cid:durableId="864440275">
-    <w:abstractNumId w:val="8"/>
+    <w:abstractNumId w:val="9"/>
   </w:num>
   <w:num w:numId="15" w16cid:durableId="1029919115">
-    <w:abstractNumId w:val="26"/>
+    <w:abstractNumId w:val="31"/>
   </w:num>
   <w:num w:numId="16" w16cid:durableId="664670353">
-    <w:abstractNumId w:val="10"/>
+    <w:abstractNumId w:val="12"/>
   </w:num>
   <w:num w:numId="17" w16cid:durableId="1176269176">
-    <w:abstractNumId w:val="24"/>
+    <w:abstractNumId w:val="28"/>
   </w:num>
   <w:num w:numId="18" w16cid:durableId="919289402">
     <w:abstractNumId w:val="0"/>
   </w:num>
   <w:num w:numId="19" w16cid:durableId="870143450">
-    <w:abstractNumId w:val="17"/>
+    <w:abstractNumId w:val="19"/>
   </w:num>
   <w:num w:numId="20" w16cid:durableId="1998998704">
-    <w:abstractNumId w:val="12"/>
+    <w:abstractNumId w:val="14"/>
   </w:num>
   <w:num w:numId="21" w16cid:durableId="1690790683">
+    <w:abstractNumId w:val="13"/>
+  </w:num>
+  <w:num w:numId="22" w16cid:durableId="684867124">
+    <w:abstractNumId w:val="5"/>
+  </w:num>
+  <w:num w:numId="23" w16cid:durableId="963004057">
+    <w:abstractNumId w:val="10"/>
+  </w:num>
+  <w:num w:numId="24" w16cid:durableId="1187135925">
+    <w:abstractNumId w:val="4"/>
+  </w:num>
+  <w:num w:numId="25" w16cid:durableId="1939099840">
+    <w:abstractNumId w:val="8"/>
+  </w:num>
+  <w:num w:numId="26" w16cid:durableId="1058212799">
+    <w:abstractNumId w:val="21"/>
+  </w:num>
+  <w:num w:numId="27" w16cid:durableId="128208863">
+    <w:abstractNumId w:val="30"/>
+  </w:num>
+  <w:num w:numId="28" w16cid:durableId="1148399069">
+    <w:abstractNumId w:val="20"/>
+  </w:num>
+  <w:num w:numId="29" w16cid:durableId="364410597">
+    <w:abstractNumId w:val="34"/>
+  </w:num>
+  <w:num w:numId="30" w16cid:durableId="1943954281">
+    <w:abstractNumId w:val="29"/>
+  </w:num>
+  <w:num w:numId="31" w16cid:durableId="255135226">
+    <w:abstractNumId w:val="26"/>
+  </w:num>
+  <w:num w:numId="32" w16cid:durableId="166558835">
     <w:abstractNumId w:val="11"/>
   </w:num>
-  <w:num w:numId="22" w16cid:durableId="684867124">
-    <w:abstractNumId w:val="4"/>
+  <w:num w:numId="33" w16cid:durableId="1395808597">
+    <w:abstractNumId w:val="22"/>
   </w:num>
-  <w:num w:numId="23" w16cid:durableId="963004057">
-    <w:abstractNumId w:val="9"/>
+  <w:num w:numId="34" w16cid:durableId="148712784">
+    <w:abstractNumId w:val="2"/>
   </w:num>
-  <w:num w:numId="24" w16cid:durableId="1187135925">
-    <w:abstractNumId w:val="3"/>
-  </w:num>
-  <w:num w:numId="25" w16cid:durableId="1939099840">
-    <w:abstractNumId w:val="7"/>
-  </w:num>
-  <w:num w:numId="26" w16cid:durableId="1058212799">
-    <w:abstractNumId w:val="19"/>
-  </w:num>
-  <w:num w:numId="27" w16cid:durableId="128208863">
-    <w:abstractNumId w:val="25"/>
-  </w:num>
-  <w:num w:numId="28" w16cid:durableId="1148399069">
-    <w:abstractNumId w:val="18"/>
-  </w:num>
-  <w:num w:numId="29" w16cid:durableId="364410597">
-    <w:abstractNumId w:val="28"/>
+  <w:num w:numId="35" w16cid:durableId="1859418987">
+    <w:abstractNumId w:val="33"/>
   </w:num>
 </w:numbering>
 </file>
@@ -17697,12 +22678,13 @@
   <w:style w:type="paragraph" w:default="1" w:styleId="Normal">
     <w:name w:val="Normal"/>
     <w:qFormat/>
-    <w:rsid w:val="002A61CF"/>
+    <w:rsid w:val="00A87F06"/>
     <w:pPr>
       <w:snapToGrid w:val="0"/>
     </w:pPr>
     <w:rPr>
       <w:rFonts w:ascii="Times New Roman" w:eastAsia="Times New Roman" w:hAnsi="Times New Roman"/>
+      <w:sz w:val="22"/>
     </w:rPr>
   </w:style>
   <w:style w:type="paragraph" w:styleId="Heading1">

--- a/z reports/CHY report w6 - prof, err, quan, purn.docx
+++ b/z reports/CHY report w6 - prof, err, quan, purn.docx
@@ -667,7 +667,16 @@
         <w:t>2.1</w:t>
       </w:r>
       <w:r>
-        <w:t xml:space="preserve">: Training </w:t>
+        <w:t xml:space="preserve">: </w:t>
+      </w:r>
+      <w:r>
+        <w:t>V</w:t>
+      </w:r>
+      <w:r>
+        <w:t>alidation</w:t>
+      </w:r>
+      <w:r>
+        <w:t xml:space="preserve"> </w:t>
       </w:r>
       <w:r>
         <w:t>R</w:t>
@@ -676,13 +685,13 @@
         <w:t>esults</w:t>
       </w:r>
       <w:r>
+        <w:t xml:space="preserve"> after Training</w:t>
+      </w:r>
+      <w:r>
         <w:t xml:space="preserve"> (</w:t>
       </w:r>
       <w:r>
-        <w:t>validation</w:t>
-      </w:r>
-      <w:r>
-        <w:t>, 11000*0.15=1650</w:t>
+        <w:t>11000*0.15=1650</w:t>
       </w:r>
       <w:r>
         <w:t xml:space="preserve"> images</w:t>
@@ -11336,27 +11345,15 @@
       </w:r>
       <w:proofErr w:type="gramEnd"/>
       <w:r>
-        <w:t xml:space="preserve"> later using the same export format, such as FP32 </w:t>
-      </w:r>
-      <w:r>
-        <w:t>.pt</w:t>
-      </w:r>
-      <w:r>
-        <w:t xml:space="preserve"> vs INT</w:t>
+        <w:t xml:space="preserve"> later using the same export format, such as FP32 .pt vs INT</w:t>
       </w:r>
       <w:proofErr w:type="gramStart"/>
       <w:r>
-        <w:t xml:space="preserve">8 </w:t>
-      </w:r>
-      <w:r>
-        <w:t>.</w:t>
+        <w:t>8 .</w:t>
       </w:r>
       <w:proofErr w:type="gramEnd"/>
       <w:r>
-        <w:t>pt</w:t>
-      </w:r>
-      <w:r>
-        <w:t>.</w:t>
+        <w:t>pt.</w:t>
       </w:r>
     </w:p>
     <w:p/>
@@ -16836,6 +16833,7 @@
                 <w:b w:val="0"/>
                 <w:bCs w:val="0"/>
               </w:rPr>
+              <w:lastRenderedPageBreak/>
               <w:t>IDP-YOLOv9</w:t>
             </w:r>
           </w:p>
@@ -22887,6 +22885,7 @@
   <w:style w:type="character" w:default="1" w:styleId="DefaultParagraphFont">
     <w:name w:val="Default Paragraph Font"/>
     <w:uiPriority w:val="1"/>
+    <w:semiHidden/>
     <w:unhideWhenUsed/>
   </w:style>
   <w:style w:type="table" w:default="1" w:styleId="TableNormal">

--- a/z reports/CHY report w6 - prof, err, quan, purn.docx
+++ b/z reports/CHY report w6 - prof, err, quan, purn.docx
@@ -8,6 +8,24 @@
       </w:pPr>
       <w:r>
         <w:t>Week 6</w:t>
+      </w:r>
+      <w:r>
+        <w:t xml:space="preserve">: </w:t>
+      </w:r>
+      <w:r>
+        <w:t>2</w:t>
+      </w:r>
+      <w:r>
+        <w:t>9</w:t>
+      </w:r>
+      <w:r>
+        <w:t>June</w:t>
+      </w:r>
+      <w:r>
+        <w:t>-3July</w:t>
+      </w:r>
+      <w:r>
+        <w:t xml:space="preserve"> 2026</w:t>
       </w:r>
     </w:p>
     <w:p>
@@ -31,15 +49,7 @@
     </w:p>
     <w:p>
       <w:r>
-        <w:t xml:space="preserve">I encountered some problems when attempting to perform training on the </w:t>
-      </w:r>
-      <w:proofErr w:type="spellStart"/>
-      <w:r>
-        <w:t>USask</w:t>
-      </w:r>
-      <w:proofErr w:type="spellEnd"/>
-      <w:r>
-        <w:t xml:space="preserve"> server, which can be classified into two main issues.</w:t>
+        <w:t>I encountered some problems when attempting to perform training on the USask server, which can be classified into two main issues.</w:t>
       </w:r>
     </w:p>
     <w:p/>
@@ -131,23 +141,7 @@
         <w:t xml:space="preserve">For Table 1.1, </w:t>
       </w:r>
       <w:r>
-        <w:t xml:space="preserve">During the YOLO26n GPU setup on Plato, the main issue was </w:t>
-      </w:r>
-      <w:proofErr w:type="spellStart"/>
-      <w:r>
-        <w:t>PyTorch</w:t>
-      </w:r>
-      <w:proofErr w:type="spellEnd"/>
-      <w:r>
-        <w:t xml:space="preserve"> compatibility with the assigned GPU. The node platogpu007 uses an NVIDIA RTX PRO 6000 Blackwell Server Edition MIG GPU with compute capability sm_120. However, the local </w:t>
-      </w:r>
-      <w:proofErr w:type="spellStart"/>
-      <w:r>
-        <w:t>PyTorch</w:t>
-      </w:r>
-      <w:proofErr w:type="spellEnd"/>
-      <w:r>
-        <w:t xml:space="preserve"> environments I tested did not support this architecture.</w:t>
+        <w:t>During the YOLO26n GPU setup on Plato, the main issue was PyTorch compatibility with the assigned GPU. The node platogpu007 uses an NVIDIA RTX PRO 6000 Blackwell Server Edition MIG GPU with compute capability sm_120. However, the local PyTorch environments I tested did not support this architecture.</w:t>
       </w:r>
     </w:p>
     <w:p/>
@@ -223,38 +217,14 @@
         <w:t xml:space="preserve">For Table 1.2, </w:t>
       </w:r>
       <w:r>
-        <w:t xml:space="preserve">The first environment used </w:t>
-      </w:r>
-      <w:proofErr w:type="spellStart"/>
-      <w:r>
-        <w:t>PyTorch</w:t>
-      </w:r>
-      <w:proofErr w:type="spellEnd"/>
-      <w:r>
-        <w:t xml:space="preserve"> 2.9.0 with CUDA 12.6, which only supported sm_70, sm_80, and sm_90. A second Compute Canada wheelhouse environment used </w:t>
-      </w:r>
-      <w:proofErr w:type="spellStart"/>
-      <w:r>
-        <w:t>PyTorch</w:t>
-      </w:r>
-      <w:proofErr w:type="spellEnd"/>
-      <w:r>
-        <w:t xml:space="preserve"> 2.12.1 with CUDA 13.2, but it only supported sm_80, sm_90, sm_100, and compute_100. Since neither environment included sm_120, even a minimal CUDA tensor test failed before YOLO training could start.</w:t>
+        <w:t>The first environment used PyTorch 2.9.0 with CUDA 12.6, which only supported sm_70, sm_80, and sm_90. A second Compute Canada wheelhouse environment used PyTorch 2.12.1 with CUDA 13.2, but it only supported sm_80, sm_90, sm_100, and compute_100. Since neither environment included sm_120, even a minimal CUDA tensor test failed before YOLO training could start.</w:t>
       </w:r>
     </w:p>
     <w:p/>
     <w:p/>
     <w:p>
       <w:r>
-        <w:t xml:space="preserve">The problem was solved by using the IT-provided </w:t>
-      </w:r>
-      <w:proofErr w:type="spellStart"/>
-      <w:r>
-        <w:t>Apptainer</w:t>
-      </w:r>
-      <w:proofErr w:type="spellEnd"/>
-      <w:r>
-        <w:t xml:space="preserve"> container:</w:t>
+        <w:t>The problem was solved by using the IT-provided Apptainer container:</w:t>
       </w:r>
     </w:p>
     <w:p>
@@ -262,28 +232,12 @@
         <w:jc w:val="center"/>
       </w:pPr>
       <w:r>
-        <w:t>/opt/software/</w:t>
-      </w:r>
-      <w:proofErr w:type="spellStart"/>
-      <w:r>
-        <w:t>apptainer</w:t>
-      </w:r>
-      <w:proofErr w:type="spellEnd"/>
-      <w:r>
-        <w:t>-images/pytorch-25.06.sif</w:t>
+        <w:t>/opt/software/apptainer-images/pytorch-25.06.sif</w:t>
       </w:r>
     </w:p>
     <w:p>
       <w:r>
-        <w:t xml:space="preserve">This container provides a </w:t>
-      </w:r>
-      <w:proofErr w:type="spellStart"/>
-      <w:r>
-        <w:t>PyTorch</w:t>
-      </w:r>
-      <w:proofErr w:type="spellEnd"/>
-      <w:r>
-        <w:t xml:space="preserve"> environment compatible with the Blackwell GPU.</w:t>
+        <w:t>This container provides a PyTorch environment compatible with the Blackwell GPU.</w:t>
       </w:r>
     </w:p>
     <w:p>
@@ -291,15 +245,7 @@
         <w:t>Also, p</w:t>
       </w:r>
       <w:r>
-        <w:t xml:space="preserve">roject-specific packages such as </w:t>
-      </w:r>
-      <w:proofErr w:type="spellStart"/>
-      <w:r>
-        <w:t>Ultralytics</w:t>
-      </w:r>
-      <w:proofErr w:type="spellEnd"/>
-      <w:r>
-        <w:t xml:space="preserve"> were installed into a separate user package directory and loaded through PYTHONPATH</w:t>
+        <w:t>roject-specific packages such as Ultralytics were installed into a separate user package directory and loaded through PYTHONPATH</w:t>
       </w:r>
     </w:p>
     <w:p/>
@@ -464,15 +410,7 @@
         <w:jc w:val="center"/>
       </w:pPr>
       <w:r>
-        <w:t>Figure 1.4: CPU (</w:t>
-      </w:r>
-      <w:proofErr w:type="spellStart"/>
-      <w:r>
-        <w:t>lscpu</w:t>
-      </w:r>
-      <w:proofErr w:type="spellEnd"/>
-      <w:r>
-        <w:t>)</w:t>
+        <w:t>Figure 1.4: CPU (lscpu)</w:t>
       </w:r>
     </w:p>
     <w:p/>
@@ -528,11 +466,9 @@
       <w:r>
         <w:t>Figure 1.5: GPU (</w:t>
       </w:r>
-      <w:proofErr w:type="spellStart"/>
       <w:r>
         <w:t>nvidia-smi</w:t>
       </w:r>
-      <w:proofErr w:type="spellEnd"/>
       <w:r>
         <w:t>)</w:t>
       </w:r>
@@ -855,15 +791,7 @@
         <w:t>.2</w:t>
       </w:r>
       <w:r>
-        <w:t xml:space="preserve">: </w:t>
-      </w:r>
-      <w:proofErr w:type="spellStart"/>
-      <w:r>
-        <w:t>mAP</w:t>
-      </w:r>
-      <w:proofErr w:type="spellEnd"/>
-      <w:r>
-        <w:t xml:space="preserve"> </w:t>
+        <w:t xml:space="preserve">: mAP </w:t>
       </w:r>
       <w:r>
         <w:t xml:space="preserve">/ </w:t>
@@ -1135,15 +1063,7 @@
               <w:t>Mean Latency</w:t>
             </w:r>
             <w:r>
-              <w:t xml:space="preserve"> (</w:t>
-            </w:r>
-            <w:proofErr w:type="spellStart"/>
-            <w:r>
-              <w:t>ms</w:t>
-            </w:r>
-            <w:proofErr w:type="spellEnd"/>
-            <w:r>
-              <w:t>)</w:t>
+              <w:t xml:space="preserve"> (ms)</w:t>
             </w:r>
           </w:p>
         </w:tc>
@@ -2232,11 +2152,9 @@
             <w:hideMark/>
           </w:tcPr>
           <w:p>
-            <w:proofErr w:type="spellStart"/>
             <w:r>
               <w:t>Upsample</w:t>
             </w:r>
-            <w:proofErr w:type="spellEnd"/>
           </w:p>
         </w:tc>
         <w:tc>
@@ -2292,11 +2210,9 @@
             <w:hideMark/>
           </w:tcPr>
           <w:p>
-            <w:proofErr w:type="spellStart"/>
             <w:r>
               <w:t>Concat</w:t>
             </w:r>
-            <w:proofErr w:type="spellEnd"/>
           </w:p>
         </w:tc>
         <w:tc>
@@ -2352,11 +2268,9 @@
             <w:hideMark/>
           </w:tcPr>
           <w:p>
-            <w:proofErr w:type="spellStart"/>
             <w:r>
               <w:t>Upsample</w:t>
             </w:r>
-            <w:proofErr w:type="spellEnd"/>
           </w:p>
         </w:tc>
         <w:tc>
@@ -2412,11 +2326,9 @@
             <w:hideMark/>
           </w:tcPr>
           <w:p>
-            <w:proofErr w:type="spellStart"/>
             <w:r>
               <w:t>Concat</w:t>
             </w:r>
-            <w:proofErr w:type="spellEnd"/>
           </w:p>
         </w:tc>
         <w:tc>
@@ -2472,11 +2384,9 @@
             <w:hideMark/>
           </w:tcPr>
           <w:p>
-            <w:proofErr w:type="spellStart"/>
             <w:r>
               <w:t>Concat</w:t>
             </w:r>
-            <w:proofErr w:type="spellEnd"/>
           </w:p>
         </w:tc>
         <w:tc>
@@ -2532,11 +2442,9 @@
             <w:hideMark/>
           </w:tcPr>
           <w:p>
-            <w:proofErr w:type="spellStart"/>
             <w:r>
               <w:t>Concat</w:t>
             </w:r>
-            <w:proofErr w:type="spellEnd"/>
           </w:p>
         </w:tc>
         <w:tc>
@@ -2594,23 +2502,7 @@
       </w:r>
       <w:proofErr w:type="gramEnd"/>
       <w:r>
-        <w:t xml:space="preserve"> single largest latency layer was the Detect layer, with 1.724 </w:t>
-      </w:r>
-      <w:proofErr w:type="spellStart"/>
-      <w:r>
-        <w:t>ms</w:t>
-      </w:r>
-      <w:proofErr w:type="spellEnd"/>
-      <w:r>
-        <w:t xml:space="preserve">, contributing 31.13% of the measured layer latency. However, when layers are grouped by layer type, the C3k2 blocks contributed the largest cumulative latency, with about 2.649 </w:t>
-      </w:r>
-      <w:proofErr w:type="spellStart"/>
-      <w:r>
-        <w:t>ms</w:t>
-      </w:r>
-      <w:proofErr w:type="spellEnd"/>
-      <w:r>
-        <w:t xml:space="preserve"> in total, corresponding to 47.83% of the measured layer latency.</w:t>
+        <w:t xml:space="preserve"> single largest latency layer was the Detect layer, with 1.724 ms, contributing 31.13% of the measured layer latency. However, when layers are grouped by layer type, the C3k2 blocks contributed the largest cumulative latency, with about 2.649 ms in total, corresponding to 47.83% of the measured layer latency.</w:t>
       </w:r>
     </w:p>
     <w:p/>
@@ -2744,15 +2636,7 @@
           </w:tcPr>
           <w:p>
             <w:r>
-              <w:t xml:space="preserve">0.243 </w:t>
-            </w:r>
-            <w:proofErr w:type="spellStart"/>
-            <w:r>
-              <w:t>ms</w:t>
-            </w:r>
-            <w:proofErr w:type="spellEnd"/>
-            <w:r>
-              <w:t>/image</w:t>
+              <w:t>0.243 ms/image</w:t>
             </w:r>
           </w:p>
         </w:tc>
@@ -2777,15 +2661,7 @@
           </w:tcPr>
           <w:p>
             <w:r>
-              <w:t xml:space="preserve">1.004 </w:t>
-            </w:r>
-            <w:proofErr w:type="spellStart"/>
-            <w:r>
-              <w:t>ms</w:t>
-            </w:r>
-            <w:proofErr w:type="spellEnd"/>
-            <w:r>
-              <w:t>/image</w:t>
+              <w:t>1.004 ms/image</w:t>
             </w:r>
           </w:p>
         </w:tc>
@@ -2810,15 +2686,7 @@
           </w:tcPr>
           <w:p>
             <w:r>
-              <w:t xml:space="preserve">0.044 </w:t>
-            </w:r>
-            <w:proofErr w:type="spellStart"/>
-            <w:r>
-              <w:t>ms</w:t>
-            </w:r>
-            <w:proofErr w:type="spellEnd"/>
-            <w:r>
-              <w:t>/image</w:t>
+              <w:t>0.044 ms/image</w:t>
             </w:r>
           </w:p>
         </w:tc>
@@ -2842,15 +2710,7 @@
           </w:tcPr>
           <w:p>
             <w:r>
-              <w:t xml:space="preserve">1.292 </w:t>
-            </w:r>
-            <w:proofErr w:type="spellStart"/>
-            <w:r>
-              <w:t>ms</w:t>
-            </w:r>
-            <w:proofErr w:type="spellEnd"/>
-            <w:r>
-              <w:t>/image</w:t>
+              <w:t>1.292 ms/image</w:t>
             </w:r>
           </w:p>
         </w:tc>
@@ -2993,15 +2853,7 @@
     </w:p>
     <w:p>
       <w:r>
-        <w:t xml:space="preserve">The experiment was repeated with different noise standard ratios from 0.1 to 1.0. When the noise ratio was low, the model performance only changed slightly. However, when the noise ratio increased, the </w:t>
-      </w:r>
-      <w:proofErr w:type="spellStart"/>
-      <w:r>
-        <w:t>mAP</w:t>
-      </w:r>
-      <w:proofErr w:type="spellEnd"/>
-      <w:r>
-        <w:t xml:space="preserve"> drop became larger.</w:t>
+        <w:t>The experiment was repeated with different noise standard ratios from 0.1 to 1.0. When the noise ratio was low, the model performance only changed slightly. However, when the noise ratio increased, the mAP drop became larger.</w:t>
       </w:r>
     </w:p>
     <w:p/>
@@ -3825,11 +3677,9 @@
             <w:tcW w:w="0" w:type="auto"/>
           </w:tcPr>
           <w:p>
-            <w:proofErr w:type="spellStart"/>
             <w:r>
               <w:t>Concat</w:t>
             </w:r>
-            <w:proofErr w:type="spellEnd"/>
           </w:p>
         </w:tc>
         <w:tc>
@@ -4198,11 +4048,9 @@
             <w:tcW w:w="0" w:type="auto"/>
           </w:tcPr>
           <w:p>
-            <w:proofErr w:type="spellStart"/>
             <w:r>
               <w:t>Concat</w:t>
             </w:r>
-            <w:proofErr w:type="spellEnd"/>
           </w:p>
         </w:tc>
         <w:tc>
@@ -4253,11 +4101,9 @@
             <w:tcW w:w="0" w:type="auto"/>
           </w:tcPr>
           <w:p>
-            <w:proofErr w:type="spellStart"/>
             <w:r>
               <w:t>Concat</w:t>
             </w:r>
-            <w:proofErr w:type="spellEnd"/>
           </w:p>
         </w:tc>
         <w:tc>
@@ -4308,11 +4154,9 @@
             <w:tcW w:w="0" w:type="auto"/>
           </w:tcPr>
           <w:p>
-            <w:proofErr w:type="spellStart"/>
             <w:r>
               <w:t>Concat</w:t>
             </w:r>
-            <w:proofErr w:type="spellEnd"/>
           </w:p>
         </w:tc>
         <w:tc>
@@ -4359,15 +4203,7 @@
         <w:t xml:space="preserve">The result shows that Layer </w:t>
       </w:r>
       <w:r>
-        <w:t xml:space="preserve">21 </w:t>
-      </w:r>
-      <w:proofErr w:type="spellStart"/>
-      <w:r>
-        <w:t>Concat</w:t>
-      </w:r>
-      <w:proofErr w:type="spellEnd"/>
-      <w:r>
-        <w:t>, and 7</w:t>
+        <w:t>21 Concat, and 7</w:t>
       </w:r>
       <w:r>
         <w:t xml:space="preserve"> Conv were </w:t>
@@ -4394,15 +4230,7 @@
         <w:t xml:space="preserve"> Layer 21</w:t>
       </w:r>
       <w:r>
-        <w:t xml:space="preserve"> </w:t>
-      </w:r>
-      <w:proofErr w:type="spellStart"/>
-      <w:r>
-        <w:t>Concat</w:t>
-      </w:r>
-      <w:proofErr w:type="spellEnd"/>
-      <w:r>
-        <w:t xml:space="preserve"> have no trainable weights, so they are not normal weight-pruning targets.</w:t>
+        <w:t xml:space="preserve"> Concat have no trainable weights, so they are not normal weight-pruning targets.</w:t>
       </w:r>
     </w:p>
     <w:p/>
@@ -5426,11 +5254,9 @@
             <w:hideMark/>
           </w:tcPr>
           <w:p>
-            <w:proofErr w:type="spellStart"/>
             <w:r>
               <w:t>Concat</w:t>
             </w:r>
-            <w:proofErr w:type="spellEnd"/>
           </w:p>
         </w:tc>
         <w:tc>
@@ -5752,11 +5578,9 @@
             <w:hideMark/>
           </w:tcPr>
           <w:p>
-            <w:proofErr w:type="spellStart"/>
             <w:r>
               <w:t>Concat</w:t>
             </w:r>
-            <w:proofErr w:type="spellEnd"/>
           </w:p>
         </w:tc>
         <w:tc>
@@ -5835,11 +5659,9 @@
             <w:hideMark/>
           </w:tcPr>
           <w:p>
-            <w:proofErr w:type="spellStart"/>
             <w:r>
               <w:t>Upsample</w:t>
             </w:r>
-            <w:proofErr w:type="spellEnd"/>
           </w:p>
         </w:tc>
         <w:tc>
@@ -5918,11 +5740,9 @@
             <w:hideMark/>
           </w:tcPr>
           <w:p>
-            <w:proofErr w:type="spellStart"/>
             <w:r>
               <w:t>Upsample</w:t>
             </w:r>
-            <w:proofErr w:type="spellEnd"/>
           </w:p>
         </w:tc>
         <w:tc>
@@ -6001,11 +5821,9 @@
             <w:hideMark/>
           </w:tcPr>
           <w:p>
-            <w:proofErr w:type="spellStart"/>
             <w:r>
               <w:t>Concat</w:t>
             </w:r>
-            <w:proofErr w:type="spellEnd"/>
           </w:p>
         </w:tc>
         <w:tc>
@@ -6327,11 +6145,9 @@
             <w:hideMark/>
           </w:tcPr>
           <w:p>
-            <w:proofErr w:type="spellStart"/>
             <w:r>
               <w:t>Concat</w:t>
             </w:r>
-            <w:proofErr w:type="spellEnd"/>
           </w:p>
         </w:tc>
         <w:tc>
@@ -6561,13 +6377,8 @@
           </w:tcPr>
           <w:p>
             <w:r>
-              <w:t xml:space="preserve">Layer 12 </w:t>
-            </w:r>
-            <w:proofErr w:type="spellStart"/>
-            <w:r>
-              <w:t>Concat</w:t>
-            </w:r>
-            <w:proofErr w:type="spellEnd"/>
+              <w:t>Layer 12 Concat</w:t>
+            </w:r>
           </w:p>
         </w:tc>
         <w:tc>
@@ -6729,13 +6540,8 @@
           </w:tcPr>
           <w:p>
             <w:r>
-              <w:t xml:space="preserve">Layer 12 </w:t>
-            </w:r>
-            <w:proofErr w:type="spellStart"/>
-            <w:r>
-              <w:t>Concat</w:t>
-            </w:r>
-            <w:proofErr w:type="spellEnd"/>
+              <w:t>Layer 12 Concat</w:t>
+            </w:r>
           </w:p>
         </w:tc>
       </w:tr>
@@ -7268,23 +7074,7 @@
         <w:t>Table 4.4 shows that a</w:t>
       </w:r>
       <w:r>
-        <w:t xml:space="preserve">t very low noise, such as </w:t>
-      </w:r>
-      <w:proofErr w:type="spellStart"/>
-      <w:r>
-        <w:t>noise_std_ratio</w:t>
-      </w:r>
-      <w:proofErr w:type="spellEnd"/>
-      <w:r>
-        <w:t xml:space="preserve"> = 0.1, the order is less stable because the </w:t>
-      </w:r>
-      <w:proofErr w:type="spellStart"/>
-      <w:r>
-        <w:t>mAP</w:t>
-      </w:r>
-      <w:proofErr w:type="spellEnd"/>
-      <w:r>
-        <w:t xml:space="preserve"> drops are very small. Small measurement variation can change the ranking.</w:t>
+        <w:t>t very low noise, such as noise_std_ratio = 0.1, the order is less stable because the mAP drops are very small. Small measurement variation can change the ranking.</w:t>
       </w:r>
     </w:p>
     <w:p/>
@@ -7296,15 +7086,7 @@
     <w:p>
       <w:r>
         <w:lastRenderedPageBreak/>
-        <w:t xml:space="preserve">However, when the noise becomes stronger, the ranking becomes much clearer. From </w:t>
-      </w:r>
-      <w:proofErr w:type="spellStart"/>
-      <w:r>
-        <w:t>noise_std_ratio</w:t>
-      </w:r>
-      <w:proofErr w:type="spellEnd"/>
-      <w:r>
-        <w:t xml:space="preserve"> = 0.5 to 1.0, the top sensitive layers are mostly stable:</w:t>
+        <w:t>However, when the noise becomes stronger, the ranking becomes much clearer. From noise_std_ratio = 0.5 to 1.0, the top sensitive layers are mostly stable:</w:t>
       </w:r>
     </w:p>
     <w:tbl>
@@ -7661,13 +7443,8 @@
           </w:tcPr>
           <w:p>
             <w:r>
-              <w:t xml:space="preserve">Layer 18 </w:t>
-            </w:r>
-            <w:proofErr w:type="spellStart"/>
-            <w:r>
-              <w:t>Concat</w:t>
-            </w:r>
-            <w:proofErr w:type="spellEnd"/>
+              <w:t>Layer 18 Concat</w:t>
+            </w:r>
           </w:p>
         </w:tc>
         <w:tc>
@@ -7676,13 +7453,8 @@
           </w:tcPr>
           <w:p>
             <w:r>
-              <w:t xml:space="preserve">Layer 11 </w:t>
-            </w:r>
-            <w:proofErr w:type="spellStart"/>
-            <w:r>
-              <w:t>Upsample</w:t>
-            </w:r>
-            <w:proofErr w:type="spellEnd"/>
+              <w:t>Layer 11 Upsample</w:t>
+            </w:r>
           </w:p>
         </w:tc>
         <w:tc>
@@ -7745,13 +7517,8 @@
           </w:tcPr>
           <w:p>
             <w:r>
-              <w:t xml:space="preserve">Layer 15 </w:t>
-            </w:r>
-            <w:proofErr w:type="spellStart"/>
-            <w:r>
-              <w:t>Concat</w:t>
-            </w:r>
-            <w:proofErr w:type="spellEnd"/>
+              <w:t>Layer 15 Concat</w:t>
+            </w:r>
           </w:p>
         </w:tc>
         <w:tc>
@@ -7770,13 +7537,8 @@
           </w:tcPr>
           <w:p>
             <w:r>
-              <w:t xml:space="preserve">Layer 18 </w:t>
-            </w:r>
-            <w:proofErr w:type="spellStart"/>
-            <w:r>
-              <w:t>Concat</w:t>
-            </w:r>
-            <w:proofErr w:type="spellEnd"/>
+              <w:t>Layer 18 Concat</w:t>
+            </w:r>
           </w:p>
         </w:tc>
         <w:tc>
@@ -7785,13 +7547,8 @@
           </w:tcPr>
           <w:p>
             <w:r>
-              <w:t xml:space="preserve">Layer 11 </w:t>
-            </w:r>
-            <w:proofErr w:type="spellStart"/>
-            <w:r>
-              <w:t>Upsample</w:t>
-            </w:r>
-            <w:proofErr w:type="spellEnd"/>
+              <w:t>Layer 11 Upsample</w:t>
+            </w:r>
           </w:p>
         </w:tc>
       </w:tr>
@@ -7844,13 +7601,8 @@
           </w:tcPr>
           <w:p>
             <w:r>
-              <w:t xml:space="preserve">Layer 21 </w:t>
-            </w:r>
-            <w:proofErr w:type="spellStart"/>
-            <w:r>
-              <w:t>Concat</w:t>
-            </w:r>
-            <w:proofErr w:type="spellEnd"/>
+              <w:t>Layer 21 Concat</w:t>
+            </w:r>
           </w:p>
         </w:tc>
         <w:tc>
@@ -7859,13 +7611,8 @@
           </w:tcPr>
           <w:p>
             <w:r>
-              <w:t xml:space="preserve">Layer 15 </w:t>
-            </w:r>
-            <w:proofErr w:type="spellStart"/>
-            <w:r>
-              <w:t>Concat</w:t>
-            </w:r>
-            <w:proofErr w:type="spellEnd"/>
+              <w:t>Layer 15 Concat</w:t>
+            </w:r>
           </w:p>
         </w:tc>
       </w:tr>
@@ -7898,13 +7645,8 @@
           </w:tcPr>
           <w:p>
             <w:r>
-              <w:t xml:space="preserve">Layer 21 </w:t>
-            </w:r>
-            <w:proofErr w:type="spellStart"/>
-            <w:r>
-              <w:t>Concat</w:t>
-            </w:r>
-            <w:proofErr w:type="spellEnd"/>
+              <w:t>Layer 21 Concat</w:t>
+            </w:r>
           </w:p>
         </w:tc>
         <w:tc>
@@ -7971,13 +7713,8 @@
           </w:tcPr>
           <w:p>
             <w:r>
-              <w:t xml:space="preserve">Layer 21 </w:t>
-            </w:r>
-            <w:proofErr w:type="spellStart"/>
-            <w:r>
-              <w:t>Concat</w:t>
-            </w:r>
-            <w:proofErr w:type="spellEnd"/>
+              <w:t>Layer 21 Concat</w:t>
+            </w:r>
           </w:p>
         </w:tc>
         <w:tc>
@@ -8043,13 +7780,8 @@
           </w:tcPr>
           <w:p>
             <w:r>
-              <w:t xml:space="preserve">Layer 21 </w:t>
-            </w:r>
-            <w:proofErr w:type="spellStart"/>
-            <w:r>
-              <w:t>Concat</w:t>
-            </w:r>
-            <w:proofErr w:type="spellEnd"/>
+              <w:t>Layer 21 Concat</w:t>
+            </w:r>
           </w:p>
         </w:tc>
         <w:tc>
@@ -8080,13 +7812,8 @@
           </w:tcPr>
           <w:p>
             <w:r>
-              <w:t xml:space="preserve">Layer 11 </w:t>
-            </w:r>
-            <w:proofErr w:type="spellStart"/>
-            <w:r>
-              <w:t>Upsample</w:t>
-            </w:r>
-            <w:proofErr w:type="spellEnd"/>
+              <w:t>Layer 11 Upsample</w:t>
+            </w:r>
           </w:p>
         </w:tc>
       </w:tr>
@@ -8119,13 +7846,8 @@
           </w:tcPr>
           <w:p>
             <w:r>
-              <w:t xml:space="preserve">Layer 21 </w:t>
-            </w:r>
-            <w:proofErr w:type="spellStart"/>
-            <w:r>
-              <w:t>Concat</w:t>
-            </w:r>
-            <w:proofErr w:type="spellEnd"/>
+              <w:t>Layer 21 Concat</w:t>
+            </w:r>
           </w:p>
         </w:tc>
         <w:tc>
@@ -8157,13 +7879,8 @@
           </w:tcPr>
           <w:p>
             <w:r>
-              <w:t xml:space="preserve">Layer 18 </w:t>
-            </w:r>
-            <w:proofErr w:type="spellStart"/>
-            <w:r>
-              <w:t>Concat</w:t>
-            </w:r>
-            <w:proofErr w:type="spellEnd"/>
+              <w:t>Layer 18 Concat</w:t>
+            </w:r>
           </w:p>
         </w:tc>
       </w:tr>
@@ -8185,13 +7902,8 @@
           </w:tcPr>
           <w:p>
             <w:r>
-              <w:t xml:space="preserve">Layer 21 </w:t>
-            </w:r>
-            <w:proofErr w:type="spellStart"/>
-            <w:r>
-              <w:t>Concat</w:t>
-            </w:r>
-            <w:proofErr w:type="spellEnd"/>
+              <w:t>Layer 21 Concat</w:t>
+            </w:r>
           </w:p>
         </w:tc>
         <w:tc>
@@ -8234,13 +7946,8 @@
           </w:tcPr>
           <w:p>
             <w:r>
-              <w:t xml:space="preserve">Layer 18 </w:t>
-            </w:r>
-            <w:proofErr w:type="spellStart"/>
-            <w:r>
-              <w:t>Concat</w:t>
-            </w:r>
-            <w:proofErr w:type="spellEnd"/>
+              <w:t>Layer 18 Concat</w:t>
+            </w:r>
           </w:p>
         </w:tc>
       </w:tr>
@@ -8262,13 +7969,8 @@
           </w:tcPr>
           <w:p>
             <w:r>
-              <w:t xml:space="preserve">Layer 21 </w:t>
-            </w:r>
-            <w:proofErr w:type="spellStart"/>
-            <w:r>
-              <w:t>Concat</w:t>
-            </w:r>
-            <w:proofErr w:type="spellEnd"/>
+              <w:t>Layer 21 Concat</w:t>
+            </w:r>
           </w:p>
         </w:tc>
         <w:tc>
@@ -8311,13 +8013,8 @@
           </w:tcPr>
           <w:p>
             <w:r>
-              <w:t xml:space="preserve">Layer 18 </w:t>
-            </w:r>
-            <w:proofErr w:type="spellStart"/>
-            <w:r>
-              <w:t>Concat</w:t>
-            </w:r>
-            <w:proofErr w:type="spellEnd"/>
+              <w:t>Layer 18 Concat</w:t>
+            </w:r>
           </w:p>
         </w:tc>
       </w:tr>
@@ -8339,13 +8036,8 @@
           </w:tcPr>
           <w:p>
             <w:r>
-              <w:t xml:space="preserve">Layer 21 </w:t>
-            </w:r>
-            <w:proofErr w:type="spellStart"/>
-            <w:r>
-              <w:t>Concat</w:t>
-            </w:r>
-            <w:proofErr w:type="spellEnd"/>
+              <w:t>Layer 21 Concat</w:t>
+            </w:r>
           </w:p>
         </w:tc>
         <w:tc>
@@ -8388,13 +8080,8 @@
           </w:tcPr>
           <w:p>
             <w:r>
-              <w:t xml:space="preserve">Layer 18 </w:t>
-            </w:r>
-            <w:proofErr w:type="spellStart"/>
-            <w:r>
-              <w:t>Concat</w:t>
-            </w:r>
-            <w:proofErr w:type="spellEnd"/>
+              <w:t>Layer 18 Concat</w:t>
+            </w:r>
           </w:p>
         </w:tc>
       </w:tr>
@@ -8564,16 +8251,11 @@
               <w:t>21</w:t>
             </w:r>
             <w:r>
-              <w:t xml:space="preserve"> </w:t>
-            </w:r>
-            <w:proofErr w:type="spellStart"/>
-            <w:r>
-              <w:t>Con</w:t>
+              <w:t xml:space="preserve"> Con</w:t>
             </w:r>
             <w:r>
               <w:t>cat</w:t>
             </w:r>
-            <w:proofErr w:type="spellEnd"/>
           </w:p>
         </w:tc>
       </w:tr>
@@ -8665,11 +8347,9 @@
             <w:r>
               <w:t xml:space="preserve"> </w:t>
             </w:r>
-            <w:proofErr w:type="spellStart"/>
             <w:r>
               <w:t>Concat</w:t>
             </w:r>
-            <w:proofErr w:type="spellEnd"/>
           </w:p>
         </w:tc>
       </w:tr>
@@ -8730,23 +8410,7 @@
     <w:p/>
     <w:p>
       <w:r>
-        <w:t xml:space="preserve">Although </w:t>
-      </w:r>
-      <w:proofErr w:type="spellStart"/>
-      <w:r>
-        <w:t>Concat</w:t>
-      </w:r>
-      <w:proofErr w:type="spellEnd"/>
-      <w:r>
-        <w:t xml:space="preserve"> and </w:t>
-      </w:r>
-      <w:proofErr w:type="spellStart"/>
-      <w:r>
-        <w:t>Upsample</w:t>
-      </w:r>
-      <w:proofErr w:type="spellEnd"/>
-      <w:r>
-        <w:t xml:space="preserve"> layers show low sensitivity, they have no trainable weights, so they are not normal weight-pruning targets. Therefore, the most useful low-sensitivity pruning candidates from this table are mainly Layer 7 Conv, Layer 20 Conv, Layer 17 Conv, and possibly Layer 6 C3k2</w:t>
+        <w:t>Although Concat and Upsample layers show low sensitivity, they have no trainable weights, so they are not normal weight-pruning targets. Therefore, the most useful low-sensitivity pruning candidates from this table are mainly Layer 7 Conv, Layer 20 Conv, Layer 17 Conv, and possibly Layer 6 C3k2</w:t>
       </w:r>
       <w:r>
         <w:t xml:space="preserve"> (Table 4.7)</w:t>
@@ -8828,15 +8492,7 @@
     </w:p>
     <w:p>
       <w:r>
-        <w:t xml:space="preserve">The SW </w:t>
-      </w:r>
-      <w:proofErr w:type="spellStart"/>
-      <w:r>
-        <w:t>prunability</w:t>
-      </w:r>
-      <w:proofErr w:type="spellEnd"/>
-      <w:r>
-        <w:t xml:space="preserve"> score is used as a preliminary metric to combine latency importance and accuracy sensitivity. The purpose is to identify layers that have relatively high latency but small accuracy degradation under error injection</w:t>
+        <w:t>The SW prunability score is used as a preliminary metric to combine latency importance and accuracy sensitivity. The purpose is to identify layers that have relatively high latency but small accuracy degradation under error injection</w:t>
       </w:r>
       <w:r>
         <w:t>:</w:t>
@@ -8849,21 +8505,7 @@
             <m:rPr>
               <m:nor/>
             </m:rPr>
-            <m:t>SW </m:t>
-          </m:r>
-          <w:proofErr w:type="spellStart"/>
-          <m:r>
-            <m:rPr>
-              <m:nor/>
-            </m:rPr>
-            <m:t>Prunability</m:t>
-          </m:r>
-          <w:proofErr w:type="spellEnd"/>
-          <m:r>
-            <m:rPr>
-              <m:nor/>
-            </m:rPr>
-            <m:t> Score</m:t>
+            <m:t>SW Prunability Score</m:t>
           </m:r>
           <m:r>
             <w:rPr>
@@ -8995,15 +8637,7 @@
         <w:t>…</w:t>
       </w:r>
       <w:r>
-        <w:t xml:space="preserve">) term prevents negative </w:t>
-      </w:r>
-      <w:proofErr w:type="spellStart"/>
-      <w:r>
-        <w:t>mAP</w:t>
-      </w:r>
-      <w:proofErr w:type="spellEnd"/>
-      <w:r>
-        <w:t xml:space="preserve"> drops from producing misleading scores, since small negative drops are likely caused by validation variation rather than real improvement.</w:t>
+        <w:t>) term prevents negative mAP drops from producing misleading scores, since small negative drops are likely caused by validation variation rather than real improvement.</w:t>
       </w:r>
     </w:p>
     <w:p>
@@ -9029,15 +8663,7 @@
     <w:p/>
     <w:p>
       <w:r>
-        <w:t xml:space="preserve">Layer profiling measures each layer’s latency and is useful for finding bottlenecks before pruning or quantization. Error injection measures sensitivity by adding noise to each layer output and checking the </w:t>
-      </w:r>
-      <w:proofErr w:type="spellStart"/>
-      <w:r>
-        <w:t>mAP</w:t>
-      </w:r>
-      <w:proofErr w:type="spellEnd"/>
-      <w:r>
-        <w:t xml:space="preserve"> drop.</w:t>
+        <w:t>Layer profiling measures each layer’s latency and is useful for finding bottlenecks before pruning or quantization. Error injection measures sensitivity by adding noise to each layer output and checking the mAP drop.</w:t>
       </w:r>
     </w:p>
     <w:tbl>
@@ -9098,15 +8724,7 @@
               <w:t>Latency</w:t>
             </w:r>
             <w:r>
-              <w:t xml:space="preserve"> (</w:t>
-            </w:r>
-            <w:proofErr w:type="spellStart"/>
-            <w:r>
-              <w:t>ms</w:t>
-            </w:r>
-            <w:proofErr w:type="spellEnd"/>
-            <w:r>
-              <w:t>)</w:t>
+              <w:t xml:space="preserve"> (ms)</w:t>
             </w:r>
           </w:p>
         </w:tc>
@@ -9578,11 +9196,9 @@
             <w:hideMark/>
           </w:tcPr>
           <w:p>
-            <w:proofErr w:type="spellStart"/>
             <w:r>
               <w:t>Concat</w:t>
             </w:r>
-            <w:proofErr w:type="spellEnd"/>
           </w:p>
         </w:tc>
         <w:tc>
@@ -10220,11 +9836,9 @@
             <w:hideMark/>
           </w:tcPr>
           <w:p>
-            <w:proofErr w:type="spellStart"/>
             <w:r>
               <w:t>Upsample</w:t>
             </w:r>
-            <w:proofErr w:type="spellEnd"/>
           </w:p>
         </w:tc>
         <w:tc>
@@ -10294,11 +9908,9 @@
             <w:hideMark/>
           </w:tcPr>
           <w:p>
-            <w:proofErr w:type="spellStart"/>
             <w:r>
               <w:t>Upsample</w:t>
             </w:r>
-            <w:proofErr w:type="spellEnd"/>
           </w:p>
         </w:tc>
         <w:tc>
@@ -10368,11 +9980,9 @@
             <w:hideMark/>
           </w:tcPr>
           <w:p>
-            <w:proofErr w:type="spellStart"/>
             <w:r>
               <w:t>Concat</w:t>
             </w:r>
-            <w:proofErr w:type="spellEnd"/>
           </w:p>
         </w:tc>
         <w:tc>
@@ -10442,11 +10052,9 @@
             <w:hideMark/>
           </w:tcPr>
           <w:p>
-            <w:proofErr w:type="spellStart"/>
             <w:r>
               <w:t>Concat</w:t>
             </w:r>
-            <w:proofErr w:type="spellEnd"/>
           </w:p>
         </w:tc>
         <w:tc>
@@ -10591,11 +10199,9 @@
             <w:hideMark/>
           </w:tcPr>
           <w:p>
-            <w:proofErr w:type="spellStart"/>
             <w:r>
               <w:t>Concat</w:t>
             </w:r>
-            <w:proofErr w:type="spellEnd"/>
           </w:p>
         </w:tc>
         <w:tc>
@@ -10865,15 +10471,7 @@
         <w:jc w:val="center"/>
       </w:pPr>
       <w:r>
-        <w:t xml:space="preserve">Table 5.1: SW </w:t>
-      </w:r>
-      <w:proofErr w:type="spellStart"/>
-      <w:r>
-        <w:t>Prunability</w:t>
-      </w:r>
-      <w:proofErr w:type="spellEnd"/>
-      <w:r>
-        <w:t xml:space="preserve"> Table, Sorted by SW Score, highest to lowest</w:t>
+        <w:t>Table 5.1: SW Prunability Table, Sorted by SW Score, highest to lowest</w:t>
       </w:r>
     </w:p>
     <w:p>
@@ -10894,21 +10492,8 @@
     </w:p>
     <w:p/>
     <w:p>
-      <w:proofErr w:type="spellStart"/>
-      <w:r>
-        <w:t>Concat</w:t>
-      </w:r>
-      <w:proofErr w:type="spellEnd"/>
-      <w:r>
-        <w:t xml:space="preserve"> and </w:t>
-      </w:r>
-      <w:proofErr w:type="spellStart"/>
-      <w:r>
-        <w:t>Upsample</w:t>
-      </w:r>
-      <w:proofErr w:type="spellEnd"/>
-      <w:r>
-        <w:t xml:space="preserve"> layers have zero parameters, so even if they receive a score, they are not normal weight-pruning targets. They are more related to model structure and feature fusion.</w:t>
+      <w:r>
+        <w:t>Concat and Upsample layers have zero parameters, so even if they receive a score, they are not normal weight-pruning targets. They are more related to model structure and feature fusion.</w:t>
       </w:r>
     </w:p>
     <w:p>
@@ -11034,13 +10619,8 @@
             <w:r>
               <w:t xml:space="preserve"> (</w:t>
             </w:r>
-            <w:proofErr w:type="spellStart"/>
-            <w:r>
-              <w:t>ms</w:t>
-            </w:r>
-            <w:proofErr w:type="spellEnd"/>
-            <w:r>
-              <w:t>/image</w:t>
+            <w:r>
+              <w:t>ms/image</w:t>
             </w:r>
             <w:r>
               <w:t>)</w:t>
@@ -11234,23 +10814,7 @@
         <w:t xml:space="preserve"> in Table 6.1</w:t>
       </w:r>
       <w:r>
-        <w:t xml:space="preserve">, the model latency decreased from 1.293 </w:t>
-      </w:r>
-      <w:proofErr w:type="spellStart"/>
-      <w:r>
-        <w:t>ms</w:t>
-      </w:r>
-      <w:proofErr w:type="spellEnd"/>
-      <w:r>
-        <w:t xml:space="preserve">/image to 0.666 </w:t>
-      </w:r>
-      <w:proofErr w:type="spellStart"/>
-      <w:r>
-        <w:t>ms</w:t>
-      </w:r>
-      <w:proofErr w:type="spellEnd"/>
-      <w:r>
-        <w:t>/image. This is around 48.48% latency reduction. The FPS increased from 773.145 FPS to 1500.656 FPS, which is about 1.94</w:t>
+        <w:t>, the model latency decreased from 1.293 ms/image to 0.666 ms/image. This is around 48.48% latency reduction. The FPS increased from 773.145 FPS to 1500.656 FPS, which is about 1.94</w:t>
       </w:r>
       <w:r>
         <w:t>x</w:t>
@@ -11264,26 +10828,13 @@
       <w:r>
         <w:t xml:space="preserve">The INT8 </w:t>
       </w:r>
-      <w:proofErr w:type="spellStart"/>
       <w:proofErr w:type="gramStart"/>
       <w:r>
-        <w:t>TensorRT</w:t>
-      </w:r>
-      <w:proofErr w:type="spellEnd"/>
-      <w:r>
-        <w:t xml:space="preserve"> .engine</w:t>
+        <w:t>TensorRT .engine</w:t>
       </w:r>
       <w:proofErr w:type="gramEnd"/>
       <w:r>
-        <w:t xml:space="preserve"> file is larger than the FP32 .pt file in Table 6.1. This does not necessarily mean that INT8 quantization increased the raw model weight size. The .pt file is a </w:t>
-      </w:r>
-      <w:proofErr w:type="spellStart"/>
-      <w:r>
-        <w:t>PyTorch</w:t>
-      </w:r>
-      <w:proofErr w:type="spellEnd"/>
-      <w:r>
-        <w:t xml:space="preserve"> model file, while </w:t>
+        <w:t xml:space="preserve"> file is larger than the FP32 .pt file in Table 6.1. This does not necessarily mean that INT8 quantization increased the raw model weight size. The .pt file is a PyTorch model file, while </w:t>
       </w:r>
       <w:proofErr w:type="gramStart"/>
       <w:r>
@@ -11291,15 +10842,7 @@
       </w:r>
       <w:proofErr w:type="gramEnd"/>
       <w:r>
-        <w:t xml:space="preserve"> file is a </w:t>
-      </w:r>
-      <w:proofErr w:type="spellStart"/>
-      <w:r>
-        <w:t>TensorRT</w:t>
-      </w:r>
-      <w:proofErr w:type="spellEnd"/>
-      <w:r>
-        <w:t xml:space="preserve"> serialized execution plan. </w:t>
+        <w:t xml:space="preserve"> file is a TensorRT serialized execution plan. </w:t>
       </w:r>
       <w:proofErr w:type="gramStart"/>
       <w:r>
@@ -11321,23 +10864,7 @@
     <w:p/>
     <w:p>
       <w:r>
-        <w:t xml:space="preserve">In this experiment, the verified benefit of INT8 PTQ is mainly the speed improvement, where latency decreased from 1.293 </w:t>
-      </w:r>
-      <w:proofErr w:type="spellStart"/>
-      <w:r>
-        <w:t>ms</w:t>
-      </w:r>
-      <w:proofErr w:type="spellEnd"/>
-      <w:r>
-        <w:t xml:space="preserve">/image to 0.666 </w:t>
-      </w:r>
-      <w:proofErr w:type="spellStart"/>
-      <w:r>
-        <w:t>ms</w:t>
-      </w:r>
-      <w:proofErr w:type="spellEnd"/>
-      <w:r>
-        <w:t xml:space="preserve">/image. A fair model-size comparison will be </w:t>
+        <w:t xml:space="preserve">In this experiment, the verified benefit of INT8 PTQ is mainly the speed improvement, where latency decreased from 1.293 ms/image to 0.666 ms/image. A fair model-size comparison will be </w:t>
       </w:r>
       <w:proofErr w:type="gramStart"/>
       <w:r>
@@ -11747,15 +11274,7 @@
               <w:t>Latency</w:t>
             </w:r>
             <w:r>
-              <w:t xml:space="preserve"> (</w:t>
-            </w:r>
-            <w:proofErr w:type="spellStart"/>
-            <w:r>
-              <w:t>ms</w:t>
-            </w:r>
-            <w:proofErr w:type="spellEnd"/>
-            <w:r>
-              <w:t>)</w:t>
+              <w:t xml:space="preserve"> (ms)</w:t>
             </w:r>
           </w:p>
         </w:tc>
@@ -13387,15 +12906,7 @@
               <w:t>Latency</w:t>
             </w:r>
             <w:r>
-              <w:t xml:space="preserve"> (</w:t>
-            </w:r>
-            <w:proofErr w:type="spellStart"/>
-            <w:r>
-              <w:t>ms</w:t>
-            </w:r>
-            <w:proofErr w:type="spellEnd"/>
-            <w:r>
-              <w:t>)</w:t>
+              <w:t xml:space="preserve"> (ms)</w:t>
             </w:r>
           </w:p>
         </w:tc>
@@ -14870,15 +14381,7 @@
         <w:t>For Table 7.2, t</w:t>
       </w:r>
       <w:r>
-        <w:t xml:space="preserve">he unstructured pruning result shows very small mAP50-95 changes. Some layers even showed slightly negative </w:t>
-      </w:r>
-      <w:proofErr w:type="spellStart"/>
-      <w:r>
-        <w:t>mAP</w:t>
-      </w:r>
-      <w:proofErr w:type="spellEnd"/>
-      <w:r>
-        <w:t xml:space="preserve"> drops. These small negative drops are likely caused by normal validation variation, not real accuracy improvement.</w:t>
+        <w:t>he unstructured pruning result shows very small mAP50-95 changes. Some layers even showed slightly negative mAP drops. These small negative drops are likely caused by normal validation variation, not real accuracy improvement.</w:t>
       </w:r>
     </w:p>
     <w:p/>
@@ -14937,26 +14440,13 @@
     </w:p>
     <w:p>
       <w:r>
-        <w:t xml:space="preserve">There are many pruning combinations; I may try more experience in this field later (depending on the SW </w:t>
-      </w:r>
-      <w:proofErr w:type="spellStart"/>
-      <w:r>
-        <w:t>prunability</w:t>
-      </w:r>
-      <w:proofErr w:type="spellEnd"/>
+        <w:t>There are many pruning combinations; I may try more experience in this field later (depending on the SW prunability</w:t>
+      </w:r>
       <w:r>
         <w:t xml:space="preserve">; and </w:t>
       </w:r>
       <w:r>
-        <w:t xml:space="preserve">on the </w:t>
-      </w:r>
-      <w:proofErr w:type="spellStart"/>
-      <w:r>
-        <w:t>prunability</w:t>
-      </w:r>
-      <w:proofErr w:type="spellEnd"/>
-      <w:r>
-        <w:t xml:space="preserve"> achieved for each layer</w:t>
+        <w:t>on the prunability achieved for each layer</w:t>
       </w:r>
       <w:r>
         <w:t>).</w:t>
@@ -16046,23 +15536,13 @@
                 <w:bCs w:val="0"/>
               </w:rPr>
             </w:pPr>
-            <w:proofErr w:type="spellStart"/>
             <w:r>
               <w:rPr>
                 <w:rStyle w:val="Strong"/>
                 <w:b w:val="0"/>
                 <w:bCs w:val="0"/>
               </w:rPr>
-              <w:t>YOLOx</w:t>
-            </w:r>
-            <w:proofErr w:type="spellEnd"/>
-            <w:r>
-              <w:rPr>
-                <w:rStyle w:val="Strong"/>
-                <w:b w:val="0"/>
-                <w:bCs w:val="0"/>
-              </w:rPr>
-              <w:t xml:space="preserve"> bad-weather vehicle detection</w:t>
+              <w:t>YOLOx bad-weather vehicle detection</w:t>
             </w:r>
           </w:p>
           <w:p>
@@ -16128,11 +15608,9 @@
             <w:shd w:val="clear" w:color="auto" w:fill="FBE4D5" w:themeFill="accent2" w:themeFillTint="33"/>
           </w:tcPr>
           <w:p>
-            <w:proofErr w:type="spellStart"/>
             <w:r>
               <w:t>YOLOx</w:t>
             </w:r>
-            <w:proofErr w:type="spellEnd"/>
           </w:p>
         </w:tc>
       </w:tr>
@@ -16677,16 +16155,11 @@
             <w:shd w:val="clear" w:color="auto" w:fill="FFF2CC" w:themeFill="accent4" w:themeFillTint="33"/>
           </w:tcPr>
           <w:p>
-            <w:proofErr w:type="spellStart"/>
             <w:r>
               <w:t>T</w:t>
             </w:r>
             <w:r>
-              <w:t>affic</w:t>
-            </w:r>
-            <w:proofErr w:type="spellEnd"/>
-            <w:r>
-              <w:t xml:space="preserve"> signs</w:t>
+              <w:t>affic signs</w:t>
             </w:r>
           </w:p>
         </w:tc>
@@ -16855,17 +16328,8 @@
           </w:tcPr>
           <w:p>
             <w:r>
-              <w:t xml:space="preserve">Adverse weather, including defogging, </w:t>
-            </w:r>
-            <w:proofErr w:type="spellStart"/>
-            <w:r>
-              <w:t>deraining</w:t>
-            </w:r>
-            <w:proofErr w:type="spellEnd"/>
-            <w:r>
-              <w:t xml:space="preserve">, </w:t>
-            </w:r>
-            <w:proofErr w:type="spellStart"/>
+              <w:t xml:space="preserve">Adverse weather, including defogging, deraining, </w:t>
+            </w:r>
             <w:r>
               <w:rPr>
                 <w:rStyle w:val="Strong"/>
@@ -16874,7 +16338,6 @@
               </w:rPr>
               <w:t>desnowing</w:t>
             </w:r>
-            <w:proofErr w:type="spellEnd"/>
             <w:r>
               <w:t>, and enhancement</w:t>
             </w:r>
@@ -17265,15 +16728,7 @@
         </w:numPr>
       </w:pPr>
       <w:r>
-        <w:t xml:space="preserve">Many YOLO papers report </w:t>
-      </w:r>
-      <w:proofErr w:type="spellStart"/>
-      <w:r>
-        <w:t>mAP</w:t>
-      </w:r>
-      <w:proofErr w:type="spellEnd"/>
-      <w:r>
-        <w:t xml:space="preserve"> improvement, but fewer papers deeply test real-time deployment on low-power devices.</w:t>
+        <w:t>Many YOLO papers report mAP improvement, but fewer papers deeply test real-time deployment on low-power devices.</w:t>
       </w:r>
     </w:p>
     <w:p>
@@ -17285,15 +16740,7 @@
         </w:numPr>
       </w:pPr>
       <w:r>
-        <w:t xml:space="preserve">Existing snow traffic YOLO papers often use YOLOv5, YOLOv7, YOLOv8, </w:t>
-      </w:r>
-      <w:proofErr w:type="spellStart"/>
-      <w:r>
-        <w:t>YOLOx</w:t>
-      </w:r>
-      <w:proofErr w:type="spellEnd"/>
-      <w:r>
-        <w:t>, or YOLO11. There is still limited work applying very new YOLO versions such as YOLO26 directly to snow traffic detection.</w:t>
+        <w:t>Existing snow traffic YOLO papers often use YOLOv5, YOLOv7, YOLOv8, YOLOx, or YOLO11. There is still limited work applying very new YOLO versions such as YOLO26 directly to snow traffic detection.</w:t>
       </w:r>
     </w:p>
     <w:p>
@@ -17479,15 +16926,7 @@
         <w:t xml:space="preserve"> devices or</w:t>
       </w:r>
       <w:r>
-        <w:t xml:space="preserve"> GPU, not only </w:t>
-      </w:r>
-      <w:proofErr w:type="spellStart"/>
-      <w:r>
-        <w:t>mAP</w:t>
-      </w:r>
-      <w:proofErr w:type="spellEnd"/>
-      <w:r>
-        <w:t>.</w:t>
+        <w:t xml:space="preserve"> GPU, not only mAP.</w:t>
       </w:r>
       <w:r>
         <w:t xml:space="preserve"> (we are doing)</w:t>
@@ -17508,15 +16947,7 @@
         </w:numPr>
       </w:pPr>
       <w:r>
-        <w:t xml:space="preserve">Compare YOLO26n with YOLOv8n, YOLOv11n, or </w:t>
-      </w:r>
-      <w:proofErr w:type="spellStart"/>
-      <w:r>
-        <w:t>YOLOx</w:t>
-      </w:r>
-      <w:proofErr w:type="spellEnd"/>
-      <w:r>
-        <w:t xml:space="preserve"> to see whether newer YOLO models improve accuracy and real-time performance in snowy traffic scenes.</w:t>
+        <w:t>Compare YOLO26n with YOLOv8n, YOLOv11n, or YOLOx to see whether newer YOLO models improve accuracy and real-time performance in snowy traffic scenes.</w:t>
       </w:r>
     </w:p>
     <w:p/>
@@ -17669,15 +17100,7 @@
         <w:t>Profiling</w:t>
       </w:r>
       <w:r>
-        <w:t xml:space="preserve"> was then performed using both layer-based and end-to-end methods. The layer-based result showed that the C3k2 layers had high latency, meaning they are important candidates for later optimization. End-to-end profiling showed that the trained model achieved around 1.292 </w:t>
-      </w:r>
-      <w:proofErr w:type="spellStart"/>
-      <w:r>
-        <w:t>ms</w:t>
-      </w:r>
-      <w:proofErr w:type="spellEnd"/>
-      <w:r>
-        <w:t>/image latency and about 774 FPS on the validation split, indicating strong real-time inference potential.</w:t>
+        <w:t xml:space="preserve"> was then performed using both layer-based and end-to-end methods. The layer-based result showed that the C3k2 layers had high latency, meaning they are important candidates for later optimization. End-to-end profiling showed that the trained model achieved around 1.292 ms/image latency and about 774 FPS on the validation split, indicating strong real-time inference potential.</w:t>
       </w:r>
     </w:p>
     <w:p/>
@@ -17690,15 +17113,7 @@
         <w:t>Error injections</w:t>
       </w:r>
       <w:r>
-        <w:t xml:space="preserve"> were used to study layer sensitivity by adding Gaussian noise to each layer output and measuring the </w:t>
-      </w:r>
-      <w:proofErr w:type="spellStart"/>
-      <w:r>
-        <w:t>mAP</w:t>
-      </w:r>
-      <w:proofErr w:type="spellEnd"/>
-      <w:r>
-        <w:t xml:space="preserve"> drop. The results showed that sensitivity changes at low noise levels; but becomes more stable under stronger noise. Layer 0 Conv, Layer 1 Conv, and Layer 3 Conv were consistently the most sensitive layers, so they should not be aggressively modified. Some deeper C3k2 layers, especially Layer 16, Layer 19, and Layer 22, also showed noticeable sensitivity.</w:t>
+        <w:t xml:space="preserve"> were used to study layer sensitivity by adding Gaussian noise to each layer output and measuring the mAP drop. The results showed that sensitivity changes at low noise levels; but becomes more stable under stronger noise. Layer 0 Conv, Layer 1 Conv, and Layer 3 Conv were consistently the most sensitive layers, so they should not be aggressively modified. Some deeper C3k2 layers, especially Layer 16, Layer 19, and Layer 22, also showed noticeable sensitivity.</w:t>
       </w:r>
     </w:p>
     <w:p/>
@@ -17711,17 +17126,8 @@
           <w:b/>
           <w:bCs/>
         </w:rPr>
-        <w:t xml:space="preserve">SW </w:t>
-      </w:r>
-      <w:proofErr w:type="spellStart"/>
-      <w:r>
-        <w:rPr>
-          <w:b/>
-          <w:bCs/>
-        </w:rPr>
-        <w:t>prunability</w:t>
-      </w:r>
-      <w:proofErr w:type="spellEnd"/>
+        <w:t>SW prunability</w:t>
+      </w:r>
       <w:r>
         <w:t xml:space="preserve"> score was calculated using latency and accuracy sensitivity. The strongest software pruning candidates were Layer 7 Conv, Layer 6 C3k2, Layer 20 Conv, Layer 10 C2PSA, Layer 13 C3k2, and some later C3k2 layers. In contrast, early Conv layers had low pruning scores because they caused large accuracy drops when disturbed.</w:t>
       </w:r>
@@ -17736,23 +17142,7 @@
         <w:t>Quantization</w:t>
       </w:r>
       <w:r>
-        <w:t xml:space="preserve"> was tested using INT8 post-training quantization. The INT8 model reduced latency from about 1.293 </w:t>
-      </w:r>
-      <w:proofErr w:type="spellStart"/>
-      <w:r>
-        <w:t>ms</w:t>
-      </w:r>
-      <w:proofErr w:type="spellEnd"/>
-      <w:r>
-        <w:t xml:space="preserve">/image to 0.666 </w:t>
-      </w:r>
-      <w:proofErr w:type="spellStart"/>
-      <w:r>
-        <w:t>ms</w:t>
-      </w:r>
-      <w:proofErr w:type="spellEnd"/>
-      <w:r>
-        <w:t>/image, increasing FPS from about 773 FPS to 1501 FPS. However, mAP50-95 dropped from 0.507 to 0.456, showing a clear speed-accuracy trade-off.</w:t>
+        <w:t xml:space="preserve"> was tested using INT8 post-training quantization. The INT8 model reduced latency from about 1.293 ms/image to 0.666 ms/image, increasing FPS from about 773 FPS to 1501 FPS. However, mAP50-95 dropped from 0.507 to 0.456, showing a clear speed-accuracy trade-off.</w:t>
       </w:r>
     </w:p>
     <w:p/>
@@ -17835,15 +17225,7 @@
         <w:ind w:left="440" w:hangingChars="200" w:hanging="440"/>
       </w:pPr>
       <w:r>
-        <w:t xml:space="preserve">[2] </w:t>
-      </w:r>
-      <w:proofErr w:type="spellStart"/>
-      <w:r>
-        <w:t>Sakaridis</w:t>
-      </w:r>
-      <w:proofErr w:type="spellEnd"/>
-      <w:r>
-        <w:t xml:space="preserve"> et al., ACDC: The Adverse Conditions Dataset with Correspondences for Robust Semantic Driving Scene Perception, 2025. </w:t>
+        <w:t xml:space="preserve">[2] Sakaridis et al., ACDC: The Adverse Conditions Dataset with Correspondences for Robust Semantic Driving Scene Perception, 2025. </w:t>
       </w:r>
       <w:hyperlink r:id="rId17" w:history="1">
         <w:r>
@@ -17864,15 +17246,7 @@
         <w:ind w:left="440" w:hangingChars="200" w:hanging="440"/>
       </w:pPr>
       <w:r>
-        <w:t xml:space="preserve">[3] </w:t>
-      </w:r>
-      <w:proofErr w:type="spellStart"/>
-      <w:r>
-        <w:t>Pitropov</w:t>
-      </w:r>
-      <w:proofErr w:type="spellEnd"/>
-      <w:r>
-        <w:t xml:space="preserve"> et al., Canadian Adverse Driving Conditions Dataset, 2020. </w:t>
+        <w:t xml:space="preserve">[3] Pitropov et al., Canadian Adverse Driving Conditions Dataset, 2020. </w:t>
       </w:r>
       <w:hyperlink r:id="rId18" w:history="1">
         <w:r>
@@ -17998,15 +17372,7 @@
         <w:ind w:left="440" w:hangingChars="200" w:hanging="440"/>
       </w:pPr>
       <w:r>
-        <w:t xml:space="preserve">[9] Ashraf et al., Analyzing Performance of </w:t>
-      </w:r>
-      <w:proofErr w:type="spellStart"/>
-      <w:r>
-        <w:t>YOLOx</w:t>
-      </w:r>
-      <w:proofErr w:type="spellEnd"/>
-      <w:r>
-        <w:t xml:space="preserve"> for Detecting Vehicles in Bad Weather Conditions, 2024. </w:t>
+        <w:t xml:space="preserve">[9] Ashraf et al., Analyzing Performance of YOLOx for Detecting Vehicles in Bad Weather Conditions, 2024. </w:t>
       </w:r>
       <w:hyperlink r:id="rId24" w:history="1">
         <w:r>
@@ -18048,23 +17414,7 @@
         <w:ind w:left="440" w:hangingChars="200" w:hanging="440"/>
       </w:pPr>
       <w:r>
-        <w:t xml:space="preserve">[11] </w:t>
-      </w:r>
-      <w:proofErr w:type="spellStart"/>
-      <w:r>
-        <w:t>Kenk</w:t>
-      </w:r>
-      <w:proofErr w:type="spellEnd"/>
-      <w:r>
-        <w:t xml:space="preserve"> and </w:t>
-      </w:r>
-      <w:proofErr w:type="spellStart"/>
-      <w:r>
-        <w:t>Hassaballah</w:t>
-      </w:r>
-      <w:proofErr w:type="spellEnd"/>
-      <w:r>
-        <w:t xml:space="preserve">, DAWN: Vehicle Detection in Adverse Weather Nature Dataset, 2020. </w:t>
+        <w:t xml:space="preserve">[11] Kenk and Hassaballah, DAWN: Vehicle Detection in Adverse Weather Nature Dataset, 2020. </w:t>
       </w:r>
       <w:hyperlink r:id="rId26" w:history="1">
         <w:r>
@@ -18169,23 +17519,7 @@
         <w:ind w:left="440" w:hangingChars="200" w:hanging="440"/>
       </w:pPr>
       <w:r>
-        <w:t xml:space="preserve">[16] </w:t>
-      </w:r>
-      <w:proofErr w:type="spellStart"/>
-      <w:r>
-        <w:t>Jocher</w:t>
-      </w:r>
-      <w:proofErr w:type="spellEnd"/>
-      <w:r>
-        <w:t xml:space="preserve"> et al., </w:t>
-      </w:r>
-      <w:proofErr w:type="spellStart"/>
-      <w:r>
-        <w:t>Ultralytics</w:t>
-      </w:r>
-      <w:proofErr w:type="spellEnd"/>
-      <w:r>
-        <w:t xml:space="preserve"> YOLO26: Unified Real-Time End-to-End Vision Models, 2026. </w:t>
+        <w:t xml:space="preserve">[16] Jocher et al., Ultralytics YOLO26: Unified Real-Time End-to-End Vision Models, 2026. </w:t>
       </w:r>
       <w:hyperlink r:id="rId31" w:history="1">
         <w:r>
@@ -18233,15 +17567,7 @@
         <w:t>8</w:t>
       </w:r>
       <w:r>
-        <w:t xml:space="preserve">] </w:t>
-      </w:r>
-      <w:proofErr w:type="spellStart"/>
-      <w:r>
-        <w:t>Mokayed</w:t>
-      </w:r>
-      <w:proofErr w:type="spellEnd"/>
-      <w:r>
-        <w:t xml:space="preserve"> et al., Enhancing Object Detection in Snowy Conditions: Evaluating YOLO v9 Models with Augmentation Techniques, 2024. </w:t>
+        <w:t xml:space="preserve">] Mokayed et al., Enhancing Object Detection in Snowy Conditions: Evaluating YOLO v9 Models with Augmentation Techniques, 2024. </w:t>
       </w:r>
       <w:hyperlink r:id="rId33" w:history="1">
         <w:r>
